--- a/Selenium_WebDriver/reports/Notification_Test_Report.docx
+++ b/Selenium_WebDriver/reports/Notification_Test_Report.docx
@@ -14,6 +14,14 @@
         <w:t>BÁO CÁO KẾT QUẢ KIỂM THỬ TỰ ĐỘNG</w:t>
         <w:br/>
         <w:t>CHỨC NĂNG THÔNG BÁO</w:t>
+      </w:r>
+    </w:p>
+    <w:p>
+      <w:pPr>
+        <w:jc w:val="center"/>
+      </w:pPr>
+      <w:r>
+        <w:t>Thời gian tạo báo cáo: 28/08/2026 10:23:39</w:t>
       </w:r>
     </w:p>
     <w:p/>
@@ -74,7 +82,7 @@
           </w:tcPr>
           <w:p>
             <w:r>
-              <w:t>9</w:t>
+              <w:t>1</w:t>
             </w:r>
           </w:p>
         </w:tc>
@@ -96,7 +104,7 @@
           </w:tcPr>
           <w:p>
             <w:r>
-              <w:t>8</w:t>
+              <w:t>0</w:t>
             </w:r>
           </w:p>
         </w:tc>
@@ -184,14 +192,17 @@
         <w:tblLook w:firstColumn="1" w:firstRow="1" w:lastColumn="0" w:lastRow="0" w:noHBand="0" w:noVBand="1" w:val="04A0"/>
       </w:tblPr>
       <w:tblGrid>
-        <w:gridCol w:w="2880"/>
-        <w:gridCol w:w="2880"/>
-        <w:gridCol w:w="2880"/>
+        <w:gridCol w:w="1440"/>
+        <w:gridCol w:w="1440"/>
+        <w:gridCol w:w="1440"/>
+        <w:gridCol w:w="1440"/>
+        <w:gridCol w:w="1440"/>
+        <w:gridCol w:w="1440"/>
       </w:tblGrid>
       <w:tr>
         <w:tc>
           <w:tcPr>
-            <w:tcW w:type="dxa" w:w="2880"/>
+            <w:tcW w:type="dxa" w:w="1440"/>
           </w:tcPr>
           <w:p>
             <w:r>
@@ -201,7 +212,7 @@
         </w:tc>
         <w:tc>
           <w:tcPr>
-            <w:tcW w:type="dxa" w:w="2880"/>
+            <w:tcW w:type="dxa" w:w="1440"/>
           </w:tcPr>
           <w:p>
             <w:r>
@@ -211,7 +222,37 @@
         </w:tc>
         <w:tc>
           <w:tcPr>
-            <w:tcW w:type="dxa" w:w="2880"/>
+            <w:tcW w:type="dxa" w:w="1440"/>
+          </w:tcPr>
+          <w:p>
+            <w:r>
+              <w:t>Thời gian</w:t>
+            </w:r>
+          </w:p>
+        </w:tc>
+        <w:tc>
+          <w:tcPr>
+            <w:tcW w:type="dxa" w:w="1440"/>
+          </w:tcPr>
+          <w:p>
+            <w:r>
+              <w:t>Duration (s)</w:t>
+            </w:r>
+          </w:p>
+        </w:tc>
+        <w:tc>
+          <w:tcPr>
+            <w:tcW w:type="dxa" w:w="1440"/>
+          </w:tcPr>
+          <w:p>
+            <w:r>
+              <w:t>Screenshot</w:t>
+            </w:r>
+          </w:p>
+        </w:tc>
+        <w:tc>
+          <w:tcPr>
+            <w:tcW w:type="dxa" w:w="1440"/>
           </w:tcPr>
           <w:p>
             <w:r>
@@ -223,247 +264,7 @@
       <w:tr>
         <w:tc>
           <w:tcPr>
-            <w:tcW w:type="dxa" w:w="2880"/>
-          </w:tcPr>
-          <w:p>
-            <w:r>
-              <w:t>TC-NOTIFICATION-001</w:t>
-            </w:r>
-          </w:p>
-        </w:tc>
-        <w:tc>
-          <w:tcPr>
-            <w:tcW w:type="dxa" w:w="2880"/>
-          </w:tcPr>
-          <w:p>
-            <w:r>
-              <w:t>PASSED</w:t>
-            </w:r>
-          </w:p>
-        </w:tc>
-        <w:tc>
-          <w:tcPr>
-            <w:tcW w:type="dxa" w:w="2880"/>
-          </w:tcPr>
-          <w:p>
-            <w:r/>
-          </w:p>
-        </w:tc>
-      </w:tr>
-      <w:tr>
-        <w:tc>
-          <w:tcPr>
-            <w:tcW w:type="dxa" w:w="2880"/>
-          </w:tcPr>
-          <w:p>
-            <w:r>
-              <w:t>TC-NOTIFICATION-002</w:t>
-            </w:r>
-          </w:p>
-        </w:tc>
-        <w:tc>
-          <w:tcPr>
-            <w:tcW w:type="dxa" w:w="2880"/>
-          </w:tcPr>
-          <w:p>
-            <w:r>
-              <w:t>PASSED</w:t>
-            </w:r>
-          </w:p>
-        </w:tc>
-        <w:tc>
-          <w:tcPr>
-            <w:tcW w:type="dxa" w:w="2880"/>
-          </w:tcPr>
-          <w:p>
-            <w:r/>
-          </w:p>
-        </w:tc>
-      </w:tr>
-      <w:tr>
-        <w:tc>
-          <w:tcPr>
-            <w:tcW w:type="dxa" w:w="2880"/>
-          </w:tcPr>
-          <w:p>
-            <w:r>
-              <w:t>TC-NOTIFICATION-003</w:t>
-            </w:r>
-          </w:p>
-        </w:tc>
-        <w:tc>
-          <w:tcPr>
-            <w:tcW w:type="dxa" w:w="2880"/>
-          </w:tcPr>
-          <w:p>
-            <w:r>
-              <w:t>PASSED</w:t>
-            </w:r>
-          </w:p>
-        </w:tc>
-        <w:tc>
-          <w:tcPr>
-            <w:tcW w:type="dxa" w:w="2880"/>
-          </w:tcPr>
-          <w:p>
-            <w:r/>
-          </w:p>
-        </w:tc>
-      </w:tr>
-      <w:tr>
-        <w:tc>
-          <w:tcPr>
-            <w:tcW w:type="dxa" w:w="2880"/>
-          </w:tcPr>
-          <w:p>
-            <w:r>
-              <w:t>TC-NOTIFICATION-004</w:t>
-            </w:r>
-          </w:p>
-        </w:tc>
-        <w:tc>
-          <w:tcPr>
-            <w:tcW w:type="dxa" w:w="2880"/>
-          </w:tcPr>
-          <w:p>
-            <w:r>
-              <w:t>PASSED</w:t>
-            </w:r>
-          </w:p>
-        </w:tc>
-        <w:tc>
-          <w:tcPr>
-            <w:tcW w:type="dxa" w:w="2880"/>
-          </w:tcPr>
-          <w:p>
-            <w:r/>
-          </w:p>
-        </w:tc>
-      </w:tr>
-      <w:tr>
-        <w:tc>
-          <w:tcPr>
-            <w:tcW w:type="dxa" w:w="2880"/>
-          </w:tcPr>
-          <w:p>
-            <w:r>
-              <w:t>TC-NOTIFICATION-005</w:t>
-            </w:r>
-          </w:p>
-        </w:tc>
-        <w:tc>
-          <w:tcPr>
-            <w:tcW w:type="dxa" w:w="2880"/>
-          </w:tcPr>
-          <w:p>
-            <w:r>
-              <w:t>PASSED</w:t>
-            </w:r>
-          </w:p>
-        </w:tc>
-        <w:tc>
-          <w:tcPr>
-            <w:tcW w:type="dxa" w:w="2880"/>
-          </w:tcPr>
-          <w:p>
-            <w:r/>
-          </w:p>
-        </w:tc>
-      </w:tr>
-      <w:tr>
-        <w:tc>
-          <w:tcPr>
-            <w:tcW w:type="dxa" w:w="2880"/>
-          </w:tcPr>
-          <w:p>
-            <w:r>
-              <w:t>TC-NOTIFICATION-006</w:t>
-            </w:r>
-          </w:p>
-        </w:tc>
-        <w:tc>
-          <w:tcPr>
-            <w:tcW w:type="dxa" w:w="2880"/>
-          </w:tcPr>
-          <w:p>
-            <w:r>
-              <w:t>PASSED</w:t>
-            </w:r>
-          </w:p>
-        </w:tc>
-        <w:tc>
-          <w:tcPr>
-            <w:tcW w:type="dxa" w:w="2880"/>
-          </w:tcPr>
-          <w:p>
-            <w:r/>
-          </w:p>
-        </w:tc>
-      </w:tr>
-      <w:tr>
-        <w:tc>
-          <w:tcPr>
-            <w:tcW w:type="dxa" w:w="2880"/>
-          </w:tcPr>
-          <w:p>
-            <w:r>
-              <w:t>TC-NOTIFICATION-007</w:t>
-            </w:r>
-          </w:p>
-        </w:tc>
-        <w:tc>
-          <w:tcPr>
-            <w:tcW w:type="dxa" w:w="2880"/>
-          </w:tcPr>
-          <w:p>
-            <w:r>
-              <w:t>PASSED</w:t>
-            </w:r>
-          </w:p>
-        </w:tc>
-        <w:tc>
-          <w:tcPr>
-            <w:tcW w:type="dxa" w:w="2880"/>
-          </w:tcPr>
-          <w:p>
-            <w:r/>
-          </w:p>
-        </w:tc>
-      </w:tr>
-      <w:tr>
-        <w:tc>
-          <w:tcPr>
-            <w:tcW w:type="dxa" w:w="2880"/>
-          </w:tcPr>
-          <w:p>
-            <w:r>
-              <w:t>TC-NOTIFICATION-008</w:t>
-            </w:r>
-          </w:p>
-        </w:tc>
-        <w:tc>
-          <w:tcPr>
-            <w:tcW w:type="dxa" w:w="2880"/>
-          </w:tcPr>
-          <w:p>
-            <w:r>
-              <w:t>PASSED</w:t>
-            </w:r>
-          </w:p>
-        </w:tc>
-        <w:tc>
-          <w:tcPr>
-            <w:tcW w:type="dxa" w:w="2880"/>
-          </w:tcPr>
-          <w:p>
-            <w:r/>
-          </w:p>
-        </w:tc>
-      </w:tr>
-      <w:tr>
-        <w:tc>
-          <w:tcPr>
-            <w:tcW w:type="dxa" w:w="2880"/>
+            <w:tcW w:type="dxa" w:w="1440"/>
           </w:tcPr>
           <w:p>
             <w:r>
@@ -473,7 +274,7 @@
         </w:tc>
         <w:tc>
           <w:tcPr>
-            <w:tcW w:type="dxa" w:w="2880"/>
+            <w:tcW w:type="dxa" w:w="1440"/>
           </w:tcPr>
           <w:p>
             <w:r>
@@ -483,11 +284,39 @@
         </w:tc>
         <w:tc>
           <w:tcPr>
-            <w:tcW w:type="dxa" w:w="2880"/>
+            <w:tcW w:type="dxa" w:w="1440"/>
           </w:tcPr>
           <w:p>
             <w:r>
-              <w:t>KNOWN BUG - TC-NOTIFICATION-009 | STEP 8 | Trước khi cập nhật có 251 notification, sau khi cập nhật có 251. Hồ sơ bệnh án cập nhật thành công nhưng Patient không nhận được notification mới.</w:t>
+              <w:t>28/08/2026 10:23:37</w:t>
+            </w:r>
+          </w:p>
+        </w:tc>
+        <w:tc>
+          <w:tcPr>
+            <w:tcW w:type="dxa" w:w="1440"/>
+          </w:tcPr>
+          <w:p>
+            <w:r>
+              <w:t>59.57</w:t>
+            </w:r>
+          </w:p>
+        </w:tc>
+        <w:tc>
+          <w:tcPr>
+            <w:tcW w:type="dxa" w:w="1440"/>
+          </w:tcPr>
+          <w:p>
+            <w:r/>
+          </w:p>
+        </w:tc>
+        <w:tc>
+          <w:tcPr>
+            <w:tcW w:type="dxa" w:w="1440"/>
+          </w:tcPr>
+          <w:p>
+            <w:r>
+              <w:t>KNOWN BUG - TC-NOTIFICATION-009 | STEP 8 | Trước khi cập nhật có 259 notification, sau khi cập nhật có 259. Hồ sơ bệnh án cập nhật thành công nhưng Patient không nhận được notification mới.</w:t>
             </w:r>
           </w:p>
         </w:tc>
@@ -509,16 +338,17 @@
         <w:tblLook w:firstColumn="1" w:firstRow="1" w:lastColumn="0" w:lastRow="0" w:noHBand="0" w:noVBand="1" w:val="04A0"/>
       </w:tblPr>
       <w:tblGrid>
-        <w:gridCol w:w="1728"/>
-        <w:gridCol w:w="1728"/>
-        <w:gridCol w:w="1728"/>
-        <w:gridCol w:w="1728"/>
-        <w:gridCol w:w="1728"/>
+        <w:gridCol w:w="1440"/>
+        <w:gridCol w:w="1440"/>
+        <w:gridCol w:w="1440"/>
+        <w:gridCol w:w="1440"/>
+        <w:gridCol w:w="1440"/>
+        <w:gridCol w:w="1440"/>
       </w:tblGrid>
       <w:tr>
         <w:tc>
           <w:tcPr>
-            <w:tcW w:type="dxa" w:w="1728"/>
+            <w:tcW w:type="dxa" w:w="1440"/>
           </w:tcPr>
           <w:p>
             <w:r>
@@ -528,7 +358,7 @@
         </w:tc>
         <w:tc>
           <w:tcPr>
-            <w:tcW w:type="dxa" w:w="1728"/>
+            <w:tcW w:type="dxa" w:w="1440"/>
           </w:tcPr>
           <w:p>
             <w:r>
@@ -538,7 +368,7 @@
         </w:tc>
         <w:tc>
           <w:tcPr>
-            <w:tcW w:type="dxa" w:w="1728"/>
+            <w:tcW w:type="dxa" w:w="1440"/>
           </w:tcPr>
           <w:p>
             <w:r>
@@ -548,7 +378,17 @@
         </w:tc>
         <w:tc>
           <w:tcPr>
-            <w:tcW w:type="dxa" w:w="1728"/>
+            <w:tcW w:type="dxa" w:w="1440"/>
+          </w:tcPr>
+          <w:p>
+            <w:r>
+              <w:t>Thời gian</w:t>
+            </w:r>
+          </w:p>
+        </w:tc>
+        <w:tc>
+          <w:tcPr>
+            <w:tcW w:type="dxa" w:w="1440"/>
           </w:tcPr>
           <w:p>
             <w:r>
@@ -558,7 +398,7 @@
         </w:tc>
         <w:tc>
           <w:tcPr>
-            <w:tcW w:type="dxa" w:w="1728"/>
+            <w:tcW w:type="dxa" w:w="1440"/>
           </w:tcPr>
           <w:p>
             <w:r>
@@ -570,17 +410,17 @@
       <w:tr>
         <w:tc>
           <w:tcPr>
-            <w:tcW w:type="dxa" w:w="1728"/>
+            <w:tcW w:type="dxa" w:w="1440"/>
           </w:tcPr>
           <w:p>
             <w:r>
-              <w:t>TC-NOTIFICATION-001</w:t>
+              <w:t>TC-NOTIFICATION-009</w:t>
             </w:r>
           </w:p>
         </w:tc>
         <w:tc>
           <w:tcPr>
-            <w:tcW w:type="dxa" w:w="1728"/>
+            <w:tcW w:type="dxa" w:w="1440"/>
           </w:tcPr>
           <w:p>
             <w:r>
@@ -590,7 +430,7 @@
         </w:tc>
         <w:tc>
           <w:tcPr>
-            <w:tcW w:type="dxa" w:w="1728"/>
+            <w:tcW w:type="dxa" w:w="1440"/>
           </w:tcPr>
           <w:p>
             <w:r>
@@ -600,17 +440,27 @@
         </w:tc>
         <w:tc>
           <w:tcPr>
-            <w:tcW w:type="dxa" w:w="1728"/>
+            <w:tcW w:type="dxa" w:w="1440"/>
           </w:tcPr>
           <w:p>
             <w:r>
-              <w:t>Patient đặt lịch khám hợp lệ và appointment #281 ở trạng thái pending</w:t>
+              <w:t>28/08/2026 10:23:20</w:t>
             </w:r>
           </w:p>
         </w:tc>
         <w:tc>
           <w:tcPr>
-            <w:tcW w:type="dxa" w:w="1728"/>
+            <w:tcW w:type="dxa" w:w="1440"/>
+          </w:tcPr>
+          <w:p>
+            <w:r>
+              <w:t>Chuẩn bị appointment #296, hồ sơ bệnh án ban đầu và ghi nhận 259 notification trước khi cập nhật</w:t>
+            </w:r>
+          </w:p>
+        </w:tc>
+        <w:tc>
+          <w:tcPr>
+            <w:tcW w:type="dxa" w:w="1440"/>
           </w:tcPr>
           <w:p>
             <w:r/>
@@ -620,17 +470,17 @@
       <w:tr>
         <w:tc>
           <w:tcPr>
-            <w:tcW w:type="dxa" w:w="1728"/>
+            <w:tcW w:type="dxa" w:w="1440"/>
           </w:tcPr>
           <w:p>
             <w:r>
-              <w:t>TC-NOTIFICATION-001</w:t>
+              <w:t>TC-NOTIFICATION-009</w:t>
             </w:r>
           </w:p>
         </w:tc>
         <w:tc>
           <w:tcPr>
-            <w:tcW w:type="dxa" w:w="1728"/>
+            <w:tcW w:type="dxa" w:w="1440"/>
           </w:tcPr>
           <w:p>
             <w:r>
@@ -640,7 +490,7 @@
         </w:tc>
         <w:tc>
           <w:tcPr>
-            <w:tcW w:type="dxa" w:w="1728"/>
+            <w:tcW w:type="dxa" w:w="1440"/>
           </w:tcPr>
           <w:p>
             <w:r>
@@ -650,17 +500,27 @@
         </w:tc>
         <w:tc>
           <w:tcPr>
-            <w:tcW w:type="dxa" w:w="1728"/>
+            <w:tcW w:type="dxa" w:w="1440"/>
           </w:tcPr>
           <w:p>
             <w:r>
-              <w:t>Đăng xuất Patient và đăng nhập Admin thành công</w:t>
+              <w:t>28/08/2026 10:23:26</w:t>
             </w:r>
           </w:p>
         </w:tc>
         <w:tc>
           <w:tcPr>
-            <w:tcW w:type="dxa" w:w="1728"/>
+            <w:tcW w:type="dxa" w:w="1440"/>
+          </w:tcPr>
+          <w:p>
+            <w:r>
+              <w:t>Đăng nhập Doctor phụ trách thành công</w:t>
+            </w:r>
+          </w:p>
+        </w:tc>
+        <w:tc>
+          <w:tcPr>
+            <w:tcW w:type="dxa" w:w="1440"/>
           </w:tcPr>
           <w:p>
             <w:r/>
@@ -670,17 +530,17 @@
       <w:tr>
         <w:tc>
           <w:tcPr>
-            <w:tcW w:type="dxa" w:w="1728"/>
+            <w:tcW w:type="dxa" w:w="1440"/>
           </w:tcPr>
           <w:p>
             <w:r>
-              <w:t>TC-NOTIFICATION-001</w:t>
+              <w:t>TC-NOTIFICATION-009</w:t>
             </w:r>
           </w:p>
         </w:tc>
         <w:tc>
           <w:tcPr>
-            <w:tcW w:type="dxa" w:w="1728"/>
+            <w:tcW w:type="dxa" w:w="1440"/>
           </w:tcPr>
           <w:p>
             <w:r>
@@ -690,7 +550,7 @@
         </w:tc>
         <w:tc>
           <w:tcPr>
-            <w:tcW w:type="dxa" w:w="1728"/>
+            <w:tcW w:type="dxa" w:w="1440"/>
           </w:tcPr>
           <w:p>
             <w:r>
@@ -700,17 +560,27 @@
         </w:tc>
         <w:tc>
           <w:tcPr>
-            <w:tcW w:type="dxa" w:w="1728"/>
+            <w:tcW w:type="dxa" w:w="1440"/>
           </w:tcPr>
           <w:p>
             <w:r>
-              <w:t>Admin xác nhận appointment #281 thành công</w:t>
+              <w:t>28/08/2026 10:23:27</w:t>
             </w:r>
           </w:p>
         </w:tc>
         <w:tc>
           <w:tcPr>
-            <w:tcW w:type="dxa" w:w="1728"/>
+            <w:tcW w:type="dxa" w:w="1440"/>
+          </w:tcPr>
+          <w:p>
+            <w:r>
+              <w:t>Doctor mở hồ sơ của appointment #296 thành công</w:t>
+            </w:r>
+          </w:p>
+        </w:tc>
+        <w:tc>
+          <w:tcPr>
+            <w:tcW w:type="dxa" w:w="1440"/>
           </w:tcPr>
           <w:p>
             <w:r/>
@@ -720,17 +590,17 @@
       <w:tr>
         <w:tc>
           <w:tcPr>
-            <w:tcW w:type="dxa" w:w="1728"/>
+            <w:tcW w:type="dxa" w:w="1440"/>
           </w:tcPr>
           <w:p>
             <w:r>
-              <w:t>TC-NOTIFICATION-001</w:t>
+              <w:t>TC-NOTIFICATION-009</w:t>
             </w:r>
           </w:p>
         </w:tc>
         <w:tc>
           <w:tcPr>
-            <w:tcW w:type="dxa" w:w="1728"/>
+            <w:tcW w:type="dxa" w:w="1440"/>
           </w:tcPr>
           <w:p>
             <w:r>
@@ -740,7 +610,7 @@
         </w:tc>
         <w:tc>
           <w:tcPr>
-            <w:tcW w:type="dxa" w:w="1728"/>
+            <w:tcW w:type="dxa" w:w="1440"/>
           </w:tcPr>
           <w:p>
             <w:r>
@@ -750,17 +620,27 @@
         </w:tc>
         <w:tc>
           <w:tcPr>
-            <w:tcW w:type="dxa" w:w="1728"/>
+            <w:tcW w:type="dxa" w:w="1440"/>
           </w:tcPr>
           <w:p>
             <w:r>
-              <w:t>Đăng xuất Admin và đăng nhập lại Patient thành công</w:t>
+              <w:t>28/08/2026 10:23:28</w:t>
             </w:r>
           </w:p>
         </w:tc>
         <w:tc>
           <w:tcPr>
-            <w:tcW w:type="dxa" w:w="1728"/>
+            <w:tcW w:type="dxa" w:w="1440"/>
+          </w:tcPr>
+          <w:p>
+            <w:r>
+              <w:t>Doctor chỉnh sửa Chẩn đoán và Hướng điều trị thành công</w:t>
+            </w:r>
+          </w:p>
+        </w:tc>
+        <w:tc>
+          <w:tcPr>
+            <w:tcW w:type="dxa" w:w="1440"/>
           </w:tcPr>
           <w:p>
             <w:r/>
@@ -770,17 +650,17 @@
       <w:tr>
         <w:tc>
           <w:tcPr>
-            <w:tcW w:type="dxa" w:w="1728"/>
+            <w:tcW w:type="dxa" w:w="1440"/>
           </w:tcPr>
           <w:p>
             <w:r>
-              <w:t>TC-NOTIFICATION-001</w:t>
+              <w:t>TC-NOTIFICATION-009</w:t>
             </w:r>
           </w:p>
         </w:tc>
         <w:tc>
           <w:tcPr>
-            <w:tcW w:type="dxa" w:w="1728"/>
+            <w:tcW w:type="dxa" w:w="1440"/>
           </w:tcPr>
           <w:p>
             <w:r>
@@ -790,7 +670,7 @@
         </w:tc>
         <w:tc>
           <w:tcPr>
-            <w:tcW w:type="dxa" w:w="1728"/>
+            <w:tcW w:type="dxa" w:w="1440"/>
           </w:tcPr>
           <w:p>
             <w:r>
@@ -800,7 +680,137 @@
         </w:tc>
         <w:tc>
           <w:tcPr>
-            <w:tcW w:type="dxa" w:w="1728"/>
+            <w:tcW w:type="dxa" w:w="1440"/>
+          </w:tcPr>
+          <w:p>
+            <w:r>
+              <w:t>28/08/2026 10:23:29</w:t>
+            </w:r>
+          </w:p>
+        </w:tc>
+        <w:tc>
+          <w:tcPr>
+            <w:tcW w:type="dxa" w:w="1440"/>
+          </w:tcPr>
+          <w:p>
+            <w:r>
+              <w:t>Cập nhật hồ sơ bệnh án thành công</w:t>
+            </w:r>
+          </w:p>
+        </w:tc>
+        <w:tc>
+          <w:tcPr>
+            <w:tcW w:type="dxa" w:w="1440"/>
+          </w:tcPr>
+          <w:p>
+            <w:r/>
+          </w:p>
+        </w:tc>
+      </w:tr>
+      <w:tr>
+        <w:tc>
+          <w:tcPr>
+            <w:tcW w:type="dxa" w:w="1440"/>
+          </w:tcPr>
+          <w:p>
+            <w:r>
+              <w:t>TC-NOTIFICATION-009</w:t>
+            </w:r>
+          </w:p>
+        </w:tc>
+        <w:tc>
+          <w:tcPr>
+            <w:tcW w:type="dxa" w:w="1440"/>
+          </w:tcPr>
+          <w:p>
+            <w:r>
+              <w:t>6</w:t>
+            </w:r>
+          </w:p>
+        </w:tc>
+        <w:tc>
+          <w:tcPr>
+            <w:tcW w:type="dxa" w:w="1440"/>
+          </w:tcPr>
+          <w:p>
+            <w:r>
+              <w:t>PASS</w:t>
+            </w:r>
+          </w:p>
+        </w:tc>
+        <w:tc>
+          <w:tcPr>
+            <w:tcW w:type="dxa" w:w="1440"/>
+          </w:tcPr>
+          <w:p>
+            <w:r>
+              <w:t>28/08/2026 10:23:35</w:t>
+            </w:r>
+          </w:p>
+        </w:tc>
+        <w:tc>
+          <w:tcPr>
+            <w:tcW w:type="dxa" w:w="1440"/>
+          </w:tcPr>
+          <w:p>
+            <w:r>
+              <w:t>Đăng xuất Doctor và đăng nhập lại Patient thành công</w:t>
+            </w:r>
+          </w:p>
+        </w:tc>
+        <w:tc>
+          <w:tcPr>
+            <w:tcW w:type="dxa" w:w="1440"/>
+          </w:tcPr>
+          <w:p>
+            <w:r/>
+          </w:p>
+        </w:tc>
+      </w:tr>
+      <w:tr>
+        <w:tc>
+          <w:tcPr>
+            <w:tcW w:type="dxa" w:w="1440"/>
+          </w:tcPr>
+          <w:p>
+            <w:r>
+              <w:t>TC-NOTIFICATION-009</w:t>
+            </w:r>
+          </w:p>
+        </w:tc>
+        <w:tc>
+          <w:tcPr>
+            <w:tcW w:type="dxa" w:w="1440"/>
+          </w:tcPr>
+          <w:p>
+            <w:r>
+              <w:t>7</w:t>
+            </w:r>
+          </w:p>
+        </w:tc>
+        <w:tc>
+          <w:tcPr>
+            <w:tcW w:type="dxa" w:w="1440"/>
+          </w:tcPr>
+          <w:p>
+            <w:r>
+              <w:t>PASS</w:t>
+            </w:r>
+          </w:p>
+        </w:tc>
+        <w:tc>
+          <w:tcPr>
+            <w:tcW w:type="dxa" w:w="1440"/>
+          </w:tcPr>
+          <w:p>
+            <w:r>
+              <w:t>28/08/2026 10:23:35</w:t>
+            </w:r>
+          </w:p>
+        </w:tc>
+        <w:tc>
+          <w:tcPr>
+            <w:tcW w:type="dxa" w:w="1440"/>
           </w:tcPr>
           <w:p>
             <w:r>
@@ -810,7 +820,7 @@
         </w:tc>
         <w:tc>
           <w:tcPr>
-            <w:tcW w:type="dxa" w:w="1728"/>
+            <w:tcW w:type="dxa" w:w="1440"/>
           </w:tcPr>
           <w:p>
             <w:r/>
@@ -820,817 +830,17 @@
       <w:tr>
         <w:tc>
           <w:tcPr>
-            <w:tcW w:type="dxa" w:w="1728"/>
+            <w:tcW w:type="dxa" w:w="1440"/>
           </w:tcPr>
           <w:p>
             <w:r>
-              <w:t>TC-NOTIFICATION-001</w:t>
+              <w:t>TC-NOTIFICATION-009</w:t>
             </w:r>
           </w:p>
         </w:tc>
         <w:tc>
           <w:tcPr>
-            <w:tcW w:type="dxa" w:w="1728"/>
-          </w:tcPr>
-          <w:p>
-            <w:r>
-              <w:t>6</w:t>
-            </w:r>
-          </w:p>
-        </w:tc>
-        <w:tc>
-          <w:tcPr>
-            <w:tcW w:type="dxa" w:w="1728"/>
-          </w:tcPr>
-          <w:p>
-            <w:r>
-              <w:t>PASS</w:t>
-            </w:r>
-          </w:p>
-        </w:tc>
-        <w:tc>
-          <w:tcPr>
-            <w:tcW w:type="dxa" w:w="1728"/>
-          </w:tcPr>
-          <w:p>
-            <w:r>
-              <w:t>Tìm thấy notification của appointment #281</w:t>
-            </w:r>
-          </w:p>
-        </w:tc>
-        <w:tc>
-          <w:tcPr>
-            <w:tcW w:type="dxa" w:w="1728"/>
-          </w:tcPr>
-          <w:p>
-            <w:r/>
-          </w:p>
-        </w:tc>
-      </w:tr>
-      <w:tr>
-        <w:tc>
-          <w:tcPr>
-            <w:tcW w:type="dxa" w:w="1728"/>
-          </w:tcPr>
-          <w:p>
-            <w:r>
-              <w:t>TC-NOTIFICATION-001</w:t>
-            </w:r>
-          </w:p>
-        </w:tc>
-        <w:tc>
-          <w:tcPr>
-            <w:tcW w:type="dxa" w:w="1728"/>
-          </w:tcPr>
-          <w:p>
-            <w:r>
-              <w:t>7</w:t>
-            </w:r>
-          </w:p>
-        </w:tc>
-        <w:tc>
-          <w:tcPr>
-            <w:tcW w:type="dxa" w:w="1728"/>
-          </w:tcPr>
-          <w:p>
-            <w:r>
-              <w:t>PASS</w:t>
-            </w:r>
-          </w:p>
-        </w:tc>
-        <w:tc>
-          <w:tcPr>
-            <w:tcW w:type="dxa" w:w="1728"/>
-          </w:tcPr>
-          <w:p>
-            <w:r>
-              <w:t>Notification đúng loại, đúng appointment, đúng nội dung và đúng định dạng thời gian</w:t>
-            </w:r>
-          </w:p>
-        </w:tc>
-        <w:tc>
-          <w:tcPr>
-            <w:tcW w:type="dxa" w:w="1728"/>
-          </w:tcPr>
-          <w:p>
-            <w:r/>
-          </w:p>
-        </w:tc>
-      </w:tr>
-      <w:tr>
-        <w:tc>
-          <w:tcPr>
-            <w:tcW w:type="dxa" w:w="1728"/>
-          </w:tcPr>
-          <w:p>
-            <w:r>
-              <w:t>TC-NOTIFICATION-002</w:t>
-            </w:r>
-          </w:p>
-        </w:tc>
-        <w:tc>
-          <w:tcPr>
-            <w:tcW w:type="dxa" w:w="1728"/>
-          </w:tcPr>
-          <w:p>
-            <w:r>
-              <w:t>1</w:t>
-            </w:r>
-          </w:p>
-        </w:tc>
-        <w:tc>
-          <w:tcPr>
-            <w:tcW w:type="dxa" w:w="1728"/>
-          </w:tcPr>
-          <w:p>
-            <w:r>
-              <w:t>PASS</w:t>
-            </w:r>
-          </w:p>
-        </w:tc>
-        <w:tc>
-          <w:tcPr>
-            <w:tcW w:type="dxa" w:w="1728"/>
-          </w:tcPr>
-          <w:p>
-            <w:r>
-              <w:t>Patient đặt lịch khám hợp lệ và appointment #282 ở trạng thái pending</w:t>
-            </w:r>
-          </w:p>
-        </w:tc>
-        <w:tc>
-          <w:tcPr>
-            <w:tcW w:type="dxa" w:w="1728"/>
-          </w:tcPr>
-          <w:p>
-            <w:r/>
-          </w:p>
-        </w:tc>
-      </w:tr>
-      <w:tr>
-        <w:tc>
-          <w:tcPr>
-            <w:tcW w:type="dxa" w:w="1728"/>
-          </w:tcPr>
-          <w:p>
-            <w:r>
-              <w:t>TC-NOTIFICATION-002</w:t>
-            </w:r>
-          </w:p>
-        </w:tc>
-        <w:tc>
-          <w:tcPr>
-            <w:tcW w:type="dxa" w:w="1728"/>
-          </w:tcPr>
-          <w:p>
-            <w:r>
-              <w:t>2</w:t>
-            </w:r>
-          </w:p>
-        </w:tc>
-        <w:tc>
-          <w:tcPr>
-            <w:tcW w:type="dxa" w:w="1728"/>
-          </w:tcPr>
-          <w:p>
-            <w:r>
-              <w:t>PASS</w:t>
-            </w:r>
-          </w:p>
-        </w:tc>
-        <w:tc>
-          <w:tcPr>
-            <w:tcW w:type="dxa" w:w="1728"/>
-          </w:tcPr>
-          <w:p>
-            <w:r>
-              <w:t>Đăng xuất Patient và đăng nhập Admin thành công</w:t>
-            </w:r>
-          </w:p>
-        </w:tc>
-        <w:tc>
-          <w:tcPr>
-            <w:tcW w:type="dxa" w:w="1728"/>
-          </w:tcPr>
-          <w:p>
-            <w:r/>
-          </w:p>
-        </w:tc>
-      </w:tr>
-      <w:tr>
-        <w:tc>
-          <w:tcPr>
-            <w:tcW w:type="dxa" w:w="1728"/>
-          </w:tcPr>
-          <w:p>
-            <w:r>
-              <w:t>TC-NOTIFICATION-002</w:t>
-            </w:r>
-          </w:p>
-        </w:tc>
-        <w:tc>
-          <w:tcPr>
-            <w:tcW w:type="dxa" w:w="1728"/>
-          </w:tcPr>
-          <w:p>
-            <w:r>
-              <w:t>3</w:t>
-            </w:r>
-          </w:p>
-        </w:tc>
-        <w:tc>
-          <w:tcPr>
-            <w:tcW w:type="dxa" w:w="1728"/>
-          </w:tcPr>
-          <w:p>
-            <w:r>
-              <w:t>PASS</w:t>
-            </w:r>
-          </w:p>
-        </w:tc>
-        <w:tc>
-          <w:tcPr>
-            <w:tcW w:type="dxa" w:w="1728"/>
-          </w:tcPr>
-          <w:p>
-            <w:r>
-              <w:t>Admin hủy appointment #282 thành công</w:t>
-            </w:r>
-          </w:p>
-        </w:tc>
-        <w:tc>
-          <w:tcPr>
-            <w:tcW w:type="dxa" w:w="1728"/>
-          </w:tcPr>
-          <w:p>
-            <w:r/>
-          </w:p>
-        </w:tc>
-      </w:tr>
-      <w:tr>
-        <w:tc>
-          <w:tcPr>
-            <w:tcW w:type="dxa" w:w="1728"/>
-          </w:tcPr>
-          <w:p>
-            <w:r>
-              <w:t>TC-NOTIFICATION-002</w:t>
-            </w:r>
-          </w:p>
-        </w:tc>
-        <w:tc>
-          <w:tcPr>
-            <w:tcW w:type="dxa" w:w="1728"/>
-          </w:tcPr>
-          <w:p>
-            <w:r>
-              <w:t>4</w:t>
-            </w:r>
-          </w:p>
-        </w:tc>
-        <w:tc>
-          <w:tcPr>
-            <w:tcW w:type="dxa" w:w="1728"/>
-          </w:tcPr>
-          <w:p>
-            <w:r>
-              <w:t>PASS</w:t>
-            </w:r>
-          </w:p>
-        </w:tc>
-        <w:tc>
-          <w:tcPr>
-            <w:tcW w:type="dxa" w:w="1728"/>
-          </w:tcPr>
-          <w:p>
-            <w:r>
-              <w:t>Đăng xuất Admin và đăng nhập lại Patient thành công</w:t>
-            </w:r>
-          </w:p>
-        </w:tc>
-        <w:tc>
-          <w:tcPr>
-            <w:tcW w:type="dxa" w:w="1728"/>
-          </w:tcPr>
-          <w:p>
-            <w:r/>
-          </w:p>
-        </w:tc>
-      </w:tr>
-      <w:tr>
-        <w:tc>
-          <w:tcPr>
-            <w:tcW w:type="dxa" w:w="1728"/>
-          </w:tcPr>
-          <w:p>
-            <w:r>
-              <w:t>TC-NOTIFICATION-002</w:t>
-            </w:r>
-          </w:p>
-        </w:tc>
-        <w:tc>
-          <w:tcPr>
-            <w:tcW w:type="dxa" w:w="1728"/>
-          </w:tcPr>
-          <w:p>
-            <w:r>
-              <w:t>5</w:t>
-            </w:r>
-          </w:p>
-        </w:tc>
-        <w:tc>
-          <w:tcPr>
-            <w:tcW w:type="dxa" w:w="1728"/>
-          </w:tcPr>
-          <w:p>
-            <w:r>
-              <w:t>PASS</w:t>
-            </w:r>
-          </w:p>
-        </w:tc>
-        <w:tc>
-          <w:tcPr>
-            <w:tcW w:type="dxa" w:w="1728"/>
-          </w:tcPr>
-          <w:p>
-            <w:r>
-              <w:t>Patient mở trang Thông báo thành công</w:t>
-            </w:r>
-          </w:p>
-        </w:tc>
-        <w:tc>
-          <w:tcPr>
-            <w:tcW w:type="dxa" w:w="1728"/>
-          </w:tcPr>
-          <w:p>
-            <w:r/>
-          </w:p>
-        </w:tc>
-      </w:tr>
-      <w:tr>
-        <w:tc>
-          <w:tcPr>
-            <w:tcW w:type="dxa" w:w="1728"/>
-          </w:tcPr>
-          <w:p>
-            <w:r>
-              <w:t>TC-NOTIFICATION-002</w:t>
-            </w:r>
-          </w:p>
-        </w:tc>
-        <w:tc>
-          <w:tcPr>
-            <w:tcW w:type="dxa" w:w="1728"/>
-          </w:tcPr>
-          <w:p>
-            <w:r>
-              <w:t>6</w:t>
-            </w:r>
-          </w:p>
-        </w:tc>
-        <w:tc>
-          <w:tcPr>
-            <w:tcW w:type="dxa" w:w="1728"/>
-          </w:tcPr>
-          <w:p>
-            <w:r>
-              <w:t>PASS</w:t>
-            </w:r>
-          </w:p>
-        </w:tc>
-        <w:tc>
-          <w:tcPr>
-            <w:tcW w:type="dxa" w:w="1728"/>
-          </w:tcPr>
-          <w:p>
-            <w:r>
-              <w:t>Tìm thấy notification của appointment #282</w:t>
-            </w:r>
-          </w:p>
-        </w:tc>
-        <w:tc>
-          <w:tcPr>
-            <w:tcW w:type="dxa" w:w="1728"/>
-          </w:tcPr>
-          <w:p>
-            <w:r/>
-          </w:p>
-        </w:tc>
-      </w:tr>
-      <w:tr>
-        <w:tc>
-          <w:tcPr>
-            <w:tcW w:type="dxa" w:w="1728"/>
-          </w:tcPr>
-          <w:p>
-            <w:r>
-              <w:t>TC-NOTIFICATION-002</w:t>
-            </w:r>
-          </w:p>
-        </w:tc>
-        <w:tc>
-          <w:tcPr>
-            <w:tcW w:type="dxa" w:w="1728"/>
-          </w:tcPr>
-          <w:p>
-            <w:r>
-              <w:t>7</w:t>
-            </w:r>
-          </w:p>
-        </w:tc>
-        <w:tc>
-          <w:tcPr>
-            <w:tcW w:type="dxa" w:w="1728"/>
-          </w:tcPr>
-          <w:p>
-            <w:r>
-              <w:t>PASS</w:t>
-            </w:r>
-          </w:p>
-        </w:tc>
-        <w:tc>
-          <w:tcPr>
-            <w:tcW w:type="dxa" w:w="1728"/>
-          </w:tcPr>
-          <w:p>
-            <w:r>
-              <w:t>Notification đúng loại, đúng appointment, đúng nội dung hủy lịch và đúng định dạng thời gian</w:t>
-            </w:r>
-          </w:p>
-        </w:tc>
-        <w:tc>
-          <w:tcPr>
-            <w:tcW w:type="dxa" w:w="1728"/>
-          </w:tcPr>
-          <w:p>
-            <w:r/>
-          </w:p>
-        </w:tc>
-      </w:tr>
-      <w:tr>
-        <w:tc>
-          <w:tcPr>
-            <w:tcW w:type="dxa" w:w="1728"/>
-          </w:tcPr>
-          <w:p>
-            <w:r>
-              <w:t>TC-NOTIFICATION-003</w:t>
-            </w:r>
-          </w:p>
-        </w:tc>
-        <w:tc>
-          <w:tcPr>
-            <w:tcW w:type="dxa" w:w="1728"/>
-          </w:tcPr>
-          <w:p>
-            <w:r>
-              <w:t>1</w:t>
-            </w:r>
-          </w:p>
-        </w:tc>
-        <w:tc>
-          <w:tcPr>
-            <w:tcW w:type="dxa" w:w="1728"/>
-          </w:tcPr>
-          <w:p>
-            <w:r>
-              <w:t>PASS</w:t>
-            </w:r>
-          </w:p>
-        </w:tc>
-        <w:tc>
-          <w:tcPr>
-            <w:tcW w:type="dxa" w:w="1728"/>
-          </w:tcPr>
-          <w:p>
-            <w:r>
-              <w:t>Chuẩn bị appointment #283 và Admin xác nhận lịch thành công</w:t>
-            </w:r>
-          </w:p>
-        </w:tc>
-        <w:tc>
-          <w:tcPr>
-            <w:tcW w:type="dxa" w:w="1728"/>
-          </w:tcPr>
-          <w:p>
-            <w:r/>
-          </w:p>
-        </w:tc>
-      </w:tr>
-      <w:tr>
-        <w:tc>
-          <w:tcPr>
-            <w:tcW w:type="dxa" w:w="1728"/>
-          </w:tcPr>
-          <w:p>
-            <w:r>
-              <w:t>TC-NOTIFICATION-003</w:t>
-            </w:r>
-          </w:p>
-        </w:tc>
-        <w:tc>
-          <w:tcPr>
-            <w:tcW w:type="dxa" w:w="1728"/>
-          </w:tcPr>
-          <w:p>
-            <w:r>
-              <w:t>2</w:t>
-            </w:r>
-          </w:p>
-        </w:tc>
-        <w:tc>
-          <w:tcPr>
-            <w:tcW w:type="dxa" w:w="1728"/>
-          </w:tcPr>
-          <w:p>
-            <w:r>
-              <w:t>PASS</w:t>
-            </w:r>
-          </w:p>
-        </w:tc>
-        <w:tc>
-          <w:tcPr>
-            <w:tcW w:type="dxa" w:w="1728"/>
-          </w:tcPr>
-          <w:p>
-            <w:r>
-              <w:t>Đăng nhập Doctor phụ trách thành công</w:t>
-            </w:r>
-          </w:p>
-        </w:tc>
-        <w:tc>
-          <w:tcPr>
-            <w:tcW w:type="dxa" w:w="1728"/>
-          </w:tcPr>
-          <w:p>
-            <w:r/>
-          </w:p>
-        </w:tc>
-      </w:tr>
-      <w:tr>
-        <w:tc>
-          <w:tcPr>
-            <w:tcW w:type="dxa" w:w="1728"/>
-          </w:tcPr>
-          <w:p>
-            <w:r>
-              <w:t>TC-NOTIFICATION-003</w:t>
-            </w:r>
-          </w:p>
-        </w:tc>
-        <w:tc>
-          <w:tcPr>
-            <w:tcW w:type="dxa" w:w="1728"/>
-          </w:tcPr>
-          <w:p>
-            <w:r>
-              <w:t>3</w:t>
-            </w:r>
-          </w:p>
-        </w:tc>
-        <w:tc>
-          <w:tcPr>
-            <w:tcW w:type="dxa" w:w="1728"/>
-          </w:tcPr>
-          <w:p>
-            <w:r>
-              <w:t>PASS</w:t>
-            </w:r>
-          </w:p>
-        </w:tc>
-        <w:tc>
-          <w:tcPr>
-            <w:tcW w:type="dxa" w:w="1728"/>
-          </w:tcPr>
-          <w:p>
-            <w:r>
-              <w:t>Doctor mở appointment #283 và vào màn hình Khám bệnh thành công</w:t>
-            </w:r>
-          </w:p>
-        </w:tc>
-        <w:tc>
-          <w:tcPr>
-            <w:tcW w:type="dxa" w:w="1728"/>
-          </w:tcPr>
-          <w:p>
-            <w:r/>
-          </w:p>
-        </w:tc>
-      </w:tr>
-      <w:tr>
-        <w:tc>
-          <w:tcPr>
-            <w:tcW w:type="dxa" w:w="1728"/>
-          </w:tcPr>
-          <w:p>
-            <w:r>
-              <w:t>TC-NOTIFICATION-003</w:t>
-            </w:r>
-          </w:p>
-        </w:tc>
-        <w:tc>
-          <w:tcPr>
-            <w:tcW w:type="dxa" w:w="1728"/>
-          </w:tcPr>
-          <w:p>
-            <w:r>
-              <w:t>4</w:t>
-            </w:r>
-          </w:p>
-        </w:tc>
-        <w:tc>
-          <w:tcPr>
-            <w:tcW w:type="dxa" w:w="1728"/>
-          </w:tcPr>
-          <w:p>
-            <w:r>
-              <w:t>PASS</w:t>
-            </w:r>
-          </w:p>
-        </w:tc>
-        <w:tc>
-          <w:tcPr>
-            <w:tcW w:type="dxa" w:w="1728"/>
-          </w:tcPr>
-          <w:p>
-            <w:r>
-              <w:t>Doctor nhập Chẩn đoán và Hướng điều trị hợp lệ</w:t>
-            </w:r>
-          </w:p>
-        </w:tc>
-        <w:tc>
-          <w:tcPr>
-            <w:tcW w:type="dxa" w:w="1728"/>
-          </w:tcPr>
-          <w:p>
-            <w:r/>
-          </w:p>
-        </w:tc>
-      </w:tr>
-      <w:tr>
-        <w:tc>
-          <w:tcPr>
-            <w:tcW w:type="dxa" w:w="1728"/>
-          </w:tcPr>
-          <w:p>
-            <w:r>
-              <w:t>TC-NOTIFICATION-003</w:t>
-            </w:r>
-          </w:p>
-        </w:tc>
-        <w:tc>
-          <w:tcPr>
-            <w:tcW w:type="dxa" w:w="1728"/>
-          </w:tcPr>
-          <w:p>
-            <w:r>
-              <w:t>5</w:t>
-            </w:r>
-          </w:p>
-        </w:tc>
-        <w:tc>
-          <w:tcPr>
-            <w:tcW w:type="dxa" w:w="1728"/>
-          </w:tcPr>
-          <w:p>
-            <w:r>
-              <w:t>PASS</w:t>
-            </w:r>
-          </w:p>
-        </w:tc>
-        <w:tc>
-          <w:tcPr>
-            <w:tcW w:type="dxa" w:w="1728"/>
-          </w:tcPr>
-          <w:p>
-            <w:r>
-              <w:t>Doctor lưu hồ sơ bệnh án thành công</w:t>
-            </w:r>
-          </w:p>
-        </w:tc>
-        <w:tc>
-          <w:tcPr>
-            <w:tcW w:type="dxa" w:w="1728"/>
-          </w:tcPr>
-          <w:p>
-            <w:r/>
-          </w:p>
-        </w:tc>
-      </w:tr>
-      <w:tr>
-        <w:tc>
-          <w:tcPr>
-            <w:tcW w:type="dxa" w:w="1728"/>
-          </w:tcPr>
-          <w:p>
-            <w:r>
-              <w:t>TC-NOTIFICATION-003</w:t>
-            </w:r>
-          </w:p>
-        </w:tc>
-        <w:tc>
-          <w:tcPr>
-            <w:tcW w:type="dxa" w:w="1728"/>
-          </w:tcPr>
-          <w:p>
-            <w:r>
-              <w:t>6</w:t>
-            </w:r>
-          </w:p>
-        </w:tc>
-        <w:tc>
-          <w:tcPr>
-            <w:tcW w:type="dxa" w:w="1728"/>
-          </w:tcPr>
-          <w:p>
-            <w:r>
-              <w:t>PASS</w:t>
-            </w:r>
-          </w:p>
-        </w:tc>
-        <w:tc>
-          <w:tcPr>
-            <w:tcW w:type="dxa" w:w="1728"/>
-          </w:tcPr>
-          <w:p>
-            <w:r>
-              <w:t>Đăng xuất Doctor và đăng nhập lại Patient thành công</w:t>
-            </w:r>
-          </w:p>
-        </w:tc>
-        <w:tc>
-          <w:tcPr>
-            <w:tcW w:type="dxa" w:w="1728"/>
-          </w:tcPr>
-          <w:p>
-            <w:r/>
-          </w:p>
-        </w:tc>
-      </w:tr>
-      <w:tr>
-        <w:tc>
-          <w:tcPr>
-            <w:tcW w:type="dxa" w:w="1728"/>
-          </w:tcPr>
-          <w:p>
-            <w:r>
-              <w:t>TC-NOTIFICATION-003</w:t>
-            </w:r>
-          </w:p>
-        </w:tc>
-        <w:tc>
-          <w:tcPr>
-            <w:tcW w:type="dxa" w:w="1728"/>
-          </w:tcPr>
-          <w:p>
-            <w:r>
-              <w:t>7</w:t>
-            </w:r>
-          </w:p>
-        </w:tc>
-        <w:tc>
-          <w:tcPr>
-            <w:tcW w:type="dxa" w:w="1728"/>
-          </w:tcPr>
-          <w:p>
-            <w:r>
-              <w:t>PASS</w:t>
-            </w:r>
-          </w:p>
-        </w:tc>
-        <w:tc>
-          <w:tcPr>
-            <w:tcW w:type="dxa" w:w="1728"/>
-          </w:tcPr>
-          <w:p>
-            <w:r>
-              <w:t>Patient mở trang Thông báo thành công</w:t>
-            </w:r>
-          </w:p>
-        </w:tc>
-        <w:tc>
-          <w:tcPr>
-            <w:tcW w:type="dxa" w:w="1728"/>
-          </w:tcPr>
-          <w:p>
-            <w:r/>
-          </w:p>
-        </w:tc>
-      </w:tr>
-      <w:tr>
-        <w:tc>
-          <w:tcPr>
-            <w:tcW w:type="dxa" w:w="1728"/>
-          </w:tcPr>
-          <w:p>
-            <w:r>
-              <w:t>TC-NOTIFICATION-003</w:t>
-            </w:r>
-          </w:p>
-        </w:tc>
-        <w:tc>
-          <w:tcPr>
-            <w:tcW w:type="dxa" w:w="1728"/>
+            <w:tcW w:type="dxa" w:w="1440"/>
           </w:tcPr>
           <w:p>
             <w:r>
@@ -1640,2357 +850,7 @@
         </w:tc>
         <w:tc>
           <w:tcPr>
-            <w:tcW w:type="dxa" w:w="1728"/>
-          </w:tcPr>
-          <w:p>
-            <w:r>
-              <w:t>PASS</w:t>
-            </w:r>
-          </w:p>
-        </w:tc>
-        <w:tc>
-          <w:tcPr>
-            <w:tcW w:type="dxa" w:w="1728"/>
-          </w:tcPr>
-          <w:p>
-            <w:r>
-              <w:t>Tìm thấy notification cập nhật kết quả khám và kiểm tra loại, nội dung, thời gian thành công</w:t>
-            </w:r>
-          </w:p>
-        </w:tc>
-        <w:tc>
-          <w:tcPr>
-            <w:tcW w:type="dxa" w:w="1728"/>
-          </w:tcPr>
-          <w:p>
-            <w:r/>
-          </w:p>
-        </w:tc>
-      </w:tr>
-      <w:tr>
-        <w:tc>
-          <w:tcPr>
-            <w:tcW w:type="dxa" w:w="1728"/>
-          </w:tcPr>
-          <w:p>
-            <w:r>
-              <w:t>TC-NOTIFICATION-004</w:t>
-            </w:r>
-          </w:p>
-        </w:tc>
-        <w:tc>
-          <w:tcPr>
-            <w:tcW w:type="dxa" w:w="1728"/>
-          </w:tcPr>
-          <w:p>
-            <w:r>
-              <w:t>1</w:t>
-            </w:r>
-          </w:p>
-        </w:tc>
-        <w:tc>
-          <w:tcPr>
-            <w:tcW w:type="dxa" w:w="1728"/>
-          </w:tcPr>
-          <w:p>
-            <w:r>
-              <w:t>PASS</w:t>
-            </w:r>
-          </w:p>
-        </w:tc>
-        <w:tc>
-          <w:tcPr>
-            <w:tcW w:type="dxa" w:w="1728"/>
-          </w:tcPr>
-          <w:p>
-            <w:r>
-              <w:t>Tạo appointment cũ #284, Admin xác nhận và Patient nhận notification cũ</w:t>
-            </w:r>
-          </w:p>
-        </w:tc>
-        <w:tc>
-          <w:tcPr>
-            <w:tcW w:type="dxa" w:w="1728"/>
-          </w:tcPr>
-          <w:p>
-            <w:r/>
-          </w:p>
-        </w:tc>
-      </w:tr>
-      <w:tr>
-        <w:tc>
-          <w:tcPr>
-            <w:tcW w:type="dxa" w:w="1728"/>
-          </w:tcPr>
-          <w:p>
-            <w:r>
-              <w:t>TC-NOTIFICATION-004</w:t>
-            </w:r>
-          </w:p>
-        </w:tc>
-        <w:tc>
-          <w:tcPr>
-            <w:tcW w:type="dxa" w:w="1728"/>
-          </w:tcPr>
-          <w:p>
-            <w:r>
-              <w:t>2</w:t>
-            </w:r>
-          </w:p>
-        </w:tc>
-        <w:tc>
-          <w:tcPr>
-            <w:tcW w:type="dxa" w:w="1728"/>
-          </w:tcPr>
-          <w:p>
-            <w:r>
-              <w:t>PASS</w:t>
-            </w:r>
-          </w:p>
-        </w:tc>
-        <w:tc>
-          <w:tcPr>
-            <w:tcW w:type="dxa" w:w="1728"/>
-          </w:tcPr>
-          <w:p>
-            <w:r>
-              <w:t>Patient tạo appointment mới #285, khác appointment cũ #284</w:t>
-            </w:r>
-          </w:p>
-        </w:tc>
-        <w:tc>
-          <w:tcPr>
-            <w:tcW w:type="dxa" w:w="1728"/>
-          </w:tcPr>
-          <w:p>
-            <w:r/>
-          </w:p>
-        </w:tc>
-      </w:tr>
-      <w:tr>
-        <w:tc>
-          <w:tcPr>
-            <w:tcW w:type="dxa" w:w="1728"/>
-          </w:tcPr>
-          <w:p>
-            <w:r>
-              <w:t>TC-NOTIFICATION-004</w:t>
-            </w:r>
-          </w:p>
-        </w:tc>
-        <w:tc>
-          <w:tcPr>
-            <w:tcW w:type="dxa" w:w="1728"/>
-          </w:tcPr>
-          <w:p>
-            <w:r>
-              <w:t>3</w:t>
-            </w:r>
-          </w:p>
-        </w:tc>
-        <w:tc>
-          <w:tcPr>
-            <w:tcW w:type="dxa" w:w="1728"/>
-          </w:tcPr>
-          <w:p>
-            <w:r>
-              <w:t>PASS</w:t>
-            </w:r>
-          </w:p>
-        </w:tc>
-        <w:tc>
-          <w:tcPr>
-            <w:tcW w:type="dxa" w:w="1728"/>
-          </w:tcPr>
-          <w:p>
-            <w:r>
-              <w:t>Admin xác nhận appointment mới #285 thành công</w:t>
-            </w:r>
-          </w:p>
-        </w:tc>
-        <w:tc>
-          <w:tcPr>
-            <w:tcW w:type="dxa" w:w="1728"/>
-          </w:tcPr>
-          <w:p>
-            <w:r/>
-          </w:p>
-        </w:tc>
-      </w:tr>
-      <w:tr>
-        <w:tc>
-          <w:tcPr>
-            <w:tcW w:type="dxa" w:w="1728"/>
-          </w:tcPr>
-          <w:p>
-            <w:r>
-              <w:t>TC-NOTIFICATION-004</w:t>
-            </w:r>
-          </w:p>
-        </w:tc>
-        <w:tc>
-          <w:tcPr>
-            <w:tcW w:type="dxa" w:w="1728"/>
-          </w:tcPr>
-          <w:p>
-            <w:r>
-              <w:t>4</w:t>
-            </w:r>
-          </w:p>
-        </w:tc>
-        <w:tc>
-          <w:tcPr>
-            <w:tcW w:type="dxa" w:w="1728"/>
-          </w:tcPr>
-          <w:p>
-            <w:r>
-              <w:t>PASS</w:t>
-            </w:r>
-          </w:p>
-        </w:tc>
-        <w:tc>
-          <w:tcPr>
-            <w:tcW w:type="dxa" w:w="1728"/>
-          </w:tcPr>
-          <w:p>
-            <w:r>
-              <w:t>Đăng xuất Admin và đăng nhập lại Patient thành công</w:t>
-            </w:r>
-          </w:p>
-        </w:tc>
-        <w:tc>
-          <w:tcPr>
-            <w:tcW w:type="dxa" w:w="1728"/>
-          </w:tcPr>
-          <w:p>
-            <w:r/>
-          </w:p>
-        </w:tc>
-      </w:tr>
-      <w:tr>
-        <w:tc>
-          <w:tcPr>
-            <w:tcW w:type="dxa" w:w="1728"/>
-          </w:tcPr>
-          <w:p>
-            <w:r>
-              <w:t>TC-NOTIFICATION-004</w:t>
-            </w:r>
-          </w:p>
-        </w:tc>
-        <w:tc>
-          <w:tcPr>
-            <w:tcW w:type="dxa" w:w="1728"/>
-          </w:tcPr>
-          <w:p>
-            <w:r>
-              <w:t>5</w:t>
-            </w:r>
-          </w:p>
-        </w:tc>
-        <w:tc>
-          <w:tcPr>
-            <w:tcW w:type="dxa" w:w="1728"/>
-          </w:tcPr>
-          <w:p>
-            <w:r>
-              <w:t>PASS</w:t>
-            </w:r>
-          </w:p>
-        </w:tc>
-        <w:tc>
-          <w:tcPr>
-            <w:tcW w:type="dxa" w:w="1728"/>
-          </w:tcPr>
-          <w:p>
-            <w:r>
-              <w:t>Patient mở trang Thông báo thành công</w:t>
-            </w:r>
-          </w:p>
-        </w:tc>
-        <w:tc>
-          <w:tcPr>
-            <w:tcW w:type="dxa" w:w="1728"/>
-          </w:tcPr>
-          <w:p>
-            <w:r/>
-          </w:p>
-        </w:tc>
-      </w:tr>
-      <w:tr>
-        <w:tc>
-          <w:tcPr>
-            <w:tcW w:type="dxa" w:w="1728"/>
-          </w:tcPr>
-          <w:p>
-            <w:r>
-              <w:t>TC-NOTIFICATION-004</w:t>
-            </w:r>
-          </w:p>
-        </w:tc>
-        <w:tc>
-          <w:tcPr>
-            <w:tcW w:type="dxa" w:w="1728"/>
-          </w:tcPr>
-          <w:p>
-            <w:r>
-              <w:t>6</w:t>
-            </w:r>
-          </w:p>
-        </w:tc>
-        <w:tc>
-          <w:tcPr>
-            <w:tcW w:type="dxa" w:w="1728"/>
-          </w:tcPr>
-          <w:p>
-            <w:r>
-              <w:t>PASS</w:t>
-            </w:r>
-          </w:p>
-        </w:tc>
-        <w:tc>
-          <w:tcPr>
-            <w:tcW w:type="dxa" w:w="1728"/>
-          </w:tcPr>
-          <w:p>
-            <w:r>
-              <w:t>Notification mới của appointment #285 hiển thị đúng</w:t>
-            </w:r>
-          </w:p>
-        </w:tc>
-        <w:tc>
-          <w:tcPr>
-            <w:tcW w:type="dxa" w:w="1728"/>
-          </w:tcPr>
-          <w:p>
-            <w:r/>
-          </w:p>
-        </w:tc>
-      </w:tr>
-      <w:tr>
-        <w:tc>
-          <w:tcPr>
-            <w:tcW w:type="dxa" w:w="1728"/>
-          </w:tcPr>
-          <w:p>
-            <w:r>
-              <w:t>TC-NOTIFICATION-004</w:t>
-            </w:r>
-          </w:p>
-        </w:tc>
-        <w:tc>
-          <w:tcPr>
-            <w:tcW w:type="dxa" w:w="1728"/>
-          </w:tcPr>
-          <w:p>
-            <w:r>
-              <w:t>7</w:t>
-            </w:r>
-          </w:p>
-        </w:tc>
-        <w:tc>
-          <w:tcPr>
-            <w:tcW w:type="dxa" w:w="1728"/>
-          </w:tcPr>
-          <w:p>
-            <w:r>
-              <w:t>PASS</w:t>
-            </w:r>
-          </w:p>
-        </w:tc>
-        <w:tc>
-          <w:tcPr>
-            <w:tcW w:type="dxa" w:w="1728"/>
-          </w:tcPr>
-          <w:p>
-            <w:r>
-              <w:t>Notification #284 và #285 được lưu độc lập, không ghi đè nhau</w:t>
-            </w:r>
-          </w:p>
-        </w:tc>
-        <w:tc>
-          <w:tcPr>
-            <w:tcW w:type="dxa" w:w="1728"/>
-          </w:tcPr>
-          <w:p>
-            <w:r/>
-          </w:p>
-        </w:tc>
-      </w:tr>
-      <w:tr>
-        <w:tc>
-          <w:tcPr>
-            <w:tcW w:type="dxa" w:w="1728"/>
-          </w:tcPr>
-          <w:p>
-            <w:r>
-              <w:t>TC-NOTIFICATION-005</w:t>
-            </w:r>
-          </w:p>
-        </w:tc>
-        <w:tc>
-          <w:tcPr>
-            <w:tcW w:type="dxa" w:w="1728"/>
-          </w:tcPr>
-          <w:p>
-            <w:r>
-              <w:t>1</w:t>
-            </w:r>
-          </w:p>
-        </w:tc>
-        <w:tc>
-          <w:tcPr>
-            <w:tcW w:type="dxa" w:w="1728"/>
-          </w:tcPr>
-          <w:p>
-            <w:r>
-              <w:t>PASS</w:t>
-            </w:r>
-          </w:p>
-        </w:tc>
-        <w:tc>
-          <w:tcPr>
-            <w:tcW w:type="dxa" w:w="1728"/>
-          </w:tcPr>
-          <w:p>
-            <w:r>
-              <w:t>Đăng nhập Patient A thành công</w:t>
-            </w:r>
-          </w:p>
-        </w:tc>
-        <w:tc>
-          <w:tcPr>
-            <w:tcW w:type="dxa" w:w="1728"/>
-          </w:tcPr>
-          <w:p>
-            <w:r/>
-          </w:p>
-        </w:tc>
-      </w:tr>
-      <w:tr>
-        <w:tc>
-          <w:tcPr>
-            <w:tcW w:type="dxa" w:w="1728"/>
-          </w:tcPr>
-          <w:p>
-            <w:r>
-              <w:t>TC-NOTIFICATION-005</w:t>
-            </w:r>
-          </w:p>
-        </w:tc>
-        <w:tc>
-          <w:tcPr>
-            <w:tcW w:type="dxa" w:w="1728"/>
-          </w:tcPr>
-          <w:p>
-            <w:r>
-              <w:t>2</w:t>
-            </w:r>
-          </w:p>
-        </w:tc>
-        <w:tc>
-          <w:tcPr>
-            <w:tcW w:type="dxa" w:w="1728"/>
-          </w:tcPr>
-          <w:p>
-            <w:r>
-              <w:t>PASS</w:t>
-            </w:r>
-          </w:p>
-        </w:tc>
-        <w:tc>
-          <w:tcPr>
-            <w:tcW w:type="dxa" w:w="1728"/>
-          </w:tcPr>
-          <w:p>
-            <w:r>
-              <w:t>Patient A có 239 notification</w:t>
-            </w:r>
-          </w:p>
-        </w:tc>
-        <w:tc>
-          <w:tcPr>
-            <w:tcW w:type="dxa" w:w="1728"/>
-          </w:tcPr>
-          <w:p>
-            <w:r/>
-          </w:p>
-        </w:tc>
-      </w:tr>
-      <w:tr>
-        <w:tc>
-          <w:tcPr>
-            <w:tcW w:type="dxa" w:w="1728"/>
-          </w:tcPr>
-          <w:p>
-            <w:r>
-              <w:t>TC-NOTIFICATION-005</w:t>
-            </w:r>
-          </w:p>
-        </w:tc>
-        <w:tc>
-          <w:tcPr>
-            <w:tcW w:type="dxa" w:w="1728"/>
-          </w:tcPr>
-          <w:p>
-            <w:r>
-              <w:t>3</w:t>
-            </w:r>
-          </w:p>
-        </w:tc>
-        <w:tc>
-          <w:tcPr>
-            <w:tcW w:type="dxa" w:w="1728"/>
-          </w:tcPr>
-          <w:p>
-            <w:r>
-              <w:t>PASS</w:t>
-            </w:r>
-          </w:p>
-        </w:tc>
-        <w:tc>
-          <w:tcPr>
-            <w:tcW w:type="dxa" w:w="1728"/>
-          </w:tcPr>
-          <w:p>
-            <w:r>
-              <w:t>Đăng xuất Patient A và đăng nhập Patient B thành công</w:t>
-            </w:r>
-          </w:p>
-        </w:tc>
-        <w:tc>
-          <w:tcPr>
-            <w:tcW w:type="dxa" w:w="1728"/>
-          </w:tcPr>
-          <w:p>
-            <w:r/>
-          </w:p>
-        </w:tc>
-      </w:tr>
-      <w:tr>
-        <w:tc>
-          <w:tcPr>
-            <w:tcW w:type="dxa" w:w="1728"/>
-          </w:tcPr>
-          <w:p>
-            <w:r>
-              <w:t>TC-NOTIFICATION-005</w:t>
-            </w:r>
-          </w:p>
-        </w:tc>
-        <w:tc>
-          <w:tcPr>
-            <w:tcW w:type="dxa" w:w="1728"/>
-          </w:tcPr>
-          <w:p>
-            <w:r>
-              <w:t>4</w:t>
-            </w:r>
-          </w:p>
-        </w:tc>
-        <w:tc>
-          <w:tcPr>
-            <w:tcW w:type="dxa" w:w="1728"/>
-          </w:tcPr>
-          <w:p>
-            <w:r>
-              <w:t>PASS</w:t>
-            </w:r>
-          </w:p>
-        </w:tc>
-        <w:tc>
-          <w:tcPr>
-            <w:tcW w:type="dxa" w:w="1728"/>
-          </w:tcPr>
-          <w:p>
-            <w:r>
-              <w:t>Patient B có 15 notification</w:t>
-            </w:r>
-          </w:p>
-        </w:tc>
-        <w:tc>
-          <w:tcPr>
-            <w:tcW w:type="dxa" w:w="1728"/>
-          </w:tcPr>
-          <w:p>
-            <w:r/>
-          </w:p>
-        </w:tc>
-      </w:tr>
-      <w:tr>
-        <w:tc>
-          <w:tcPr>
-            <w:tcW w:type="dxa" w:w="1728"/>
-          </w:tcPr>
-          <w:p>
-            <w:r>
-              <w:t>TC-NOTIFICATION-005</w:t>
-            </w:r>
-          </w:p>
-        </w:tc>
-        <w:tc>
-          <w:tcPr>
-            <w:tcW w:type="dxa" w:w="1728"/>
-          </w:tcPr>
-          <w:p>
-            <w:r>
-              <w:t>5</w:t>
-            </w:r>
-          </w:p>
-        </w:tc>
-        <w:tc>
-          <w:tcPr>
-            <w:tcW w:type="dxa" w:w="1728"/>
-          </w:tcPr>
-          <w:p>
-            <w:r>
-              <w:t>PASS</w:t>
-            </w:r>
-          </w:p>
-        </w:tc>
-        <w:tc>
-          <w:tcPr>
-            <w:tcW w:type="dxa" w:w="1728"/>
-          </w:tcPr>
-          <w:p>
-            <w:r>
-              <w:t>Danh sách notification của Patient A và Patient B được phân tách, không giống nhau</w:t>
-            </w:r>
-          </w:p>
-        </w:tc>
-        <w:tc>
-          <w:tcPr>
-            <w:tcW w:type="dxa" w:w="1728"/>
-          </w:tcPr>
-          <w:p>
-            <w:r/>
-          </w:p>
-        </w:tc>
-      </w:tr>
-      <w:tr>
-        <w:tc>
-          <w:tcPr>
-            <w:tcW w:type="dxa" w:w="1728"/>
-          </w:tcPr>
-          <w:p>
-            <w:r>
-              <w:t>TC-NOTIFICATION-006</w:t>
-            </w:r>
-          </w:p>
-        </w:tc>
-        <w:tc>
-          <w:tcPr>
-            <w:tcW w:type="dxa" w:w="1728"/>
-          </w:tcPr>
-          <w:p>
-            <w:r>
-              <w:t>1</w:t>
-            </w:r>
-          </w:p>
-        </w:tc>
-        <w:tc>
-          <w:tcPr>
-            <w:tcW w:type="dxa" w:w="1728"/>
-          </w:tcPr>
-          <w:p>
-            <w:r>
-              <w:t>PASS</w:t>
-            </w:r>
-          </w:p>
-        </w:tc>
-        <w:tc>
-          <w:tcPr>
-            <w:tcW w:type="dxa" w:w="1728"/>
-          </w:tcPr>
-          <w:p>
-            <w:r>
-              <w:t>Chuẩn bị appointment #286 và Admin xác nhận lịch thành công</w:t>
-            </w:r>
-          </w:p>
-        </w:tc>
-        <w:tc>
-          <w:tcPr>
-            <w:tcW w:type="dxa" w:w="1728"/>
-          </w:tcPr>
-          <w:p>
-            <w:r/>
-          </w:p>
-        </w:tc>
-      </w:tr>
-      <w:tr>
-        <w:tc>
-          <w:tcPr>
-            <w:tcW w:type="dxa" w:w="1728"/>
-          </w:tcPr>
-          <w:p>
-            <w:r>
-              <w:t>TC-NOTIFICATION-006</w:t>
-            </w:r>
-          </w:p>
-        </w:tc>
-        <w:tc>
-          <w:tcPr>
-            <w:tcW w:type="dxa" w:w="1728"/>
-          </w:tcPr>
-          <w:p>
-            <w:r>
-              <w:t>2</w:t>
-            </w:r>
-          </w:p>
-        </w:tc>
-        <w:tc>
-          <w:tcPr>
-            <w:tcW w:type="dxa" w:w="1728"/>
-          </w:tcPr>
-          <w:p>
-            <w:r>
-              <w:t>PASS</w:t>
-            </w:r>
-          </w:p>
-        </w:tc>
-        <w:tc>
-          <w:tcPr>
-            <w:tcW w:type="dxa" w:w="1728"/>
-          </w:tcPr>
-          <w:p>
-            <w:r>
-              <w:t>Đăng nhập Doctor thành công</w:t>
-            </w:r>
-          </w:p>
-        </w:tc>
-        <w:tc>
-          <w:tcPr>
-            <w:tcW w:type="dxa" w:w="1728"/>
-          </w:tcPr>
-          <w:p>
-            <w:r/>
-          </w:p>
-        </w:tc>
-      </w:tr>
-      <w:tr>
-        <w:tc>
-          <w:tcPr>
-            <w:tcW w:type="dxa" w:w="1728"/>
-          </w:tcPr>
-          <w:p>
-            <w:r>
-              <w:t>TC-NOTIFICATION-006</w:t>
-            </w:r>
-          </w:p>
-        </w:tc>
-        <w:tc>
-          <w:tcPr>
-            <w:tcW w:type="dxa" w:w="1728"/>
-          </w:tcPr>
-          <w:p>
-            <w:r>
-              <w:t>3</w:t>
-            </w:r>
-          </w:p>
-        </w:tc>
-        <w:tc>
-          <w:tcPr>
-            <w:tcW w:type="dxa" w:w="1728"/>
-          </w:tcPr>
-          <w:p>
-            <w:r>
-              <w:t>PASS</w:t>
-            </w:r>
-          </w:p>
-        </w:tc>
-        <w:tc>
-          <w:tcPr>
-            <w:tcW w:type="dxa" w:w="1728"/>
-          </w:tcPr>
-          <w:p>
-            <w:r>
-              <w:t>Doctor mở appointment #286 và vào màn hình Khám bệnh thành công</w:t>
-            </w:r>
-          </w:p>
-        </w:tc>
-        <w:tc>
-          <w:tcPr>
-            <w:tcW w:type="dxa" w:w="1728"/>
-          </w:tcPr>
-          <w:p>
-            <w:r/>
-          </w:p>
-        </w:tc>
-      </w:tr>
-      <w:tr>
-        <w:tc>
-          <w:tcPr>
-            <w:tcW w:type="dxa" w:w="1728"/>
-          </w:tcPr>
-          <w:p>
-            <w:r>
-              <w:t>TC-NOTIFICATION-006</w:t>
-            </w:r>
-          </w:p>
-        </w:tc>
-        <w:tc>
-          <w:tcPr>
-            <w:tcW w:type="dxa" w:w="1728"/>
-          </w:tcPr>
-          <w:p>
-            <w:r>
-              <w:t>4</w:t>
-            </w:r>
-          </w:p>
-        </w:tc>
-        <w:tc>
-          <w:tcPr>
-            <w:tcW w:type="dxa" w:w="1728"/>
-          </w:tcPr>
-          <w:p>
-            <w:r>
-              <w:t>PASS</w:t>
-            </w:r>
-          </w:p>
-        </w:tc>
-        <w:tc>
-          <w:tcPr>
-            <w:tcW w:type="dxa" w:w="1728"/>
-          </w:tcPr>
-          <w:p>
-            <w:r>
-              <w:t>Doctor nhập Chẩn đoán và Hướng điều trị hợp lệ</w:t>
-            </w:r>
-          </w:p>
-        </w:tc>
-        <w:tc>
-          <w:tcPr>
-            <w:tcW w:type="dxa" w:w="1728"/>
-          </w:tcPr>
-          <w:p>
-            <w:r/>
-          </w:p>
-        </w:tc>
-      </w:tr>
-      <w:tr>
-        <w:tc>
-          <w:tcPr>
-            <w:tcW w:type="dxa" w:w="1728"/>
-          </w:tcPr>
-          <w:p>
-            <w:r>
-              <w:t>TC-NOTIFICATION-006</w:t>
-            </w:r>
-          </w:p>
-        </w:tc>
-        <w:tc>
-          <w:tcPr>
-            <w:tcW w:type="dxa" w:w="1728"/>
-          </w:tcPr>
-          <w:p>
-            <w:r>
-              <w:t>5</w:t>
-            </w:r>
-          </w:p>
-        </w:tc>
-        <w:tc>
-          <w:tcPr>
-            <w:tcW w:type="dxa" w:w="1728"/>
-          </w:tcPr>
-          <w:p>
-            <w:r>
-              <w:t>PASS</w:t>
-            </w:r>
-          </w:p>
-        </w:tc>
-        <w:tc>
-          <w:tcPr>
-            <w:tcW w:type="dxa" w:w="1728"/>
-          </w:tcPr>
-          <w:p>
-            <w:r>
-              <w:t>Doctor lưu hồ sơ bệnh án thành công</w:t>
-            </w:r>
-          </w:p>
-        </w:tc>
-        <w:tc>
-          <w:tcPr>
-            <w:tcW w:type="dxa" w:w="1728"/>
-          </w:tcPr>
-          <w:p>
-            <w:r/>
-          </w:p>
-        </w:tc>
-      </w:tr>
-      <w:tr>
-        <w:tc>
-          <w:tcPr>
-            <w:tcW w:type="dxa" w:w="1728"/>
-          </w:tcPr>
-          <w:p>
-            <w:r>
-              <w:t>TC-NOTIFICATION-006</w:t>
-            </w:r>
-          </w:p>
-        </w:tc>
-        <w:tc>
-          <w:tcPr>
-            <w:tcW w:type="dxa" w:w="1728"/>
-          </w:tcPr>
-          <w:p>
-            <w:r>
-              <w:t>6</w:t>
-            </w:r>
-          </w:p>
-        </w:tc>
-        <w:tc>
-          <w:tcPr>
-            <w:tcW w:type="dxa" w:w="1728"/>
-          </w:tcPr>
-          <w:p>
-            <w:r>
-              <w:t>PASS</w:t>
-            </w:r>
-          </w:p>
-        </w:tc>
-        <w:tc>
-          <w:tcPr>
-            <w:tcW w:type="dxa" w:w="1728"/>
-          </w:tcPr>
-          <w:p>
-            <w:r>
-              <w:t>Doctor mở form kê đơn thuốc thành công</w:t>
-            </w:r>
-          </w:p>
-        </w:tc>
-        <w:tc>
-          <w:tcPr>
-            <w:tcW w:type="dxa" w:w="1728"/>
-          </w:tcPr>
-          <w:p>
-            <w:r/>
-          </w:p>
-        </w:tc>
-      </w:tr>
-      <w:tr>
-        <w:tc>
-          <w:tcPr>
-            <w:tcW w:type="dxa" w:w="1728"/>
-          </w:tcPr>
-          <w:p>
-            <w:r>
-              <w:t>TC-NOTIFICATION-006</w:t>
-            </w:r>
-          </w:p>
-        </w:tc>
-        <w:tc>
-          <w:tcPr>
-            <w:tcW w:type="dxa" w:w="1728"/>
-          </w:tcPr>
-          <w:p>
-            <w:r>
-              <w:t>7</w:t>
-            </w:r>
-          </w:p>
-        </w:tc>
-        <w:tc>
-          <w:tcPr>
-            <w:tcW w:type="dxa" w:w="1728"/>
-          </w:tcPr>
-          <w:p>
-            <w:r>
-              <w:t>PASS</w:t>
-            </w:r>
-          </w:p>
-        </w:tc>
-        <w:tc>
-          <w:tcPr>
-            <w:tcW w:type="dxa" w:w="1728"/>
-          </w:tcPr>
-          <w:p>
-            <w:r>
-              <w:t>Doctor tạo và lưu đơn thuốc với thuốc 'kiểm tra ngày - tồn kho: 75 viên' thành công</w:t>
-            </w:r>
-          </w:p>
-        </w:tc>
-        <w:tc>
-          <w:tcPr>
-            <w:tcW w:type="dxa" w:w="1728"/>
-          </w:tcPr>
-          <w:p>
-            <w:r/>
-          </w:p>
-        </w:tc>
-      </w:tr>
-      <w:tr>
-        <w:tc>
-          <w:tcPr>
-            <w:tcW w:type="dxa" w:w="1728"/>
-          </w:tcPr>
-          <w:p>
-            <w:r>
-              <w:t>TC-NOTIFICATION-006</w:t>
-            </w:r>
-          </w:p>
-        </w:tc>
-        <w:tc>
-          <w:tcPr>
-            <w:tcW w:type="dxa" w:w="1728"/>
-          </w:tcPr>
-          <w:p>
-            <w:r>
-              <w:t>8</w:t>
-            </w:r>
-          </w:p>
-        </w:tc>
-        <w:tc>
-          <w:tcPr>
-            <w:tcW w:type="dxa" w:w="1728"/>
-          </w:tcPr>
-          <w:p>
-            <w:r>
-              <w:t>PASS</w:t>
-            </w:r>
-          </w:p>
-        </w:tc>
-        <w:tc>
-          <w:tcPr>
-            <w:tcW w:type="dxa" w:w="1728"/>
-          </w:tcPr>
-          <w:p>
-            <w:r>
-              <w:t>Đăng xuất Doctor và đăng nhập lại Patient thành công</w:t>
-            </w:r>
-          </w:p>
-        </w:tc>
-        <w:tc>
-          <w:tcPr>
-            <w:tcW w:type="dxa" w:w="1728"/>
-          </w:tcPr>
-          <w:p>
-            <w:r/>
-          </w:p>
-        </w:tc>
-      </w:tr>
-      <w:tr>
-        <w:tc>
-          <w:tcPr>
-            <w:tcW w:type="dxa" w:w="1728"/>
-          </w:tcPr>
-          <w:p>
-            <w:r>
-              <w:t>TC-NOTIFICATION-006</w:t>
-            </w:r>
-          </w:p>
-        </w:tc>
-        <w:tc>
-          <w:tcPr>
-            <w:tcW w:type="dxa" w:w="1728"/>
-          </w:tcPr>
-          <w:p>
-            <w:r>
-              <w:t>9</w:t>
-            </w:r>
-          </w:p>
-        </w:tc>
-        <w:tc>
-          <w:tcPr>
-            <w:tcW w:type="dxa" w:w="1728"/>
-          </w:tcPr>
-          <w:p>
-            <w:r>
-              <w:t>PASS</w:t>
-            </w:r>
-          </w:p>
-        </w:tc>
-        <w:tc>
-          <w:tcPr>
-            <w:tcW w:type="dxa" w:w="1728"/>
-          </w:tcPr>
-          <w:p>
-            <w:r>
-              <w:t>Patient nhận notification đơn thuốc đúng loại, đúng nội dung và đúng định dạng thời gian</w:t>
-            </w:r>
-          </w:p>
-        </w:tc>
-        <w:tc>
-          <w:tcPr>
-            <w:tcW w:type="dxa" w:w="1728"/>
-          </w:tcPr>
-          <w:p>
-            <w:r/>
-          </w:p>
-        </w:tc>
-      </w:tr>
-      <w:tr>
-        <w:tc>
-          <w:tcPr>
-            <w:tcW w:type="dxa" w:w="1728"/>
-          </w:tcPr>
-          <w:p>
-            <w:r>
-              <w:t>TC-NOTIFICATION-007</w:t>
-            </w:r>
-          </w:p>
-        </w:tc>
-        <w:tc>
-          <w:tcPr>
-            <w:tcW w:type="dxa" w:w="1728"/>
-          </w:tcPr>
-          <w:p>
-            <w:r>
-              <w:t>1</w:t>
-            </w:r>
-          </w:p>
-        </w:tc>
-        <w:tc>
-          <w:tcPr>
-            <w:tcW w:type="dxa" w:w="1728"/>
-          </w:tcPr>
-          <w:p>
-            <w:r>
-              <w:t>PASS</w:t>
-            </w:r>
-          </w:p>
-        </w:tc>
-        <w:tc>
-          <w:tcPr>
-            <w:tcW w:type="dxa" w:w="1728"/>
-          </w:tcPr>
-          <w:p>
-            <w:r>
-              <w:t>Chuẩn bị appointment #287, Admin xác nhận và Doctor tạo hồ sơ bệnh án thành công</w:t>
-            </w:r>
-          </w:p>
-        </w:tc>
-        <w:tc>
-          <w:tcPr>
-            <w:tcW w:type="dxa" w:w="1728"/>
-          </w:tcPr>
-          <w:p>
-            <w:r/>
-          </w:p>
-        </w:tc>
-      </w:tr>
-      <w:tr>
-        <w:tc>
-          <w:tcPr>
-            <w:tcW w:type="dxa" w:w="1728"/>
-          </w:tcPr>
-          <w:p>
-            <w:r>
-              <w:t>TC-NOTIFICATION-007</w:t>
-            </w:r>
-          </w:p>
-        </w:tc>
-        <w:tc>
-          <w:tcPr>
-            <w:tcW w:type="dxa" w:w="1728"/>
-          </w:tcPr>
-          <w:p>
-            <w:r>
-              <w:t>2</w:t>
-            </w:r>
-          </w:p>
-        </w:tc>
-        <w:tc>
-          <w:tcPr>
-            <w:tcW w:type="dxa" w:w="1728"/>
-          </w:tcPr>
-          <w:p>
-            <w:r>
-              <w:t>PASS</w:t>
-            </w:r>
-          </w:p>
-        </w:tc>
-        <w:tc>
-          <w:tcPr>
-            <w:tcW w:type="dxa" w:w="1728"/>
-          </w:tcPr>
-          <w:p>
-            <w:r>
-              <w:t>Doctor đang đăng nhập và truy cập được hồ sơ bệnh án</w:t>
-            </w:r>
-          </w:p>
-        </w:tc>
-        <w:tc>
-          <w:tcPr>
-            <w:tcW w:type="dxa" w:w="1728"/>
-          </w:tcPr>
-          <w:p>
-            <w:r/>
-          </w:p>
-        </w:tc>
-      </w:tr>
-      <w:tr>
-        <w:tc>
-          <w:tcPr>
-            <w:tcW w:type="dxa" w:w="1728"/>
-          </w:tcPr>
-          <w:p>
-            <w:r>
-              <w:t>TC-NOTIFICATION-007</w:t>
-            </w:r>
-          </w:p>
-        </w:tc>
-        <w:tc>
-          <w:tcPr>
-            <w:tcW w:type="dxa" w:w="1728"/>
-          </w:tcPr>
-          <w:p>
-            <w:r>
-              <w:t>3</w:t>
-            </w:r>
-          </w:p>
-        </w:tc>
-        <w:tc>
-          <w:tcPr>
-            <w:tcW w:type="dxa" w:w="1728"/>
-          </w:tcPr>
-          <w:p>
-            <w:r>
-              <w:t>PASS</w:t>
-            </w:r>
-          </w:p>
-        </w:tc>
-        <w:tc>
-          <w:tcPr>
-            <w:tcW w:type="dxa" w:w="1728"/>
-          </w:tcPr>
-          <w:p>
-            <w:r>
-              <w:t>Mở hồ sơ bệnh án của appointment #287 thành công</w:t>
-            </w:r>
-          </w:p>
-        </w:tc>
-        <w:tc>
-          <w:tcPr>
-            <w:tcW w:type="dxa" w:w="1728"/>
-          </w:tcPr>
-          <w:p>
-            <w:r/>
-          </w:p>
-        </w:tc>
-      </w:tr>
-      <w:tr>
-        <w:tc>
-          <w:tcPr>
-            <w:tcW w:type="dxa" w:w="1728"/>
-          </w:tcPr>
-          <w:p>
-            <w:r>
-              <w:t>TC-NOTIFICATION-007</w:t>
-            </w:r>
-          </w:p>
-        </w:tc>
-        <w:tc>
-          <w:tcPr>
-            <w:tcW w:type="dxa" w:w="1728"/>
-          </w:tcPr>
-          <w:p>
-            <w:r>
-              <w:t>4</w:t>
-            </w:r>
-          </w:p>
-        </w:tc>
-        <w:tc>
-          <w:tcPr>
-            <w:tcW w:type="dxa" w:w="1728"/>
-          </w:tcPr>
-          <w:p>
-            <w:r>
-              <w:t>PASS</w:t>
-            </w:r>
-          </w:p>
-        </w:tc>
-        <w:tc>
-          <w:tcPr>
-            <w:tcW w:type="dxa" w:w="1728"/>
-          </w:tcPr>
-          <w:p>
-            <w:r>
-              <w:t>Mở phần Xét nghiệm thành công</w:t>
-            </w:r>
-          </w:p>
-        </w:tc>
-        <w:tc>
-          <w:tcPr>
-            <w:tcW w:type="dxa" w:w="1728"/>
-          </w:tcPr>
-          <w:p>
-            <w:r/>
-          </w:p>
-        </w:tc>
-      </w:tr>
-      <w:tr>
-        <w:tc>
-          <w:tcPr>
-            <w:tcW w:type="dxa" w:w="1728"/>
-          </w:tcPr>
-          <w:p>
-            <w:r>
-              <w:t>TC-NOTIFICATION-007</w:t>
-            </w:r>
-          </w:p>
-        </w:tc>
-        <w:tc>
-          <w:tcPr>
-            <w:tcW w:type="dxa" w:w="1728"/>
-          </w:tcPr>
-          <w:p>
-            <w:r>
-              <w:t>5</w:t>
-            </w:r>
-          </w:p>
-        </w:tc>
-        <w:tc>
-          <w:tcPr>
-            <w:tcW w:type="dxa" w:w="1728"/>
-          </w:tcPr>
-          <w:p>
-            <w:r>
-              <w:t>PASS</w:t>
-            </w:r>
-          </w:p>
-        </w:tc>
-        <w:tc>
-          <w:tcPr>
-            <w:tcW w:type="dxa" w:w="1728"/>
-          </w:tcPr>
-          <w:p>
-            <w:r>
-              <w:t>Nhập xét nghiệm 'Xet nghiem mau TC-NOTIFICATION-007-1787822470' và kết quả hợp lệ</w:t>
-            </w:r>
-          </w:p>
-        </w:tc>
-        <w:tc>
-          <w:tcPr>
-            <w:tcW w:type="dxa" w:w="1728"/>
-          </w:tcPr>
-          <w:p>
-            <w:r/>
-          </w:p>
-        </w:tc>
-      </w:tr>
-      <w:tr>
-        <w:tc>
-          <w:tcPr>
-            <w:tcW w:type="dxa" w:w="1728"/>
-          </w:tcPr>
-          <w:p>
-            <w:r>
-              <w:t>TC-NOTIFICATION-007</w:t>
-            </w:r>
-          </w:p>
-        </w:tc>
-        <w:tc>
-          <w:tcPr>
-            <w:tcW w:type="dxa" w:w="1728"/>
-          </w:tcPr>
-          <w:p>
-            <w:r>
-              <w:t>6</w:t>
-            </w:r>
-          </w:p>
-        </w:tc>
-        <w:tc>
-          <w:tcPr>
-            <w:tcW w:type="dxa" w:w="1728"/>
-          </w:tcPr>
-          <w:p>
-            <w:r>
-              <w:t>PASS</w:t>
-            </w:r>
-          </w:p>
-        </w:tc>
-        <w:tc>
-          <w:tcPr>
-            <w:tcW w:type="dxa" w:w="1728"/>
-          </w:tcPr>
-          <w:p>
-            <w:r>
-              <w:t>Lưu kết quả xét nghiệm 'Xet nghiem mau TC-NOTIFICATION-007-1787822470' thành công</w:t>
-            </w:r>
-          </w:p>
-        </w:tc>
-        <w:tc>
-          <w:tcPr>
-            <w:tcW w:type="dxa" w:w="1728"/>
-          </w:tcPr>
-          <w:p>
-            <w:r/>
-          </w:p>
-        </w:tc>
-      </w:tr>
-      <w:tr>
-        <w:tc>
-          <w:tcPr>
-            <w:tcW w:type="dxa" w:w="1728"/>
-          </w:tcPr>
-          <w:p>
-            <w:r>
-              <w:t>TC-NOTIFICATION-007</w:t>
-            </w:r>
-          </w:p>
-        </w:tc>
-        <w:tc>
-          <w:tcPr>
-            <w:tcW w:type="dxa" w:w="1728"/>
-          </w:tcPr>
-          <w:p>
-            <w:r>
-              <w:t>7</w:t>
-            </w:r>
-          </w:p>
-        </w:tc>
-        <w:tc>
-          <w:tcPr>
-            <w:tcW w:type="dxa" w:w="1728"/>
-          </w:tcPr>
-          <w:p>
-            <w:r>
-              <w:t>PASS</w:t>
-            </w:r>
-          </w:p>
-        </w:tc>
-        <w:tc>
-          <w:tcPr>
-            <w:tcW w:type="dxa" w:w="1728"/>
-          </w:tcPr>
-          <w:p>
-            <w:r>
-              <w:t>Đăng xuất Doctor và đăng nhập lại Patient thành công</w:t>
-            </w:r>
-          </w:p>
-        </w:tc>
-        <w:tc>
-          <w:tcPr>
-            <w:tcW w:type="dxa" w:w="1728"/>
-          </w:tcPr>
-          <w:p>
-            <w:r/>
-          </w:p>
-        </w:tc>
-      </w:tr>
-      <w:tr>
-        <w:tc>
-          <w:tcPr>
-            <w:tcW w:type="dxa" w:w="1728"/>
-          </w:tcPr>
-          <w:p>
-            <w:r>
-              <w:t>TC-NOTIFICATION-007</w:t>
-            </w:r>
-          </w:p>
-        </w:tc>
-        <w:tc>
-          <w:tcPr>
-            <w:tcW w:type="dxa" w:w="1728"/>
-          </w:tcPr>
-          <w:p>
-            <w:r>
-              <w:t>8</w:t>
-            </w:r>
-          </w:p>
-        </w:tc>
-        <w:tc>
-          <w:tcPr>
-            <w:tcW w:type="dxa" w:w="1728"/>
-          </w:tcPr>
-          <w:p>
-            <w:r>
-              <w:t>PASS</w:t>
-            </w:r>
-          </w:p>
-        </w:tc>
-        <w:tc>
-          <w:tcPr>
-            <w:tcW w:type="dxa" w:w="1728"/>
-          </w:tcPr>
-          <w:p>
-            <w:r>
-              <w:t>Patient mở trang Thông báo thành công</w:t>
-            </w:r>
-          </w:p>
-        </w:tc>
-        <w:tc>
-          <w:tcPr>
-            <w:tcW w:type="dxa" w:w="1728"/>
-          </w:tcPr>
-          <w:p>
-            <w:r/>
-          </w:p>
-        </w:tc>
-      </w:tr>
-      <w:tr>
-        <w:tc>
-          <w:tcPr>
-            <w:tcW w:type="dxa" w:w="1728"/>
-          </w:tcPr>
-          <w:p>
-            <w:r>
-              <w:t>TC-NOTIFICATION-007</w:t>
-            </w:r>
-          </w:p>
-        </w:tc>
-        <w:tc>
-          <w:tcPr>
-            <w:tcW w:type="dxa" w:w="1728"/>
-          </w:tcPr>
-          <w:p>
-            <w:r>
-              <w:t>9</w:t>
-            </w:r>
-          </w:p>
-        </w:tc>
-        <w:tc>
-          <w:tcPr>
-            <w:tcW w:type="dxa" w:w="1728"/>
-          </w:tcPr>
-          <w:p>
-            <w:r>
-              <w:t>PASS</w:t>
-            </w:r>
-          </w:p>
-        </w:tc>
-        <w:tc>
-          <w:tcPr>
-            <w:tcW w:type="dxa" w:w="1728"/>
-          </w:tcPr>
-          <w:p>
-            <w:r>
-              <w:t>Patient nhận notification cho xét nghiệm 'Xet nghiem mau TC-NOTIFICATION-007-1787822470' đúng loại, nội dung và thời gian</w:t>
-            </w:r>
-          </w:p>
-        </w:tc>
-        <w:tc>
-          <w:tcPr>
-            <w:tcW w:type="dxa" w:w="1728"/>
-          </w:tcPr>
-          <w:p>
-            <w:r/>
-          </w:p>
-        </w:tc>
-      </w:tr>
-      <w:tr>
-        <w:tc>
-          <w:tcPr>
-            <w:tcW w:type="dxa" w:w="1728"/>
-          </w:tcPr>
-          <w:p>
-            <w:r>
-              <w:t>TC-NOTIFICATION-008</w:t>
-            </w:r>
-          </w:p>
-        </w:tc>
-        <w:tc>
-          <w:tcPr>
-            <w:tcW w:type="dxa" w:w="1728"/>
-          </w:tcPr>
-          <w:p>
-            <w:r>
-              <w:t>1</w:t>
-            </w:r>
-          </w:p>
-        </w:tc>
-        <w:tc>
-          <w:tcPr>
-            <w:tcW w:type="dxa" w:w="1728"/>
-          </w:tcPr>
-          <w:p>
-            <w:r>
-              <w:t>PASS</w:t>
-            </w:r>
-          </w:p>
-        </w:tc>
-        <w:tc>
-          <w:tcPr>
-            <w:tcW w:type="dxa" w:w="1728"/>
-          </w:tcPr>
-          <w:p>
-            <w:r>
-              <w:t>Chuẩn bị appointment #288, hồ sơ bệnh án và đơn thuốc thứ nhất thành công</w:t>
-            </w:r>
-          </w:p>
-        </w:tc>
-        <w:tc>
-          <w:tcPr>
-            <w:tcW w:type="dxa" w:w="1728"/>
-          </w:tcPr>
-          <w:p>
-            <w:r/>
-          </w:p>
-        </w:tc>
-      </w:tr>
-      <w:tr>
-        <w:tc>
-          <w:tcPr>
-            <w:tcW w:type="dxa" w:w="1728"/>
-          </w:tcPr>
-          <w:p>
-            <w:r>
-              <w:t>TC-NOTIFICATION-008</w:t>
-            </w:r>
-          </w:p>
-        </w:tc>
-        <w:tc>
-          <w:tcPr>
-            <w:tcW w:type="dxa" w:w="1728"/>
-          </w:tcPr>
-          <w:p>
-            <w:r>
-              <w:t>2</w:t>
-            </w:r>
-          </w:p>
-        </w:tc>
-        <w:tc>
-          <w:tcPr>
-            <w:tcW w:type="dxa" w:w="1728"/>
-          </w:tcPr>
-          <w:p>
-            <w:r>
-              <w:t>PASS</w:t>
-            </w:r>
-          </w:p>
-        </w:tc>
-        <w:tc>
-          <w:tcPr>
-            <w:tcW w:type="dxa" w:w="1728"/>
-          </w:tcPr>
-          <w:p>
-            <w:r>
-              <w:t>Ghi nhận notification của đơn thuốc thứ nhất thành công</w:t>
-            </w:r>
-          </w:p>
-        </w:tc>
-        <w:tc>
-          <w:tcPr>
-            <w:tcW w:type="dxa" w:w="1728"/>
-          </w:tcPr>
-          <w:p>
-            <w:r/>
-          </w:p>
-        </w:tc>
-      </w:tr>
-      <w:tr>
-        <w:tc>
-          <w:tcPr>
-            <w:tcW w:type="dxa" w:w="1728"/>
-          </w:tcPr>
-          <w:p>
-            <w:r>
-              <w:t>TC-NOTIFICATION-008</w:t>
-            </w:r>
-          </w:p>
-        </w:tc>
-        <w:tc>
-          <w:tcPr>
-            <w:tcW w:type="dxa" w:w="1728"/>
-          </w:tcPr>
-          <w:p>
-            <w:r>
-              <w:t>3</w:t>
-            </w:r>
-          </w:p>
-        </w:tc>
-        <w:tc>
-          <w:tcPr>
-            <w:tcW w:type="dxa" w:w="1728"/>
-          </w:tcPr>
-          <w:p>
-            <w:r>
-              <w:t>PASS</w:t>
-            </w:r>
-          </w:p>
-        </w:tc>
-        <w:tc>
-          <w:tcPr>
-            <w:tcW w:type="dxa" w:w="1728"/>
-          </w:tcPr>
-          <w:p>
-            <w:r>
-              <w:t>Đăng nhập lại Doctor thành công</w:t>
-            </w:r>
-          </w:p>
-        </w:tc>
-        <w:tc>
-          <w:tcPr>
-            <w:tcW w:type="dxa" w:w="1728"/>
-          </w:tcPr>
-          <w:p>
-            <w:r/>
-          </w:p>
-        </w:tc>
-      </w:tr>
-      <w:tr>
-        <w:tc>
-          <w:tcPr>
-            <w:tcW w:type="dxa" w:w="1728"/>
-          </w:tcPr>
-          <w:p>
-            <w:r>
-              <w:t>TC-NOTIFICATION-008</w:t>
-            </w:r>
-          </w:p>
-        </w:tc>
-        <w:tc>
-          <w:tcPr>
-            <w:tcW w:type="dxa" w:w="1728"/>
-          </w:tcPr>
-          <w:p>
-            <w:r>
-              <w:t>4</w:t>
-            </w:r>
-          </w:p>
-        </w:tc>
-        <w:tc>
-          <w:tcPr>
-            <w:tcW w:type="dxa" w:w="1728"/>
-          </w:tcPr>
-          <w:p>
-            <w:r>
-              <w:t>PASS</w:t>
-            </w:r>
-          </w:p>
-        </w:tc>
-        <w:tc>
-          <w:tcPr>
-            <w:tcW w:type="dxa" w:w="1728"/>
-          </w:tcPr>
-          <w:p>
-            <w:r>
-              <w:t>Doctor mở phần Đơn thuốc thành công</w:t>
-            </w:r>
-          </w:p>
-        </w:tc>
-        <w:tc>
-          <w:tcPr>
-            <w:tcW w:type="dxa" w:w="1728"/>
-          </w:tcPr>
-          <w:p>
-            <w:r/>
-          </w:p>
-        </w:tc>
-      </w:tr>
-      <w:tr>
-        <w:tc>
-          <w:tcPr>
-            <w:tcW w:type="dxa" w:w="1728"/>
-          </w:tcPr>
-          <w:p>
-            <w:r>
-              <w:t>TC-NOTIFICATION-008</w:t>
-            </w:r>
-          </w:p>
-        </w:tc>
-        <w:tc>
-          <w:tcPr>
-            <w:tcW w:type="dxa" w:w="1728"/>
-          </w:tcPr>
-          <w:p>
-            <w:r>
-              <w:t>5</w:t>
-            </w:r>
-          </w:p>
-        </w:tc>
-        <w:tc>
-          <w:tcPr>
-            <w:tcW w:type="dxa" w:w="1728"/>
-          </w:tcPr>
-          <w:p>
-            <w:r>
-              <w:t>PASS</w:t>
-            </w:r>
-          </w:p>
-        </w:tc>
-        <w:tc>
-          <w:tcPr>
-            <w:tcW w:type="dxa" w:w="1728"/>
-          </w:tcPr>
-          <w:p>
-            <w:r>
-              <w:t>Nhập dữ liệu cho đơn thuốc thứ hai thành công</w:t>
-            </w:r>
-          </w:p>
-        </w:tc>
-        <w:tc>
-          <w:tcPr>
-            <w:tcW w:type="dxa" w:w="1728"/>
-          </w:tcPr>
-          <w:p>
-            <w:r/>
-          </w:p>
-        </w:tc>
-      </w:tr>
-      <w:tr>
-        <w:tc>
-          <w:tcPr>
-            <w:tcW w:type="dxa" w:w="1728"/>
-          </w:tcPr>
-          <w:p>
-            <w:r>
-              <w:t>TC-NOTIFICATION-008</w:t>
-            </w:r>
-          </w:p>
-        </w:tc>
-        <w:tc>
-          <w:tcPr>
-            <w:tcW w:type="dxa" w:w="1728"/>
-          </w:tcPr>
-          <w:p>
-            <w:r>
-              <w:t>6</w:t>
-            </w:r>
-          </w:p>
-        </w:tc>
-        <w:tc>
-          <w:tcPr>
-            <w:tcW w:type="dxa" w:w="1728"/>
-          </w:tcPr>
-          <w:p>
-            <w:r>
-              <w:t>PASS</w:t>
-            </w:r>
-          </w:p>
-        </w:tc>
-        <w:tc>
-          <w:tcPr>
-            <w:tcW w:type="dxa" w:w="1728"/>
-          </w:tcPr>
-          <w:p>
-            <w:r>
-              <w:t>Lưu đơn thuốc thứ hai thành công</w:t>
-            </w:r>
-          </w:p>
-        </w:tc>
-        <w:tc>
-          <w:tcPr>
-            <w:tcW w:type="dxa" w:w="1728"/>
-          </w:tcPr>
-          <w:p>
-            <w:r/>
-          </w:p>
-        </w:tc>
-      </w:tr>
-      <w:tr>
-        <w:tc>
-          <w:tcPr>
-            <w:tcW w:type="dxa" w:w="1728"/>
-          </w:tcPr>
-          <w:p>
-            <w:r>
-              <w:t>TC-NOTIFICATION-008</w:t>
-            </w:r>
-          </w:p>
-        </w:tc>
-        <w:tc>
-          <w:tcPr>
-            <w:tcW w:type="dxa" w:w="1728"/>
-          </w:tcPr>
-          <w:p>
-            <w:r>
-              <w:t>7</w:t>
-            </w:r>
-          </w:p>
-        </w:tc>
-        <w:tc>
-          <w:tcPr>
-            <w:tcW w:type="dxa" w:w="1728"/>
-          </w:tcPr>
-          <w:p>
-            <w:r>
-              <w:t>PASS</w:t>
-            </w:r>
-          </w:p>
-        </w:tc>
-        <w:tc>
-          <w:tcPr>
-            <w:tcW w:type="dxa" w:w="1728"/>
-          </w:tcPr>
-          <w:p>
-            <w:r>
-              <w:t>Đăng xuất Doctor và đăng nhập lại Patient thành công</w:t>
-            </w:r>
-          </w:p>
-        </w:tc>
-        <w:tc>
-          <w:tcPr>
-            <w:tcW w:type="dxa" w:w="1728"/>
-          </w:tcPr>
-          <w:p>
-            <w:r/>
-          </w:p>
-        </w:tc>
-      </w:tr>
-      <w:tr>
-        <w:tc>
-          <w:tcPr>
-            <w:tcW w:type="dxa" w:w="1728"/>
-          </w:tcPr>
-          <w:p>
-            <w:r>
-              <w:t>TC-NOTIFICATION-008</w:t>
-            </w:r>
-          </w:p>
-        </w:tc>
-        <w:tc>
-          <w:tcPr>
-            <w:tcW w:type="dxa" w:w="1728"/>
-          </w:tcPr>
-          <w:p>
-            <w:r>
-              <w:t>8</w:t>
-            </w:r>
-          </w:p>
-        </w:tc>
-        <w:tc>
-          <w:tcPr>
-            <w:tcW w:type="dxa" w:w="1728"/>
-          </w:tcPr>
-          <w:p>
-            <w:r>
-              <w:t>PASS</w:t>
-            </w:r>
-          </w:p>
-        </w:tc>
-        <w:tc>
-          <w:tcPr>
-            <w:tcW w:type="dxa" w:w="1728"/>
-          </w:tcPr>
-          <w:p>
-            <w:r>
-              <w:t>Patient mở trang Thông báo thành công</w:t>
-            </w:r>
-          </w:p>
-        </w:tc>
-        <w:tc>
-          <w:tcPr>
-            <w:tcW w:type="dxa" w:w="1728"/>
-          </w:tcPr>
-          <w:p>
-            <w:r/>
-          </w:p>
-        </w:tc>
-      </w:tr>
-      <w:tr>
-        <w:tc>
-          <w:tcPr>
-            <w:tcW w:type="dxa" w:w="1728"/>
-          </w:tcPr>
-          <w:p>
-            <w:r>
-              <w:t>TC-NOTIFICATION-008</w:t>
-            </w:r>
-          </w:p>
-        </w:tc>
-        <w:tc>
-          <w:tcPr>
-            <w:tcW w:type="dxa" w:w="1728"/>
-          </w:tcPr>
-          <w:p>
-            <w:r>
-              <w:t>9</w:t>
-            </w:r>
-          </w:p>
-        </w:tc>
-        <w:tc>
-          <w:tcPr>
-            <w:tcW w:type="dxa" w:w="1728"/>
-          </w:tcPr>
-          <w:p>
-            <w:r>
-              <w:t>PASS</w:t>
-            </w:r>
-          </w:p>
-        </w:tc>
-        <w:tc>
-          <w:tcPr>
-            <w:tcW w:type="dxa" w:w="1728"/>
-          </w:tcPr>
-          <w:p>
-            <w:r>
-              <w:t>Patient nhận notification mới của đơn thuốc thứ hai, không trùng notification cũ và đúng định dạng thời gian</w:t>
-            </w:r>
-          </w:p>
-        </w:tc>
-        <w:tc>
-          <w:tcPr>
-            <w:tcW w:type="dxa" w:w="1728"/>
-          </w:tcPr>
-          <w:p>
-            <w:r/>
-          </w:p>
-        </w:tc>
-      </w:tr>
-      <w:tr>
-        <w:tc>
-          <w:tcPr>
-            <w:tcW w:type="dxa" w:w="1728"/>
-          </w:tcPr>
-          <w:p>
-            <w:r>
-              <w:t>TC-NOTIFICATION-009</w:t>
-            </w:r>
-          </w:p>
-        </w:tc>
-        <w:tc>
-          <w:tcPr>
-            <w:tcW w:type="dxa" w:w="1728"/>
-          </w:tcPr>
-          <w:p>
-            <w:r>
-              <w:t>1</w:t>
-            </w:r>
-          </w:p>
-        </w:tc>
-        <w:tc>
-          <w:tcPr>
-            <w:tcW w:type="dxa" w:w="1728"/>
-          </w:tcPr>
-          <w:p>
-            <w:r>
-              <w:t>PASS</w:t>
-            </w:r>
-          </w:p>
-        </w:tc>
-        <w:tc>
-          <w:tcPr>
-            <w:tcW w:type="dxa" w:w="1728"/>
-          </w:tcPr>
-          <w:p>
-            <w:r>
-              <w:t>Chuẩn bị appointment #289, hồ sơ bệnh án ban đầu và ghi nhận 251 notification trước khi cập nhật</w:t>
-            </w:r>
-          </w:p>
-        </w:tc>
-        <w:tc>
-          <w:tcPr>
-            <w:tcW w:type="dxa" w:w="1728"/>
-          </w:tcPr>
-          <w:p>
-            <w:r/>
-          </w:p>
-        </w:tc>
-      </w:tr>
-      <w:tr>
-        <w:tc>
-          <w:tcPr>
-            <w:tcW w:type="dxa" w:w="1728"/>
-          </w:tcPr>
-          <w:p>
-            <w:r>
-              <w:t>TC-NOTIFICATION-009</w:t>
-            </w:r>
-          </w:p>
-        </w:tc>
-        <w:tc>
-          <w:tcPr>
-            <w:tcW w:type="dxa" w:w="1728"/>
-          </w:tcPr>
-          <w:p>
-            <w:r>
-              <w:t>2</w:t>
-            </w:r>
-          </w:p>
-        </w:tc>
-        <w:tc>
-          <w:tcPr>
-            <w:tcW w:type="dxa" w:w="1728"/>
-          </w:tcPr>
-          <w:p>
-            <w:r>
-              <w:t>PASS</w:t>
-            </w:r>
-          </w:p>
-        </w:tc>
-        <w:tc>
-          <w:tcPr>
-            <w:tcW w:type="dxa" w:w="1728"/>
-          </w:tcPr>
-          <w:p>
-            <w:r>
-              <w:t>Đăng nhập Doctor phụ trách thành công</w:t>
-            </w:r>
-          </w:p>
-        </w:tc>
-        <w:tc>
-          <w:tcPr>
-            <w:tcW w:type="dxa" w:w="1728"/>
-          </w:tcPr>
-          <w:p>
-            <w:r/>
-          </w:p>
-        </w:tc>
-      </w:tr>
-      <w:tr>
-        <w:tc>
-          <w:tcPr>
-            <w:tcW w:type="dxa" w:w="1728"/>
-          </w:tcPr>
-          <w:p>
-            <w:r>
-              <w:t>TC-NOTIFICATION-009</w:t>
-            </w:r>
-          </w:p>
-        </w:tc>
-        <w:tc>
-          <w:tcPr>
-            <w:tcW w:type="dxa" w:w="1728"/>
-          </w:tcPr>
-          <w:p>
-            <w:r>
-              <w:t>3</w:t>
-            </w:r>
-          </w:p>
-        </w:tc>
-        <w:tc>
-          <w:tcPr>
-            <w:tcW w:type="dxa" w:w="1728"/>
-          </w:tcPr>
-          <w:p>
-            <w:r>
-              <w:t>PASS</w:t>
-            </w:r>
-          </w:p>
-        </w:tc>
-        <w:tc>
-          <w:tcPr>
-            <w:tcW w:type="dxa" w:w="1728"/>
-          </w:tcPr>
-          <w:p>
-            <w:r>
-              <w:t>Doctor mở hồ sơ của appointment #289 thành công</w:t>
-            </w:r>
-          </w:p>
-        </w:tc>
-        <w:tc>
-          <w:tcPr>
-            <w:tcW w:type="dxa" w:w="1728"/>
-          </w:tcPr>
-          <w:p>
-            <w:r/>
-          </w:p>
-        </w:tc>
-      </w:tr>
-      <w:tr>
-        <w:tc>
-          <w:tcPr>
-            <w:tcW w:type="dxa" w:w="1728"/>
-          </w:tcPr>
-          <w:p>
-            <w:r>
-              <w:t>TC-NOTIFICATION-009</w:t>
-            </w:r>
-          </w:p>
-        </w:tc>
-        <w:tc>
-          <w:tcPr>
-            <w:tcW w:type="dxa" w:w="1728"/>
-          </w:tcPr>
-          <w:p>
-            <w:r>
-              <w:t>4</w:t>
-            </w:r>
-          </w:p>
-        </w:tc>
-        <w:tc>
-          <w:tcPr>
-            <w:tcW w:type="dxa" w:w="1728"/>
-          </w:tcPr>
-          <w:p>
-            <w:r>
-              <w:t>PASS</w:t>
-            </w:r>
-          </w:p>
-        </w:tc>
-        <w:tc>
-          <w:tcPr>
-            <w:tcW w:type="dxa" w:w="1728"/>
-          </w:tcPr>
-          <w:p>
-            <w:r>
-              <w:t>Doctor chỉnh sửa Chẩn đoán và Hướng điều trị thành công</w:t>
-            </w:r>
-          </w:p>
-        </w:tc>
-        <w:tc>
-          <w:tcPr>
-            <w:tcW w:type="dxa" w:w="1728"/>
-          </w:tcPr>
-          <w:p>
-            <w:r/>
-          </w:p>
-        </w:tc>
-      </w:tr>
-      <w:tr>
-        <w:tc>
-          <w:tcPr>
-            <w:tcW w:type="dxa" w:w="1728"/>
-          </w:tcPr>
-          <w:p>
-            <w:r>
-              <w:t>TC-NOTIFICATION-009</w:t>
-            </w:r>
-          </w:p>
-        </w:tc>
-        <w:tc>
-          <w:tcPr>
-            <w:tcW w:type="dxa" w:w="1728"/>
-          </w:tcPr>
-          <w:p>
-            <w:r>
-              <w:t>5</w:t>
-            </w:r>
-          </w:p>
-        </w:tc>
-        <w:tc>
-          <w:tcPr>
-            <w:tcW w:type="dxa" w:w="1728"/>
-          </w:tcPr>
-          <w:p>
-            <w:r>
-              <w:t>PASS</w:t>
-            </w:r>
-          </w:p>
-        </w:tc>
-        <w:tc>
-          <w:tcPr>
-            <w:tcW w:type="dxa" w:w="1728"/>
-          </w:tcPr>
-          <w:p>
-            <w:r>
-              <w:t>Cập nhật hồ sơ bệnh án thành công</w:t>
-            </w:r>
-          </w:p>
-        </w:tc>
-        <w:tc>
-          <w:tcPr>
-            <w:tcW w:type="dxa" w:w="1728"/>
-          </w:tcPr>
-          <w:p>
-            <w:r/>
-          </w:p>
-        </w:tc>
-      </w:tr>
-      <w:tr>
-        <w:tc>
-          <w:tcPr>
-            <w:tcW w:type="dxa" w:w="1728"/>
-          </w:tcPr>
-          <w:p>
-            <w:r>
-              <w:t>TC-NOTIFICATION-009</w:t>
-            </w:r>
-          </w:p>
-        </w:tc>
-        <w:tc>
-          <w:tcPr>
-            <w:tcW w:type="dxa" w:w="1728"/>
-          </w:tcPr>
-          <w:p>
-            <w:r>
-              <w:t>6</w:t>
-            </w:r>
-          </w:p>
-        </w:tc>
-        <w:tc>
-          <w:tcPr>
-            <w:tcW w:type="dxa" w:w="1728"/>
-          </w:tcPr>
-          <w:p>
-            <w:r>
-              <w:t>PASS</w:t>
-            </w:r>
-          </w:p>
-        </w:tc>
-        <w:tc>
-          <w:tcPr>
-            <w:tcW w:type="dxa" w:w="1728"/>
-          </w:tcPr>
-          <w:p>
-            <w:r>
-              <w:t>Đăng xuất Doctor và đăng nhập lại Patient thành công</w:t>
-            </w:r>
-          </w:p>
-        </w:tc>
-        <w:tc>
-          <w:tcPr>
-            <w:tcW w:type="dxa" w:w="1728"/>
-          </w:tcPr>
-          <w:p>
-            <w:r/>
-          </w:p>
-        </w:tc>
-      </w:tr>
-      <w:tr>
-        <w:tc>
-          <w:tcPr>
-            <w:tcW w:type="dxa" w:w="1728"/>
-          </w:tcPr>
-          <w:p>
-            <w:r>
-              <w:t>TC-NOTIFICATION-009</w:t>
-            </w:r>
-          </w:p>
-        </w:tc>
-        <w:tc>
-          <w:tcPr>
-            <w:tcW w:type="dxa" w:w="1728"/>
-          </w:tcPr>
-          <w:p>
-            <w:r>
-              <w:t>7</w:t>
-            </w:r>
-          </w:p>
-        </w:tc>
-        <w:tc>
-          <w:tcPr>
-            <w:tcW w:type="dxa" w:w="1728"/>
-          </w:tcPr>
-          <w:p>
-            <w:r>
-              <w:t>PASS</w:t>
-            </w:r>
-          </w:p>
-        </w:tc>
-        <w:tc>
-          <w:tcPr>
-            <w:tcW w:type="dxa" w:w="1728"/>
-          </w:tcPr>
-          <w:p>
-            <w:r>
-              <w:t>Patient mở trang Thông báo thành công</w:t>
-            </w:r>
-          </w:p>
-        </w:tc>
-        <w:tc>
-          <w:tcPr>
-            <w:tcW w:type="dxa" w:w="1728"/>
-          </w:tcPr>
-          <w:p>
-            <w:r/>
-          </w:p>
-        </w:tc>
-      </w:tr>
-      <w:tr>
-        <w:tc>
-          <w:tcPr>
-            <w:tcW w:type="dxa" w:w="1728"/>
-          </w:tcPr>
-          <w:p>
-            <w:r>
-              <w:t>TC-NOTIFICATION-009</w:t>
-            </w:r>
-          </w:p>
-        </w:tc>
-        <w:tc>
-          <w:tcPr>
-            <w:tcW w:type="dxa" w:w="1728"/>
-          </w:tcPr>
-          <w:p>
-            <w:r>
-              <w:t>8</w:t>
-            </w:r>
-          </w:p>
-        </w:tc>
-        <w:tc>
-          <w:tcPr>
-            <w:tcW w:type="dxa" w:w="1728"/>
+            <w:tcW w:type="dxa" w:w="1440"/>
           </w:tcPr>
           <w:p>
             <w:r>
@@ -4000,7 +860,17 @@
         </w:tc>
         <w:tc>
           <w:tcPr>
-            <w:tcW w:type="dxa" w:w="1728"/>
+            <w:tcW w:type="dxa" w:w="1440"/>
+          </w:tcPr>
+          <w:p>
+            <w:r>
+              <w:t>28/08/2026 10:23:37</w:t>
+            </w:r>
+          </w:p>
+        </w:tc>
+        <w:tc>
+          <w:tcPr>
+            <w:tcW w:type="dxa" w:w="1440"/>
           </w:tcPr>
           <w:p>
             <w:r>
@@ -4010,11 +880,11 @@
         </w:tc>
         <w:tc>
           <w:tcPr>
-            <w:tcW w:type="dxa" w:w="1728"/>
+            <w:tcW w:type="dxa" w:w="1440"/>
           </w:tcPr>
           <w:p>
             <w:r>
-              <w:t>Before: 251 | After: 251 | Known bug của hệ thống</w:t>
+              <w:t>Before: 259 | After: 259 | Known bug của hệ thống</w:t>
             </w:r>
           </w:p>
         </w:tc>

--- a/Selenium_WebDriver/reports/Notification_Test_Report.docx
+++ b/Selenium_WebDriver/reports/Notification_Test_Report.docx
@@ -21,7 +21,7 @@
         <w:jc w:val="center"/>
       </w:pPr>
       <w:r>
-        <w:t>Thời gian tạo báo cáo: 28/08/2026 10:23:39</w:t>
+        <w:t>Thời gian tạo báo cáo: 30/08/2026 22:54:13</w:t>
       </w:r>
     </w:p>
     <w:p/>
@@ -82,7 +82,7 @@
           </w:tcPr>
           <w:p>
             <w:r>
-              <w:t>1</w:t>
+              <w:t>9</w:t>
             </w:r>
           </w:p>
         </w:tc>
@@ -104,7 +104,7 @@
           </w:tcPr>
           <w:p>
             <w:r>
-              <w:t>0</w:t>
+              <w:t>8</w:t>
             </w:r>
           </w:p>
         </w:tc>
@@ -268,6 +268,470 @@
           </w:tcPr>
           <w:p>
             <w:r>
+              <w:t>TC-NOTIFICATION-001</w:t>
+            </w:r>
+          </w:p>
+        </w:tc>
+        <w:tc>
+          <w:tcPr>
+            <w:tcW w:type="dxa" w:w="1440"/>
+          </w:tcPr>
+          <w:p>
+            <w:r>
+              <w:t>PASSED</w:t>
+            </w:r>
+          </w:p>
+        </w:tc>
+        <w:tc>
+          <w:tcPr>
+            <w:tcW w:type="dxa" w:w="1440"/>
+          </w:tcPr>
+          <w:p>
+            <w:r>
+              <w:t>30/08/2026 22:47:50</w:t>
+            </w:r>
+          </w:p>
+        </w:tc>
+        <w:tc>
+          <w:tcPr>
+            <w:tcW w:type="dxa" w:w="1440"/>
+          </w:tcPr>
+          <w:p>
+            <w:r>
+              <w:t>33.14</w:t>
+            </w:r>
+          </w:p>
+        </w:tc>
+        <w:tc>
+          <w:tcPr>
+            <w:tcW w:type="dxa" w:w="1440"/>
+          </w:tcPr>
+          <w:p>
+            <w:r/>
+          </w:p>
+        </w:tc>
+        <w:tc>
+          <w:tcPr>
+            <w:tcW w:type="dxa" w:w="1440"/>
+          </w:tcPr>
+          <w:p>
+            <w:r/>
+          </w:p>
+        </w:tc>
+      </w:tr>
+      <w:tr>
+        <w:tc>
+          <w:tcPr>
+            <w:tcW w:type="dxa" w:w="1440"/>
+          </w:tcPr>
+          <w:p>
+            <w:r>
+              <w:t>TC-NOTIFICATION-002</w:t>
+            </w:r>
+          </w:p>
+        </w:tc>
+        <w:tc>
+          <w:tcPr>
+            <w:tcW w:type="dxa" w:w="1440"/>
+          </w:tcPr>
+          <w:p>
+            <w:r>
+              <w:t>PASSED</w:t>
+            </w:r>
+          </w:p>
+        </w:tc>
+        <w:tc>
+          <w:tcPr>
+            <w:tcW w:type="dxa" w:w="1440"/>
+          </w:tcPr>
+          <w:p>
+            <w:r>
+              <w:t>30/08/2026 22:48:27</w:t>
+            </w:r>
+          </w:p>
+        </w:tc>
+        <w:tc>
+          <w:tcPr>
+            <w:tcW w:type="dxa" w:w="1440"/>
+          </w:tcPr>
+          <w:p>
+            <w:r>
+              <w:t>33.03</w:t>
+            </w:r>
+          </w:p>
+        </w:tc>
+        <w:tc>
+          <w:tcPr>
+            <w:tcW w:type="dxa" w:w="1440"/>
+          </w:tcPr>
+          <w:p>
+            <w:r/>
+          </w:p>
+        </w:tc>
+        <w:tc>
+          <w:tcPr>
+            <w:tcW w:type="dxa" w:w="1440"/>
+          </w:tcPr>
+          <w:p>
+            <w:r/>
+          </w:p>
+        </w:tc>
+      </w:tr>
+      <w:tr>
+        <w:tc>
+          <w:tcPr>
+            <w:tcW w:type="dxa" w:w="1440"/>
+          </w:tcPr>
+          <w:p>
+            <w:r>
+              <w:t>TC-NOTIFICATION-003</w:t>
+            </w:r>
+          </w:p>
+        </w:tc>
+        <w:tc>
+          <w:tcPr>
+            <w:tcW w:type="dxa" w:w="1440"/>
+          </w:tcPr>
+          <w:p>
+            <w:r>
+              <w:t>PASSED</w:t>
+            </w:r>
+          </w:p>
+        </w:tc>
+        <w:tc>
+          <w:tcPr>
+            <w:tcW w:type="dxa" w:w="1440"/>
+          </w:tcPr>
+          <w:p>
+            <w:r>
+              <w:t>30/08/2026 22:49:11</w:t>
+            </w:r>
+          </w:p>
+        </w:tc>
+        <w:tc>
+          <w:tcPr>
+            <w:tcW w:type="dxa" w:w="1440"/>
+          </w:tcPr>
+          <w:p>
+            <w:r>
+              <w:t>41.23</w:t>
+            </w:r>
+          </w:p>
+        </w:tc>
+        <w:tc>
+          <w:tcPr>
+            <w:tcW w:type="dxa" w:w="1440"/>
+          </w:tcPr>
+          <w:p>
+            <w:r/>
+          </w:p>
+        </w:tc>
+        <w:tc>
+          <w:tcPr>
+            <w:tcW w:type="dxa" w:w="1440"/>
+          </w:tcPr>
+          <w:p>
+            <w:r/>
+          </w:p>
+        </w:tc>
+      </w:tr>
+      <w:tr>
+        <w:tc>
+          <w:tcPr>
+            <w:tcW w:type="dxa" w:w="1440"/>
+          </w:tcPr>
+          <w:p>
+            <w:r>
+              <w:t>TC-NOTIFICATION-004</w:t>
+            </w:r>
+          </w:p>
+        </w:tc>
+        <w:tc>
+          <w:tcPr>
+            <w:tcW w:type="dxa" w:w="1440"/>
+          </w:tcPr>
+          <w:p>
+            <w:r>
+              <w:t>PASSED</w:t>
+            </w:r>
+          </w:p>
+        </w:tc>
+        <w:tc>
+          <w:tcPr>
+            <w:tcW w:type="dxa" w:w="1440"/>
+          </w:tcPr>
+          <w:p>
+            <w:r>
+              <w:t>30/08/2026 22:50:14</w:t>
+            </w:r>
+          </w:p>
+        </w:tc>
+        <w:tc>
+          <w:tcPr>
+            <w:tcW w:type="dxa" w:w="1440"/>
+          </w:tcPr>
+          <w:p>
+            <w:r>
+              <w:t>59.58</w:t>
+            </w:r>
+          </w:p>
+        </w:tc>
+        <w:tc>
+          <w:tcPr>
+            <w:tcW w:type="dxa" w:w="1440"/>
+          </w:tcPr>
+          <w:p>
+            <w:r/>
+          </w:p>
+        </w:tc>
+        <w:tc>
+          <w:tcPr>
+            <w:tcW w:type="dxa" w:w="1440"/>
+          </w:tcPr>
+          <w:p>
+            <w:r/>
+          </w:p>
+        </w:tc>
+      </w:tr>
+      <w:tr>
+        <w:tc>
+          <w:tcPr>
+            <w:tcW w:type="dxa" w:w="1440"/>
+          </w:tcPr>
+          <w:p>
+            <w:r>
+              <w:t>TC-NOTIFICATION-005</w:t>
+            </w:r>
+          </w:p>
+        </w:tc>
+        <w:tc>
+          <w:tcPr>
+            <w:tcW w:type="dxa" w:w="1440"/>
+          </w:tcPr>
+          <w:p>
+            <w:r>
+              <w:t>PASSED</w:t>
+            </w:r>
+          </w:p>
+        </w:tc>
+        <w:tc>
+          <w:tcPr>
+            <w:tcW w:type="dxa" w:w="1440"/>
+          </w:tcPr>
+          <w:p>
+            <w:r>
+              <w:t>30/08/2026 22:50:32</w:t>
+            </w:r>
+          </w:p>
+        </w:tc>
+        <w:tc>
+          <w:tcPr>
+            <w:tcW w:type="dxa" w:w="1440"/>
+          </w:tcPr>
+          <w:p>
+            <w:r>
+              <w:t>15.05</w:t>
+            </w:r>
+          </w:p>
+        </w:tc>
+        <w:tc>
+          <w:tcPr>
+            <w:tcW w:type="dxa" w:w="1440"/>
+          </w:tcPr>
+          <w:p>
+            <w:r/>
+          </w:p>
+        </w:tc>
+        <w:tc>
+          <w:tcPr>
+            <w:tcW w:type="dxa" w:w="1440"/>
+          </w:tcPr>
+          <w:p>
+            <w:r/>
+          </w:p>
+        </w:tc>
+      </w:tr>
+      <w:tr>
+        <w:tc>
+          <w:tcPr>
+            <w:tcW w:type="dxa" w:w="1440"/>
+          </w:tcPr>
+          <w:p>
+            <w:r>
+              <w:t>TC-NOTIFICATION-006</w:t>
+            </w:r>
+          </w:p>
+        </w:tc>
+        <w:tc>
+          <w:tcPr>
+            <w:tcW w:type="dxa" w:w="1440"/>
+          </w:tcPr>
+          <w:p>
+            <w:r>
+              <w:t>PASSED</w:t>
+            </w:r>
+          </w:p>
+        </w:tc>
+        <w:tc>
+          <w:tcPr>
+            <w:tcW w:type="dxa" w:w="1440"/>
+          </w:tcPr>
+          <w:p>
+            <w:r>
+              <w:t>30/08/2026 22:51:19</w:t>
+            </w:r>
+          </w:p>
+        </w:tc>
+        <w:tc>
+          <w:tcPr>
+            <w:tcW w:type="dxa" w:w="1440"/>
+          </w:tcPr>
+          <w:p>
+            <w:r>
+              <w:t>43.54</w:t>
+            </w:r>
+          </w:p>
+        </w:tc>
+        <w:tc>
+          <w:tcPr>
+            <w:tcW w:type="dxa" w:w="1440"/>
+          </w:tcPr>
+          <w:p>
+            <w:r/>
+          </w:p>
+        </w:tc>
+        <w:tc>
+          <w:tcPr>
+            <w:tcW w:type="dxa" w:w="1440"/>
+          </w:tcPr>
+          <w:p>
+            <w:r/>
+          </w:p>
+        </w:tc>
+      </w:tr>
+      <w:tr>
+        <w:tc>
+          <w:tcPr>
+            <w:tcW w:type="dxa" w:w="1440"/>
+          </w:tcPr>
+          <w:p>
+            <w:r>
+              <w:t>TC-NOTIFICATION-007</w:t>
+            </w:r>
+          </w:p>
+        </w:tc>
+        <w:tc>
+          <w:tcPr>
+            <w:tcW w:type="dxa" w:w="1440"/>
+          </w:tcPr>
+          <w:p>
+            <w:r>
+              <w:t>PASSED</w:t>
+            </w:r>
+          </w:p>
+        </w:tc>
+        <w:tc>
+          <w:tcPr>
+            <w:tcW w:type="dxa" w:w="1440"/>
+          </w:tcPr>
+          <w:p>
+            <w:r>
+              <w:t>30/08/2026 22:52:06</w:t>
+            </w:r>
+          </w:p>
+        </w:tc>
+        <w:tc>
+          <w:tcPr>
+            <w:tcW w:type="dxa" w:w="1440"/>
+          </w:tcPr>
+          <w:p>
+            <w:r>
+              <w:t>43.15</w:t>
+            </w:r>
+          </w:p>
+        </w:tc>
+        <w:tc>
+          <w:tcPr>
+            <w:tcW w:type="dxa" w:w="1440"/>
+          </w:tcPr>
+          <w:p>
+            <w:r/>
+          </w:p>
+        </w:tc>
+        <w:tc>
+          <w:tcPr>
+            <w:tcW w:type="dxa" w:w="1440"/>
+          </w:tcPr>
+          <w:p>
+            <w:r/>
+          </w:p>
+        </w:tc>
+      </w:tr>
+      <w:tr>
+        <w:tc>
+          <w:tcPr>
+            <w:tcW w:type="dxa" w:w="1440"/>
+          </w:tcPr>
+          <w:p>
+            <w:r>
+              <w:t>TC-NOTIFICATION-008</w:t>
+            </w:r>
+          </w:p>
+        </w:tc>
+        <w:tc>
+          <w:tcPr>
+            <w:tcW w:type="dxa" w:w="1440"/>
+          </w:tcPr>
+          <w:p>
+            <w:r>
+              <w:t>PASSED</w:t>
+            </w:r>
+          </w:p>
+        </w:tc>
+        <w:tc>
+          <w:tcPr>
+            <w:tcW w:type="dxa" w:w="1440"/>
+          </w:tcPr>
+          <w:p>
+            <w:r>
+              <w:t>30/08/2026 22:53:07</w:t>
+            </w:r>
+          </w:p>
+        </w:tc>
+        <w:tc>
+          <w:tcPr>
+            <w:tcW w:type="dxa" w:w="1440"/>
+          </w:tcPr>
+          <w:p>
+            <w:r>
+              <w:t>58.61</w:t>
+            </w:r>
+          </w:p>
+        </w:tc>
+        <w:tc>
+          <w:tcPr>
+            <w:tcW w:type="dxa" w:w="1440"/>
+          </w:tcPr>
+          <w:p>
+            <w:r/>
+          </w:p>
+        </w:tc>
+        <w:tc>
+          <w:tcPr>
+            <w:tcW w:type="dxa" w:w="1440"/>
+          </w:tcPr>
+          <w:p>
+            <w:r/>
+          </w:p>
+        </w:tc>
+      </w:tr>
+      <w:tr>
+        <w:tc>
+          <w:tcPr>
+            <w:tcW w:type="dxa" w:w="1440"/>
+          </w:tcPr>
+          <w:p>
+            <w:r>
               <w:t>TC-NOTIFICATION-009</w:t>
             </w:r>
           </w:p>
@@ -288,17 +752,17 @@
           </w:tcPr>
           <w:p>
             <w:r>
-              <w:t>28/08/2026 10:23:37</w:t>
-            </w:r>
-          </w:p>
-        </w:tc>
-        <w:tc>
-          <w:tcPr>
-            <w:tcW w:type="dxa" w:w="1440"/>
-          </w:tcPr>
-          <w:p>
-            <w:r>
-              <w:t>59.57</w:t>
+              <w:t>30/08/2026 22:54:10</w:t>
+            </w:r>
+          </w:p>
+        </w:tc>
+        <w:tc>
+          <w:tcPr>
+            <w:tcW w:type="dxa" w:w="1440"/>
+          </w:tcPr>
+          <w:p>
+            <w:r>
+              <w:t>59.81</w:t>
             </w:r>
           </w:p>
         </w:tc>
@@ -316,7 +780,7 @@
           </w:tcPr>
           <w:p>
             <w:r>
-              <w:t>KNOWN BUG - TC-NOTIFICATION-009 | STEP 8 | Trước khi cập nhật có 259 notification, sau khi cập nhật có 259. Hồ sơ bệnh án cập nhật thành công nhưng Patient không nhận được notification mới.</w:t>
+              <w:t>KNOWN BUG - TC-NOTIFICATION-009 | STEP 8 | Trước khi cập nhật có 302 notification, sau khi cập nhật có 302. Hồ sơ bệnh án cập nhật thành công nhưng Patient không nhận được notification mới.</w:t>
             </w:r>
           </w:p>
         </w:tc>
@@ -414,7 +878,7 @@
           </w:tcPr>
           <w:p>
             <w:r>
-              <w:t>TC-NOTIFICATION-009</w:t>
+              <w:t>TC-NOTIFICATION-001</w:t>
             </w:r>
           </w:p>
         </w:tc>
@@ -444,17 +908,17 @@
           </w:tcPr>
           <w:p>
             <w:r>
-              <w:t>28/08/2026 10:23:20</w:t>
-            </w:r>
-          </w:p>
-        </w:tc>
-        <w:tc>
-          <w:tcPr>
-            <w:tcW w:type="dxa" w:w="1440"/>
-          </w:tcPr>
-          <w:p>
-            <w:r>
-              <w:t>Chuẩn bị appointment #296, hồ sơ bệnh án ban đầu và ghi nhận 259 notification trước khi cập nhật</w:t>
+              <w:t>30/08/2026 22:47:36</w:t>
+            </w:r>
+          </w:p>
+        </w:tc>
+        <w:tc>
+          <w:tcPr>
+            <w:tcW w:type="dxa" w:w="1440"/>
+          </w:tcPr>
+          <w:p>
+            <w:r>
+              <w:t>Patient đặt lịch khám hợp lệ và appointment #375 ở trạng thái pending</w:t>
             </w:r>
           </w:p>
         </w:tc>
@@ -474,7 +938,7 @@
           </w:tcPr>
           <w:p>
             <w:r>
-              <w:t>TC-NOTIFICATION-009</w:t>
+              <w:t>TC-NOTIFICATION-001</w:t>
             </w:r>
           </w:p>
         </w:tc>
@@ -504,17 +968,17 @@
           </w:tcPr>
           <w:p>
             <w:r>
-              <w:t>28/08/2026 10:23:26</w:t>
-            </w:r>
-          </w:p>
-        </w:tc>
-        <w:tc>
-          <w:tcPr>
-            <w:tcW w:type="dxa" w:w="1440"/>
-          </w:tcPr>
-          <w:p>
-            <w:r>
-              <w:t>Đăng nhập Doctor phụ trách thành công</w:t>
+              <w:t>30/08/2026 22:47:42</w:t>
+            </w:r>
+          </w:p>
+        </w:tc>
+        <w:tc>
+          <w:tcPr>
+            <w:tcW w:type="dxa" w:w="1440"/>
+          </w:tcPr>
+          <w:p>
+            <w:r>
+              <w:t>Đăng xuất Patient và đăng nhập Admin thành công</w:t>
             </w:r>
           </w:p>
         </w:tc>
@@ -534,7 +998,7 @@
           </w:tcPr>
           <w:p>
             <w:r>
-              <w:t>TC-NOTIFICATION-009</w:t>
+              <w:t>TC-NOTIFICATION-001</w:t>
             </w:r>
           </w:p>
         </w:tc>
@@ -564,17 +1028,17 @@
           </w:tcPr>
           <w:p>
             <w:r>
-              <w:t>28/08/2026 10:23:27</w:t>
-            </w:r>
-          </w:p>
-        </w:tc>
-        <w:tc>
-          <w:tcPr>
-            <w:tcW w:type="dxa" w:w="1440"/>
-          </w:tcPr>
-          <w:p>
-            <w:r>
-              <w:t>Doctor mở hồ sơ của appointment #296 thành công</w:t>
+              <w:t>30/08/2026 22:47:44</w:t>
+            </w:r>
+          </w:p>
+        </w:tc>
+        <w:tc>
+          <w:tcPr>
+            <w:tcW w:type="dxa" w:w="1440"/>
+          </w:tcPr>
+          <w:p>
+            <w:r>
+              <w:t>Admin xác nhận appointment #375 thành công</w:t>
             </w:r>
           </w:p>
         </w:tc>
@@ -594,7 +1058,7 @@
           </w:tcPr>
           <w:p>
             <w:r>
-              <w:t>TC-NOTIFICATION-009</w:t>
+              <w:t>TC-NOTIFICATION-001</w:t>
             </w:r>
           </w:p>
         </w:tc>
@@ -624,17 +1088,17 @@
           </w:tcPr>
           <w:p>
             <w:r>
-              <w:t>28/08/2026 10:23:28</w:t>
-            </w:r>
-          </w:p>
-        </w:tc>
-        <w:tc>
-          <w:tcPr>
-            <w:tcW w:type="dxa" w:w="1440"/>
-          </w:tcPr>
-          <w:p>
-            <w:r>
-              <w:t>Doctor chỉnh sửa Chẩn đoán và Hướng điều trị thành công</w:t>
+              <w:t>30/08/2026 22:47:50</w:t>
+            </w:r>
+          </w:p>
+        </w:tc>
+        <w:tc>
+          <w:tcPr>
+            <w:tcW w:type="dxa" w:w="1440"/>
+          </w:tcPr>
+          <w:p>
+            <w:r>
+              <w:t>Đăng xuất Admin và đăng nhập lại Patient thành công</w:t>
             </w:r>
           </w:p>
         </w:tc>
@@ -654,7 +1118,7 @@
           </w:tcPr>
           <w:p>
             <w:r>
-              <w:t>TC-NOTIFICATION-009</w:t>
+              <w:t>TC-NOTIFICATION-001</w:t>
             </w:r>
           </w:p>
         </w:tc>
@@ -684,17 +1148,17 @@
           </w:tcPr>
           <w:p>
             <w:r>
-              <w:t>28/08/2026 10:23:29</w:t>
-            </w:r>
-          </w:p>
-        </w:tc>
-        <w:tc>
-          <w:tcPr>
-            <w:tcW w:type="dxa" w:w="1440"/>
-          </w:tcPr>
-          <w:p>
-            <w:r>
-              <w:t>Cập nhật hồ sơ bệnh án thành công</w:t>
+              <w:t>30/08/2026 22:47:50</w:t>
+            </w:r>
+          </w:p>
+        </w:tc>
+        <w:tc>
+          <w:tcPr>
+            <w:tcW w:type="dxa" w:w="1440"/>
+          </w:tcPr>
+          <w:p>
+            <w:r>
+              <w:t>Patient mở trang Thông báo thành công</w:t>
             </w:r>
           </w:p>
         </w:tc>
@@ -714,7 +1178,7 @@
           </w:tcPr>
           <w:p>
             <w:r>
-              <w:t>TC-NOTIFICATION-009</w:t>
+              <w:t>TC-NOTIFICATION-001</w:t>
             </w:r>
           </w:p>
         </w:tc>
@@ -744,17 +1208,17 @@
           </w:tcPr>
           <w:p>
             <w:r>
-              <w:t>28/08/2026 10:23:35</w:t>
-            </w:r>
-          </w:p>
-        </w:tc>
-        <w:tc>
-          <w:tcPr>
-            <w:tcW w:type="dxa" w:w="1440"/>
-          </w:tcPr>
-          <w:p>
-            <w:r>
-              <w:t>Đăng xuất Doctor và đăng nhập lại Patient thành công</w:t>
+              <w:t>30/08/2026 22:47:50</w:t>
+            </w:r>
+          </w:p>
+        </w:tc>
+        <w:tc>
+          <w:tcPr>
+            <w:tcW w:type="dxa" w:w="1440"/>
+          </w:tcPr>
+          <w:p>
+            <w:r>
+              <w:t>Tìm thấy notification của appointment #375</w:t>
             </w:r>
           </w:p>
         </w:tc>
@@ -774,7 +1238,7 @@
           </w:tcPr>
           <w:p>
             <w:r>
-              <w:t>TC-NOTIFICATION-009</w:t>
+              <w:t>TC-NOTIFICATION-001</w:t>
             </w:r>
           </w:p>
         </w:tc>
@@ -804,17 +1268,17 @@
           </w:tcPr>
           <w:p>
             <w:r>
-              <w:t>28/08/2026 10:23:35</w:t>
-            </w:r>
-          </w:p>
-        </w:tc>
-        <w:tc>
-          <w:tcPr>
-            <w:tcW w:type="dxa" w:w="1440"/>
-          </w:tcPr>
-          <w:p>
-            <w:r>
-              <w:t>Patient mở trang Thông báo thành công</w:t>
+              <w:t>30/08/2026 22:47:50</w:t>
+            </w:r>
+          </w:p>
+        </w:tc>
+        <w:tc>
+          <w:tcPr>
+            <w:tcW w:type="dxa" w:w="1440"/>
+          </w:tcPr>
+          <w:p>
+            <w:r>
+              <w:t>Notification đúng loại, đúng appointment, đúng nội dung và đúng định dạng thời gian</w:t>
             </w:r>
           </w:p>
         </w:tc>
@@ -834,6 +1298,3246 @@
           </w:tcPr>
           <w:p>
             <w:r>
+              <w:t>TC-NOTIFICATION-002</w:t>
+            </w:r>
+          </w:p>
+        </w:tc>
+        <w:tc>
+          <w:tcPr>
+            <w:tcW w:type="dxa" w:w="1440"/>
+          </w:tcPr>
+          <w:p>
+            <w:r>
+              <w:t>1</w:t>
+            </w:r>
+          </w:p>
+        </w:tc>
+        <w:tc>
+          <w:tcPr>
+            <w:tcW w:type="dxa" w:w="1440"/>
+          </w:tcPr>
+          <w:p>
+            <w:r>
+              <w:t>PASS</w:t>
+            </w:r>
+          </w:p>
+        </w:tc>
+        <w:tc>
+          <w:tcPr>
+            <w:tcW w:type="dxa" w:w="1440"/>
+          </w:tcPr>
+          <w:p>
+            <w:r>
+              <w:t>30/08/2026 22:48:13</w:t>
+            </w:r>
+          </w:p>
+        </w:tc>
+        <w:tc>
+          <w:tcPr>
+            <w:tcW w:type="dxa" w:w="1440"/>
+          </w:tcPr>
+          <w:p>
+            <w:r>
+              <w:t>Patient đặt lịch khám hợp lệ và appointment #376 ở trạng thái pending</w:t>
+            </w:r>
+          </w:p>
+        </w:tc>
+        <w:tc>
+          <w:tcPr>
+            <w:tcW w:type="dxa" w:w="1440"/>
+          </w:tcPr>
+          <w:p>
+            <w:r/>
+          </w:p>
+        </w:tc>
+      </w:tr>
+      <w:tr>
+        <w:tc>
+          <w:tcPr>
+            <w:tcW w:type="dxa" w:w="1440"/>
+          </w:tcPr>
+          <w:p>
+            <w:r>
+              <w:t>TC-NOTIFICATION-002</w:t>
+            </w:r>
+          </w:p>
+        </w:tc>
+        <w:tc>
+          <w:tcPr>
+            <w:tcW w:type="dxa" w:w="1440"/>
+          </w:tcPr>
+          <w:p>
+            <w:r>
+              <w:t>2</w:t>
+            </w:r>
+          </w:p>
+        </w:tc>
+        <w:tc>
+          <w:tcPr>
+            <w:tcW w:type="dxa" w:w="1440"/>
+          </w:tcPr>
+          <w:p>
+            <w:r>
+              <w:t>PASS</w:t>
+            </w:r>
+          </w:p>
+        </w:tc>
+        <w:tc>
+          <w:tcPr>
+            <w:tcW w:type="dxa" w:w="1440"/>
+          </w:tcPr>
+          <w:p>
+            <w:r>
+              <w:t>30/08/2026 22:48:19</w:t>
+            </w:r>
+          </w:p>
+        </w:tc>
+        <w:tc>
+          <w:tcPr>
+            <w:tcW w:type="dxa" w:w="1440"/>
+          </w:tcPr>
+          <w:p>
+            <w:r>
+              <w:t>Đăng xuất Patient và đăng nhập Admin thành công</w:t>
+            </w:r>
+          </w:p>
+        </w:tc>
+        <w:tc>
+          <w:tcPr>
+            <w:tcW w:type="dxa" w:w="1440"/>
+          </w:tcPr>
+          <w:p>
+            <w:r/>
+          </w:p>
+        </w:tc>
+      </w:tr>
+      <w:tr>
+        <w:tc>
+          <w:tcPr>
+            <w:tcW w:type="dxa" w:w="1440"/>
+          </w:tcPr>
+          <w:p>
+            <w:r>
+              <w:t>TC-NOTIFICATION-002</w:t>
+            </w:r>
+          </w:p>
+        </w:tc>
+        <w:tc>
+          <w:tcPr>
+            <w:tcW w:type="dxa" w:w="1440"/>
+          </w:tcPr>
+          <w:p>
+            <w:r>
+              <w:t>3</w:t>
+            </w:r>
+          </w:p>
+        </w:tc>
+        <w:tc>
+          <w:tcPr>
+            <w:tcW w:type="dxa" w:w="1440"/>
+          </w:tcPr>
+          <w:p>
+            <w:r>
+              <w:t>PASS</w:t>
+            </w:r>
+          </w:p>
+        </w:tc>
+        <w:tc>
+          <w:tcPr>
+            <w:tcW w:type="dxa" w:w="1440"/>
+          </w:tcPr>
+          <w:p>
+            <w:r>
+              <w:t>30/08/2026 22:48:20</w:t>
+            </w:r>
+          </w:p>
+        </w:tc>
+        <w:tc>
+          <w:tcPr>
+            <w:tcW w:type="dxa" w:w="1440"/>
+          </w:tcPr>
+          <w:p>
+            <w:r>
+              <w:t>Admin hủy appointment #376 thành công</w:t>
+            </w:r>
+          </w:p>
+        </w:tc>
+        <w:tc>
+          <w:tcPr>
+            <w:tcW w:type="dxa" w:w="1440"/>
+          </w:tcPr>
+          <w:p>
+            <w:r/>
+          </w:p>
+        </w:tc>
+      </w:tr>
+      <w:tr>
+        <w:tc>
+          <w:tcPr>
+            <w:tcW w:type="dxa" w:w="1440"/>
+          </w:tcPr>
+          <w:p>
+            <w:r>
+              <w:t>TC-NOTIFICATION-002</w:t>
+            </w:r>
+          </w:p>
+        </w:tc>
+        <w:tc>
+          <w:tcPr>
+            <w:tcW w:type="dxa" w:w="1440"/>
+          </w:tcPr>
+          <w:p>
+            <w:r>
+              <w:t>4</w:t>
+            </w:r>
+          </w:p>
+        </w:tc>
+        <w:tc>
+          <w:tcPr>
+            <w:tcW w:type="dxa" w:w="1440"/>
+          </w:tcPr>
+          <w:p>
+            <w:r>
+              <w:t>PASS</w:t>
+            </w:r>
+          </w:p>
+        </w:tc>
+        <w:tc>
+          <w:tcPr>
+            <w:tcW w:type="dxa" w:w="1440"/>
+          </w:tcPr>
+          <w:p>
+            <w:r>
+              <w:t>30/08/2026 22:48:26</w:t>
+            </w:r>
+          </w:p>
+        </w:tc>
+        <w:tc>
+          <w:tcPr>
+            <w:tcW w:type="dxa" w:w="1440"/>
+          </w:tcPr>
+          <w:p>
+            <w:r>
+              <w:t>Đăng xuất Admin và đăng nhập lại Patient thành công</w:t>
+            </w:r>
+          </w:p>
+        </w:tc>
+        <w:tc>
+          <w:tcPr>
+            <w:tcW w:type="dxa" w:w="1440"/>
+          </w:tcPr>
+          <w:p>
+            <w:r/>
+          </w:p>
+        </w:tc>
+      </w:tr>
+      <w:tr>
+        <w:tc>
+          <w:tcPr>
+            <w:tcW w:type="dxa" w:w="1440"/>
+          </w:tcPr>
+          <w:p>
+            <w:r>
+              <w:t>TC-NOTIFICATION-002</w:t>
+            </w:r>
+          </w:p>
+        </w:tc>
+        <w:tc>
+          <w:tcPr>
+            <w:tcW w:type="dxa" w:w="1440"/>
+          </w:tcPr>
+          <w:p>
+            <w:r>
+              <w:t>5</w:t>
+            </w:r>
+          </w:p>
+        </w:tc>
+        <w:tc>
+          <w:tcPr>
+            <w:tcW w:type="dxa" w:w="1440"/>
+          </w:tcPr>
+          <w:p>
+            <w:r>
+              <w:t>PASS</w:t>
+            </w:r>
+          </w:p>
+        </w:tc>
+        <w:tc>
+          <w:tcPr>
+            <w:tcW w:type="dxa" w:w="1440"/>
+          </w:tcPr>
+          <w:p>
+            <w:r>
+              <w:t>30/08/2026 22:48:27</w:t>
+            </w:r>
+          </w:p>
+        </w:tc>
+        <w:tc>
+          <w:tcPr>
+            <w:tcW w:type="dxa" w:w="1440"/>
+          </w:tcPr>
+          <w:p>
+            <w:r>
+              <w:t>Patient mở trang Thông báo thành công</w:t>
+            </w:r>
+          </w:p>
+        </w:tc>
+        <w:tc>
+          <w:tcPr>
+            <w:tcW w:type="dxa" w:w="1440"/>
+          </w:tcPr>
+          <w:p>
+            <w:r/>
+          </w:p>
+        </w:tc>
+      </w:tr>
+      <w:tr>
+        <w:tc>
+          <w:tcPr>
+            <w:tcW w:type="dxa" w:w="1440"/>
+          </w:tcPr>
+          <w:p>
+            <w:r>
+              <w:t>TC-NOTIFICATION-002</w:t>
+            </w:r>
+          </w:p>
+        </w:tc>
+        <w:tc>
+          <w:tcPr>
+            <w:tcW w:type="dxa" w:w="1440"/>
+          </w:tcPr>
+          <w:p>
+            <w:r>
+              <w:t>6</w:t>
+            </w:r>
+          </w:p>
+        </w:tc>
+        <w:tc>
+          <w:tcPr>
+            <w:tcW w:type="dxa" w:w="1440"/>
+          </w:tcPr>
+          <w:p>
+            <w:r>
+              <w:t>PASS</w:t>
+            </w:r>
+          </w:p>
+        </w:tc>
+        <w:tc>
+          <w:tcPr>
+            <w:tcW w:type="dxa" w:w="1440"/>
+          </w:tcPr>
+          <w:p>
+            <w:r>
+              <w:t>30/08/2026 22:48:27</w:t>
+            </w:r>
+          </w:p>
+        </w:tc>
+        <w:tc>
+          <w:tcPr>
+            <w:tcW w:type="dxa" w:w="1440"/>
+          </w:tcPr>
+          <w:p>
+            <w:r>
+              <w:t>Tìm thấy notification của appointment #376</w:t>
+            </w:r>
+          </w:p>
+        </w:tc>
+        <w:tc>
+          <w:tcPr>
+            <w:tcW w:type="dxa" w:w="1440"/>
+          </w:tcPr>
+          <w:p>
+            <w:r/>
+          </w:p>
+        </w:tc>
+      </w:tr>
+      <w:tr>
+        <w:tc>
+          <w:tcPr>
+            <w:tcW w:type="dxa" w:w="1440"/>
+          </w:tcPr>
+          <w:p>
+            <w:r>
+              <w:t>TC-NOTIFICATION-002</w:t>
+            </w:r>
+          </w:p>
+        </w:tc>
+        <w:tc>
+          <w:tcPr>
+            <w:tcW w:type="dxa" w:w="1440"/>
+          </w:tcPr>
+          <w:p>
+            <w:r>
+              <w:t>7</w:t>
+            </w:r>
+          </w:p>
+        </w:tc>
+        <w:tc>
+          <w:tcPr>
+            <w:tcW w:type="dxa" w:w="1440"/>
+          </w:tcPr>
+          <w:p>
+            <w:r>
+              <w:t>PASS</w:t>
+            </w:r>
+          </w:p>
+        </w:tc>
+        <w:tc>
+          <w:tcPr>
+            <w:tcW w:type="dxa" w:w="1440"/>
+          </w:tcPr>
+          <w:p>
+            <w:r>
+              <w:t>30/08/2026 22:48:27</w:t>
+            </w:r>
+          </w:p>
+        </w:tc>
+        <w:tc>
+          <w:tcPr>
+            <w:tcW w:type="dxa" w:w="1440"/>
+          </w:tcPr>
+          <w:p>
+            <w:r>
+              <w:t>Notification đúng loại, đúng appointment, đúng nội dung hủy lịch và đúng định dạng thời gian</w:t>
+            </w:r>
+          </w:p>
+        </w:tc>
+        <w:tc>
+          <w:tcPr>
+            <w:tcW w:type="dxa" w:w="1440"/>
+          </w:tcPr>
+          <w:p>
+            <w:r/>
+          </w:p>
+        </w:tc>
+      </w:tr>
+      <w:tr>
+        <w:tc>
+          <w:tcPr>
+            <w:tcW w:type="dxa" w:w="1440"/>
+          </w:tcPr>
+          <w:p>
+            <w:r>
+              <w:t>TC-NOTIFICATION-003</w:t>
+            </w:r>
+          </w:p>
+        </w:tc>
+        <w:tc>
+          <w:tcPr>
+            <w:tcW w:type="dxa" w:w="1440"/>
+          </w:tcPr>
+          <w:p>
+            <w:r>
+              <w:t>1</w:t>
+            </w:r>
+          </w:p>
+        </w:tc>
+        <w:tc>
+          <w:tcPr>
+            <w:tcW w:type="dxa" w:w="1440"/>
+          </w:tcPr>
+          <w:p>
+            <w:r>
+              <w:t>PASS</w:t>
+            </w:r>
+          </w:p>
+        </w:tc>
+        <w:tc>
+          <w:tcPr>
+            <w:tcW w:type="dxa" w:w="1440"/>
+          </w:tcPr>
+          <w:p>
+            <w:r>
+              <w:t>30/08/2026 22:48:57</w:t>
+            </w:r>
+          </w:p>
+        </w:tc>
+        <w:tc>
+          <w:tcPr>
+            <w:tcW w:type="dxa" w:w="1440"/>
+          </w:tcPr>
+          <w:p>
+            <w:r>
+              <w:t>Chuẩn bị appointment #377 và Admin xác nhận lịch thành công</w:t>
+            </w:r>
+          </w:p>
+        </w:tc>
+        <w:tc>
+          <w:tcPr>
+            <w:tcW w:type="dxa" w:w="1440"/>
+          </w:tcPr>
+          <w:p>
+            <w:r/>
+          </w:p>
+        </w:tc>
+      </w:tr>
+      <w:tr>
+        <w:tc>
+          <w:tcPr>
+            <w:tcW w:type="dxa" w:w="1440"/>
+          </w:tcPr>
+          <w:p>
+            <w:r>
+              <w:t>TC-NOTIFICATION-003</w:t>
+            </w:r>
+          </w:p>
+        </w:tc>
+        <w:tc>
+          <w:tcPr>
+            <w:tcW w:type="dxa" w:w="1440"/>
+          </w:tcPr>
+          <w:p>
+            <w:r>
+              <w:t>2</w:t>
+            </w:r>
+          </w:p>
+        </w:tc>
+        <w:tc>
+          <w:tcPr>
+            <w:tcW w:type="dxa" w:w="1440"/>
+          </w:tcPr>
+          <w:p>
+            <w:r>
+              <w:t>PASS</w:t>
+            </w:r>
+          </w:p>
+        </w:tc>
+        <w:tc>
+          <w:tcPr>
+            <w:tcW w:type="dxa" w:w="1440"/>
+          </w:tcPr>
+          <w:p>
+            <w:r>
+              <w:t>30/08/2026 22:49:03</w:t>
+            </w:r>
+          </w:p>
+        </w:tc>
+        <w:tc>
+          <w:tcPr>
+            <w:tcW w:type="dxa" w:w="1440"/>
+          </w:tcPr>
+          <w:p>
+            <w:r>
+              <w:t>Đăng nhập Doctor phụ trách thành công</w:t>
+            </w:r>
+          </w:p>
+        </w:tc>
+        <w:tc>
+          <w:tcPr>
+            <w:tcW w:type="dxa" w:w="1440"/>
+          </w:tcPr>
+          <w:p>
+            <w:r/>
+          </w:p>
+        </w:tc>
+      </w:tr>
+      <w:tr>
+        <w:tc>
+          <w:tcPr>
+            <w:tcW w:type="dxa" w:w="1440"/>
+          </w:tcPr>
+          <w:p>
+            <w:r>
+              <w:t>TC-NOTIFICATION-003</w:t>
+            </w:r>
+          </w:p>
+        </w:tc>
+        <w:tc>
+          <w:tcPr>
+            <w:tcW w:type="dxa" w:w="1440"/>
+          </w:tcPr>
+          <w:p>
+            <w:r>
+              <w:t>3</w:t>
+            </w:r>
+          </w:p>
+        </w:tc>
+        <w:tc>
+          <w:tcPr>
+            <w:tcW w:type="dxa" w:w="1440"/>
+          </w:tcPr>
+          <w:p>
+            <w:r>
+              <w:t>PASS</w:t>
+            </w:r>
+          </w:p>
+        </w:tc>
+        <w:tc>
+          <w:tcPr>
+            <w:tcW w:type="dxa" w:w="1440"/>
+          </w:tcPr>
+          <w:p>
+            <w:r>
+              <w:t>30/08/2026 22:49:04</w:t>
+            </w:r>
+          </w:p>
+        </w:tc>
+        <w:tc>
+          <w:tcPr>
+            <w:tcW w:type="dxa" w:w="1440"/>
+          </w:tcPr>
+          <w:p>
+            <w:r>
+              <w:t>Doctor mở appointment #377 và vào màn hình Khám bệnh thành công</w:t>
+            </w:r>
+          </w:p>
+        </w:tc>
+        <w:tc>
+          <w:tcPr>
+            <w:tcW w:type="dxa" w:w="1440"/>
+          </w:tcPr>
+          <w:p>
+            <w:r/>
+          </w:p>
+        </w:tc>
+      </w:tr>
+      <w:tr>
+        <w:tc>
+          <w:tcPr>
+            <w:tcW w:type="dxa" w:w="1440"/>
+          </w:tcPr>
+          <w:p>
+            <w:r>
+              <w:t>TC-NOTIFICATION-003</w:t>
+            </w:r>
+          </w:p>
+        </w:tc>
+        <w:tc>
+          <w:tcPr>
+            <w:tcW w:type="dxa" w:w="1440"/>
+          </w:tcPr>
+          <w:p>
+            <w:r>
+              <w:t>4</w:t>
+            </w:r>
+          </w:p>
+        </w:tc>
+        <w:tc>
+          <w:tcPr>
+            <w:tcW w:type="dxa" w:w="1440"/>
+          </w:tcPr>
+          <w:p>
+            <w:r>
+              <w:t>PASS</w:t>
+            </w:r>
+          </w:p>
+        </w:tc>
+        <w:tc>
+          <w:tcPr>
+            <w:tcW w:type="dxa" w:w="1440"/>
+          </w:tcPr>
+          <w:p>
+            <w:r>
+              <w:t>30/08/2026 22:49:04</w:t>
+            </w:r>
+          </w:p>
+        </w:tc>
+        <w:tc>
+          <w:tcPr>
+            <w:tcW w:type="dxa" w:w="1440"/>
+          </w:tcPr>
+          <w:p>
+            <w:r>
+              <w:t>Doctor nhập Chẩn đoán và Hướng điều trị hợp lệ</w:t>
+            </w:r>
+          </w:p>
+        </w:tc>
+        <w:tc>
+          <w:tcPr>
+            <w:tcW w:type="dxa" w:w="1440"/>
+          </w:tcPr>
+          <w:p>
+            <w:r/>
+          </w:p>
+        </w:tc>
+      </w:tr>
+      <w:tr>
+        <w:tc>
+          <w:tcPr>
+            <w:tcW w:type="dxa" w:w="1440"/>
+          </w:tcPr>
+          <w:p>
+            <w:r>
+              <w:t>TC-NOTIFICATION-003</w:t>
+            </w:r>
+          </w:p>
+        </w:tc>
+        <w:tc>
+          <w:tcPr>
+            <w:tcW w:type="dxa" w:w="1440"/>
+          </w:tcPr>
+          <w:p>
+            <w:r>
+              <w:t>5</w:t>
+            </w:r>
+          </w:p>
+        </w:tc>
+        <w:tc>
+          <w:tcPr>
+            <w:tcW w:type="dxa" w:w="1440"/>
+          </w:tcPr>
+          <w:p>
+            <w:r>
+              <w:t>PASS</w:t>
+            </w:r>
+          </w:p>
+        </w:tc>
+        <w:tc>
+          <w:tcPr>
+            <w:tcW w:type="dxa" w:w="1440"/>
+          </w:tcPr>
+          <w:p>
+            <w:r>
+              <w:t>30/08/2026 22:49:05</w:t>
+            </w:r>
+          </w:p>
+        </w:tc>
+        <w:tc>
+          <w:tcPr>
+            <w:tcW w:type="dxa" w:w="1440"/>
+          </w:tcPr>
+          <w:p>
+            <w:r>
+              <w:t>Doctor lưu hồ sơ bệnh án thành công</w:t>
+            </w:r>
+          </w:p>
+        </w:tc>
+        <w:tc>
+          <w:tcPr>
+            <w:tcW w:type="dxa" w:w="1440"/>
+          </w:tcPr>
+          <w:p>
+            <w:r/>
+          </w:p>
+        </w:tc>
+      </w:tr>
+      <w:tr>
+        <w:tc>
+          <w:tcPr>
+            <w:tcW w:type="dxa" w:w="1440"/>
+          </w:tcPr>
+          <w:p>
+            <w:r>
+              <w:t>TC-NOTIFICATION-003</w:t>
+            </w:r>
+          </w:p>
+        </w:tc>
+        <w:tc>
+          <w:tcPr>
+            <w:tcW w:type="dxa" w:w="1440"/>
+          </w:tcPr>
+          <w:p>
+            <w:r>
+              <w:t>6</w:t>
+            </w:r>
+          </w:p>
+        </w:tc>
+        <w:tc>
+          <w:tcPr>
+            <w:tcW w:type="dxa" w:w="1440"/>
+          </w:tcPr>
+          <w:p>
+            <w:r>
+              <w:t>PASS</w:t>
+            </w:r>
+          </w:p>
+        </w:tc>
+        <w:tc>
+          <w:tcPr>
+            <w:tcW w:type="dxa" w:w="1440"/>
+          </w:tcPr>
+          <w:p>
+            <w:r>
+              <w:t>30/08/2026 22:49:11</w:t>
+            </w:r>
+          </w:p>
+        </w:tc>
+        <w:tc>
+          <w:tcPr>
+            <w:tcW w:type="dxa" w:w="1440"/>
+          </w:tcPr>
+          <w:p>
+            <w:r>
+              <w:t>Đăng xuất Doctor và đăng nhập lại Patient thành công</w:t>
+            </w:r>
+          </w:p>
+        </w:tc>
+        <w:tc>
+          <w:tcPr>
+            <w:tcW w:type="dxa" w:w="1440"/>
+          </w:tcPr>
+          <w:p>
+            <w:r/>
+          </w:p>
+        </w:tc>
+      </w:tr>
+      <w:tr>
+        <w:tc>
+          <w:tcPr>
+            <w:tcW w:type="dxa" w:w="1440"/>
+          </w:tcPr>
+          <w:p>
+            <w:r>
+              <w:t>TC-NOTIFICATION-003</w:t>
+            </w:r>
+          </w:p>
+        </w:tc>
+        <w:tc>
+          <w:tcPr>
+            <w:tcW w:type="dxa" w:w="1440"/>
+          </w:tcPr>
+          <w:p>
+            <w:r>
+              <w:t>7</w:t>
+            </w:r>
+          </w:p>
+        </w:tc>
+        <w:tc>
+          <w:tcPr>
+            <w:tcW w:type="dxa" w:w="1440"/>
+          </w:tcPr>
+          <w:p>
+            <w:r>
+              <w:t>PASS</w:t>
+            </w:r>
+          </w:p>
+        </w:tc>
+        <w:tc>
+          <w:tcPr>
+            <w:tcW w:type="dxa" w:w="1440"/>
+          </w:tcPr>
+          <w:p>
+            <w:r>
+              <w:t>30/08/2026 22:49:11</w:t>
+            </w:r>
+          </w:p>
+        </w:tc>
+        <w:tc>
+          <w:tcPr>
+            <w:tcW w:type="dxa" w:w="1440"/>
+          </w:tcPr>
+          <w:p>
+            <w:r>
+              <w:t>Patient mở trang Thông báo thành công</w:t>
+            </w:r>
+          </w:p>
+        </w:tc>
+        <w:tc>
+          <w:tcPr>
+            <w:tcW w:type="dxa" w:w="1440"/>
+          </w:tcPr>
+          <w:p>
+            <w:r/>
+          </w:p>
+        </w:tc>
+      </w:tr>
+      <w:tr>
+        <w:tc>
+          <w:tcPr>
+            <w:tcW w:type="dxa" w:w="1440"/>
+          </w:tcPr>
+          <w:p>
+            <w:r>
+              <w:t>TC-NOTIFICATION-003</w:t>
+            </w:r>
+          </w:p>
+        </w:tc>
+        <w:tc>
+          <w:tcPr>
+            <w:tcW w:type="dxa" w:w="1440"/>
+          </w:tcPr>
+          <w:p>
+            <w:r>
+              <w:t>8</w:t>
+            </w:r>
+          </w:p>
+        </w:tc>
+        <w:tc>
+          <w:tcPr>
+            <w:tcW w:type="dxa" w:w="1440"/>
+          </w:tcPr>
+          <w:p>
+            <w:r>
+              <w:t>PASS</w:t>
+            </w:r>
+          </w:p>
+        </w:tc>
+        <w:tc>
+          <w:tcPr>
+            <w:tcW w:type="dxa" w:w="1440"/>
+          </w:tcPr>
+          <w:p>
+            <w:r>
+              <w:t>30/08/2026 22:49:11</w:t>
+            </w:r>
+          </w:p>
+        </w:tc>
+        <w:tc>
+          <w:tcPr>
+            <w:tcW w:type="dxa" w:w="1440"/>
+          </w:tcPr>
+          <w:p>
+            <w:r>
+              <w:t>Tìm thấy notification cập nhật kết quả khám và kiểm tra loại, nội dung, thời gian thành công</w:t>
+            </w:r>
+          </w:p>
+        </w:tc>
+        <w:tc>
+          <w:tcPr>
+            <w:tcW w:type="dxa" w:w="1440"/>
+          </w:tcPr>
+          <w:p>
+            <w:r/>
+          </w:p>
+        </w:tc>
+      </w:tr>
+      <w:tr>
+        <w:tc>
+          <w:tcPr>
+            <w:tcW w:type="dxa" w:w="1440"/>
+          </w:tcPr>
+          <w:p>
+            <w:r>
+              <w:t>TC-NOTIFICATION-004</w:t>
+            </w:r>
+          </w:p>
+        </w:tc>
+        <w:tc>
+          <w:tcPr>
+            <w:tcW w:type="dxa" w:w="1440"/>
+          </w:tcPr>
+          <w:p>
+            <w:r>
+              <w:t>1</w:t>
+            </w:r>
+          </w:p>
+        </w:tc>
+        <w:tc>
+          <w:tcPr>
+            <w:tcW w:type="dxa" w:w="1440"/>
+          </w:tcPr>
+          <w:p>
+            <w:r>
+              <w:t>PASS</w:t>
+            </w:r>
+          </w:p>
+        </w:tc>
+        <w:tc>
+          <w:tcPr>
+            <w:tcW w:type="dxa" w:w="1440"/>
+          </w:tcPr>
+          <w:p>
+            <w:r>
+              <w:t>30/08/2026 22:49:47</w:t>
+            </w:r>
+          </w:p>
+        </w:tc>
+        <w:tc>
+          <w:tcPr>
+            <w:tcW w:type="dxa" w:w="1440"/>
+          </w:tcPr>
+          <w:p>
+            <w:r>
+              <w:t>Tạo appointment cũ #378, Admin xác nhận và Patient nhận notification cũ</w:t>
+            </w:r>
+          </w:p>
+        </w:tc>
+        <w:tc>
+          <w:tcPr>
+            <w:tcW w:type="dxa" w:w="1440"/>
+          </w:tcPr>
+          <w:p>
+            <w:r/>
+          </w:p>
+        </w:tc>
+      </w:tr>
+      <w:tr>
+        <w:tc>
+          <w:tcPr>
+            <w:tcW w:type="dxa" w:w="1440"/>
+          </w:tcPr>
+          <w:p>
+            <w:r>
+              <w:t>TC-NOTIFICATION-004</w:t>
+            </w:r>
+          </w:p>
+        </w:tc>
+        <w:tc>
+          <w:tcPr>
+            <w:tcW w:type="dxa" w:w="1440"/>
+          </w:tcPr>
+          <w:p>
+            <w:r>
+              <w:t>2</w:t>
+            </w:r>
+          </w:p>
+        </w:tc>
+        <w:tc>
+          <w:tcPr>
+            <w:tcW w:type="dxa" w:w="1440"/>
+          </w:tcPr>
+          <w:p>
+            <w:r>
+              <w:t>PASS</w:t>
+            </w:r>
+          </w:p>
+        </w:tc>
+        <w:tc>
+          <w:tcPr>
+            <w:tcW w:type="dxa" w:w="1440"/>
+          </w:tcPr>
+          <w:p>
+            <w:r>
+              <w:t>30/08/2026 22:50:00</w:t>
+            </w:r>
+          </w:p>
+        </w:tc>
+        <w:tc>
+          <w:tcPr>
+            <w:tcW w:type="dxa" w:w="1440"/>
+          </w:tcPr>
+          <w:p>
+            <w:r>
+              <w:t>Patient tạo appointment mới #379, khác appointment cũ #378</w:t>
+            </w:r>
+          </w:p>
+        </w:tc>
+        <w:tc>
+          <w:tcPr>
+            <w:tcW w:type="dxa" w:w="1440"/>
+          </w:tcPr>
+          <w:p>
+            <w:r/>
+          </w:p>
+        </w:tc>
+      </w:tr>
+      <w:tr>
+        <w:tc>
+          <w:tcPr>
+            <w:tcW w:type="dxa" w:w="1440"/>
+          </w:tcPr>
+          <w:p>
+            <w:r>
+              <w:t>TC-NOTIFICATION-004</w:t>
+            </w:r>
+          </w:p>
+        </w:tc>
+        <w:tc>
+          <w:tcPr>
+            <w:tcW w:type="dxa" w:w="1440"/>
+          </w:tcPr>
+          <w:p>
+            <w:r>
+              <w:t>3</w:t>
+            </w:r>
+          </w:p>
+        </w:tc>
+        <w:tc>
+          <w:tcPr>
+            <w:tcW w:type="dxa" w:w="1440"/>
+          </w:tcPr>
+          <w:p>
+            <w:r>
+              <w:t>PASS</w:t>
+            </w:r>
+          </w:p>
+        </w:tc>
+        <w:tc>
+          <w:tcPr>
+            <w:tcW w:type="dxa" w:w="1440"/>
+          </w:tcPr>
+          <w:p>
+            <w:r>
+              <w:t>30/08/2026 22:50:07</w:t>
+            </w:r>
+          </w:p>
+        </w:tc>
+        <w:tc>
+          <w:tcPr>
+            <w:tcW w:type="dxa" w:w="1440"/>
+          </w:tcPr>
+          <w:p>
+            <w:r>
+              <w:t>Admin xác nhận appointment mới #379 thành công</w:t>
+            </w:r>
+          </w:p>
+        </w:tc>
+        <w:tc>
+          <w:tcPr>
+            <w:tcW w:type="dxa" w:w="1440"/>
+          </w:tcPr>
+          <w:p>
+            <w:r/>
+          </w:p>
+        </w:tc>
+      </w:tr>
+      <w:tr>
+        <w:tc>
+          <w:tcPr>
+            <w:tcW w:type="dxa" w:w="1440"/>
+          </w:tcPr>
+          <w:p>
+            <w:r>
+              <w:t>TC-NOTIFICATION-004</w:t>
+            </w:r>
+          </w:p>
+        </w:tc>
+        <w:tc>
+          <w:tcPr>
+            <w:tcW w:type="dxa" w:w="1440"/>
+          </w:tcPr>
+          <w:p>
+            <w:r>
+              <w:t>4</w:t>
+            </w:r>
+          </w:p>
+        </w:tc>
+        <w:tc>
+          <w:tcPr>
+            <w:tcW w:type="dxa" w:w="1440"/>
+          </w:tcPr>
+          <w:p>
+            <w:r>
+              <w:t>PASS</w:t>
+            </w:r>
+          </w:p>
+        </w:tc>
+        <w:tc>
+          <w:tcPr>
+            <w:tcW w:type="dxa" w:w="1440"/>
+          </w:tcPr>
+          <w:p>
+            <w:r>
+              <w:t>30/08/2026 22:50:14</w:t>
+            </w:r>
+          </w:p>
+        </w:tc>
+        <w:tc>
+          <w:tcPr>
+            <w:tcW w:type="dxa" w:w="1440"/>
+          </w:tcPr>
+          <w:p>
+            <w:r>
+              <w:t>Đăng xuất Admin và đăng nhập lại Patient thành công</w:t>
+            </w:r>
+          </w:p>
+        </w:tc>
+        <w:tc>
+          <w:tcPr>
+            <w:tcW w:type="dxa" w:w="1440"/>
+          </w:tcPr>
+          <w:p>
+            <w:r/>
+          </w:p>
+        </w:tc>
+      </w:tr>
+      <w:tr>
+        <w:tc>
+          <w:tcPr>
+            <w:tcW w:type="dxa" w:w="1440"/>
+          </w:tcPr>
+          <w:p>
+            <w:r>
+              <w:t>TC-NOTIFICATION-004</w:t>
+            </w:r>
+          </w:p>
+        </w:tc>
+        <w:tc>
+          <w:tcPr>
+            <w:tcW w:type="dxa" w:w="1440"/>
+          </w:tcPr>
+          <w:p>
+            <w:r>
+              <w:t>5</w:t>
+            </w:r>
+          </w:p>
+        </w:tc>
+        <w:tc>
+          <w:tcPr>
+            <w:tcW w:type="dxa" w:w="1440"/>
+          </w:tcPr>
+          <w:p>
+            <w:r>
+              <w:t>PASS</w:t>
+            </w:r>
+          </w:p>
+        </w:tc>
+        <w:tc>
+          <w:tcPr>
+            <w:tcW w:type="dxa" w:w="1440"/>
+          </w:tcPr>
+          <w:p>
+            <w:r>
+              <w:t>30/08/2026 22:50:14</w:t>
+            </w:r>
+          </w:p>
+        </w:tc>
+        <w:tc>
+          <w:tcPr>
+            <w:tcW w:type="dxa" w:w="1440"/>
+          </w:tcPr>
+          <w:p>
+            <w:r>
+              <w:t>Patient mở trang Thông báo thành công</w:t>
+            </w:r>
+          </w:p>
+        </w:tc>
+        <w:tc>
+          <w:tcPr>
+            <w:tcW w:type="dxa" w:w="1440"/>
+          </w:tcPr>
+          <w:p>
+            <w:r/>
+          </w:p>
+        </w:tc>
+      </w:tr>
+      <w:tr>
+        <w:tc>
+          <w:tcPr>
+            <w:tcW w:type="dxa" w:w="1440"/>
+          </w:tcPr>
+          <w:p>
+            <w:r>
+              <w:t>TC-NOTIFICATION-004</w:t>
+            </w:r>
+          </w:p>
+        </w:tc>
+        <w:tc>
+          <w:tcPr>
+            <w:tcW w:type="dxa" w:w="1440"/>
+          </w:tcPr>
+          <w:p>
+            <w:r>
+              <w:t>6</w:t>
+            </w:r>
+          </w:p>
+        </w:tc>
+        <w:tc>
+          <w:tcPr>
+            <w:tcW w:type="dxa" w:w="1440"/>
+          </w:tcPr>
+          <w:p>
+            <w:r>
+              <w:t>PASS</w:t>
+            </w:r>
+          </w:p>
+        </w:tc>
+        <w:tc>
+          <w:tcPr>
+            <w:tcW w:type="dxa" w:w="1440"/>
+          </w:tcPr>
+          <w:p>
+            <w:r>
+              <w:t>30/08/2026 22:50:14</w:t>
+            </w:r>
+          </w:p>
+        </w:tc>
+        <w:tc>
+          <w:tcPr>
+            <w:tcW w:type="dxa" w:w="1440"/>
+          </w:tcPr>
+          <w:p>
+            <w:r>
+              <w:t>Notification mới của appointment #379 hiển thị đúng</w:t>
+            </w:r>
+          </w:p>
+        </w:tc>
+        <w:tc>
+          <w:tcPr>
+            <w:tcW w:type="dxa" w:w="1440"/>
+          </w:tcPr>
+          <w:p>
+            <w:r/>
+          </w:p>
+        </w:tc>
+      </w:tr>
+      <w:tr>
+        <w:tc>
+          <w:tcPr>
+            <w:tcW w:type="dxa" w:w="1440"/>
+          </w:tcPr>
+          <w:p>
+            <w:r>
+              <w:t>TC-NOTIFICATION-004</w:t>
+            </w:r>
+          </w:p>
+        </w:tc>
+        <w:tc>
+          <w:tcPr>
+            <w:tcW w:type="dxa" w:w="1440"/>
+          </w:tcPr>
+          <w:p>
+            <w:r>
+              <w:t>7</w:t>
+            </w:r>
+          </w:p>
+        </w:tc>
+        <w:tc>
+          <w:tcPr>
+            <w:tcW w:type="dxa" w:w="1440"/>
+          </w:tcPr>
+          <w:p>
+            <w:r>
+              <w:t>PASS</w:t>
+            </w:r>
+          </w:p>
+        </w:tc>
+        <w:tc>
+          <w:tcPr>
+            <w:tcW w:type="dxa" w:w="1440"/>
+          </w:tcPr>
+          <w:p>
+            <w:r>
+              <w:t>30/08/2026 22:50:14</w:t>
+            </w:r>
+          </w:p>
+        </w:tc>
+        <w:tc>
+          <w:tcPr>
+            <w:tcW w:type="dxa" w:w="1440"/>
+          </w:tcPr>
+          <w:p>
+            <w:r>
+              <w:t>Notification #378 và #379 được lưu độc lập, không ghi đè nhau</w:t>
+            </w:r>
+          </w:p>
+        </w:tc>
+        <w:tc>
+          <w:tcPr>
+            <w:tcW w:type="dxa" w:w="1440"/>
+          </w:tcPr>
+          <w:p>
+            <w:r/>
+          </w:p>
+        </w:tc>
+      </w:tr>
+      <w:tr>
+        <w:tc>
+          <w:tcPr>
+            <w:tcW w:type="dxa" w:w="1440"/>
+          </w:tcPr>
+          <w:p>
+            <w:r>
+              <w:t>TC-NOTIFICATION-005</w:t>
+            </w:r>
+          </w:p>
+        </w:tc>
+        <w:tc>
+          <w:tcPr>
+            <w:tcW w:type="dxa" w:w="1440"/>
+          </w:tcPr>
+          <w:p>
+            <w:r>
+              <w:t>1</w:t>
+            </w:r>
+          </w:p>
+        </w:tc>
+        <w:tc>
+          <w:tcPr>
+            <w:tcW w:type="dxa" w:w="1440"/>
+          </w:tcPr>
+          <w:p>
+            <w:r>
+              <w:t>PASS</w:t>
+            </w:r>
+          </w:p>
+        </w:tc>
+        <w:tc>
+          <w:tcPr>
+            <w:tcW w:type="dxa" w:w="1440"/>
+          </w:tcPr>
+          <w:p>
+            <w:r>
+              <w:t>30/08/2026 22:50:24</w:t>
+            </w:r>
+          </w:p>
+        </w:tc>
+        <w:tc>
+          <w:tcPr>
+            <w:tcW w:type="dxa" w:w="1440"/>
+          </w:tcPr>
+          <w:p>
+            <w:r>
+              <w:t>Đăng nhập Patient A thành công</w:t>
+            </w:r>
+          </w:p>
+        </w:tc>
+        <w:tc>
+          <w:tcPr>
+            <w:tcW w:type="dxa" w:w="1440"/>
+          </w:tcPr>
+          <w:p>
+            <w:r/>
+          </w:p>
+        </w:tc>
+      </w:tr>
+      <w:tr>
+        <w:tc>
+          <w:tcPr>
+            <w:tcW w:type="dxa" w:w="1440"/>
+          </w:tcPr>
+          <w:p>
+            <w:r>
+              <w:t>TC-NOTIFICATION-005</w:t>
+            </w:r>
+          </w:p>
+        </w:tc>
+        <w:tc>
+          <w:tcPr>
+            <w:tcW w:type="dxa" w:w="1440"/>
+          </w:tcPr>
+          <w:p>
+            <w:r>
+              <w:t>2</w:t>
+            </w:r>
+          </w:p>
+        </w:tc>
+        <w:tc>
+          <w:tcPr>
+            <w:tcW w:type="dxa" w:w="1440"/>
+          </w:tcPr>
+          <w:p>
+            <w:r>
+              <w:t>PASS</w:t>
+            </w:r>
+          </w:p>
+        </w:tc>
+        <w:tc>
+          <w:tcPr>
+            <w:tcW w:type="dxa" w:w="1440"/>
+          </w:tcPr>
+          <w:p>
+            <w:r>
+              <w:t>30/08/2026 22:50:26</w:t>
+            </w:r>
+          </w:p>
+        </w:tc>
+        <w:tc>
+          <w:tcPr>
+            <w:tcW w:type="dxa" w:w="1440"/>
+          </w:tcPr>
+          <w:p>
+            <w:r>
+              <w:t>Patient A có 290 notification</w:t>
+            </w:r>
+          </w:p>
+        </w:tc>
+        <w:tc>
+          <w:tcPr>
+            <w:tcW w:type="dxa" w:w="1440"/>
+          </w:tcPr>
+          <w:p>
+            <w:r/>
+          </w:p>
+        </w:tc>
+      </w:tr>
+      <w:tr>
+        <w:tc>
+          <w:tcPr>
+            <w:tcW w:type="dxa" w:w="1440"/>
+          </w:tcPr>
+          <w:p>
+            <w:r>
+              <w:t>TC-NOTIFICATION-005</w:t>
+            </w:r>
+          </w:p>
+        </w:tc>
+        <w:tc>
+          <w:tcPr>
+            <w:tcW w:type="dxa" w:w="1440"/>
+          </w:tcPr>
+          <w:p>
+            <w:r>
+              <w:t>3</w:t>
+            </w:r>
+          </w:p>
+        </w:tc>
+        <w:tc>
+          <w:tcPr>
+            <w:tcW w:type="dxa" w:w="1440"/>
+          </w:tcPr>
+          <w:p>
+            <w:r>
+              <w:t>PASS</w:t>
+            </w:r>
+          </w:p>
+        </w:tc>
+        <w:tc>
+          <w:tcPr>
+            <w:tcW w:type="dxa" w:w="1440"/>
+          </w:tcPr>
+          <w:p>
+            <w:r>
+              <w:t>30/08/2026 22:50:32</w:t>
+            </w:r>
+          </w:p>
+        </w:tc>
+        <w:tc>
+          <w:tcPr>
+            <w:tcW w:type="dxa" w:w="1440"/>
+          </w:tcPr>
+          <w:p>
+            <w:r>
+              <w:t>Đăng xuất Patient A và đăng nhập Patient B thành công</w:t>
+            </w:r>
+          </w:p>
+        </w:tc>
+        <w:tc>
+          <w:tcPr>
+            <w:tcW w:type="dxa" w:w="1440"/>
+          </w:tcPr>
+          <w:p>
+            <w:r/>
+          </w:p>
+        </w:tc>
+      </w:tr>
+      <w:tr>
+        <w:tc>
+          <w:tcPr>
+            <w:tcW w:type="dxa" w:w="1440"/>
+          </w:tcPr>
+          <w:p>
+            <w:r>
+              <w:t>TC-NOTIFICATION-005</w:t>
+            </w:r>
+          </w:p>
+        </w:tc>
+        <w:tc>
+          <w:tcPr>
+            <w:tcW w:type="dxa" w:w="1440"/>
+          </w:tcPr>
+          <w:p>
+            <w:r>
+              <w:t>4</w:t>
+            </w:r>
+          </w:p>
+        </w:tc>
+        <w:tc>
+          <w:tcPr>
+            <w:tcW w:type="dxa" w:w="1440"/>
+          </w:tcPr>
+          <w:p>
+            <w:r>
+              <w:t>PASS</w:t>
+            </w:r>
+          </w:p>
+        </w:tc>
+        <w:tc>
+          <w:tcPr>
+            <w:tcW w:type="dxa" w:w="1440"/>
+          </w:tcPr>
+          <w:p>
+            <w:r>
+              <w:t>30/08/2026 22:50:32</w:t>
+            </w:r>
+          </w:p>
+        </w:tc>
+        <w:tc>
+          <w:tcPr>
+            <w:tcW w:type="dxa" w:w="1440"/>
+          </w:tcPr>
+          <w:p>
+            <w:r>
+              <w:t>Patient B có 18 notification</w:t>
+            </w:r>
+          </w:p>
+        </w:tc>
+        <w:tc>
+          <w:tcPr>
+            <w:tcW w:type="dxa" w:w="1440"/>
+          </w:tcPr>
+          <w:p>
+            <w:r/>
+          </w:p>
+        </w:tc>
+      </w:tr>
+      <w:tr>
+        <w:tc>
+          <w:tcPr>
+            <w:tcW w:type="dxa" w:w="1440"/>
+          </w:tcPr>
+          <w:p>
+            <w:r>
+              <w:t>TC-NOTIFICATION-005</w:t>
+            </w:r>
+          </w:p>
+        </w:tc>
+        <w:tc>
+          <w:tcPr>
+            <w:tcW w:type="dxa" w:w="1440"/>
+          </w:tcPr>
+          <w:p>
+            <w:r>
+              <w:t>5</w:t>
+            </w:r>
+          </w:p>
+        </w:tc>
+        <w:tc>
+          <w:tcPr>
+            <w:tcW w:type="dxa" w:w="1440"/>
+          </w:tcPr>
+          <w:p>
+            <w:r>
+              <w:t>PASS</w:t>
+            </w:r>
+          </w:p>
+        </w:tc>
+        <w:tc>
+          <w:tcPr>
+            <w:tcW w:type="dxa" w:w="1440"/>
+          </w:tcPr>
+          <w:p>
+            <w:r>
+              <w:t>30/08/2026 22:50:32</w:t>
+            </w:r>
+          </w:p>
+        </w:tc>
+        <w:tc>
+          <w:tcPr>
+            <w:tcW w:type="dxa" w:w="1440"/>
+          </w:tcPr>
+          <w:p>
+            <w:r>
+              <w:t>Danh sách notification của Patient A và Patient B được phân tách, không giống nhau</w:t>
+            </w:r>
+          </w:p>
+        </w:tc>
+        <w:tc>
+          <w:tcPr>
+            <w:tcW w:type="dxa" w:w="1440"/>
+          </w:tcPr>
+          <w:p>
+            <w:r/>
+          </w:p>
+        </w:tc>
+      </w:tr>
+      <w:tr>
+        <w:tc>
+          <w:tcPr>
+            <w:tcW w:type="dxa" w:w="1440"/>
+          </w:tcPr>
+          <w:p>
+            <w:r>
+              <w:t>TC-NOTIFICATION-006</w:t>
+            </w:r>
+          </w:p>
+        </w:tc>
+        <w:tc>
+          <w:tcPr>
+            <w:tcW w:type="dxa" w:w="1440"/>
+          </w:tcPr>
+          <w:p>
+            <w:r>
+              <w:t>1</w:t>
+            </w:r>
+          </w:p>
+        </w:tc>
+        <w:tc>
+          <w:tcPr>
+            <w:tcW w:type="dxa" w:w="1440"/>
+          </w:tcPr>
+          <w:p>
+            <w:r>
+              <w:t>PASS</w:t>
+            </w:r>
+          </w:p>
+        </w:tc>
+        <w:tc>
+          <w:tcPr>
+            <w:tcW w:type="dxa" w:w="1440"/>
+          </w:tcPr>
+          <w:p>
+            <w:r>
+              <w:t>30/08/2026 22:51:02</w:t>
+            </w:r>
+          </w:p>
+        </w:tc>
+        <w:tc>
+          <w:tcPr>
+            <w:tcW w:type="dxa" w:w="1440"/>
+          </w:tcPr>
+          <w:p>
+            <w:r>
+              <w:t>Chuẩn bị appointment #380 và Admin xác nhận lịch thành công</w:t>
+            </w:r>
+          </w:p>
+        </w:tc>
+        <w:tc>
+          <w:tcPr>
+            <w:tcW w:type="dxa" w:w="1440"/>
+          </w:tcPr>
+          <w:p>
+            <w:r/>
+          </w:p>
+        </w:tc>
+      </w:tr>
+      <w:tr>
+        <w:tc>
+          <w:tcPr>
+            <w:tcW w:type="dxa" w:w="1440"/>
+          </w:tcPr>
+          <w:p>
+            <w:r>
+              <w:t>TC-NOTIFICATION-006</w:t>
+            </w:r>
+          </w:p>
+        </w:tc>
+        <w:tc>
+          <w:tcPr>
+            <w:tcW w:type="dxa" w:w="1440"/>
+          </w:tcPr>
+          <w:p>
+            <w:r>
+              <w:t>2</w:t>
+            </w:r>
+          </w:p>
+        </w:tc>
+        <w:tc>
+          <w:tcPr>
+            <w:tcW w:type="dxa" w:w="1440"/>
+          </w:tcPr>
+          <w:p>
+            <w:r>
+              <w:t>PASS</w:t>
+            </w:r>
+          </w:p>
+        </w:tc>
+        <w:tc>
+          <w:tcPr>
+            <w:tcW w:type="dxa" w:w="1440"/>
+          </w:tcPr>
+          <w:p>
+            <w:r>
+              <w:t>30/08/2026 22:51:08</w:t>
+            </w:r>
+          </w:p>
+        </w:tc>
+        <w:tc>
+          <w:tcPr>
+            <w:tcW w:type="dxa" w:w="1440"/>
+          </w:tcPr>
+          <w:p>
+            <w:r>
+              <w:t>Đăng nhập Doctor thành công</w:t>
+            </w:r>
+          </w:p>
+        </w:tc>
+        <w:tc>
+          <w:tcPr>
+            <w:tcW w:type="dxa" w:w="1440"/>
+          </w:tcPr>
+          <w:p>
+            <w:r/>
+          </w:p>
+        </w:tc>
+      </w:tr>
+      <w:tr>
+        <w:tc>
+          <w:tcPr>
+            <w:tcW w:type="dxa" w:w="1440"/>
+          </w:tcPr>
+          <w:p>
+            <w:r>
+              <w:t>TC-NOTIFICATION-006</w:t>
+            </w:r>
+          </w:p>
+        </w:tc>
+        <w:tc>
+          <w:tcPr>
+            <w:tcW w:type="dxa" w:w="1440"/>
+          </w:tcPr>
+          <w:p>
+            <w:r>
+              <w:t>3</w:t>
+            </w:r>
+          </w:p>
+        </w:tc>
+        <w:tc>
+          <w:tcPr>
+            <w:tcW w:type="dxa" w:w="1440"/>
+          </w:tcPr>
+          <w:p>
+            <w:r>
+              <w:t>PASS</w:t>
+            </w:r>
+          </w:p>
+        </w:tc>
+        <w:tc>
+          <w:tcPr>
+            <w:tcW w:type="dxa" w:w="1440"/>
+          </w:tcPr>
+          <w:p>
+            <w:r>
+              <w:t>30/08/2026 22:51:09</w:t>
+            </w:r>
+          </w:p>
+        </w:tc>
+        <w:tc>
+          <w:tcPr>
+            <w:tcW w:type="dxa" w:w="1440"/>
+          </w:tcPr>
+          <w:p>
+            <w:r>
+              <w:t>Doctor mở appointment #380 và vào màn hình Khám bệnh thành công</w:t>
+            </w:r>
+          </w:p>
+        </w:tc>
+        <w:tc>
+          <w:tcPr>
+            <w:tcW w:type="dxa" w:w="1440"/>
+          </w:tcPr>
+          <w:p>
+            <w:r/>
+          </w:p>
+        </w:tc>
+      </w:tr>
+      <w:tr>
+        <w:tc>
+          <w:tcPr>
+            <w:tcW w:type="dxa" w:w="1440"/>
+          </w:tcPr>
+          <w:p>
+            <w:r>
+              <w:t>TC-NOTIFICATION-006</w:t>
+            </w:r>
+          </w:p>
+        </w:tc>
+        <w:tc>
+          <w:tcPr>
+            <w:tcW w:type="dxa" w:w="1440"/>
+          </w:tcPr>
+          <w:p>
+            <w:r>
+              <w:t>4</w:t>
+            </w:r>
+          </w:p>
+        </w:tc>
+        <w:tc>
+          <w:tcPr>
+            <w:tcW w:type="dxa" w:w="1440"/>
+          </w:tcPr>
+          <w:p>
+            <w:r>
+              <w:t>PASS</w:t>
+            </w:r>
+          </w:p>
+        </w:tc>
+        <w:tc>
+          <w:tcPr>
+            <w:tcW w:type="dxa" w:w="1440"/>
+          </w:tcPr>
+          <w:p>
+            <w:r>
+              <w:t>30/08/2026 22:51:10</w:t>
+            </w:r>
+          </w:p>
+        </w:tc>
+        <w:tc>
+          <w:tcPr>
+            <w:tcW w:type="dxa" w:w="1440"/>
+          </w:tcPr>
+          <w:p>
+            <w:r>
+              <w:t>Doctor nhập Chẩn đoán và Hướng điều trị hợp lệ</w:t>
+            </w:r>
+          </w:p>
+        </w:tc>
+        <w:tc>
+          <w:tcPr>
+            <w:tcW w:type="dxa" w:w="1440"/>
+          </w:tcPr>
+          <w:p>
+            <w:r/>
+          </w:p>
+        </w:tc>
+      </w:tr>
+      <w:tr>
+        <w:tc>
+          <w:tcPr>
+            <w:tcW w:type="dxa" w:w="1440"/>
+          </w:tcPr>
+          <w:p>
+            <w:r>
+              <w:t>TC-NOTIFICATION-006</w:t>
+            </w:r>
+          </w:p>
+        </w:tc>
+        <w:tc>
+          <w:tcPr>
+            <w:tcW w:type="dxa" w:w="1440"/>
+          </w:tcPr>
+          <w:p>
+            <w:r>
+              <w:t>5</w:t>
+            </w:r>
+          </w:p>
+        </w:tc>
+        <w:tc>
+          <w:tcPr>
+            <w:tcW w:type="dxa" w:w="1440"/>
+          </w:tcPr>
+          <w:p>
+            <w:r>
+              <w:t>PASS</w:t>
+            </w:r>
+          </w:p>
+        </w:tc>
+        <w:tc>
+          <w:tcPr>
+            <w:tcW w:type="dxa" w:w="1440"/>
+          </w:tcPr>
+          <w:p>
+            <w:r>
+              <w:t>30/08/2026 22:51:10</w:t>
+            </w:r>
+          </w:p>
+        </w:tc>
+        <w:tc>
+          <w:tcPr>
+            <w:tcW w:type="dxa" w:w="1440"/>
+          </w:tcPr>
+          <w:p>
+            <w:r>
+              <w:t>Doctor lưu hồ sơ bệnh án thành công</w:t>
+            </w:r>
+          </w:p>
+        </w:tc>
+        <w:tc>
+          <w:tcPr>
+            <w:tcW w:type="dxa" w:w="1440"/>
+          </w:tcPr>
+          <w:p>
+            <w:r/>
+          </w:p>
+        </w:tc>
+      </w:tr>
+      <w:tr>
+        <w:tc>
+          <w:tcPr>
+            <w:tcW w:type="dxa" w:w="1440"/>
+          </w:tcPr>
+          <w:p>
+            <w:r>
+              <w:t>TC-NOTIFICATION-006</w:t>
+            </w:r>
+          </w:p>
+        </w:tc>
+        <w:tc>
+          <w:tcPr>
+            <w:tcW w:type="dxa" w:w="1440"/>
+          </w:tcPr>
+          <w:p>
+            <w:r>
+              <w:t>6</w:t>
+            </w:r>
+          </w:p>
+        </w:tc>
+        <w:tc>
+          <w:tcPr>
+            <w:tcW w:type="dxa" w:w="1440"/>
+          </w:tcPr>
+          <w:p>
+            <w:r>
+              <w:t>PASS</w:t>
+            </w:r>
+          </w:p>
+        </w:tc>
+        <w:tc>
+          <w:tcPr>
+            <w:tcW w:type="dxa" w:w="1440"/>
+          </w:tcPr>
+          <w:p>
+            <w:r>
+              <w:t>30/08/2026 22:51:11</w:t>
+            </w:r>
+          </w:p>
+        </w:tc>
+        <w:tc>
+          <w:tcPr>
+            <w:tcW w:type="dxa" w:w="1440"/>
+          </w:tcPr>
+          <w:p>
+            <w:r>
+              <w:t>Doctor mở form kê đơn thuốc thành công</w:t>
+            </w:r>
+          </w:p>
+        </w:tc>
+        <w:tc>
+          <w:tcPr>
+            <w:tcW w:type="dxa" w:w="1440"/>
+          </w:tcPr>
+          <w:p>
+            <w:r/>
+          </w:p>
+        </w:tc>
+      </w:tr>
+      <w:tr>
+        <w:tc>
+          <w:tcPr>
+            <w:tcW w:type="dxa" w:w="1440"/>
+          </w:tcPr>
+          <w:p>
+            <w:r>
+              <w:t>TC-NOTIFICATION-006</w:t>
+            </w:r>
+          </w:p>
+        </w:tc>
+        <w:tc>
+          <w:tcPr>
+            <w:tcW w:type="dxa" w:w="1440"/>
+          </w:tcPr>
+          <w:p>
+            <w:r>
+              <w:t>7</w:t>
+            </w:r>
+          </w:p>
+        </w:tc>
+        <w:tc>
+          <w:tcPr>
+            <w:tcW w:type="dxa" w:w="1440"/>
+          </w:tcPr>
+          <w:p>
+            <w:r>
+              <w:t>PASS</w:t>
+            </w:r>
+          </w:p>
+        </w:tc>
+        <w:tc>
+          <w:tcPr>
+            <w:tcW w:type="dxa" w:w="1440"/>
+          </w:tcPr>
+          <w:p>
+            <w:r>
+              <w:t>30/08/2026 22:51:13</w:t>
+            </w:r>
+          </w:p>
+        </w:tc>
+        <w:tc>
+          <w:tcPr>
+            <w:tcW w:type="dxa" w:w="1440"/>
+          </w:tcPr>
+          <w:p>
+            <w:r>
+              <w:t>Doctor tạo và lưu đơn thuốc với thuốc 'Selenium Drug Valid 1788102388 - tồn kho: 107 viên' thành công</w:t>
+            </w:r>
+          </w:p>
+        </w:tc>
+        <w:tc>
+          <w:tcPr>
+            <w:tcW w:type="dxa" w:w="1440"/>
+          </w:tcPr>
+          <w:p>
+            <w:r/>
+          </w:p>
+        </w:tc>
+      </w:tr>
+      <w:tr>
+        <w:tc>
+          <w:tcPr>
+            <w:tcW w:type="dxa" w:w="1440"/>
+          </w:tcPr>
+          <w:p>
+            <w:r>
+              <w:t>TC-NOTIFICATION-006</w:t>
+            </w:r>
+          </w:p>
+        </w:tc>
+        <w:tc>
+          <w:tcPr>
+            <w:tcW w:type="dxa" w:w="1440"/>
+          </w:tcPr>
+          <w:p>
+            <w:r>
+              <w:t>8</w:t>
+            </w:r>
+          </w:p>
+        </w:tc>
+        <w:tc>
+          <w:tcPr>
+            <w:tcW w:type="dxa" w:w="1440"/>
+          </w:tcPr>
+          <w:p>
+            <w:r>
+              <w:t>PASS</w:t>
+            </w:r>
+          </w:p>
+        </w:tc>
+        <w:tc>
+          <w:tcPr>
+            <w:tcW w:type="dxa" w:w="1440"/>
+          </w:tcPr>
+          <w:p>
+            <w:r>
+              <w:t>30/08/2026 22:51:19</w:t>
+            </w:r>
+          </w:p>
+        </w:tc>
+        <w:tc>
+          <w:tcPr>
+            <w:tcW w:type="dxa" w:w="1440"/>
+          </w:tcPr>
+          <w:p>
+            <w:r>
+              <w:t>Đăng xuất Doctor và đăng nhập lại Patient thành công</w:t>
+            </w:r>
+          </w:p>
+        </w:tc>
+        <w:tc>
+          <w:tcPr>
+            <w:tcW w:type="dxa" w:w="1440"/>
+          </w:tcPr>
+          <w:p>
+            <w:r/>
+          </w:p>
+        </w:tc>
+      </w:tr>
+      <w:tr>
+        <w:tc>
+          <w:tcPr>
+            <w:tcW w:type="dxa" w:w="1440"/>
+          </w:tcPr>
+          <w:p>
+            <w:r>
+              <w:t>TC-NOTIFICATION-006</w:t>
+            </w:r>
+          </w:p>
+        </w:tc>
+        <w:tc>
+          <w:tcPr>
+            <w:tcW w:type="dxa" w:w="1440"/>
+          </w:tcPr>
+          <w:p>
+            <w:r>
+              <w:t>9</w:t>
+            </w:r>
+          </w:p>
+        </w:tc>
+        <w:tc>
+          <w:tcPr>
+            <w:tcW w:type="dxa" w:w="1440"/>
+          </w:tcPr>
+          <w:p>
+            <w:r>
+              <w:t>PASS</w:t>
+            </w:r>
+          </w:p>
+        </w:tc>
+        <w:tc>
+          <w:tcPr>
+            <w:tcW w:type="dxa" w:w="1440"/>
+          </w:tcPr>
+          <w:p>
+            <w:r>
+              <w:t>30/08/2026 22:51:19</w:t>
+            </w:r>
+          </w:p>
+        </w:tc>
+        <w:tc>
+          <w:tcPr>
+            <w:tcW w:type="dxa" w:w="1440"/>
+          </w:tcPr>
+          <w:p>
+            <w:r>
+              <w:t>Patient nhận notification đơn thuốc đúng loại, đúng nội dung và đúng định dạng thời gian</w:t>
+            </w:r>
+          </w:p>
+        </w:tc>
+        <w:tc>
+          <w:tcPr>
+            <w:tcW w:type="dxa" w:w="1440"/>
+          </w:tcPr>
+          <w:p>
+            <w:r/>
+          </w:p>
+        </w:tc>
+      </w:tr>
+      <w:tr>
+        <w:tc>
+          <w:tcPr>
+            <w:tcW w:type="dxa" w:w="1440"/>
+          </w:tcPr>
+          <w:p>
+            <w:r>
+              <w:t>TC-NOTIFICATION-007</w:t>
+            </w:r>
+          </w:p>
+        </w:tc>
+        <w:tc>
+          <w:tcPr>
+            <w:tcW w:type="dxa" w:w="1440"/>
+          </w:tcPr>
+          <w:p>
+            <w:r>
+              <w:t>1</w:t>
+            </w:r>
+          </w:p>
+        </w:tc>
+        <w:tc>
+          <w:tcPr>
+            <w:tcW w:type="dxa" w:w="1440"/>
+          </w:tcPr>
+          <w:p>
+            <w:r>
+              <w:t>PASS</w:t>
+            </w:r>
+          </w:p>
+        </w:tc>
+        <w:tc>
+          <w:tcPr>
+            <w:tcW w:type="dxa" w:w="1440"/>
+          </w:tcPr>
+          <w:p>
+            <w:r>
+              <w:t>30/08/2026 22:51:57</w:t>
+            </w:r>
+          </w:p>
+        </w:tc>
+        <w:tc>
+          <w:tcPr>
+            <w:tcW w:type="dxa" w:w="1440"/>
+          </w:tcPr>
+          <w:p>
+            <w:r>
+              <w:t>Chuẩn bị appointment #381, Admin xác nhận và Doctor tạo hồ sơ bệnh án thành công</w:t>
+            </w:r>
+          </w:p>
+        </w:tc>
+        <w:tc>
+          <w:tcPr>
+            <w:tcW w:type="dxa" w:w="1440"/>
+          </w:tcPr>
+          <w:p>
+            <w:r/>
+          </w:p>
+        </w:tc>
+      </w:tr>
+      <w:tr>
+        <w:tc>
+          <w:tcPr>
+            <w:tcW w:type="dxa" w:w="1440"/>
+          </w:tcPr>
+          <w:p>
+            <w:r>
+              <w:t>TC-NOTIFICATION-007</w:t>
+            </w:r>
+          </w:p>
+        </w:tc>
+        <w:tc>
+          <w:tcPr>
+            <w:tcW w:type="dxa" w:w="1440"/>
+          </w:tcPr>
+          <w:p>
+            <w:r>
+              <w:t>2</w:t>
+            </w:r>
+          </w:p>
+        </w:tc>
+        <w:tc>
+          <w:tcPr>
+            <w:tcW w:type="dxa" w:w="1440"/>
+          </w:tcPr>
+          <w:p>
+            <w:r>
+              <w:t>PASS</w:t>
+            </w:r>
+          </w:p>
+        </w:tc>
+        <w:tc>
+          <w:tcPr>
+            <w:tcW w:type="dxa" w:w="1440"/>
+          </w:tcPr>
+          <w:p>
+            <w:r>
+              <w:t>30/08/2026 22:51:57</w:t>
+            </w:r>
+          </w:p>
+        </w:tc>
+        <w:tc>
+          <w:tcPr>
+            <w:tcW w:type="dxa" w:w="1440"/>
+          </w:tcPr>
+          <w:p>
+            <w:r>
+              <w:t>Doctor đang đăng nhập và truy cập được hồ sơ bệnh án</w:t>
+            </w:r>
+          </w:p>
+        </w:tc>
+        <w:tc>
+          <w:tcPr>
+            <w:tcW w:type="dxa" w:w="1440"/>
+          </w:tcPr>
+          <w:p>
+            <w:r/>
+          </w:p>
+        </w:tc>
+      </w:tr>
+      <w:tr>
+        <w:tc>
+          <w:tcPr>
+            <w:tcW w:type="dxa" w:w="1440"/>
+          </w:tcPr>
+          <w:p>
+            <w:r>
+              <w:t>TC-NOTIFICATION-007</w:t>
+            </w:r>
+          </w:p>
+        </w:tc>
+        <w:tc>
+          <w:tcPr>
+            <w:tcW w:type="dxa" w:w="1440"/>
+          </w:tcPr>
+          <w:p>
+            <w:r>
+              <w:t>3</w:t>
+            </w:r>
+          </w:p>
+        </w:tc>
+        <w:tc>
+          <w:tcPr>
+            <w:tcW w:type="dxa" w:w="1440"/>
+          </w:tcPr>
+          <w:p>
+            <w:r>
+              <w:t>PASS</w:t>
+            </w:r>
+          </w:p>
+        </w:tc>
+        <w:tc>
+          <w:tcPr>
+            <w:tcW w:type="dxa" w:w="1440"/>
+          </w:tcPr>
+          <w:p>
+            <w:r>
+              <w:t>30/08/2026 22:51:57</w:t>
+            </w:r>
+          </w:p>
+        </w:tc>
+        <w:tc>
+          <w:tcPr>
+            <w:tcW w:type="dxa" w:w="1440"/>
+          </w:tcPr>
+          <w:p>
+            <w:r>
+              <w:t>Mở hồ sơ bệnh án của appointment #381 thành công</w:t>
+            </w:r>
+          </w:p>
+        </w:tc>
+        <w:tc>
+          <w:tcPr>
+            <w:tcW w:type="dxa" w:w="1440"/>
+          </w:tcPr>
+          <w:p>
+            <w:r/>
+          </w:p>
+        </w:tc>
+      </w:tr>
+      <w:tr>
+        <w:tc>
+          <w:tcPr>
+            <w:tcW w:type="dxa" w:w="1440"/>
+          </w:tcPr>
+          <w:p>
+            <w:r>
+              <w:t>TC-NOTIFICATION-007</w:t>
+            </w:r>
+          </w:p>
+        </w:tc>
+        <w:tc>
+          <w:tcPr>
+            <w:tcW w:type="dxa" w:w="1440"/>
+          </w:tcPr>
+          <w:p>
+            <w:r>
+              <w:t>4</w:t>
+            </w:r>
+          </w:p>
+        </w:tc>
+        <w:tc>
+          <w:tcPr>
+            <w:tcW w:type="dxa" w:w="1440"/>
+          </w:tcPr>
+          <w:p>
+            <w:r>
+              <w:t>PASS</w:t>
+            </w:r>
+          </w:p>
+        </w:tc>
+        <w:tc>
+          <w:tcPr>
+            <w:tcW w:type="dxa" w:w="1440"/>
+          </w:tcPr>
+          <w:p>
+            <w:r>
+              <w:t>30/08/2026 22:51:58</w:t>
+            </w:r>
+          </w:p>
+        </w:tc>
+        <w:tc>
+          <w:tcPr>
+            <w:tcW w:type="dxa" w:w="1440"/>
+          </w:tcPr>
+          <w:p>
+            <w:r>
+              <w:t>Mở phần Xét nghiệm thành công</w:t>
+            </w:r>
+          </w:p>
+        </w:tc>
+        <w:tc>
+          <w:tcPr>
+            <w:tcW w:type="dxa" w:w="1440"/>
+          </w:tcPr>
+          <w:p>
+            <w:r/>
+          </w:p>
+        </w:tc>
+      </w:tr>
+      <w:tr>
+        <w:tc>
+          <w:tcPr>
+            <w:tcW w:type="dxa" w:w="1440"/>
+          </w:tcPr>
+          <w:p>
+            <w:r>
+              <w:t>TC-NOTIFICATION-007</w:t>
+            </w:r>
+          </w:p>
+        </w:tc>
+        <w:tc>
+          <w:tcPr>
+            <w:tcW w:type="dxa" w:w="1440"/>
+          </w:tcPr>
+          <w:p>
+            <w:r>
+              <w:t>5</w:t>
+            </w:r>
+          </w:p>
+        </w:tc>
+        <w:tc>
+          <w:tcPr>
+            <w:tcW w:type="dxa" w:w="1440"/>
+          </w:tcPr>
+          <w:p>
+            <w:r>
+              <w:t>PASS</w:t>
+            </w:r>
+          </w:p>
+        </w:tc>
+        <w:tc>
+          <w:tcPr>
+            <w:tcW w:type="dxa" w:w="1440"/>
+          </w:tcPr>
+          <w:p>
+            <w:r>
+              <w:t>30/08/2026 22:51:58</w:t>
+            </w:r>
+          </w:p>
+        </w:tc>
+        <w:tc>
+          <w:tcPr>
+            <w:tcW w:type="dxa" w:w="1440"/>
+          </w:tcPr>
+          <w:p>
+            <w:r>
+              <w:t>Nhập xét nghiệm 'Xet nghiem mau TC-NOTIFICATION-007-1788105089' và kết quả hợp lệ</w:t>
+            </w:r>
+          </w:p>
+        </w:tc>
+        <w:tc>
+          <w:tcPr>
+            <w:tcW w:type="dxa" w:w="1440"/>
+          </w:tcPr>
+          <w:p>
+            <w:r/>
+          </w:p>
+        </w:tc>
+      </w:tr>
+      <w:tr>
+        <w:tc>
+          <w:tcPr>
+            <w:tcW w:type="dxa" w:w="1440"/>
+          </w:tcPr>
+          <w:p>
+            <w:r>
+              <w:t>TC-NOTIFICATION-007</w:t>
+            </w:r>
+          </w:p>
+        </w:tc>
+        <w:tc>
+          <w:tcPr>
+            <w:tcW w:type="dxa" w:w="1440"/>
+          </w:tcPr>
+          <w:p>
+            <w:r>
+              <w:t>6</w:t>
+            </w:r>
+          </w:p>
+        </w:tc>
+        <w:tc>
+          <w:tcPr>
+            <w:tcW w:type="dxa" w:w="1440"/>
+          </w:tcPr>
+          <w:p>
+            <w:r>
+              <w:t>PASS</w:t>
+            </w:r>
+          </w:p>
+        </w:tc>
+        <w:tc>
+          <w:tcPr>
+            <w:tcW w:type="dxa" w:w="1440"/>
+          </w:tcPr>
+          <w:p>
+            <w:r>
+              <w:t>30/08/2026 22:51:59</w:t>
+            </w:r>
+          </w:p>
+        </w:tc>
+        <w:tc>
+          <w:tcPr>
+            <w:tcW w:type="dxa" w:w="1440"/>
+          </w:tcPr>
+          <w:p>
+            <w:r>
+              <w:t>Lưu kết quả xét nghiệm 'Xet nghiem mau TC-NOTIFICATION-007-1788105089' thành công</w:t>
+            </w:r>
+          </w:p>
+        </w:tc>
+        <w:tc>
+          <w:tcPr>
+            <w:tcW w:type="dxa" w:w="1440"/>
+          </w:tcPr>
+          <w:p>
+            <w:r/>
+          </w:p>
+        </w:tc>
+      </w:tr>
+      <w:tr>
+        <w:tc>
+          <w:tcPr>
+            <w:tcW w:type="dxa" w:w="1440"/>
+          </w:tcPr>
+          <w:p>
+            <w:r>
+              <w:t>TC-NOTIFICATION-007</w:t>
+            </w:r>
+          </w:p>
+        </w:tc>
+        <w:tc>
+          <w:tcPr>
+            <w:tcW w:type="dxa" w:w="1440"/>
+          </w:tcPr>
+          <w:p>
+            <w:r>
+              <w:t>7</w:t>
+            </w:r>
+          </w:p>
+        </w:tc>
+        <w:tc>
+          <w:tcPr>
+            <w:tcW w:type="dxa" w:w="1440"/>
+          </w:tcPr>
+          <w:p>
+            <w:r>
+              <w:t>PASS</w:t>
+            </w:r>
+          </w:p>
+        </w:tc>
+        <w:tc>
+          <w:tcPr>
+            <w:tcW w:type="dxa" w:w="1440"/>
+          </w:tcPr>
+          <w:p>
+            <w:r>
+              <w:t>30/08/2026 22:52:05</w:t>
+            </w:r>
+          </w:p>
+        </w:tc>
+        <w:tc>
+          <w:tcPr>
+            <w:tcW w:type="dxa" w:w="1440"/>
+          </w:tcPr>
+          <w:p>
+            <w:r>
+              <w:t>Đăng xuất Doctor và đăng nhập lại Patient thành công</w:t>
+            </w:r>
+          </w:p>
+        </w:tc>
+        <w:tc>
+          <w:tcPr>
+            <w:tcW w:type="dxa" w:w="1440"/>
+          </w:tcPr>
+          <w:p>
+            <w:r/>
+          </w:p>
+        </w:tc>
+      </w:tr>
+      <w:tr>
+        <w:tc>
+          <w:tcPr>
+            <w:tcW w:type="dxa" w:w="1440"/>
+          </w:tcPr>
+          <w:p>
+            <w:r>
+              <w:t>TC-NOTIFICATION-007</w:t>
+            </w:r>
+          </w:p>
+        </w:tc>
+        <w:tc>
+          <w:tcPr>
+            <w:tcW w:type="dxa" w:w="1440"/>
+          </w:tcPr>
+          <w:p>
+            <w:r>
+              <w:t>8</w:t>
+            </w:r>
+          </w:p>
+        </w:tc>
+        <w:tc>
+          <w:tcPr>
+            <w:tcW w:type="dxa" w:w="1440"/>
+          </w:tcPr>
+          <w:p>
+            <w:r>
+              <w:t>PASS</w:t>
+            </w:r>
+          </w:p>
+        </w:tc>
+        <w:tc>
+          <w:tcPr>
+            <w:tcW w:type="dxa" w:w="1440"/>
+          </w:tcPr>
+          <w:p>
+            <w:r>
+              <w:t>30/08/2026 22:52:05</w:t>
+            </w:r>
+          </w:p>
+        </w:tc>
+        <w:tc>
+          <w:tcPr>
+            <w:tcW w:type="dxa" w:w="1440"/>
+          </w:tcPr>
+          <w:p>
+            <w:r>
+              <w:t>Patient mở trang Thông báo thành công</w:t>
+            </w:r>
+          </w:p>
+        </w:tc>
+        <w:tc>
+          <w:tcPr>
+            <w:tcW w:type="dxa" w:w="1440"/>
+          </w:tcPr>
+          <w:p>
+            <w:r/>
+          </w:p>
+        </w:tc>
+      </w:tr>
+      <w:tr>
+        <w:tc>
+          <w:tcPr>
+            <w:tcW w:type="dxa" w:w="1440"/>
+          </w:tcPr>
+          <w:p>
+            <w:r>
+              <w:t>TC-NOTIFICATION-007</w:t>
+            </w:r>
+          </w:p>
+        </w:tc>
+        <w:tc>
+          <w:tcPr>
+            <w:tcW w:type="dxa" w:w="1440"/>
+          </w:tcPr>
+          <w:p>
+            <w:r>
+              <w:t>9</w:t>
+            </w:r>
+          </w:p>
+        </w:tc>
+        <w:tc>
+          <w:tcPr>
+            <w:tcW w:type="dxa" w:w="1440"/>
+          </w:tcPr>
+          <w:p>
+            <w:r>
+              <w:t>PASS</w:t>
+            </w:r>
+          </w:p>
+        </w:tc>
+        <w:tc>
+          <w:tcPr>
+            <w:tcW w:type="dxa" w:w="1440"/>
+          </w:tcPr>
+          <w:p>
+            <w:r>
+              <w:t>30/08/2026 22:52:06</w:t>
+            </w:r>
+          </w:p>
+        </w:tc>
+        <w:tc>
+          <w:tcPr>
+            <w:tcW w:type="dxa" w:w="1440"/>
+          </w:tcPr>
+          <w:p>
+            <w:r>
+              <w:t>Patient nhận notification cho xét nghiệm 'Xet nghiem mau TC-NOTIFICATION-007-1788105089' đúng loại, nội dung và thời gian</w:t>
+            </w:r>
+          </w:p>
+        </w:tc>
+        <w:tc>
+          <w:tcPr>
+            <w:tcW w:type="dxa" w:w="1440"/>
+          </w:tcPr>
+          <w:p>
+            <w:r/>
+          </w:p>
+        </w:tc>
+      </w:tr>
+      <w:tr>
+        <w:tc>
+          <w:tcPr>
+            <w:tcW w:type="dxa" w:w="1440"/>
+          </w:tcPr>
+          <w:p>
+            <w:r>
+              <w:t>TC-NOTIFICATION-008</w:t>
+            </w:r>
+          </w:p>
+        </w:tc>
+        <w:tc>
+          <w:tcPr>
+            <w:tcW w:type="dxa" w:w="1440"/>
+          </w:tcPr>
+          <w:p>
+            <w:r>
+              <w:t>1</w:t>
+            </w:r>
+          </w:p>
+        </w:tc>
+        <w:tc>
+          <w:tcPr>
+            <w:tcW w:type="dxa" w:w="1440"/>
+          </w:tcPr>
+          <w:p>
+            <w:r>
+              <w:t>PASS</w:t>
+            </w:r>
+          </w:p>
+        </w:tc>
+        <w:tc>
+          <w:tcPr>
+            <w:tcW w:type="dxa" w:w="1440"/>
+          </w:tcPr>
+          <w:p>
+            <w:r>
+              <w:t>30/08/2026 22:52:46</w:t>
+            </w:r>
+          </w:p>
+        </w:tc>
+        <w:tc>
+          <w:tcPr>
+            <w:tcW w:type="dxa" w:w="1440"/>
+          </w:tcPr>
+          <w:p>
+            <w:r>
+              <w:t>Chuẩn bị appointment #382, hồ sơ bệnh án và đơn thuốc thứ nhất thành công</w:t>
+            </w:r>
+          </w:p>
+        </w:tc>
+        <w:tc>
+          <w:tcPr>
+            <w:tcW w:type="dxa" w:w="1440"/>
+          </w:tcPr>
+          <w:p>
+            <w:r/>
+          </w:p>
+        </w:tc>
+      </w:tr>
+      <w:tr>
+        <w:tc>
+          <w:tcPr>
+            <w:tcW w:type="dxa" w:w="1440"/>
+          </w:tcPr>
+          <w:p>
+            <w:r>
+              <w:t>TC-NOTIFICATION-008</w:t>
+            </w:r>
+          </w:p>
+        </w:tc>
+        <w:tc>
+          <w:tcPr>
+            <w:tcW w:type="dxa" w:w="1440"/>
+          </w:tcPr>
+          <w:p>
+            <w:r>
+              <w:t>2</w:t>
+            </w:r>
+          </w:p>
+        </w:tc>
+        <w:tc>
+          <w:tcPr>
+            <w:tcW w:type="dxa" w:w="1440"/>
+          </w:tcPr>
+          <w:p>
+            <w:r>
+              <w:t>PASS</w:t>
+            </w:r>
+          </w:p>
+        </w:tc>
+        <w:tc>
+          <w:tcPr>
+            <w:tcW w:type="dxa" w:w="1440"/>
+          </w:tcPr>
+          <w:p>
+            <w:r>
+              <w:t>30/08/2026 22:52:52</w:t>
+            </w:r>
+          </w:p>
+        </w:tc>
+        <w:tc>
+          <w:tcPr>
+            <w:tcW w:type="dxa" w:w="1440"/>
+          </w:tcPr>
+          <w:p>
+            <w:r>
+              <w:t>Ghi nhận notification của đơn thuốc thứ nhất thành công</w:t>
+            </w:r>
+          </w:p>
+        </w:tc>
+        <w:tc>
+          <w:tcPr>
+            <w:tcW w:type="dxa" w:w="1440"/>
+          </w:tcPr>
+          <w:p>
+            <w:r/>
+          </w:p>
+        </w:tc>
+      </w:tr>
+      <w:tr>
+        <w:tc>
+          <w:tcPr>
+            <w:tcW w:type="dxa" w:w="1440"/>
+          </w:tcPr>
+          <w:p>
+            <w:r>
+              <w:t>TC-NOTIFICATION-008</w:t>
+            </w:r>
+          </w:p>
+        </w:tc>
+        <w:tc>
+          <w:tcPr>
+            <w:tcW w:type="dxa" w:w="1440"/>
+          </w:tcPr>
+          <w:p>
+            <w:r>
+              <w:t>3</w:t>
+            </w:r>
+          </w:p>
+        </w:tc>
+        <w:tc>
+          <w:tcPr>
+            <w:tcW w:type="dxa" w:w="1440"/>
+          </w:tcPr>
+          <w:p>
+            <w:r>
+              <w:t>PASS</w:t>
+            </w:r>
+          </w:p>
+        </w:tc>
+        <w:tc>
+          <w:tcPr>
+            <w:tcW w:type="dxa" w:w="1440"/>
+          </w:tcPr>
+          <w:p>
+            <w:r>
+              <w:t>30/08/2026 22:52:59</w:t>
+            </w:r>
+          </w:p>
+        </w:tc>
+        <w:tc>
+          <w:tcPr>
+            <w:tcW w:type="dxa" w:w="1440"/>
+          </w:tcPr>
+          <w:p>
+            <w:r>
+              <w:t>Đăng nhập lại Doctor thành công</w:t>
+            </w:r>
+          </w:p>
+        </w:tc>
+        <w:tc>
+          <w:tcPr>
+            <w:tcW w:type="dxa" w:w="1440"/>
+          </w:tcPr>
+          <w:p>
+            <w:r/>
+          </w:p>
+        </w:tc>
+      </w:tr>
+      <w:tr>
+        <w:tc>
+          <w:tcPr>
+            <w:tcW w:type="dxa" w:w="1440"/>
+          </w:tcPr>
+          <w:p>
+            <w:r>
+              <w:t>TC-NOTIFICATION-008</w:t>
+            </w:r>
+          </w:p>
+        </w:tc>
+        <w:tc>
+          <w:tcPr>
+            <w:tcW w:type="dxa" w:w="1440"/>
+          </w:tcPr>
+          <w:p>
+            <w:r>
+              <w:t>4</w:t>
+            </w:r>
+          </w:p>
+        </w:tc>
+        <w:tc>
+          <w:tcPr>
+            <w:tcW w:type="dxa" w:w="1440"/>
+          </w:tcPr>
+          <w:p>
+            <w:r>
+              <w:t>PASS</w:t>
+            </w:r>
+          </w:p>
+        </w:tc>
+        <w:tc>
+          <w:tcPr>
+            <w:tcW w:type="dxa" w:w="1440"/>
+          </w:tcPr>
+          <w:p>
+            <w:r>
+              <w:t>30/08/2026 22:52:59</w:t>
+            </w:r>
+          </w:p>
+        </w:tc>
+        <w:tc>
+          <w:tcPr>
+            <w:tcW w:type="dxa" w:w="1440"/>
+          </w:tcPr>
+          <w:p>
+            <w:r>
+              <w:t>Doctor mở phần Đơn thuốc thành công</w:t>
+            </w:r>
+          </w:p>
+        </w:tc>
+        <w:tc>
+          <w:tcPr>
+            <w:tcW w:type="dxa" w:w="1440"/>
+          </w:tcPr>
+          <w:p>
+            <w:r/>
+          </w:p>
+        </w:tc>
+      </w:tr>
+      <w:tr>
+        <w:tc>
+          <w:tcPr>
+            <w:tcW w:type="dxa" w:w="1440"/>
+          </w:tcPr>
+          <w:p>
+            <w:r>
+              <w:t>TC-NOTIFICATION-008</w:t>
+            </w:r>
+          </w:p>
+        </w:tc>
+        <w:tc>
+          <w:tcPr>
+            <w:tcW w:type="dxa" w:w="1440"/>
+          </w:tcPr>
+          <w:p>
+            <w:r>
+              <w:t>5</w:t>
+            </w:r>
+          </w:p>
+        </w:tc>
+        <w:tc>
+          <w:tcPr>
+            <w:tcW w:type="dxa" w:w="1440"/>
+          </w:tcPr>
+          <w:p>
+            <w:r>
+              <w:t>PASS</w:t>
+            </w:r>
+          </w:p>
+        </w:tc>
+        <w:tc>
+          <w:tcPr>
+            <w:tcW w:type="dxa" w:w="1440"/>
+          </w:tcPr>
+          <w:p>
+            <w:r>
+              <w:t>30/08/2026 22:53:00</w:t>
+            </w:r>
+          </w:p>
+        </w:tc>
+        <w:tc>
+          <w:tcPr>
+            <w:tcW w:type="dxa" w:w="1440"/>
+          </w:tcPr>
+          <w:p>
+            <w:r>
+              <w:t>Nhập dữ liệu cho đơn thuốc thứ hai thành công</w:t>
+            </w:r>
+          </w:p>
+        </w:tc>
+        <w:tc>
+          <w:tcPr>
+            <w:tcW w:type="dxa" w:w="1440"/>
+          </w:tcPr>
+          <w:p>
+            <w:r/>
+          </w:p>
+        </w:tc>
+      </w:tr>
+      <w:tr>
+        <w:tc>
+          <w:tcPr>
+            <w:tcW w:type="dxa" w:w="1440"/>
+          </w:tcPr>
+          <w:p>
+            <w:r>
+              <w:t>TC-NOTIFICATION-008</w:t>
+            </w:r>
+          </w:p>
+        </w:tc>
+        <w:tc>
+          <w:tcPr>
+            <w:tcW w:type="dxa" w:w="1440"/>
+          </w:tcPr>
+          <w:p>
+            <w:r>
+              <w:t>6</w:t>
+            </w:r>
+          </w:p>
+        </w:tc>
+        <w:tc>
+          <w:tcPr>
+            <w:tcW w:type="dxa" w:w="1440"/>
+          </w:tcPr>
+          <w:p>
+            <w:r>
+              <w:t>PASS</w:t>
+            </w:r>
+          </w:p>
+        </w:tc>
+        <w:tc>
+          <w:tcPr>
+            <w:tcW w:type="dxa" w:w="1440"/>
+          </w:tcPr>
+          <w:p>
+            <w:r>
+              <w:t>30/08/2026 22:53:01</w:t>
+            </w:r>
+          </w:p>
+        </w:tc>
+        <w:tc>
+          <w:tcPr>
+            <w:tcW w:type="dxa" w:w="1440"/>
+          </w:tcPr>
+          <w:p>
+            <w:r>
+              <w:t>Lưu đơn thuốc thứ hai thành công</w:t>
+            </w:r>
+          </w:p>
+        </w:tc>
+        <w:tc>
+          <w:tcPr>
+            <w:tcW w:type="dxa" w:w="1440"/>
+          </w:tcPr>
+          <w:p>
+            <w:r/>
+          </w:p>
+        </w:tc>
+      </w:tr>
+      <w:tr>
+        <w:tc>
+          <w:tcPr>
+            <w:tcW w:type="dxa" w:w="1440"/>
+          </w:tcPr>
+          <w:p>
+            <w:r>
+              <w:t>TC-NOTIFICATION-008</w:t>
+            </w:r>
+          </w:p>
+        </w:tc>
+        <w:tc>
+          <w:tcPr>
+            <w:tcW w:type="dxa" w:w="1440"/>
+          </w:tcPr>
+          <w:p>
+            <w:r>
+              <w:t>7</w:t>
+            </w:r>
+          </w:p>
+        </w:tc>
+        <w:tc>
+          <w:tcPr>
+            <w:tcW w:type="dxa" w:w="1440"/>
+          </w:tcPr>
+          <w:p>
+            <w:r>
+              <w:t>PASS</w:t>
+            </w:r>
+          </w:p>
+        </w:tc>
+        <w:tc>
+          <w:tcPr>
+            <w:tcW w:type="dxa" w:w="1440"/>
+          </w:tcPr>
+          <w:p>
+            <w:r>
+              <w:t>30/08/2026 22:53:07</w:t>
+            </w:r>
+          </w:p>
+        </w:tc>
+        <w:tc>
+          <w:tcPr>
+            <w:tcW w:type="dxa" w:w="1440"/>
+          </w:tcPr>
+          <w:p>
+            <w:r>
+              <w:t>Đăng xuất Doctor và đăng nhập lại Patient thành công</w:t>
+            </w:r>
+          </w:p>
+        </w:tc>
+        <w:tc>
+          <w:tcPr>
+            <w:tcW w:type="dxa" w:w="1440"/>
+          </w:tcPr>
+          <w:p>
+            <w:r/>
+          </w:p>
+        </w:tc>
+      </w:tr>
+      <w:tr>
+        <w:tc>
+          <w:tcPr>
+            <w:tcW w:type="dxa" w:w="1440"/>
+          </w:tcPr>
+          <w:p>
+            <w:r>
+              <w:t>TC-NOTIFICATION-008</w:t>
+            </w:r>
+          </w:p>
+        </w:tc>
+        <w:tc>
+          <w:tcPr>
+            <w:tcW w:type="dxa" w:w="1440"/>
+          </w:tcPr>
+          <w:p>
+            <w:r>
+              <w:t>8</w:t>
+            </w:r>
+          </w:p>
+        </w:tc>
+        <w:tc>
+          <w:tcPr>
+            <w:tcW w:type="dxa" w:w="1440"/>
+          </w:tcPr>
+          <w:p>
+            <w:r>
+              <w:t>PASS</w:t>
+            </w:r>
+          </w:p>
+        </w:tc>
+        <w:tc>
+          <w:tcPr>
+            <w:tcW w:type="dxa" w:w="1440"/>
+          </w:tcPr>
+          <w:p>
+            <w:r>
+              <w:t>30/08/2026 22:53:07</w:t>
+            </w:r>
+          </w:p>
+        </w:tc>
+        <w:tc>
+          <w:tcPr>
+            <w:tcW w:type="dxa" w:w="1440"/>
+          </w:tcPr>
+          <w:p>
+            <w:r>
+              <w:t>Patient mở trang Thông báo thành công</w:t>
+            </w:r>
+          </w:p>
+        </w:tc>
+        <w:tc>
+          <w:tcPr>
+            <w:tcW w:type="dxa" w:w="1440"/>
+          </w:tcPr>
+          <w:p>
+            <w:r/>
+          </w:p>
+        </w:tc>
+      </w:tr>
+      <w:tr>
+        <w:tc>
+          <w:tcPr>
+            <w:tcW w:type="dxa" w:w="1440"/>
+          </w:tcPr>
+          <w:p>
+            <w:r>
+              <w:t>TC-NOTIFICATION-008</w:t>
+            </w:r>
+          </w:p>
+        </w:tc>
+        <w:tc>
+          <w:tcPr>
+            <w:tcW w:type="dxa" w:w="1440"/>
+          </w:tcPr>
+          <w:p>
+            <w:r>
+              <w:t>9</w:t>
+            </w:r>
+          </w:p>
+        </w:tc>
+        <w:tc>
+          <w:tcPr>
+            <w:tcW w:type="dxa" w:w="1440"/>
+          </w:tcPr>
+          <w:p>
+            <w:r>
+              <w:t>PASS</w:t>
+            </w:r>
+          </w:p>
+        </w:tc>
+        <w:tc>
+          <w:tcPr>
+            <w:tcW w:type="dxa" w:w="1440"/>
+          </w:tcPr>
+          <w:p>
+            <w:r>
+              <w:t>30/08/2026 22:53:07</w:t>
+            </w:r>
+          </w:p>
+        </w:tc>
+        <w:tc>
+          <w:tcPr>
+            <w:tcW w:type="dxa" w:w="1440"/>
+          </w:tcPr>
+          <w:p>
+            <w:r>
+              <w:t>Patient nhận notification mới của đơn thuốc thứ hai, không trùng notification cũ và đúng định dạng thời gian</w:t>
+            </w:r>
+          </w:p>
+        </w:tc>
+        <w:tc>
+          <w:tcPr>
+            <w:tcW w:type="dxa" w:w="1440"/>
+          </w:tcPr>
+          <w:p>
+            <w:r/>
+          </w:p>
+        </w:tc>
+      </w:tr>
+      <w:tr>
+        <w:tc>
+          <w:tcPr>
+            <w:tcW w:type="dxa" w:w="1440"/>
+          </w:tcPr>
+          <w:p>
+            <w:r>
               <w:t>TC-NOTIFICATION-009</w:t>
             </w:r>
           </w:p>
@@ -844,6 +4548,426 @@
           </w:tcPr>
           <w:p>
             <w:r>
+              <w:t>1</w:t>
+            </w:r>
+          </w:p>
+        </w:tc>
+        <w:tc>
+          <w:tcPr>
+            <w:tcW w:type="dxa" w:w="1440"/>
+          </w:tcPr>
+          <w:p>
+            <w:r>
+              <w:t>PASS</w:t>
+            </w:r>
+          </w:p>
+        </w:tc>
+        <w:tc>
+          <w:tcPr>
+            <w:tcW w:type="dxa" w:w="1440"/>
+          </w:tcPr>
+          <w:p>
+            <w:r>
+              <w:t>30/08/2026 22:53:54</w:t>
+            </w:r>
+          </w:p>
+        </w:tc>
+        <w:tc>
+          <w:tcPr>
+            <w:tcW w:type="dxa" w:w="1440"/>
+          </w:tcPr>
+          <w:p>
+            <w:r>
+              <w:t>Chuẩn bị appointment #383, hồ sơ bệnh án ban đầu và ghi nhận 302 notification trước khi cập nhật</w:t>
+            </w:r>
+          </w:p>
+        </w:tc>
+        <w:tc>
+          <w:tcPr>
+            <w:tcW w:type="dxa" w:w="1440"/>
+          </w:tcPr>
+          <w:p>
+            <w:r/>
+          </w:p>
+        </w:tc>
+      </w:tr>
+      <w:tr>
+        <w:tc>
+          <w:tcPr>
+            <w:tcW w:type="dxa" w:w="1440"/>
+          </w:tcPr>
+          <w:p>
+            <w:r>
+              <w:t>TC-NOTIFICATION-009</w:t>
+            </w:r>
+          </w:p>
+        </w:tc>
+        <w:tc>
+          <w:tcPr>
+            <w:tcW w:type="dxa" w:w="1440"/>
+          </w:tcPr>
+          <w:p>
+            <w:r>
+              <w:t>2</w:t>
+            </w:r>
+          </w:p>
+        </w:tc>
+        <w:tc>
+          <w:tcPr>
+            <w:tcW w:type="dxa" w:w="1440"/>
+          </w:tcPr>
+          <w:p>
+            <w:r>
+              <w:t>PASS</w:t>
+            </w:r>
+          </w:p>
+        </w:tc>
+        <w:tc>
+          <w:tcPr>
+            <w:tcW w:type="dxa" w:w="1440"/>
+          </w:tcPr>
+          <w:p>
+            <w:r>
+              <w:t>30/08/2026 22:54:00</w:t>
+            </w:r>
+          </w:p>
+        </w:tc>
+        <w:tc>
+          <w:tcPr>
+            <w:tcW w:type="dxa" w:w="1440"/>
+          </w:tcPr>
+          <w:p>
+            <w:r>
+              <w:t>Đăng nhập Doctor phụ trách thành công</w:t>
+            </w:r>
+          </w:p>
+        </w:tc>
+        <w:tc>
+          <w:tcPr>
+            <w:tcW w:type="dxa" w:w="1440"/>
+          </w:tcPr>
+          <w:p>
+            <w:r/>
+          </w:p>
+        </w:tc>
+      </w:tr>
+      <w:tr>
+        <w:tc>
+          <w:tcPr>
+            <w:tcW w:type="dxa" w:w="1440"/>
+          </w:tcPr>
+          <w:p>
+            <w:r>
+              <w:t>TC-NOTIFICATION-009</w:t>
+            </w:r>
+          </w:p>
+        </w:tc>
+        <w:tc>
+          <w:tcPr>
+            <w:tcW w:type="dxa" w:w="1440"/>
+          </w:tcPr>
+          <w:p>
+            <w:r>
+              <w:t>3</w:t>
+            </w:r>
+          </w:p>
+        </w:tc>
+        <w:tc>
+          <w:tcPr>
+            <w:tcW w:type="dxa" w:w="1440"/>
+          </w:tcPr>
+          <w:p>
+            <w:r>
+              <w:t>PASS</w:t>
+            </w:r>
+          </w:p>
+        </w:tc>
+        <w:tc>
+          <w:tcPr>
+            <w:tcW w:type="dxa" w:w="1440"/>
+          </w:tcPr>
+          <w:p>
+            <w:r>
+              <w:t>30/08/2026 22:54:00</w:t>
+            </w:r>
+          </w:p>
+        </w:tc>
+        <w:tc>
+          <w:tcPr>
+            <w:tcW w:type="dxa" w:w="1440"/>
+          </w:tcPr>
+          <w:p>
+            <w:r>
+              <w:t>Doctor mở hồ sơ của appointment #383 thành công</w:t>
+            </w:r>
+          </w:p>
+        </w:tc>
+        <w:tc>
+          <w:tcPr>
+            <w:tcW w:type="dxa" w:w="1440"/>
+          </w:tcPr>
+          <w:p>
+            <w:r/>
+          </w:p>
+        </w:tc>
+      </w:tr>
+      <w:tr>
+        <w:tc>
+          <w:tcPr>
+            <w:tcW w:type="dxa" w:w="1440"/>
+          </w:tcPr>
+          <w:p>
+            <w:r>
+              <w:t>TC-NOTIFICATION-009</w:t>
+            </w:r>
+          </w:p>
+        </w:tc>
+        <w:tc>
+          <w:tcPr>
+            <w:tcW w:type="dxa" w:w="1440"/>
+          </w:tcPr>
+          <w:p>
+            <w:r>
+              <w:t>4</w:t>
+            </w:r>
+          </w:p>
+        </w:tc>
+        <w:tc>
+          <w:tcPr>
+            <w:tcW w:type="dxa" w:w="1440"/>
+          </w:tcPr>
+          <w:p>
+            <w:r>
+              <w:t>PASS</w:t>
+            </w:r>
+          </w:p>
+        </w:tc>
+        <w:tc>
+          <w:tcPr>
+            <w:tcW w:type="dxa" w:w="1440"/>
+          </w:tcPr>
+          <w:p>
+            <w:r>
+              <w:t>30/08/2026 22:54:01</w:t>
+            </w:r>
+          </w:p>
+        </w:tc>
+        <w:tc>
+          <w:tcPr>
+            <w:tcW w:type="dxa" w:w="1440"/>
+          </w:tcPr>
+          <w:p>
+            <w:r>
+              <w:t>Doctor chỉnh sửa Chẩn đoán và Hướng điều trị thành công</w:t>
+            </w:r>
+          </w:p>
+        </w:tc>
+        <w:tc>
+          <w:tcPr>
+            <w:tcW w:type="dxa" w:w="1440"/>
+          </w:tcPr>
+          <w:p>
+            <w:r/>
+          </w:p>
+        </w:tc>
+      </w:tr>
+      <w:tr>
+        <w:tc>
+          <w:tcPr>
+            <w:tcW w:type="dxa" w:w="1440"/>
+          </w:tcPr>
+          <w:p>
+            <w:r>
+              <w:t>TC-NOTIFICATION-009</w:t>
+            </w:r>
+          </w:p>
+        </w:tc>
+        <w:tc>
+          <w:tcPr>
+            <w:tcW w:type="dxa" w:w="1440"/>
+          </w:tcPr>
+          <w:p>
+            <w:r>
+              <w:t>5</w:t>
+            </w:r>
+          </w:p>
+        </w:tc>
+        <w:tc>
+          <w:tcPr>
+            <w:tcW w:type="dxa" w:w="1440"/>
+          </w:tcPr>
+          <w:p>
+            <w:r>
+              <w:t>PASS</w:t>
+            </w:r>
+          </w:p>
+        </w:tc>
+        <w:tc>
+          <w:tcPr>
+            <w:tcW w:type="dxa" w:w="1440"/>
+          </w:tcPr>
+          <w:p>
+            <w:r>
+              <w:t>30/08/2026 22:54:02</w:t>
+            </w:r>
+          </w:p>
+        </w:tc>
+        <w:tc>
+          <w:tcPr>
+            <w:tcW w:type="dxa" w:w="1440"/>
+          </w:tcPr>
+          <w:p>
+            <w:r>
+              <w:t>Cập nhật hồ sơ bệnh án thành công</w:t>
+            </w:r>
+          </w:p>
+        </w:tc>
+        <w:tc>
+          <w:tcPr>
+            <w:tcW w:type="dxa" w:w="1440"/>
+          </w:tcPr>
+          <w:p>
+            <w:r/>
+          </w:p>
+        </w:tc>
+      </w:tr>
+      <w:tr>
+        <w:tc>
+          <w:tcPr>
+            <w:tcW w:type="dxa" w:w="1440"/>
+          </w:tcPr>
+          <w:p>
+            <w:r>
+              <w:t>TC-NOTIFICATION-009</w:t>
+            </w:r>
+          </w:p>
+        </w:tc>
+        <w:tc>
+          <w:tcPr>
+            <w:tcW w:type="dxa" w:w="1440"/>
+          </w:tcPr>
+          <w:p>
+            <w:r>
+              <w:t>6</w:t>
+            </w:r>
+          </w:p>
+        </w:tc>
+        <w:tc>
+          <w:tcPr>
+            <w:tcW w:type="dxa" w:w="1440"/>
+          </w:tcPr>
+          <w:p>
+            <w:r>
+              <w:t>PASS</w:t>
+            </w:r>
+          </w:p>
+        </w:tc>
+        <w:tc>
+          <w:tcPr>
+            <w:tcW w:type="dxa" w:w="1440"/>
+          </w:tcPr>
+          <w:p>
+            <w:r>
+              <w:t>30/08/2026 22:54:08</w:t>
+            </w:r>
+          </w:p>
+        </w:tc>
+        <w:tc>
+          <w:tcPr>
+            <w:tcW w:type="dxa" w:w="1440"/>
+          </w:tcPr>
+          <w:p>
+            <w:r>
+              <w:t>Đăng xuất Doctor và đăng nhập lại Patient thành công</w:t>
+            </w:r>
+          </w:p>
+        </w:tc>
+        <w:tc>
+          <w:tcPr>
+            <w:tcW w:type="dxa" w:w="1440"/>
+          </w:tcPr>
+          <w:p>
+            <w:r/>
+          </w:p>
+        </w:tc>
+      </w:tr>
+      <w:tr>
+        <w:tc>
+          <w:tcPr>
+            <w:tcW w:type="dxa" w:w="1440"/>
+          </w:tcPr>
+          <w:p>
+            <w:r>
+              <w:t>TC-NOTIFICATION-009</w:t>
+            </w:r>
+          </w:p>
+        </w:tc>
+        <w:tc>
+          <w:tcPr>
+            <w:tcW w:type="dxa" w:w="1440"/>
+          </w:tcPr>
+          <w:p>
+            <w:r>
+              <w:t>7</w:t>
+            </w:r>
+          </w:p>
+        </w:tc>
+        <w:tc>
+          <w:tcPr>
+            <w:tcW w:type="dxa" w:w="1440"/>
+          </w:tcPr>
+          <w:p>
+            <w:r>
+              <w:t>PASS</w:t>
+            </w:r>
+          </w:p>
+        </w:tc>
+        <w:tc>
+          <w:tcPr>
+            <w:tcW w:type="dxa" w:w="1440"/>
+          </w:tcPr>
+          <w:p>
+            <w:r>
+              <w:t>30/08/2026 22:54:09</w:t>
+            </w:r>
+          </w:p>
+        </w:tc>
+        <w:tc>
+          <w:tcPr>
+            <w:tcW w:type="dxa" w:w="1440"/>
+          </w:tcPr>
+          <w:p>
+            <w:r>
+              <w:t>Patient mở trang Thông báo thành công</w:t>
+            </w:r>
+          </w:p>
+        </w:tc>
+        <w:tc>
+          <w:tcPr>
+            <w:tcW w:type="dxa" w:w="1440"/>
+          </w:tcPr>
+          <w:p>
+            <w:r/>
+          </w:p>
+        </w:tc>
+      </w:tr>
+      <w:tr>
+        <w:tc>
+          <w:tcPr>
+            <w:tcW w:type="dxa" w:w="1440"/>
+          </w:tcPr>
+          <w:p>
+            <w:r>
+              <w:t>TC-NOTIFICATION-009</w:t>
+            </w:r>
+          </w:p>
+        </w:tc>
+        <w:tc>
+          <w:tcPr>
+            <w:tcW w:type="dxa" w:w="1440"/>
+          </w:tcPr>
+          <w:p>
+            <w:r>
               <w:t>8</w:t>
             </w:r>
           </w:p>
@@ -864,7 +4988,7 @@
           </w:tcPr>
           <w:p>
             <w:r>
-              <w:t>28/08/2026 10:23:37</w:t>
+              <w:t>30/08/2026 22:54:10</w:t>
             </w:r>
           </w:p>
         </w:tc>
@@ -884,7 +5008,7 @@
           </w:tcPr>
           <w:p>
             <w:r>
-              <w:t>Before: 259 | After: 259 | Known bug của hệ thống</w:t>
+              <w:t>Before: 302 | After: 302 | Known bug của hệ thống</w:t>
             </w:r>
           </w:p>
         </w:tc>

--- a/Selenium_WebDriver/reports/Notification_Test_Report.docx
+++ b/Selenium_WebDriver/reports/Notification_Test_Report.docx
@@ -21,7 +21,7 @@
         <w:jc w:val="center"/>
       </w:pPr>
       <w:r>
-        <w:t>Thời gian tạo báo cáo: 30/08/2026 22:54:13</w:t>
+        <w:t>Thời gian tạo báo cáo: 04/09/2026 01:56:18</w:t>
       </w:r>
     </w:p>
     <w:p/>
@@ -288,17 +288,17 @@
           </w:tcPr>
           <w:p>
             <w:r>
-              <w:t>30/08/2026 22:47:50</w:t>
-            </w:r>
-          </w:p>
-        </w:tc>
-        <w:tc>
-          <w:tcPr>
-            <w:tcW w:type="dxa" w:w="1440"/>
-          </w:tcPr>
-          <w:p>
-            <w:r>
-              <w:t>33.14</w:t>
+              <w:t>04/09/2026 01:47:53</w:t>
+            </w:r>
+          </w:p>
+        </w:tc>
+        <w:tc>
+          <w:tcPr>
+            <w:tcW w:type="dxa" w:w="1440"/>
+          </w:tcPr>
+          <w:p>
+            <w:r>
+              <w:t>33.10</w:t>
             </w:r>
           </w:p>
         </w:tc>
@@ -346,17 +346,17 @@
           </w:tcPr>
           <w:p>
             <w:r>
-              <w:t>30/08/2026 22:48:27</w:t>
-            </w:r>
-          </w:p>
-        </w:tc>
-        <w:tc>
-          <w:tcPr>
-            <w:tcW w:type="dxa" w:w="1440"/>
-          </w:tcPr>
-          <w:p>
-            <w:r>
-              <w:t>33.03</w:t>
+              <w:t>04/09/2026 01:48:29</w:t>
+            </w:r>
+          </w:p>
+        </w:tc>
+        <w:tc>
+          <w:tcPr>
+            <w:tcW w:type="dxa" w:w="1440"/>
+          </w:tcPr>
+          <w:p>
+            <w:r>
+              <w:t>33.10</w:t>
             </w:r>
           </w:p>
         </w:tc>
@@ -404,17 +404,17 @@
           </w:tcPr>
           <w:p>
             <w:r>
-              <w:t>30/08/2026 22:49:11</w:t>
-            </w:r>
-          </w:p>
-        </w:tc>
-        <w:tc>
-          <w:tcPr>
-            <w:tcW w:type="dxa" w:w="1440"/>
-          </w:tcPr>
-          <w:p>
-            <w:r>
-              <w:t>41.23</w:t>
+              <w:t>04/09/2026 01:49:13</w:t>
+            </w:r>
+          </w:p>
+        </w:tc>
+        <w:tc>
+          <w:tcPr>
+            <w:tcW w:type="dxa" w:w="1440"/>
+          </w:tcPr>
+          <w:p>
+            <w:r>
+              <w:t>40.96</w:t>
             </w:r>
           </w:p>
         </w:tc>
@@ -462,17 +462,17 @@
           </w:tcPr>
           <w:p>
             <w:r>
-              <w:t>30/08/2026 22:50:14</w:t>
-            </w:r>
-          </w:p>
-        </w:tc>
-        <w:tc>
-          <w:tcPr>
-            <w:tcW w:type="dxa" w:w="1440"/>
-          </w:tcPr>
-          <w:p>
-            <w:r>
-              <w:t>59.58</w:t>
+              <w:t>04/09/2026 01:50:16</w:t>
+            </w:r>
+          </w:p>
+        </w:tc>
+        <w:tc>
+          <w:tcPr>
+            <w:tcW w:type="dxa" w:w="1440"/>
+          </w:tcPr>
+          <w:p>
+            <w:r>
+              <w:t>59.09</w:t>
             </w:r>
           </w:p>
         </w:tc>
@@ -520,17 +520,17 @@
           </w:tcPr>
           <w:p>
             <w:r>
-              <w:t>30/08/2026 22:50:32</w:t>
-            </w:r>
-          </w:p>
-        </w:tc>
-        <w:tc>
-          <w:tcPr>
-            <w:tcW w:type="dxa" w:w="1440"/>
-          </w:tcPr>
-          <w:p>
-            <w:r>
-              <w:t>15.05</w:t>
+              <w:t>04/09/2026 01:50:35</w:t>
+            </w:r>
+          </w:p>
+        </w:tc>
+        <w:tc>
+          <w:tcPr>
+            <w:tcW w:type="dxa" w:w="1440"/>
+          </w:tcPr>
+          <w:p>
+            <w:r>
+              <w:t>15.97</w:t>
             </w:r>
           </w:p>
         </w:tc>
@@ -578,17 +578,17 @@
           </w:tcPr>
           <w:p>
             <w:r>
-              <w:t>30/08/2026 22:51:19</w:t>
-            </w:r>
-          </w:p>
-        </w:tc>
-        <w:tc>
-          <w:tcPr>
-            <w:tcW w:type="dxa" w:w="1440"/>
-          </w:tcPr>
-          <w:p>
-            <w:r>
-              <w:t>43.54</w:t>
+              <w:t>04/09/2026 01:51:21</w:t>
+            </w:r>
+          </w:p>
+        </w:tc>
+        <w:tc>
+          <w:tcPr>
+            <w:tcW w:type="dxa" w:w="1440"/>
+          </w:tcPr>
+          <w:p>
+            <w:r>
+              <w:t>43.21</w:t>
             </w:r>
           </w:p>
         </w:tc>
@@ -636,17 +636,17 @@
           </w:tcPr>
           <w:p>
             <w:r>
-              <w:t>30/08/2026 22:52:06</w:t>
-            </w:r>
-          </w:p>
-        </w:tc>
-        <w:tc>
-          <w:tcPr>
-            <w:tcW w:type="dxa" w:w="1440"/>
-          </w:tcPr>
-          <w:p>
-            <w:r>
-              <w:t>43.15</w:t>
+              <w:t>04/09/2026 01:52:08</w:t>
+            </w:r>
+          </w:p>
+        </w:tc>
+        <w:tc>
+          <w:tcPr>
+            <w:tcW w:type="dxa" w:w="1440"/>
+          </w:tcPr>
+          <w:p>
+            <w:r>
+              <w:t>43.11</w:t>
             </w:r>
           </w:p>
         </w:tc>
@@ -694,17 +694,17 @@
           </w:tcPr>
           <w:p>
             <w:r>
-              <w:t>30/08/2026 22:53:07</w:t>
-            </w:r>
-          </w:p>
-        </w:tc>
-        <w:tc>
-          <w:tcPr>
-            <w:tcW w:type="dxa" w:w="1440"/>
-          </w:tcPr>
-          <w:p>
-            <w:r>
-              <w:t>58.61</w:t>
+              <w:t>04/09/2026 01:53:09</w:t>
+            </w:r>
+          </w:p>
+        </w:tc>
+        <w:tc>
+          <w:tcPr>
+            <w:tcW w:type="dxa" w:w="1440"/>
+          </w:tcPr>
+          <w:p>
+            <w:r>
+              <w:t>58.08</w:t>
             </w:r>
           </w:p>
         </w:tc>
@@ -752,17 +752,17 @@
           </w:tcPr>
           <w:p>
             <w:r>
-              <w:t>30/08/2026 22:54:10</w:t>
-            </w:r>
-          </w:p>
-        </w:tc>
-        <w:tc>
-          <w:tcPr>
-            <w:tcW w:type="dxa" w:w="1440"/>
-          </w:tcPr>
-          <w:p>
-            <w:r>
-              <w:t>59.81</w:t>
+              <w:t>04/09/2026 01:54:14</w:t>
+            </w:r>
+          </w:p>
+        </w:tc>
+        <w:tc>
+          <w:tcPr>
+            <w:tcW w:type="dxa" w:w="1440"/>
+          </w:tcPr>
+          <w:p>
+            <w:r>
+              <w:t>61.17</w:t>
             </w:r>
           </w:p>
         </w:tc>
@@ -780,7 +780,9 @@
           </w:tcPr>
           <w:p>
             <w:r>
-              <w:t>KNOWN BUG - TC-NOTIFICATION-009 | STEP 8 | Trước khi cập nhật có 302 notification, sau khi cập nhật có 302. Hồ sơ bệnh án cập nhật thành công nhưng Patient không nhận được notification mới.</w:t>
+              <w:t>Known bug: Không phát sinh notification mới sau khi Doctor cập nhật hồ sơ bệnh án. | TC-NOTIFICATION-009 | STEP 8 FAILED | Expected số notification &gt; 432 | Actual: 432</w:t>
+              <w:br/>
+              <w:t>assert 432 &gt; 432</w:t>
             </w:r>
           </w:p>
         </w:tc>
@@ -908,17 +910,17 @@
           </w:tcPr>
           <w:p>
             <w:r>
-              <w:t>30/08/2026 22:47:36</w:t>
-            </w:r>
-          </w:p>
-        </w:tc>
-        <w:tc>
-          <w:tcPr>
-            <w:tcW w:type="dxa" w:w="1440"/>
-          </w:tcPr>
-          <w:p>
-            <w:r>
-              <w:t>Patient đặt lịch khám hợp lệ và appointment #375 ở trạng thái pending</w:t>
+              <w:t>04/09/2026 01:47:38</w:t>
+            </w:r>
+          </w:p>
+        </w:tc>
+        <w:tc>
+          <w:tcPr>
+            <w:tcW w:type="dxa" w:w="1440"/>
+          </w:tcPr>
+          <w:p>
+            <w:r>
+              <w:t>Patient đặt lịch hợp lệ, appointment #461 ở trạng thái pending</w:t>
             </w:r>
           </w:p>
         </w:tc>
@@ -968,7 +970,7 @@
           </w:tcPr>
           <w:p>
             <w:r>
-              <w:t>30/08/2026 22:47:42</w:t>
+              <w:t>04/09/2026 01:47:45</w:t>
             </w:r>
           </w:p>
         </w:tc>
@@ -1028,17 +1030,17 @@
           </w:tcPr>
           <w:p>
             <w:r>
-              <w:t>30/08/2026 22:47:44</w:t>
-            </w:r>
-          </w:p>
-        </w:tc>
-        <w:tc>
-          <w:tcPr>
-            <w:tcW w:type="dxa" w:w="1440"/>
-          </w:tcPr>
-          <w:p>
-            <w:r>
-              <w:t>Admin xác nhận appointment #375 thành công</w:t>
+              <w:t>04/09/2026 01:47:46</w:t>
+            </w:r>
+          </w:p>
+        </w:tc>
+        <w:tc>
+          <w:tcPr>
+            <w:tcW w:type="dxa" w:w="1440"/>
+          </w:tcPr>
+          <w:p>
+            <w:r>
+              <w:t>Admin xác nhận appointment #461 thành công</w:t>
             </w:r>
           </w:p>
         </w:tc>
@@ -1088,7 +1090,7 @@
           </w:tcPr>
           <w:p>
             <w:r>
-              <w:t>30/08/2026 22:47:50</w:t>
+              <w:t>04/09/2026 01:47:53</w:t>
             </w:r>
           </w:p>
         </w:tc>
@@ -1148,7 +1150,7 @@
           </w:tcPr>
           <w:p>
             <w:r>
-              <w:t>30/08/2026 22:47:50</w:t>
+              <w:t>04/09/2026 01:47:53</w:t>
             </w:r>
           </w:p>
         </w:tc>
@@ -1208,17 +1210,17 @@
           </w:tcPr>
           <w:p>
             <w:r>
-              <w:t>30/08/2026 22:47:50</w:t>
-            </w:r>
-          </w:p>
-        </w:tc>
-        <w:tc>
-          <w:tcPr>
-            <w:tcW w:type="dxa" w:w="1440"/>
-          </w:tcPr>
-          <w:p>
-            <w:r>
-              <w:t>Tìm thấy notification của appointment #375</w:t>
+              <w:t>04/09/2026 01:47:53</w:t>
+            </w:r>
+          </w:p>
+        </w:tc>
+        <w:tc>
+          <w:tcPr>
+            <w:tcW w:type="dxa" w:w="1440"/>
+          </w:tcPr>
+          <w:p>
+            <w:r>
+              <w:t>Tìm thấy notification của appointment #461</w:t>
             </w:r>
           </w:p>
         </w:tc>
@@ -1268,7 +1270,7 @@
           </w:tcPr>
           <w:p>
             <w:r>
-              <w:t>30/08/2026 22:47:50</w:t>
+              <w:t>04/09/2026 01:47:53</w:t>
             </w:r>
           </w:p>
         </w:tc>
@@ -1328,17 +1330,17 @@
           </w:tcPr>
           <w:p>
             <w:r>
-              <w:t>30/08/2026 22:48:13</w:t>
-            </w:r>
-          </w:p>
-        </w:tc>
-        <w:tc>
-          <w:tcPr>
-            <w:tcW w:type="dxa" w:w="1440"/>
-          </w:tcPr>
-          <w:p>
-            <w:r>
-              <w:t>Patient đặt lịch khám hợp lệ và appointment #376 ở trạng thái pending</w:t>
+              <w:t>04/09/2026 01:48:15</w:t>
+            </w:r>
+          </w:p>
+        </w:tc>
+        <w:tc>
+          <w:tcPr>
+            <w:tcW w:type="dxa" w:w="1440"/>
+          </w:tcPr>
+          <w:p>
+            <w:r>
+              <w:t>Patient đặt lịch hợp lệ, appointment #462 ở trạng thái pending</w:t>
             </w:r>
           </w:p>
         </w:tc>
@@ -1388,7 +1390,7 @@
           </w:tcPr>
           <w:p>
             <w:r>
-              <w:t>30/08/2026 22:48:19</w:t>
+              <w:t>04/09/2026 01:48:21</w:t>
             </w:r>
           </w:p>
         </w:tc>
@@ -1448,17 +1450,17 @@
           </w:tcPr>
           <w:p>
             <w:r>
-              <w:t>30/08/2026 22:48:20</w:t>
-            </w:r>
-          </w:p>
-        </w:tc>
-        <w:tc>
-          <w:tcPr>
-            <w:tcW w:type="dxa" w:w="1440"/>
-          </w:tcPr>
-          <w:p>
-            <w:r>
-              <w:t>Admin hủy appointment #376 thành công</w:t>
+              <w:t>04/09/2026 01:48:23</w:t>
+            </w:r>
+          </w:p>
+        </w:tc>
+        <w:tc>
+          <w:tcPr>
+            <w:tcW w:type="dxa" w:w="1440"/>
+          </w:tcPr>
+          <w:p>
+            <w:r>
+              <w:t>Admin hủy appointment #462 thành công</w:t>
             </w:r>
           </w:p>
         </w:tc>
@@ -1508,7 +1510,7 @@
           </w:tcPr>
           <w:p>
             <w:r>
-              <w:t>30/08/2026 22:48:26</w:t>
+              <w:t>04/09/2026 01:48:29</w:t>
             </w:r>
           </w:p>
         </w:tc>
@@ -1568,7 +1570,7 @@
           </w:tcPr>
           <w:p>
             <w:r>
-              <w:t>30/08/2026 22:48:27</w:t>
+              <w:t>04/09/2026 01:48:29</w:t>
             </w:r>
           </w:p>
         </w:tc>
@@ -1628,17 +1630,17 @@
           </w:tcPr>
           <w:p>
             <w:r>
-              <w:t>30/08/2026 22:48:27</w:t>
-            </w:r>
-          </w:p>
-        </w:tc>
-        <w:tc>
-          <w:tcPr>
-            <w:tcW w:type="dxa" w:w="1440"/>
-          </w:tcPr>
-          <w:p>
-            <w:r>
-              <w:t>Tìm thấy notification của appointment #376</w:t>
+              <w:t>04/09/2026 01:48:29</w:t>
+            </w:r>
+          </w:p>
+        </w:tc>
+        <w:tc>
+          <w:tcPr>
+            <w:tcW w:type="dxa" w:w="1440"/>
+          </w:tcPr>
+          <w:p>
+            <w:r>
+              <w:t>Tìm thấy notification của appointment #462</w:t>
             </w:r>
           </w:p>
         </w:tc>
@@ -1688,7 +1690,7 @@
           </w:tcPr>
           <w:p>
             <w:r>
-              <w:t>30/08/2026 22:48:27</w:t>
+              <w:t>04/09/2026 01:48:29</w:t>
             </w:r>
           </w:p>
         </w:tc>
@@ -1748,17 +1750,17 @@
           </w:tcPr>
           <w:p>
             <w:r>
-              <w:t>30/08/2026 22:48:57</w:t>
-            </w:r>
-          </w:p>
-        </w:tc>
-        <w:tc>
-          <w:tcPr>
-            <w:tcW w:type="dxa" w:w="1440"/>
-          </w:tcPr>
-          <w:p>
-            <w:r>
-              <w:t>Chuẩn bị appointment #377 và Admin xác nhận lịch thành công</w:t>
+              <w:t>04/09/2026 01:48:59</w:t>
+            </w:r>
+          </w:p>
+        </w:tc>
+        <w:tc>
+          <w:tcPr>
+            <w:tcW w:type="dxa" w:w="1440"/>
+          </w:tcPr>
+          <w:p>
+            <w:r>
+              <w:t>Chuẩn bị appointment #463 và Admin xác nhận lịch thành công</w:t>
             </w:r>
           </w:p>
         </w:tc>
@@ -1808,7 +1810,7 @@
           </w:tcPr>
           <w:p>
             <w:r>
-              <w:t>30/08/2026 22:49:03</w:t>
+              <w:t>04/09/2026 01:49:05</w:t>
             </w:r>
           </w:p>
         </w:tc>
@@ -1868,17 +1870,17 @@
           </w:tcPr>
           <w:p>
             <w:r>
-              <w:t>30/08/2026 22:49:04</w:t>
-            </w:r>
-          </w:p>
-        </w:tc>
-        <w:tc>
-          <w:tcPr>
-            <w:tcW w:type="dxa" w:w="1440"/>
-          </w:tcPr>
-          <w:p>
-            <w:r>
-              <w:t>Doctor mở appointment #377 và vào màn hình Khám bệnh thành công</w:t>
+              <w:t>04/09/2026 01:49:06</w:t>
+            </w:r>
+          </w:p>
+        </w:tc>
+        <w:tc>
+          <w:tcPr>
+            <w:tcW w:type="dxa" w:w="1440"/>
+          </w:tcPr>
+          <w:p>
+            <w:r>
+              <w:t>Doctor mở appointment #463 và vào màn hình Khám bệnh thành công</w:t>
             </w:r>
           </w:p>
         </w:tc>
@@ -1928,7 +1930,7 @@
           </w:tcPr>
           <w:p>
             <w:r>
-              <w:t>30/08/2026 22:49:04</w:t>
+              <w:t>04/09/2026 01:49:06</w:t>
             </w:r>
           </w:p>
         </w:tc>
@@ -1988,7 +1990,7 @@
           </w:tcPr>
           <w:p>
             <w:r>
-              <w:t>30/08/2026 22:49:05</w:t>
+              <w:t>04/09/2026 01:49:07</w:t>
             </w:r>
           </w:p>
         </w:tc>
@@ -2048,7 +2050,7 @@
           </w:tcPr>
           <w:p>
             <w:r>
-              <w:t>30/08/2026 22:49:11</w:t>
+              <w:t>04/09/2026 01:49:13</w:t>
             </w:r>
           </w:p>
         </w:tc>
@@ -2108,7 +2110,7 @@
           </w:tcPr>
           <w:p>
             <w:r>
-              <w:t>30/08/2026 22:49:11</w:t>
+              <w:t>04/09/2026 01:49:13</w:t>
             </w:r>
           </w:p>
         </w:tc>
@@ -2168,7 +2170,7 @@
           </w:tcPr>
           <w:p>
             <w:r>
-              <w:t>30/08/2026 22:49:11</w:t>
+              <w:t>04/09/2026 01:49:13</w:t>
             </w:r>
           </w:p>
         </w:tc>
@@ -2228,17 +2230,17 @@
           </w:tcPr>
           <w:p>
             <w:r>
-              <w:t>30/08/2026 22:49:47</w:t>
-            </w:r>
-          </w:p>
-        </w:tc>
-        <w:tc>
-          <w:tcPr>
-            <w:tcW w:type="dxa" w:w="1440"/>
-          </w:tcPr>
-          <w:p>
-            <w:r>
-              <w:t>Tạo appointment cũ #378, Admin xác nhận và Patient nhận notification cũ</w:t>
+              <w:t>04/09/2026 01:49:49</w:t>
+            </w:r>
+          </w:p>
+        </w:tc>
+        <w:tc>
+          <w:tcPr>
+            <w:tcW w:type="dxa" w:w="1440"/>
+          </w:tcPr>
+          <w:p>
+            <w:r>
+              <w:t>Patient đã có notification cũ của appointment #464</w:t>
             </w:r>
           </w:p>
         </w:tc>
@@ -2288,17 +2290,17 @@
           </w:tcPr>
           <w:p>
             <w:r>
-              <w:t>30/08/2026 22:50:00</w:t>
-            </w:r>
-          </w:p>
-        </w:tc>
-        <w:tc>
-          <w:tcPr>
-            <w:tcW w:type="dxa" w:w="1440"/>
-          </w:tcPr>
-          <w:p>
-            <w:r>
-              <w:t>Patient tạo appointment mới #379, khác appointment cũ #378</w:t>
+              <w:t>04/09/2026 01:50:02</w:t>
+            </w:r>
+          </w:p>
+        </w:tc>
+        <w:tc>
+          <w:tcPr>
+            <w:tcW w:type="dxa" w:w="1440"/>
+          </w:tcPr>
+          <w:p>
+            <w:r>
+              <w:t>Patient tạo appointment mới #465, khác appointment cũ #464</w:t>
             </w:r>
           </w:p>
         </w:tc>
@@ -2348,17 +2350,17 @@
           </w:tcPr>
           <w:p>
             <w:r>
-              <w:t>30/08/2026 22:50:07</w:t>
-            </w:r>
-          </w:p>
-        </w:tc>
-        <w:tc>
-          <w:tcPr>
-            <w:tcW w:type="dxa" w:w="1440"/>
-          </w:tcPr>
-          <w:p>
-            <w:r>
-              <w:t>Admin xác nhận appointment mới #379 thành công</w:t>
+              <w:t>04/09/2026 01:50:09</w:t>
+            </w:r>
+          </w:p>
+        </w:tc>
+        <w:tc>
+          <w:tcPr>
+            <w:tcW w:type="dxa" w:w="1440"/>
+          </w:tcPr>
+          <w:p>
+            <w:r>
+              <w:t>Admin xác nhận appointment mới #465 thành công</w:t>
             </w:r>
           </w:p>
         </w:tc>
@@ -2408,7 +2410,7 @@
           </w:tcPr>
           <w:p>
             <w:r>
-              <w:t>30/08/2026 22:50:14</w:t>
+              <w:t>04/09/2026 01:50:15</w:t>
             </w:r>
           </w:p>
         </w:tc>
@@ -2468,7 +2470,7 @@
           </w:tcPr>
           <w:p>
             <w:r>
-              <w:t>30/08/2026 22:50:14</w:t>
+              <w:t>04/09/2026 01:50:16</w:t>
             </w:r>
           </w:p>
         </w:tc>
@@ -2528,17 +2530,17 @@
           </w:tcPr>
           <w:p>
             <w:r>
-              <w:t>30/08/2026 22:50:14</w:t>
-            </w:r>
-          </w:p>
-        </w:tc>
-        <w:tc>
-          <w:tcPr>
-            <w:tcW w:type="dxa" w:w="1440"/>
-          </w:tcPr>
-          <w:p>
-            <w:r>
-              <w:t>Notification mới của appointment #379 hiển thị đúng</w:t>
+              <w:t>04/09/2026 01:50:16</w:t>
+            </w:r>
+          </w:p>
+        </w:tc>
+        <w:tc>
+          <w:tcPr>
+            <w:tcW w:type="dxa" w:w="1440"/>
+          </w:tcPr>
+          <w:p>
+            <w:r>
+              <w:t>Notification mới của appointment #465 hiển thị đúng</w:t>
             </w:r>
           </w:p>
         </w:tc>
@@ -2588,17 +2590,17 @@
           </w:tcPr>
           <w:p>
             <w:r>
-              <w:t>30/08/2026 22:50:14</w:t>
-            </w:r>
-          </w:p>
-        </w:tc>
-        <w:tc>
-          <w:tcPr>
-            <w:tcW w:type="dxa" w:w="1440"/>
-          </w:tcPr>
-          <w:p>
-            <w:r>
-              <w:t>Notification #378 và #379 được lưu độc lập, không ghi đè nhau</w:t>
+              <w:t>04/09/2026 01:50:16</w:t>
+            </w:r>
+          </w:p>
+        </w:tc>
+        <w:tc>
+          <w:tcPr>
+            <w:tcW w:type="dxa" w:w="1440"/>
+          </w:tcPr>
+          <w:p>
+            <w:r>
+              <w:t>Notification #464 và #465 được lưu riêng biệt, không ghi đè nhau</w:t>
             </w:r>
           </w:p>
         </w:tc>
@@ -2648,7 +2650,7 @@
           </w:tcPr>
           <w:p>
             <w:r>
-              <w:t>30/08/2026 22:50:24</w:t>
+              <w:t>04/09/2026 01:50:25</w:t>
             </w:r>
           </w:p>
         </w:tc>
@@ -2708,17 +2710,17 @@
           </w:tcPr>
           <w:p>
             <w:r>
-              <w:t>30/08/2026 22:50:26</w:t>
-            </w:r>
-          </w:p>
-        </w:tc>
-        <w:tc>
-          <w:tcPr>
-            <w:tcW w:type="dxa" w:w="1440"/>
-          </w:tcPr>
-          <w:p>
-            <w:r>
-              <w:t>Patient A có 290 notification</w:t>
+              <w:t>04/09/2026 01:50:28</w:t>
+            </w:r>
+          </w:p>
+        </w:tc>
+        <w:tc>
+          <w:tcPr>
+            <w:tcW w:type="dxa" w:w="1440"/>
+          </w:tcPr>
+          <w:p>
+            <w:r>
+              <w:t>Patient A có 420 notification</w:t>
             </w:r>
           </w:p>
         </w:tc>
@@ -2768,7 +2770,7 @@
           </w:tcPr>
           <w:p>
             <w:r>
-              <w:t>30/08/2026 22:50:32</w:t>
+              <w:t>04/09/2026 01:50:35</w:t>
             </w:r>
           </w:p>
         </w:tc>
@@ -2828,7 +2830,7 @@
           </w:tcPr>
           <w:p>
             <w:r>
-              <w:t>30/08/2026 22:50:32</w:t>
+              <w:t>04/09/2026 01:50:35</w:t>
             </w:r>
           </w:p>
         </w:tc>
@@ -2888,17 +2890,17 @@
           </w:tcPr>
           <w:p>
             <w:r>
-              <w:t>30/08/2026 22:50:32</w:t>
-            </w:r>
-          </w:p>
-        </w:tc>
-        <w:tc>
-          <w:tcPr>
-            <w:tcW w:type="dxa" w:w="1440"/>
-          </w:tcPr>
-          <w:p>
-            <w:r>
-              <w:t>Danh sách notification của Patient A và Patient B được phân tách, không giống nhau</w:t>
+              <w:t>04/09/2026 01:50:35</w:t>
+            </w:r>
+          </w:p>
+        </w:tc>
+        <w:tc>
+          <w:tcPr>
+            <w:tcW w:type="dxa" w:w="1440"/>
+          </w:tcPr>
+          <w:p>
+            <w:r>
+              <w:t>Danh sách notification của Patient A và Patient B được phân tách riêng</w:t>
             </w:r>
           </w:p>
         </w:tc>
@@ -2948,17 +2950,17 @@
           </w:tcPr>
           <w:p>
             <w:r>
-              <w:t>30/08/2026 22:51:02</w:t>
-            </w:r>
-          </w:p>
-        </w:tc>
-        <w:tc>
-          <w:tcPr>
-            <w:tcW w:type="dxa" w:w="1440"/>
-          </w:tcPr>
-          <w:p>
-            <w:r>
-              <w:t>Chuẩn bị appointment #380 và Admin xác nhận lịch thành công</w:t>
+              <w:t>04/09/2026 01:51:05</w:t>
+            </w:r>
+          </w:p>
+        </w:tc>
+        <w:tc>
+          <w:tcPr>
+            <w:tcW w:type="dxa" w:w="1440"/>
+          </w:tcPr>
+          <w:p>
+            <w:r>
+              <w:t>Chuẩn bị appointment #466 và Admin xác nhận lịch thành công</w:t>
             </w:r>
           </w:p>
         </w:tc>
@@ -3008,7 +3010,7 @@
           </w:tcPr>
           <w:p>
             <w:r>
-              <w:t>30/08/2026 22:51:08</w:t>
+              <w:t>04/09/2026 01:51:11</w:t>
             </w:r>
           </w:p>
         </w:tc>
@@ -3068,17 +3070,17 @@
           </w:tcPr>
           <w:p>
             <w:r>
-              <w:t>30/08/2026 22:51:09</w:t>
-            </w:r>
-          </w:p>
-        </w:tc>
-        <w:tc>
-          <w:tcPr>
-            <w:tcW w:type="dxa" w:w="1440"/>
-          </w:tcPr>
-          <w:p>
-            <w:r>
-              <w:t>Doctor mở appointment #380 và vào màn hình Khám bệnh thành công</w:t>
+              <w:t>04/09/2026 01:51:12</w:t>
+            </w:r>
+          </w:p>
+        </w:tc>
+        <w:tc>
+          <w:tcPr>
+            <w:tcW w:type="dxa" w:w="1440"/>
+          </w:tcPr>
+          <w:p>
+            <w:r>
+              <w:t>Doctor mở appointment #466 và vào màn hình Khám bệnh thành công</w:t>
             </w:r>
           </w:p>
         </w:tc>
@@ -3128,7 +3130,7 @@
           </w:tcPr>
           <w:p>
             <w:r>
-              <w:t>30/08/2026 22:51:10</w:t>
+              <w:t>04/09/2026 01:51:12</w:t>
             </w:r>
           </w:p>
         </w:tc>
@@ -3188,7 +3190,7 @@
           </w:tcPr>
           <w:p>
             <w:r>
-              <w:t>30/08/2026 22:51:10</w:t>
+              <w:t>04/09/2026 01:51:13</w:t>
             </w:r>
           </w:p>
         </w:tc>
@@ -3248,7 +3250,7 @@
           </w:tcPr>
           <w:p>
             <w:r>
-              <w:t>30/08/2026 22:51:11</w:t>
+              <w:t>04/09/2026 01:51:13</w:t>
             </w:r>
           </w:p>
         </w:tc>
@@ -3308,17 +3310,17 @@
           </w:tcPr>
           <w:p>
             <w:r>
-              <w:t>30/08/2026 22:51:13</w:t>
-            </w:r>
-          </w:p>
-        </w:tc>
-        <w:tc>
-          <w:tcPr>
-            <w:tcW w:type="dxa" w:w="1440"/>
-          </w:tcPr>
-          <w:p>
-            <w:r>
-              <w:t>Doctor tạo và lưu đơn thuốc với thuốc 'Selenium Drug Valid 1788102388 - tồn kho: 107 viên' thành công</w:t>
+              <w:t>04/09/2026 01:51:15</w:t>
+            </w:r>
+          </w:p>
+        </w:tc>
+        <w:tc>
+          <w:tcPr>
+            <w:tcW w:type="dxa" w:w="1440"/>
+          </w:tcPr>
+          <w:p>
+            <w:r>
+              <w:t>Doctor tạo và lưu đơn thuốc với 'Selenium Drug Valid 1788105547 - tồn kho: 91 viên' thành công</w:t>
             </w:r>
           </w:p>
         </w:tc>
@@ -3368,7 +3370,7 @@
           </w:tcPr>
           <w:p>
             <w:r>
-              <w:t>30/08/2026 22:51:19</w:t>
+              <w:t>04/09/2026 01:51:21</w:t>
             </w:r>
           </w:p>
         </w:tc>
@@ -3428,7 +3430,7 @@
           </w:tcPr>
           <w:p>
             <w:r>
-              <w:t>30/08/2026 22:51:19</w:t>
+              <w:t>04/09/2026 01:51:21</w:t>
             </w:r>
           </w:p>
         </w:tc>
@@ -3488,17 +3490,17 @@
           </w:tcPr>
           <w:p>
             <w:r>
-              <w:t>30/08/2026 22:51:57</w:t>
-            </w:r>
-          </w:p>
-        </w:tc>
-        <w:tc>
-          <w:tcPr>
-            <w:tcW w:type="dxa" w:w="1440"/>
-          </w:tcPr>
-          <w:p>
-            <w:r>
-              <w:t>Chuẩn bị appointment #381, Admin xác nhận và Doctor tạo hồ sơ bệnh án thành công</w:t>
+              <w:t>04/09/2026 01:51:59</w:t>
+            </w:r>
+          </w:p>
+        </w:tc>
+        <w:tc>
+          <w:tcPr>
+            <w:tcW w:type="dxa" w:w="1440"/>
+          </w:tcPr>
+          <w:p>
+            <w:r>
+              <w:t>Chuẩn bị appointment #467, Admin xác nhận và Doctor tạo hồ sơ bệnh án thành công</w:t>
             </w:r>
           </w:p>
         </w:tc>
@@ -3548,7 +3550,7 @@
           </w:tcPr>
           <w:p>
             <w:r>
-              <w:t>30/08/2026 22:51:57</w:t>
+              <w:t>04/09/2026 01:51:59</w:t>
             </w:r>
           </w:p>
         </w:tc>
@@ -3608,17 +3610,17 @@
           </w:tcPr>
           <w:p>
             <w:r>
-              <w:t>30/08/2026 22:51:57</w:t>
-            </w:r>
-          </w:p>
-        </w:tc>
-        <w:tc>
-          <w:tcPr>
-            <w:tcW w:type="dxa" w:w="1440"/>
-          </w:tcPr>
-          <w:p>
-            <w:r>
-              <w:t>Mở hồ sơ bệnh án của appointment #381 thành công</w:t>
+              <w:t>04/09/2026 01:52:00</w:t>
+            </w:r>
+          </w:p>
+        </w:tc>
+        <w:tc>
+          <w:tcPr>
+            <w:tcW w:type="dxa" w:w="1440"/>
+          </w:tcPr>
+          <w:p>
+            <w:r>
+              <w:t>Mở hồ sơ bệnh án của appointment #467 thành công</w:t>
             </w:r>
           </w:p>
         </w:tc>
@@ -3668,7 +3670,7 @@
           </w:tcPr>
           <w:p>
             <w:r>
-              <w:t>30/08/2026 22:51:58</w:t>
+              <w:t>04/09/2026 01:52:00</w:t>
             </w:r>
           </w:p>
         </w:tc>
@@ -3728,17 +3730,17 @@
           </w:tcPr>
           <w:p>
             <w:r>
-              <w:t>30/08/2026 22:51:58</w:t>
-            </w:r>
-          </w:p>
-        </w:tc>
-        <w:tc>
-          <w:tcPr>
-            <w:tcW w:type="dxa" w:w="1440"/>
-          </w:tcPr>
-          <w:p>
-            <w:r>
-              <w:t>Nhập xét nghiệm 'Xet nghiem mau TC-NOTIFICATION-007-1788105089' và kết quả hợp lệ</w:t>
+              <w:t>04/09/2026 01:52:01</w:t>
+            </w:r>
+          </w:p>
+        </w:tc>
+        <w:tc>
+          <w:tcPr>
+            <w:tcW w:type="dxa" w:w="1440"/>
+          </w:tcPr>
+          <w:p>
+            <w:r>
+              <w:t>Nhập xét nghiệm 'Xet nghiem mau TC-NOTIFICATION-007-1788461518' và kết quả hợp lệ</w:t>
             </w:r>
           </w:p>
         </w:tc>
@@ -3788,17 +3790,17 @@
           </w:tcPr>
           <w:p>
             <w:r>
-              <w:t>30/08/2026 22:51:59</w:t>
-            </w:r>
-          </w:p>
-        </w:tc>
-        <w:tc>
-          <w:tcPr>
-            <w:tcW w:type="dxa" w:w="1440"/>
-          </w:tcPr>
-          <w:p>
-            <w:r>
-              <w:t>Lưu kết quả xét nghiệm 'Xet nghiem mau TC-NOTIFICATION-007-1788105089' thành công</w:t>
+              <w:t>04/09/2026 01:52:01</w:t>
+            </w:r>
+          </w:p>
+        </w:tc>
+        <w:tc>
+          <w:tcPr>
+            <w:tcW w:type="dxa" w:w="1440"/>
+          </w:tcPr>
+          <w:p>
+            <w:r>
+              <w:t>Lưu kết quả xét nghiệm 'Xet nghiem mau TC-NOTIFICATION-007-1788461518' thành công</w:t>
             </w:r>
           </w:p>
         </w:tc>
@@ -3848,7 +3850,7 @@
           </w:tcPr>
           <w:p>
             <w:r>
-              <w:t>30/08/2026 22:52:05</w:t>
+              <w:t>04/09/2026 01:52:07</w:t>
             </w:r>
           </w:p>
         </w:tc>
@@ -3908,7 +3910,7 @@
           </w:tcPr>
           <w:p>
             <w:r>
-              <w:t>30/08/2026 22:52:05</w:t>
+              <w:t>04/09/2026 01:52:08</w:t>
             </w:r>
           </w:p>
         </w:tc>
@@ -3968,17 +3970,17 @@
           </w:tcPr>
           <w:p>
             <w:r>
-              <w:t>30/08/2026 22:52:06</w:t>
-            </w:r>
-          </w:p>
-        </w:tc>
-        <w:tc>
-          <w:tcPr>
-            <w:tcW w:type="dxa" w:w="1440"/>
-          </w:tcPr>
-          <w:p>
-            <w:r>
-              <w:t>Patient nhận notification cho xét nghiệm 'Xet nghiem mau TC-NOTIFICATION-007-1788105089' đúng loại, nội dung và thời gian</w:t>
+              <w:t>04/09/2026 01:52:08</w:t>
+            </w:r>
+          </w:p>
+        </w:tc>
+        <w:tc>
+          <w:tcPr>
+            <w:tcW w:type="dxa" w:w="1440"/>
+          </w:tcPr>
+          <w:p>
+            <w:r>
+              <w:t>Patient nhận notification cho xét nghiệm 'Xet nghiem mau TC-NOTIFICATION-007-1788461518' đúng loại, nội dung và thời gian</w:t>
             </w:r>
           </w:p>
         </w:tc>
@@ -4028,17 +4030,17 @@
           </w:tcPr>
           <w:p>
             <w:r>
-              <w:t>30/08/2026 22:52:46</w:t>
-            </w:r>
-          </w:p>
-        </w:tc>
-        <w:tc>
-          <w:tcPr>
-            <w:tcW w:type="dxa" w:w="1440"/>
-          </w:tcPr>
-          <w:p>
-            <w:r>
-              <w:t>Chuẩn bị appointment #382, hồ sơ bệnh án và đơn thuốc thứ nhất thành công</w:t>
+              <w:t>04/09/2026 01:52:48</w:t>
+            </w:r>
+          </w:p>
+        </w:tc>
+        <w:tc>
+          <w:tcPr>
+            <w:tcW w:type="dxa" w:w="1440"/>
+          </w:tcPr>
+          <w:p>
+            <w:r>
+              <w:t>Chuẩn bị appointment #468, hồ sơ bệnh án và đơn thuốc thứ nhất thành công</w:t>
             </w:r>
           </w:p>
         </w:tc>
@@ -4088,7 +4090,7 @@
           </w:tcPr>
           <w:p>
             <w:r>
-              <w:t>30/08/2026 22:52:52</w:t>
+              <w:t>04/09/2026 01:52:54</w:t>
             </w:r>
           </w:p>
         </w:tc>
@@ -4148,7 +4150,7 @@
           </w:tcPr>
           <w:p>
             <w:r>
-              <w:t>30/08/2026 22:52:59</w:t>
+              <w:t>04/09/2026 01:53:00</w:t>
             </w:r>
           </w:p>
         </w:tc>
@@ -4208,7 +4210,7 @@
           </w:tcPr>
           <w:p>
             <w:r>
-              <w:t>30/08/2026 22:52:59</w:t>
+              <w:t>04/09/2026 01:53:01</w:t>
             </w:r>
           </w:p>
         </w:tc>
@@ -4268,7 +4270,7 @@
           </w:tcPr>
           <w:p>
             <w:r>
-              <w:t>30/08/2026 22:53:00</w:t>
+              <w:t>04/09/2026 01:53:02</w:t>
             </w:r>
           </w:p>
         </w:tc>
@@ -4328,7 +4330,7 @@
           </w:tcPr>
           <w:p>
             <w:r>
-              <w:t>30/08/2026 22:53:01</w:t>
+              <w:t>04/09/2026 01:53:03</w:t>
             </w:r>
           </w:p>
         </w:tc>
@@ -4388,7 +4390,7 @@
           </w:tcPr>
           <w:p>
             <w:r>
-              <w:t>30/08/2026 22:53:07</w:t>
+              <w:t>04/09/2026 01:53:09</w:t>
             </w:r>
           </w:p>
         </w:tc>
@@ -4448,7 +4450,7 @@
           </w:tcPr>
           <w:p>
             <w:r>
-              <w:t>30/08/2026 22:53:07</w:t>
+              <w:t>04/09/2026 01:53:09</w:t>
             </w:r>
           </w:p>
         </w:tc>
@@ -4508,7 +4510,7 @@
           </w:tcPr>
           <w:p>
             <w:r>
-              <w:t>30/08/2026 22:53:07</w:t>
+              <w:t>04/09/2026 01:53:09</w:t>
             </w:r>
           </w:p>
         </w:tc>
@@ -4568,17 +4570,17 @@
           </w:tcPr>
           <w:p>
             <w:r>
-              <w:t>30/08/2026 22:53:54</w:t>
-            </w:r>
-          </w:p>
-        </w:tc>
-        <w:tc>
-          <w:tcPr>
-            <w:tcW w:type="dxa" w:w="1440"/>
-          </w:tcPr>
-          <w:p>
-            <w:r>
-              <w:t>Chuẩn bị appointment #383, hồ sơ bệnh án ban đầu và ghi nhận 302 notification trước khi cập nhật</w:t>
+              <w:t>04/09/2026 01:53:56</w:t>
+            </w:r>
+          </w:p>
+        </w:tc>
+        <w:tc>
+          <w:tcPr>
+            <w:tcW w:type="dxa" w:w="1440"/>
+          </w:tcPr>
+          <w:p>
+            <w:r>
+              <w:t>Chuẩn bị appointment #469, hồ sơ bệnh án ban đầu và ghi nhận 432 notification trước khi cập nhật</w:t>
             </w:r>
           </w:p>
         </w:tc>
@@ -4628,7 +4630,7 @@
           </w:tcPr>
           <w:p>
             <w:r>
-              <w:t>30/08/2026 22:54:00</w:t>
+              <w:t>04/09/2026 01:54:02</w:t>
             </w:r>
           </w:p>
         </w:tc>
@@ -4688,17 +4690,17 @@
           </w:tcPr>
           <w:p>
             <w:r>
-              <w:t>30/08/2026 22:54:00</w:t>
-            </w:r>
-          </w:p>
-        </w:tc>
-        <w:tc>
-          <w:tcPr>
-            <w:tcW w:type="dxa" w:w="1440"/>
-          </w:tcPr>
-          <w:p>
-            <w:r>
-              <w:t>Doctor mở hồ sơ của appointment #383 thành công</w:t>
+              <w:t>04/09/2026 01:54:02</w:t>
+            </w:r>
+          </w:p>
+        </w:tc>
+        <w:tc>
+          <w:tcPr>
+            <w:tcW w:type="dxa" w:w="1440"/>
+          </w:tcPr>
+          <w:p>
+            <w:r>
+              <w:t>Doctor mở hồ sơ của appointment #469 thành công</w:t>
             </w:r>
           </w:p>
         </w:tc>
@@ -4748,7 +4750,7 @@
           </w:tcPr>
           <w:p>
             <w:r>
-              <w:t>30/08/2026 22:54:01</w:t>
+              <w:t>04/09/2026 01:54:03</w:t>
             </w:r>
           </w:p>
         </w:tc>
@@ -4808,7 +4810,7 @@
           </w:tcPr>
           <w:p>
             <w:r>
-              <w:t>30/08/2026 22:54:02</w:t>
+              <w:t>04/09/2026 01:54:04</w:t>
             </w:r>
           </w:p>
         </w:tc>
@@ -4868,7 +4870,7 @@
           </w:tcPr>
           <w:p>
             <w:r>
-              <w:t>30/08/2026 22:54:08</w:t>
+              <w:t>04/09/2026 01:54:10</w:t>
             </w:r>
           </w:p>
         </w:tc>
@@ -4928,7 +4930,7 @@
           </w:tcPr>
           <w:p>
             <w:r>
-              <w:t>30/08/2026 22:54:09</w:t>
+              <w:t>04/09/2026 01:54:11</w:t>
             </w:r>
           </w:p>
         </w:tc>
@@ -4988,27 +4990,29 @@
           </w:tcPr>
           <w:p>
             <w:r>
-              <w:t>30/08/2026 22:54:10</w:t>
-            </w:r>
-          </w:p>
-        </w:tc>
-        <w:tc>
-          <w:tcPr>
-            <w:tcW w:type="dxa" w:w="1440"/>
-          </w:tcPr>
-          <w:p>
-            <w:r>
-              <w:t>Không phát sinh notification mới sau khi Doctor cập nhật hồ sơ bệnh án</w:t>
-            </w:r>
-          </w:p>
-        </w:tc>
-        <w:tc>
-          <w:tcPr>
-            <w:tcW w:type="dxa" w:w="1440"/>
-          </w:tcPr>
-          <w:p>
-            <w:r>
-              <w:t>Before: 302 | After: 302 | Known bug của hệ thống</w:t>
+              <w:t>04/09/2026 01:54:14</w:t>
+            </w:r>
+          </w:p>
+        </w:tc>
+        <w:tc>
+          <w:tcPr>
+            <w:tcW w:type="dxa" w:w="1440"/>
+          </w:tcPr>
+          <w:p>
+            <w:r>
+              <w:t>Known bug - Step không đạt Expected Result</w:t>
+            </w:r>
+          </w:p>
+        </w:tc>
+        <w:tc>
+          <w:tcPr>
+            <w:tcW w:type="dxa" w:w="1440"/>
+          </w:tcPr>
+          <w:p>
+            <w:r>
+              <w:t>TC-NOTIFICATION-009 | STEP 8 FAILED | Expected số notification &gt; 432 | Actual: 432</w:t>
+              <w:br/>
+              <w:t>assert 432 &gt; 432</w:t>
             </w:r>
           </w:p>
         </w:tc>

--- a/Selenium_WebDriver/reports/Notification_Test_Report.docx
+++ b/Selenium_WebDriver/reports/Notification_Test_Report.docx
@@ -8,8 +8,10 @@
       </w:pPr>
       <w:r>
         <w:rPr>
+          <w:rFonts w:ascii="Times New Roman" w:hAnsi="Times New Roman" w:eastAsia="Times New Roman"/>
           <w:b/>
-          <w:sz w:val="32"/>
+          <w:color w:val="000000"/>
+          <w:sz w:val="26"/>
         </w:rPr>
         <w:t>BÁO CÁO KẾT QUẢ KIỂM THỬ TỰ ĐỘNG</w:t>
         <w:br/>
@@ -21,7 +23,12 @@
         <w:jc w:val="center"/>
       </w:pPr>
       <w:r>
-        <w:t>Thời gian tạo báo cáo: 04/09/2026 01:56:18</w:t>
+        <w:rPr>
+          <w:rFonts w:ascii="Times New Roman" w:hAnsi="Times New Roman" w:eastAsia="Times New Roman"/>
+          <w:color w:val="000000"/>
+          <w:sz w:val="26"/>
+        </w:rPr>
+        <w:t>Thời gian tạo báo cáo: 06/09/2026 19:42:37</w:t>
       </w:r>
     </w:p>
     <w:p/>
@@ -30,6 +37,11 @@
         <w:pStyle w:val="Heading1"/>
       </w:pPr>
       <w:r>
+        <w:rPr>
+          <w:rFonts w:ascii="Times New Roman" w:hAnsi="Times New Roman" w:eastAsia="Times New Roman"/>
+          <w:color w:val="000000"/>
+          <w:sz w:val="26"/>
+        </w:rPr>
         <w:t>1. Tổng quan kết quả</w:t>
       </w:r>
     </w:p>
@@ -50,6 +62,11 @@
           </w:tcPr>
           <w:p>
             <w:r>
+              <w:rPr>
+                <w:rFonts w:ascii="Times New Roman" w:hAnsi="Times New Roman" w:eastAsia="Times New Roman"/>
+                <w:color w:val="000000"/>
+                <w:sz w:val="26"/>
+              </w:rPr>
               <w:t>Nội dung</w:t>
             </w:r>
           </w:p>
@@ -60,6 +77,11 @@
           </w:tcPr>
           <w:p>
             <w:r>
+              <w:rPr>
+                <w:rFonts w:ascii="Times New Roman" w:hAnsi="Times New Roman" w:eastAsia="Times New Roman"/>
+                <w:color w:val="000000"/>
+                <w:sz w:val="26"/>
+              </w:rPr>
               <w:t>Kết quả</w:t>
             </w:r>
           </w:p>
@@ -72,6 +94,11 @@
           </w:tcPr>
           <w:p>
             <w:r>
+              <w:rPr>
+                <w:rFonts w:ascii="Times New Roman" w:hAnsi="Times New Roman" w:eastAsia="Times New Roman"/>
+                <w:color w:val="000000"/>
+                <w:sz w:val="26"/>
+              </w:rPr>
               <w:t>Tổng số Test Case</w:t>
             </w:r>
           </w:p>
@@ -82,6 +109,11 @@
           </w:tcPr>
           <w:p>
             <w:r>
+              <w:rPr>
+                <w:rFonts w:ascii="Times New Roman" w:hAnsi="Times New Roman" w:eastAsia="Times New Roman"/>
+                <w:color w:val="000000"/>
+                <w:sz w:val="26"/>
+              </w:rPr>
               <w:t>9</w:t>
             </w:r>
           </w:p>
@@ -94,6 +126,11 @@
           </w:tcPr>
           <w:p>
             <w:r>
+              <w:rPr>
+                <w:rFonts w:ascii="Times New Roman" w:hAnsi="Times New Roman" w:eastAsia="Times New Roman"/>
+                <w:color w:val="000000"/>
+                <w:sz w:val="26"/>
+              </w:rPr>
               <w:t>Passed</w:t>
             </w:r>
           </w:p>
@@ -104,6 +141,11 @@
           </w:tcPr>
           <w:p>
             <w:r>
+              <w:rPr>
+                <w:rFonts w:ascii="Times New Roman" w:hAnsi="Times New Roman" w:eastAsia="Times New Roman"/>
+                <w:color w:val="000000"/>
+                <w:sz w:val="26"/>
+              </w:rPr>
               <w:t>8</w:t>
             </w:r>
           </w:p>
@@ -116,6 +158,11 @@
           </w:tcPr>
           <w:p>
             <w:r>
+              <w:rPr>
+                <w:rFonts w:ascii="Times New Roman" w:hAnsi="Times New Roman" w:eastAsia="Times New Roman"/>
+                <w:color w:val="000000"/>
+                <w:sz w:val="26"/>
+              </w:rPr>
               <w:t>Failed</w:t>
             </w:r>
           </w:p>
@@ -126,6 +173,11 @@
           </w:tcPr>
           <w:p>
             <w:r>
+              <w:rPr>
+                <w:rFonts w:ascii="Times New Roman" w:hAnsi="Times New Roman" w:eastAsia="Times New Roman"/>
+                <w:color w:val="000000"/>
+                <w:sz w:val="26"/>
+              </w:rPr>
               <w:t>0</w:t>
             </w:r>
           </w:p>
@@ -138,6 +190,11 @@
           </w:tcPr>
           <w:p>
             <w:r>
+              <w:rPr>
+                <w:rFonts w:ascii="Times New Roman" w:hAnsi="Times New Roman" w:eastAsia="Times New Roman"/>
+                <w:color w:val="000000"/>
+                <w:sz w:val="26"/>
+              </w:rPr>
               <w:t>XFailed</w:t>
             </w:r>
           </w:p>
@@ -148,6 +205,11 @@
           </w:tcPr>
           <w:p>
             <w:r>
+              <w:rPr>
+                <w:rFonts w:ascii="Times New Roman" w:hAnsi="Times New Roman" w:eastAsia="Times New Roman"/>
+                <w:color w:val="000000"/>
+                <w:sz w:val="26"/>
+              </w:rPr>
               <w:t>1</w:t>
             </w:r>
           </w:p>
@@ -160,6 +222,11 @@
           </w:tcPr>
           <w:p>
             <w:r>
+              <w:rPr>
+                <w:rFonts w:ascii="Times New Roman" w:hAnsi="Times New Roman" w:eastAsia="Times New Roman"/>
+                <w:color w:val="000000"/>
+                <w:sz w:val="26"/>
+              </w:rPr>
               <w:t>Skipped</w:t>
             </w:r>
           </w:p>
@@ -170,6 +237,11 @@
           </w:tcPr>
           <w:p>
             <w:r>
+              <w:rPr>
+                <w:rFonts w:ascii="Times New Roman" w:hAnsi="Times New Roman" w:eastAsia="Times New Roman"/>
+                <w:color w:val="000000"/>
+                <w:sz w:val="26"/>
+              </w:rPr>
               <w:t>0</w:t>
             </w:r>
           </w:p>
@@ -182,6 +254,11 @@
         <w:pStyle w:val="Heading1"/>
       </w:pPr>
       <w:r>
+        <w:rPr>
+          <w:rFonts w:ascii="Times New Roman" w:hAnsi="Times New Roman" w:eastAsia="Times New Roman"/>
+          <w:color w:val="000000"/>
+          <w:sz w:val="26"/>
+        </w:rPr>
         <w:t>2. Kết quả từng Test Case</w:t>
       </w:r>
     </w:p>
@@ -206,6 +283,11 @@
           </w:tcPr>
           <w:p>
             <w:r>
+              <w:rPr>
+                <w:rFonts w:ascii="Times New Roman" w:hAnsi="Times New Roman" w:eastAsia="Times New Roman"/>
+                <w:color w:val="000000"/>
+                <w:sz w:val="26"/>
+              </w:rPr>
               <w:t>Test Case</w:t>
             </w:r>
           </w:p>
@@ -216,6 +298,11 @@
           </w:tcPr>
           <w:p>
             <w:r>
+              <w:rPr>
+                <w:rFonts w:ascii="Times New Roman" w:hAnsi="Times New Roman" w:eastAsia="Times New Roman"/>
+                <w:color w:val="000000"/>
+                <w:sz w:val="26"/>
+              </w:rPr>
               <w:t>Kết quả</w:t>
             </w:r>
           </w:p>
@@ -226,6 +313,11 @@
           </w:tcPr>
           <w:p>
             <w:r>
+              <w:rPr>
+                <w:rFonts w:ascii="Times New Roman" w:hAnsi="Times New Roman" w:eastAsia="Times New Roman"/>
+                <w:color w:val="000000"/>
+                <w:sz w:val="26"/>
+              </w:rPr>
               <w:t>Thời gian</w:t>
             </w:r>
           </w:p>
@@ -236,6 +328,11 @@
           </w:tcPr>
           <w:p>
             <w:r>
+              <w:rPr>
+                <w:rFonts w:ascii="Times New Roman" w:hAnsi="Times New Roman" w:eastAsia="Times New Roman"/>
+                <w:color w:val="000000"/>
+                <w:sz w:val="26"/>
+              </w:rPr>
               <w:t>Duration (s)</w:t>
             </w:r>
           </w:p>
@@ -246,6 +343,11 @@
           </w:tcPr>
           <w:p>
             <w:r>
+              <w:rPr>
+                <w:rFonts w:ascii="Times New Roman" w:hAnsi="Times New Roman" w:eastAsia="Times New Roman"/>
+                <w:color w:val="000000"/>
+                <w:sz w:val="26"/>
+              </w:rPr>
               <w:t>Screenshot</w:t>
             </w:r>
           </w:p>
@@ -256,6 +358,11 @@
           </w:tcPr>
           <w:p>
             <w:r>
+              <w:rPr>
+                <w:rFonts w:ascii="Times New Roman" w:hAnsi="Times New Roman" w:eastAsia="Times New Roman"/>
+                <w:color w:val="000000"/>
+                <w:sz w:val="26"/>
+              </w:rPr>
               <w:t>Ghi chú</w:t>
             </w:r>
           </w:p>
@@ -268,6 +375,11 @@
           </w:tcPr>
           <w:p>
             <w:r>
+              <w:rPr>
+                <w:rFonts w:ascii="Times New Roman" w:hAnsi="Times New Roman" w:eastAsia="Times New Roman"/>
+                <w:color w:val="000000"/>
+                <w:sz w:val="26"/>
+              </w:rPr>
               <w:t>TC-NOTIFICATION-001</w:t>
             </w:r>
           </w:p>
@@ -278,6 +390,11 @@
           </w:tcPr>
           <w:p>
             <w:r>
+              <w:rPr>
+                <w:rFonts w:ascii="Times New Roman" w:hAnsi="Times New Roman" w:eastAsia="Times New Roman"/>
+                <w:color w:val="000000"/>
+                <w:sz w:val="26"/>
+              </w:rPr>
               <w:t>PASSED</w:t>
             </w:r>
           </w:p>
@@ -288,34 +405,56 @@
           </w:tcPr>
           <w:p>
             <w:r>
-              <w:t>04/09/2026 01:47:53</w:t>
-            </w:r>
-          </w:p>
-        </w:tc>
-        <w:tc>
-          <w:tcPr>
-            <w:tcW w:type="dxa" w:w="1440"/>
-          </w:tcPr>
-          <w:p>
-            <w:r>
-              <w:t>33.10</w:t>
-            </w:r>
-          </w:p>
-        </w:tc>
-        <w:tc>
-          <w:tcPr>
-            <w:tcW w:type="dxa" w:w="1440"/>
-          </w:tcPr>
-          <w:p>
-            <w:r/>
-          </w:p>
-        </w:tc>
-        <w:tc>
-          <w:tcPr>
-            <w:tcW w:type="dxa" w:w="1440"/>
-          </w:tcPr>
-          <w:p>
-            <w:r/>
+              <w:rPr>
+                <w:rFonts w:ascii="Times New Roman" w:hAnsi="Times New Roman" w:eastAsia="Times New Roman"/>
+                <w:color w:val="000000"/>
+                <w:sz w:val="26"/>
+              </w:rPr>
+              <w:t>06/09/2026 19:31:48</w:t>
+            </w:r>
+          </w:p>
+        </w:tc>
+        <w:tc>
+          <w:tcPr>
+            <w:tcW w:type="dxa" w:w="1440"/>
+          </w:tcPr>
+          <w:p>
+            <w:r>
+              <w:rPr>
+                <w:rFonts w:ascii="Times New Roman" w:hAnsi="Times New Roman" w:eastAsia="Times New Roman"/>
+                <w:color w:val="000000"/>
+                <w:sz w:val="26"/>
+              </w:rPr>
+              <w:t>32.91</w:t>
+            </w:r>
+          </w:p>
+        </w:tc>
+        <w:tc>
+          <w:tcPr>
+            <w:tcW w:type="dxa" w:w="1440"/>
+          </w:tcPr>
+          <w:p>
+            <w:r>
+              <w:rPr>
+                <w:rFonts w:ascii="Times New Roman" w:hAnsi="Times New Roman" w:eastAsia="Times New Roman"/>
+                <w:color w:val="000000"/>
+                <w:sz w:val="26"/>
+              </w:rPr>
+            </w:r>
+          </w:p>
+        </w:tc>
+        <w:tc>
+          <w:tcPr>
+            <w:tcW w:type="dxa" w:w="1440"/>
+          </w:tcPr>
+          <w:p>
+            <w:r>
+              <w:rPr>
+                <w:rFonts w:ascii="Times New Roman" w:hAnsi="Times New Roman" w:eastAsia="Times New Roman"/>
+                <w:color w:val="000000"/>
+                <w:sz w:val="26"/>
+              </w:rPr>
+            </w:r>
           </w:p>
         </w:tc>
       </w:tr>
@@ -326,6 +465,11 @@
           </w:tcPr>
           <w:p>
             <w:r>
+              <w:rPr>
+                <w:rFonts w:ascii="Times New Roman" w:hAnsi="Times New Roman" w:eastAsia="Times New Roman"/>
+                <w:color w:val="000000"/>
+                <w:sz w:val="26"/>
+              </w:rPr>
               <w:t>TC-NOTIFICATION-002</w:t>
             </w:r>
           </w:p>
@@ -336,6 +480,11 @@
           </w:tcPr>
           <w:p>
             <w:r>
+              <w:rPr>
+                <w:rFonts w:ascii="Times New Roman" w:hAnsi="Times New Roman" w:eastAsia="Times New Roman"/>
+                <w:color w:val="000000"/>
+                <w:sz w:val="26"/>
+              </w:rPr>
               <w:t>PASSED</w:t>
             </w:r>
           </w:p>
@@ -346,34 +495,56 @@
           </w:tcPr>
           <w:p>
             <w:r>
-              <w:t>04/09/2026 01:48:29</w:t>
-            </w:r>
-          </w:p>
-        </w:tc>
-        <w:tc>
-          <w:tcPr>
-            <w:tcW w:type="dxa" w:w="1440"/>
-          </w:tcPr>
-          <w:p>
-            <w:r>
-              <w:t>33.10</w:t>
-            </w:r>
-          </w:p>
-        </w:tc>
-        <w:tc>
-          <w:tcPr>
-            <w:tcW w:type="dxa" w:w="1440"/>
-          </w:tcPr>
-          <w:p>
-            <w:r/>
-          </w:p>
-        </w:tc>
-        <w:tc>
-          <w:tcPr>
-            <w:tcW w:type="dxa" w:w="1440"/>
-          </w:tcPr>
-          <w:p>
-            <w:r/>
+              <w:rPr>
+                <w:rFonts w:ascii="Times New Roman" w:hAnsi="Times New Roman" w:eastAsia="Times New Roman"/>
+                <w:color w:val="000000"/>
+                <w:sz w:val="26"/>
+              </w:rPr>
+              <w:t>06/09/2026 19:32:24</w:t>
+            </w:r>
+          </w:p>
+        </w:tc>
+        <w:tc>
+          <w:tcPr>
+            <w:tcW w:type="dxa" w:w="1440"/>
+          </w:tcPr>
+          <w:p>
+            <w:r>
+              <w:rPr>
+                <w:rFonts w:ascii="Times New Roman" w:hAnsi="Times New Roman" w:eastAsia="Times New Roman"/>
+                <w:color w:val="000000"/>
+                <w:sz w:val="26"/>
+              </w:rPr>
+              <w:t>33.07</w:t>
+            </w:r>
+          </w:p>
+        </w:tc>
+        <w:tc>
+          <w:tcPr>
+            <w:tcW w:type="dxa" w:w="1440"/>
+          </w:tcPr>
+          <w:p>
+            <w:r>
+              <w:rPr>
+                <w:rFonts w:ascii="Times New Roman" w:hAnsi="Times New Roman" w:eastAsia="Times New Roman"/>
+                <w:color w:val="000000"/>
+                <w:sz w:val="26"/>
+              </w:rPr>
+            </w:r>
+          </w:p>
+        </w:tc>
+        <w:tc>
+          <w:tcPr>
+            <w:tcW w:type="dxa" w:w="1440"/>
+          </w:tcPr>
+          <w:p>
+            <w:r>
+              <w:rPr>
+                <w:rFonts w:ascii="Times New Roman" w:hAnsi="Times New Roman" w:eastAsia="Times New Roman"/>
+                <w:color w:val="000000"/>
+                <w:sz w:val="26"/>
+              </w:rPr>
+            </w:r>
           </w:p>
         </w:tc>
       </w:tr>
@@ -384,6 +555,11 @@
           </w:tcPr>
           <w:p>
             <w:r>
+              <w:rPr>
+                <w:rFonts w:ascii="Times New Roman" w:hAnsi="Times New Roman" w:eastAsia="Times New Roman"/>
+                <w:color w:val="000000"/>
+                <w:sz w:val="26"/>
+              </w:rPr>
               <w:t>TC-NOTIFICATION-003</w:t>
             </w:r>
           </w:p>
@@ -394,6 +570,11 @@
           </w:tcPr>
           <w:p>
             <w:r>
+              <w:rPr>
+                <w:rFonts w:ascii="Times New Roman" w:hAnsi="Times New Roman" w:eastAsia="Times New Roman"/>
+                <w:color w:val="000000"/>
+                <w:sz w:val="26"/>
+              </w:rPr>
               <w:t>PASSED</w:t>
             </w:r>
           </w:p>
@@ -404,34 +585,56 @@
           </w:tcPr>
           <w:p>
             <w:r>
-              <w:t>04/09/2026 01:49:13</w:t>
-            </w:r>
-          </w:p>
-        </w:tc>
-        <w:tc>
-          <w:tcPr>
-            <w:tcW w:type="dxa" w:w="1440"/>
-          </w:tcPr>
-          <w:p>
-            <w:r>
-              <w:t>40.96</w:t>
-            </w:r>
-          </w:p>
-        </w:tc>
-        <w:tc>
-          <w:tcPr>
-            <w:tcW w:type="dxa" w:w="1440"/>
-          </w:tcPr>
-          <w:p>
-            <w:r/>
-          </w:p>
-        </w:tc>
-        <w:tc>
-          <w:tcPr>
-            <w:tcW w:type="dxa" w:w="1440"/>
-          </w:tcPr>
-          <w:p>
-            <w:r/>
+              <w:rPr>
+                <w:rFonts w:ascii="Times New Roman" w:hAnsi="Times New Roman" w:eastAsia="Times New Roman"/>
+                <w:color w:val="000000"/>
+                <w:sz w:val="26"/>
+              </w:rPr>
+              <w:t>06/09/2026 19:33:09</w:t>
+            </w:r>
+          </w:p>
+        </w:tc>
+        <w:tc>
+          <w:tcPr>
+            <w:tcW w:type="dxa" w:w="1440"/>
+          </w:tcPr>
+          <w:p>
+            <w:r>
+              <w:rPr>
+                <w:rFonts w:ascii="Times New Roman" w:hAnsi="Times New Roman" w:eastAsia="Times New Roman"/>
+                <w:color w:val="000000"/>
+                <w:sz w:val="26"/>
+              </w:rPr>
+              <w:t>40.99</w:t>
+            </w:r>
+          </w:p>
+        </w:tc>
+        <w:tc>
+          <w:tcPr>
+            <w:tcW w:type="dxa" w:w="1440"/>
+          </w:tcPr>
+          <w:p>
+            <w:r>
+              <w:rPr>
+                <w:rFonts w:ascii="Times New Roman" w:hAnsi="Times New Roman" w:eastAsia="Times New Roman"/>
+                <w:color w:val="000000"/>
+                <w:sz w:val="26"/>
+              </w:rPr>
+            </w:r>
+          </w:p>
+        </w:tc>
+        <w:tc>
+          <w:tcPr>
+            <w:tcW w:type="dxa" w:w="1440"/>
+          </w:tcPr>
+          <w:p>
+            <w:r>
+              <w:rPr>
+                <w:rFonts w:ascii="Times New Roman" w:hAnsi="Times New Roman" w:eastAsia="Times New Roman"/>
+                <w:color w:val="000000"/>
+                <w:sz w:val="26"/>
+              </w:rPr>
+            </w:r>
           </w:p>
         </w:tc>
       </w:tr>
@@ -442,6 +645,11 @@
           </w:tcPr>
           <w:p>
             <w:r>
+              <w:rPr>
+                <w:rFonts w:ascii="Times New Roman" w:hAnsi="Times New Roman" w:eastAsia="Times New Roman"/>
+                <w:color w:val="000000"/>
+                <w:sz w:val="26"/>
+              </w:rPr>
               <w:t>TC-NOTIFICATION-004</w:t>
             </w:r>
           </w:p>
@@ -452,6 +660,11 @@
           </w:tcPr>
           <w:p>
             <w:r>
+              <w:rPr>
+                <w:rFonts w:ascii="Times New Roman" w:hAnsi="Times New Roman" w:eastAsia="Times New Roman"/>
+                <w:color w:val="000000"/>
+                <w:sz w:val="26"/>
+              </w:rPr>
               <w:t>PASSED</w:t>
             </w:r>
           </w:p>
@@ -462,34 +675,56 @@
           </w:tcPr>
           <w:p>
             <w:r>
-              <w:t>04/09/2026 01:50:16</w:t>
-            </w:r>
-          </w:p>
-        </w:tc>
-        <w:tc>
-          <w:tcPr>
-            <w:tcW w:type="dxa" w:w="1440"/>
-          </w:tcPr>
-          <w:p>
-            <w:r>
-              <w:t>59.09</w:t>
-            </w:r>
-          </w:p>
-        </w:tc>
-        <w:tc>
-          <w:tcPr>
-            <w:tcW w:type="dxa" w:w="1440"/>
-          </w:tcPr>
-          <w:p>
-            <w:r/>
-          </w:p>
-        </w:tc>
-        <w:tc>
-          <w:tcPr>
-            <w:tcW w:type="dxa" w:w="1440"/>
-          </w:tcPr>
-          <w:p>
-            <w:r/>
+              <w:rPr>
+                <w:rFonts w:ascii="Times New Roman" w:hAnsi="Times New Roman" w:eastAsia="Times New Roman"/>
+                <w:color w:val="000000"/>
+                <w:sz w:val="26"/>
+              </w:rPr>
+              <w:t>06/09/2026 19:34:11</w:t>
+            </w:r>
+          </w:p>
+        </w:tc>
+        <w:tc>
+          <w:tcPr>
+            <w:tcW w:type="dxa" w:w="1440"/>
+          </w:tcPr>
+          <w:p>
+            <w:r>
+              <w:rPr>
+                <w:rFonts w:ascii="Times New Roman" w:hAnsi="Times New Roman" w:eastAsia="Times New Roman"/>
+                <w:color w:val="000000"/>
+                <w:sz w:val="26"/>
+              </w:rPr>
+              <w:t>59.50</w:t>
+            </w:r>
+          </w:p>
+        </w:tc>
+        <w:tc>
+          <w:tcPr>
+            <w:tcW w:type="dxa" w:w="1440"/>
+          </w:tcPr>
+          <w:p>
+            <w:r>
+              <w:rPr>
+                <w:rFonts w:ascii="Times New Roman" w:hAnsi="Times New Roman" w:eastAsia="Times New Roman"/>
+                <w:color w:val="000000"/>
+                <w:sz w:val="26"/>
+              </w:rPr>
+            </w:r>
+          </w:p>
+        </w:tc>
+        <w:tc>
+          <w:tcPr>
+            <w:tcW w:type="dxa" w:w="1440"/>
+          </w:tcPr>
+          <w:p>
+            <w:r>
+              <w:rPr>
+                <w:rFonts w:ascii="Times New Roman" w:hAnsi="Times New Roman" w:eastAsia="Times New Roman"/>
+                <w:color w:val="000000"/>
+                <w:sz w:val="26"/>
+              </w:rPr>
+            </w:r>
           </w:p>
         </w:tc>
       </w:tr>
@@ -500,6 +735,11 @@
           </w:tcPr>
           <w:p>
             <w:r>
+              <w:rPr>
+                <w:rFonts w:ascii="Times New Roman" w:hAnsi="Times New Roman" w:eastAsia="Times New Roman"/>
+                <w:color w:val="000000"/>
+                <w:sz w:val="26"/>
+              </w:rPr>
               <w:t>TC-NOTIFICATION-005</w:t>
             </w:r>
           </w:p>
@@ -510,6 +750,11 @@
           </w:tcPr>
           <w:p>
             <w:r>
+              <w:rPr>
+                <w:rFonts w:ascii="Times New Roman" w:hAnsi="Times New Roman" w:eastAsia="Times New Roman"/>
+                <w:color w:val="000000"/>
+                <w:sz w:val="26"/>
+              </w:rPr>
               <w:t>PASSED</w:t>
             </w:r>
           </w:p>
@@ -520,34 +765,56 @@
           </w:tcPr>
           <w:p>
             <w:r>
-              <w:t>04/09/2026 01:50:35</w:t>
-            </w:r>
-          </w:p>
-        </w:tc>
-        <w:tc>
-          <w:tcPr>
-            <w:tcW w:type="dxa" w:w="1440"/>
-          </w:tcPr>
-          <w:p>
-            <w:r>
-              <w:t>15.97</w:t>
-            </w:r>
-          </w:p>
-        </w:tc>
-        <w:tc>
-          <w:tcPr>
-            <w:tcW w:type="dxa" w:w="1440"/>
-          </w:tcPr>
-          <w:p>
-            <w:r/>
-          </w:p>
-        </w:tc>
-        <w:tc>
-          <w:tcPr>
-            <w:tcW w:type="dxa" w:w="1440"/>
-          </w:tcPr>
-          <w:p>
-            <w:r/>
+              <w:rPr>
+                <w:rFonts w:ascii="Times New Roman" w:hAnsi="Times New Roman" w:eastAsia="Times New Roman"/>
+                <w:color w:val="000000"/>
+                <w:sz w:val="26"/>
+              </w:rPr>
+              <w:t>06/09/2026 19:34:31</w:t>
+            </w:r>
+          </w:p>
+        </w:tc>
+        <w:tc>
+          <w:tcPr>
+            <w:tcW w:type="dxa" w:w="1440"/>
+          </w:tcPr>
+          <w:p>
+            <w:r>
+              <w:rPr>
+                <w:rFonts w:ascii="Times New Roman" w:hAnsi="Times New Roman" w:eastAsia="Times New Roman"/>
+                <w:color w:val="000000"/>
+                <w:sz w:val="26"/>
+              </w:rPr>
+              <w:t>16.10</w:t>
+            </w:r>
+          </w:p>
+        </w:tc>
+        <w:tc>
+          <w:tcPr>
+            <w:tcW w:type="dxa" w:w="1440"/>
+          </w:tcPr>
+          <w:p>
+            <w:r>
+              <w:rPr>
+                <w:rFonts w:ascii="Times New Roman" w:hAnsi="Times New Roman" w:eastAsia="Times New Roman"/>
+                <w:color w:val="000000"/>
+                <w:sz w:val="26"/>
+              </w:rPr>
+            </w:r>
+          </w:p>
+        </w:tc>
+        <w:tc>
+          <w:tcPr>
+            <w:tcW w:type="dxa" w:w="1440"/>
+          </w:tcPr>
+          <w:p>
+            <w:r>
+              <w:rPr>
+                <w:rFonts w:ascii="Times New Roman" w:hAnsi="Times New Roman" w:eastAsia="Times New Roman"/>
+                <w:color w:val="000000"/>
+                <w:sz w:val="26"/>
+              </w:rPr>
+            </w:r>
           </w:p>
         </w:tc>
       </w:tr>
@@ -558,6 +825,11 @@
           </w:tcPr>
           <w:p>
             <w:r>
+              <w:rPr>
+                <w:rFonts w:ascii="Times New Roman" w:hAnsi="Times New Roman" w:eastAsia="Times New Roman"/>
+                <w:color w:val="000000"/>
+                <w:sz w:val="26"/>
+              </w:rPr>
               <w:t>TC-NOTIFICATION-006</w:t>
             </w:r>
           </w:p>
@@ -568,6 +840,11 @@
           </w:tcPr>
           <w:p>
             <w:r>
+              <w:rPr>
+                <w:rFonts w:ascii="Times New Roman" w:hAnsi="Times New Roman" w:eastAsia="Times New Roman"/>
+                <w:color w:val="000000"/>
+                <w:sz w:val="26"/>
+              </w:rPr>
               <w:t>PASSED</w:t>
             </w:r>
           </w:p>
@@ -578,34 +855,56 @@
           </w:tcPr>
           <w:p>
             <w:r>
-              <w:t>04/09/2026 01:51:21</w:t>
-            </w:r>
-          </w:p>
-        </w:tc>
-        <w:tc>
-          <w:tcPr>
-            <w:tcW w:type="dxa" w:w="1440"/>
-          </w:tcPr>
-          <w:p>
-            <w:r>
-              <w:t>43.21</w:t>
-            </w:r>
-          </w:p>
-        </w:tc>
-        <w:tc>
-          <w:tcPr>
-            <w:tcW w:type="dxa" w:w="1440"/>
-          </w:tcPr>
-          <w:p>
-            <w:r/>
-          </w:p>
-        </w:tc>
-        <w:tc>
-          <w:tcPr>
-            <w:tcW w:type="dxa" w:w="1440"/>
-          </w:tcPr>
-          <w:p>
-            <w:r/>
+              <w:rPr>
+                <w:rFonts w:ascii="Times New Roman" w:hAnsi="Times New Roman" w:eastAsia="Times New Roman"/>
+                <w:color w:val="000000"/>
+                <w:sz w:val="26"/>
+              </w:rPr>
+              <w:t>06/09/2026 19:35:18</w:t>
+            </w:r>
+          </w:p>
+        </w:tc>
+        <w:tc>
+          <w:tcPr>
+            <w:tcW w:type="dxa" w:w="1440"/>
+          </w:tcPr>
+          <w:p>
+            <w:r>
+              <w:rPr>
+                <w:rFonts w:ascii="Times New Roman" w:hAnsi="Times New Roman" w:eastAsia="Times New Roman"/>
+                <w:color w:val="000000"/>
+                <w:sz w:val="26"/>
+              </w:rPr>
+              <w:t>43.71</w:t>
+            </w:r>
+          </w:p>
+        </w:tc>
+        <w:tc>
+          <w:tcPr>
+            <w:tcW w:type="dxa" w:w="1440"/>
+          </w:tcPr>
+          <w:p>
+            <w:r>
+              <w:rPr>
+                <w:rFonts w:ascii="Times New Roman" w:hAnsi="Times New Roman" w:eastAsia="Times New Roman"/>
+                <w:color w:val="000000"/>
+                <w:sz w:val="26"/>
+              </w:rPr>
+            </w:r>
+          </w:p>
+        </w:tc>
+        <w:tc>
+          <w:tcPr>
+            <w:tcW w:type="dxa" w:w="1440"/>
+          </w:tcPr>
+          <w:p>
+            <w:r>
+              <w:rPr>
+                <w:rFonts w:ascii="Times New Roman" w:hAnsi="Times New Roman" w:eastAsia="Times New Roman"/>
+                <w:color w:val="000000"/>
+                <w:sz w:val="26"/>
+              </w:rPr>
+            </w:r>
           </w:p>
         </w:tc>
       </w:tr>
@@ -616,6 +915,11 @@
           </w:tcPr>
           <w:p>
             <w:r>
+              <w:rPr>
+                <w:rFonts w:ascii="Times New Roman" w:hAnsi="Times New Roman" w:eastAsia="Times New Roman"/>
+                <w:color w:val="000000"/>
+                <w:sz w:val="26"/>
+              </w:rPr>
               <w:t>TC-NOTIFICATION-007</w:t>
             </w:r>
           </w:p>
@@ -626,6 +930,11 @@
           </w:tcPr>
           <w:p>
             <w:r>
+              <w:rPr>
+                <w:rFonts w:ascii="Times New Roman" w:hAnsi="Times New Roman" w:eastAsia="Times New Roman"/>
+                <w:color w:val="000000"/>
+                <w:sz w:val="26"/>
+              </w:rPr>
               <w:t>PASSED</w:t>
             </w:r>
           </w:p>
@@ -636,34 +945,56 @@
           </w:tcPr>
           <w:p>
             <w:r>
-              <w:t>04/09/2026 01:52:08</w:t>
-            </w:r>
-          </w:p>
-        </w:tc>
-        <w:tc>
-          <w:tcPr>
-            <w:tcW w:type="dxa" w:w="1440"/>
-          </w:tcPr>
-          <w:p>
-            <w:r>
-              <w:t>43.11</w:t>
-            </w:r>
-          </w:p>
-        </w:tc>
-        <w:tc>
-          <w:tcPr>
-            <w:tcW w:type="dxa" w:w="1440"/>
-          </w:tcPr>
-          <w:p>
-            <w:r/>
-          </w:p>
-        </w:tc>
-        <w:tc>
-          <w:tcPr>
-            <w:tcW w:type="dxa" w:w="1440"/>
-          </w:tcPr>
-          <w:p>
-            <w:r/>
+              <w:rPr>
+                <w:rFonts w:ascii="Times New Roman" w:hAnsi="Times New Roman" w:eastAsia="Times New Roman"/>
+                <w:color w:val="000000"/>
+                <w:sz w:val="26"/>
+              </w:rPr>
+              <w:t>06/09/2026 19:36:04</w:t>
+            </w:r>
+          </w:p>
+        </w:tc>
+        <w:tc>
+          <w:tcPr>
+            <w:tcW w:type="dxa" w:w="1440"/>
+          </w:tcPr>
+          <w:p>
+            <w:r>
+              <w:rPr>
+                <w:rFonts w:ascii="Times New Roman" w:hAnsi="Times New Roman" w:eastAsia="Times New Roman"/>
+                <w:color w:val="000000"/>
+                <w:sz w:val="26"/>
+              </w:rPr>
+              <w:t>43.34</w:t>
+            </w:r>
+          </w:p>
+        </w:tc>
+        <w:tc>
+          <w:tcPr>
+            <w:tcW w:type="dxa" w:w="1440"/>
+          </w:tcPr>
+          <w:p>
+            <w:r>
+              <w:rPr>
+                <w:rFonts w:ascii="Times New Roman" w:hAnsi="Times New Roman" w:eastAsia="Times New Roman"/>
+                <w:color w:val="000000"/>
+                <w:sz w:val="26"/>
+              </w:rPr>
+            </w:r>
+          </w:p>
+        </w:tc>
+        <w:tc>
+          <w:tcPr>
+            <w:tcW w:type="dxa" w:w="1440"/>
+          </w:tcPr>
+          <w:p>
+            <w:r>
+              <w:rPr>
+                <w:rFonts w:ascii="Times New Roman" w:hAnsi="Times New Roman" w:eastAsia="Times New Roman"/>
+                <w:color w:val="000000"/>
+                <w:sz w:val="26"/>
+              </w:rPr>
+            </w:r>
           </w:p>
         </w:tc>
       </w:tr>
@@ -674,6 +1005,11 @@
           </w:tcPr>
           <w:p>
             <w:r>
+              <w:rPr>
+                <w:rFonts w:ascii="Times New Roman" w:hAnsi="Times New Roman" w:eastAsia="Times New Roman"/>
+                <w:color w:val="000000"/>
+                <w:sz w:val="26"/>
+              </w:rPr>
               <w:t>TC-NOTIFICATION-008</w:t>
             </w:r>
           </w:p>
@@ -684,6 +1020,11 @@
           </w:tcPr>
           <w:p>
             <w:r>
+              <w:rPr>
+                <w:rFonts w:ascii="Times New Roman" w:hAnsi="Times New Roman" w:eastAsia="Times New Roman"/>
+                <w:color w:val="000000"/>
+                <w:sz w:val="26"/>
+              </w:rPr>
               <w:t>PASSED</w:t>
             </w:r>
           </w:p>
@@ -694,34 +1035,56 @@
           </w:tcPr>
           <w:p>
             <w:r>
-              <w:t>04/09/2026 01:53:09</w:t>
-            </w:r>
-          </w:p>
-        </w:tc>
-        <w:tc>
-          <w:tcPr>
-            <w:tcW w:type="dxa" w:w="1440"/>
-          </w:tcPr>
-          <w:p>
-            <w:r>
-              <w:t>58.08</w:t>
-            </w:r>
-          </w:p>
-        </w:tc>
-        <w:tc>
-          <w:tcPr>
-            <w:tcW w:type="dxa" w:w="1440"/>
-          </w:tcPr>
-          <w:p>
-            <w:r/>
-          </w:p>
-        </w:tc>
-        <w:tc>
-          <w:tcPr>
-            <w:tcW w:type="dxa" w:w="1440"/>
-          </w:tcPr>
-          <w:p>
-            <w:r/>
+              <w:rPr>
+                <w:rFonts w:ascii="Times New Roman" w:hAnsi="Times New Roman" w:eastAsia="Times New Roman"/>
+                <w:color w:val="000000"/>
+                <w:sz w:val="26"/>
+              </w:rPr>
+              <w:t>06/09/2026 19:37:06</w:t>
+            </w:r>
+          </w:p>
+        </w:tc>
+        <w:tc>
+          <w:tcPr>
+            <w:tcW w:type="dxa" w:w="1440"/>
+          </w:tcPr>
+          <w:p>
+            <w:r>
+              <w:rPr>
+                <w:rFonts w:ascii="Times New Roman" w:hAnsi="Times New Roman" w:eastAsia="Times New Roman"/>
+                <w:color w:val="000000"/>
+                <w:sz w:val="26"/>
+              </w:rPr>
+              <w:t>58.42</w:t>
+            </w:r>
+          </w:p>
+        </w:tc>
+        <w:tc>
+          <w:tcPr>
+            <w:tcW w:type="dxa" w:w="1440"/>
+          </w:tcPr>
+          <w:p>
+            <w:r>
+              <w:rPr>
+                <w:rFonts w:ascii="Times New Roman" w:hAnsi="Times New Roman" w:eastAsia="Times New Roman"/>
+                <w:color w:val="000000"/>
+                <w:sz w:val="26"/>
+              </w:rPr>
+            </w:r>
+          </w:p>
+        </w:tc>
+        <w:tc>
+          <w:tcPr>
+            <w:tcW w:type="dxa" w:w="1440"/>
+          </w:tcPr>
+          <w:p>
+            <w:r>
+              <w:rPr>
+                <w:rFonts w:ascii="Times New Roman" w:hAnsi="Times New Roman" w:eastAsia="Times New Roman"/>
+                <w:color w:val="000000"/>
+                <w:sz w:val="26"/>
+              </w:rPr>
+            </w:r>
           </w:p>
         </w:tc>
       </w:tr>
@@ -732,6 +1095,11 @@
           </w:tcPr>
           <w:p>
             <w:r>
+              <w:rPr>
+                <w:rFonts w:ascii="Times New Roman" w:hAnsi="Times New Roman" w:eastAsia="Times New Roman"/>
+                <w:color w:val="000000"/>
+                <w:sz w:val="26"/>
+              </w:rPr>
               <w:t>TC-NOTIFICATION-009</w:t>
             </w:r>
           </w:p>
@@ -742,6 +1110,11 @@
           </w:tcPr>
           <w:p>
             <w:r>
+              <w:rPr>
+                <w:rFonts w:ascii="Times New Roman" w:hAnsi="Times New Roman" w:eastAsia="Times New Roman"/>
+                <w:color w:val="000000"/>
+                <w:sz w:val="26"/>
+              </w:rPr>
               <w:t>XFAILED</w:t>
             </w:r>
           </w:p>
@@ -752,37 +1125,58 @@
           </w:tcPr>
           <w:p>
             <w:r>
-              <w:t>04/09/2026 01:54:14</w:t>
-            </w:r>
-          </w:p>
-        </w:tc>
-        <w:tc>
-          <w:tcPr>
-            <w:tcW w:type="dxa" w:w="1440"/>
-          </w:tcPr>
-          <w:p>
-            <w:r>
-              <w:t>61.17</w:t>
-            </w:r>
-          </w:p>
-        </w:tc>
-        <w:tc>
-          <w:tcPr>
-            <w:tcW w:type="dxa" w:w="1440"/>
-          </w:tcPr>
-          <w:p>
-            <w:r/>
-          </w:p>
-        </w:tc>
-        <w:tc>
-          <w:tcPr>
-            <w:tcW w:type="dxa" w:w="1440"/>
-          </w:tcPr>
-          <w:p>
-            <w:r>
-              <w:t>Known bug: Không phát sinh notification mới sau khi Doctor cập nhật hồ sơ bệnh án. | TC-NOTIFICATION-009 | STEP 8 FAILED | Expected số notification &gt; 432 | Actual: 432</w:t>
+              <w:rPr>
+                <w:rFonts w:ascii="Times New Roman" w:hAnsi="Times New Roman" w:eastAsia="Times New Roman"/>
+                <w:color w:val="000000"/>
+                <w:sz w:val="26"/>
+              </w:rPr>
+              <w:t>06/09/2026 19:38:11</w:t>
+            </w:r>
+          </w:p>
+        </w:tc>
+        <w:tc>
+          <w:tcPr>
+            <w:tcW w:type="dxa" w:w="1440"/>
+          </w:tcPr>
+          <w:p>
+            <w:r>
+              <w:rPr>
+                <w:rFonts w:ascii="Times New Roman" w:hAnsi="Times New Roman" w:eastAsia="Times New Roman"/>
+                <w:color w:val="000000"/>
+                <w:sz w:val="26"/>
+              </w:rPr>
+              <w:t>61.97</w:t>
+            </w:r>
+          </w:p>
+        </w:tc>
+        <w:tc>
+          <w:tcPr>
+            <w:tcW w:type="dxa" w:w="1440"/>
+          </w:tcPr>
+          <w:p>
+            <w:r>
+              <w:rPr>
+                <w:rFonts w:ascii="Times New Roman" w:hAnsi="Times New Roman" w:eastAsia="Times New Roman"/>
+                <w:color w:val="000000"/>
+                <w:sz w:val="26"/>
+              </w:rPr>
+            </w:r>
+          </w:p>
+        </w:tc>
+        <w:tc>
+          <w:tcPr>
+            <w:tcW w:type="dxa" w:w="1440"/>
+          </w:tcPr>
+          <w:p>
+            <w:r>
+              <w:rPr>
+                <w:rFonts w:ascii="Times New Roman" w:hAnsi="Times New Roman" w:eastAsia="Times New Roman"/>
+                <w:color w:val="000000"/>
+                <w:sz w:val="26"/>
+              </w:rPr>
+              <w:t>Known bug: Không phát sinh notification mới sau khi Doctor cập nhật hồ sơ bệnh án. | TC-NOTIFICATION-009 | STEP 8 FAILED | Expected số notification &gt; 468 | Actual: 468</w:t>
               <w:br/>
-              <w:t>assert 432 &gt; 432</w:t>
+              <w:t>assert 468 &gt; 468</w:t>
             </w:r>
           </w:p>
         </w:tc>
@@ -794,6 +1188,11 @@
         <w:pStyle w:val="Heading1"/>
       </w:pPr>
       <w:r>
+        <w:rPr>
+          <w:rFonts w:ascii="Times New Roman" w:hAnsi="Times New Roman" w:eastAsia="Times New Roman"/>
+          <w:color w:val="000000"/>
+          <w:sz w:val="26"/>
+        </w:rPr>
         <w:t>3. Chi tiết thực thi từng Step</w:t>
       </w:r>
     </w:p>
@@ -818,6 +1217,11 @@
           </w:tcPr>
           <w:p>
             <w:r>
+              <w:rPr>
+                <w:rFonts w:ascii="Times New Roman" w:hAnsi="Times New Roman" w:eastAsia="Times New Roman"/>
+                <w:color w:val="000000"/>
+                <w:sz w:val="26"/>
+              </w:rPr>
               <w:t>Test Case</w:t>
             </w:r>
           </w:p>
@@ -828,6 +1232,11 @@
           </w:tcPr>
           <w:p>
             <w:r>
+              <w:rPr>
+                <w:rFonts w:ascii="Times New Roman" w:hAnsi="Times New Roman" w:eastAsia="Times New Roman"/>
+                <w:color w:val="000000"/>
+                <w:sz w:val="26"/>
+              </w:rPr>
               <w:t>Step</w:t>
             </w:r>
           </w:p>
@@ -838,6 +1247,11 @@
           </w:tcPr>
           <w:p>
             <w:r>
+              <w:rPr>
+                <w:rFonts w:ascii="Times New Roman" w:hAnsi="Times New Roman" w:eastAsia="Times New Roman"/>
+                <w:color w:val="000000"/>
+                <w:sz w:val="26"/>
+              </w:rPr>
               <w:t>Kết quả</w:t>
             </w:r>
           </w:p>
@@ -848,6 +1262,11 @@
           </w:tcPr>
           <w:p>
             <w:r>
+              <w:rPr>
+                <w:rFonts w:ascii="Times New Roman" w:hAnsi="Times New Roman" w:eastAsia="Times New Roman"/>
+                <w:color w:val="000000"/>
+                <w:sz w:val="26"/>
+              </w:rPr>
               <w:t>Thời gian</w:t>
             </w:r>
           </w:p>
@@ -858,6 +1277,11 @@
           </w:tcPr>
           <w:p>
             <w:r>
+              <w:rPr>
+                <w:rFonts w:ascii="Times New Roman" w:hAnsi="Times New Roman" w:eastAsia="Times New Roman"/>
+                <w:color w:val="000000"/>
+                <w:sz w:val="26"/>
+              </w:rPr>
               <w:t>Mô tả</w:t>
             </w:r>
           </w:p>
@@ -868,6 +1292,11 @@
           </w:tcPr>
           <w:p>
             <w:r>
+              <w:rPr>
+                <w:rFonts w:ascii="Times New Roman" w:hAnsi="Times New Roman" w:eastAsia="Times New Roman"/>
+                <w:color w:val="000000"/>
+                <w:sz w:val="26"/>
+              </w:rPr>
               <w:t>Chi tiết</w:t>
             </w:r>
           </w:p>
@@ -880,6 +1309,11 @@
           </w:tcPr>
           <w:p>
             <w:r>
+              <w:rPr>
+                <w:rFonts w:ascii="Times New Roman" w:hAnsi="Times New Roman" w:eastAsia="Times New Roman"/>
+                <w:color w:val="000000"/>
+                <w:sz w:val="26"/>
+              </w:rPr>
               <w:t>TC-NOTIFICATION-001</w:t>
             </w:r>
           </w:p>
@@ -890,6 +1324,11 @@
           </w:tcPr>
           <w:p>
             <w:r>
+              <w:rPr>
+                <w:rFonts w:ascii="Times New Roman" w:hAnsi="Times New Roman" w:eastAsia="Times New Roman"/>
+                <w:color w:val="000000"/>
+                <w:sz w:val="26"/>
+              </w:rPr>
               <w:t>1</w:t>
             </w:r>
           </w:p>
@@ -900,6 +1339,11 @@
           </w:tcPr>
           <w:p>
             <w:r>
+              <w:rPr>
+                <w:rFonts w:ascii="Times New Roman" w:hAnsi="Times New Roman" w:eastAsia="Times New Roman"/>
+                <w:color w:val="000000"/>
+                <w:sz w:val="26"/>
+              </w:rPr>
               <w:t>PASS</w:t>
             </w:r>
           </w:p>
@@ -910,26 +1354,42 @@
           </w:tcPr>
           <w:p>
             <w:r>
-              <w:t>04/09/2026 01:47:38</w:t>
-            </w:r>
-          </w:p>
-        </w:tc>
-        <w:tc>
-          <w:tcPr>
-            <w:tcW w:type="dxa" w:w="1440"/>
-          </w:tcPr>
-          <w:p>
-            <w:r>
-              <w:t>Patient đặt lịch hợp lệ, appointment #461 ở trạng thái pending</w:t>
-            </w:r>
-          </w:p>
-        </w:tc>
-        <w:tc>
-          <w:tcPr>
-            <w:tcW w:type="dxa" w:w="1440"/>
-          </w:tcPr>
-          <w:p>
-            <w:r/>
+              <w:rPr>
+                <w:rFonts w:ascii="Times New Roman" w:hAnsi="Times New Roman" w:eastAsia="Times New Roman"/>
+                <w:color w:val="000000"/>
+                <w:sz w:val="26"/>
+              </w:rPr>
+              <w:t>06/09/2026 19:31:34</w:t>
+            </w:r>
+          </w:p>
+        </w:tc>
+        <w:tc>
+          <w:tcPr>
+            <w:tcW w:type="dxa" w:w="1440"/>
+          </w:tcPr>
+          <w:p>
+            <w:r>
+              <w:rPr>
+                <w:rFonts w:ascii="Times New Roman" w:hAnsi="Times New Roman" w:eastAsia="Times New Roman"/>
+                <w:color w:val="000000"/>
+                <w:sz w:val="26"/>
+              </w:rPr>
+              <w:t>Patient đặt lịch hợp lệ, appointment #494 ở trạng thái pending</w:t>
+            </w:r>
+          </w:p>
+        </w:tc>
+        <w:tc>
+          <w:tcPr>
+            <w:tcW w:type="dxa" w:w="1440"/>
+          </w:tcPr>
+          <w:p>
+            <w:r>
+              <w:rPr>
+                <w:rFonts w:ascii="Times New Roman" w:hAnsi="Times New Roman" w:eastAsia="Times New Roman"/>
+                <w:color w:val="000000"/>
+                <w:sz w:val="26"/>
+              </w:rPr>
+            </w:r>
           </w:p>
         </w:tc>
       </w:tr>
@@ -940,6 +1400,11 @@
           </w:tcPr>
           <w:p>
             <w:r>
+              <w:rPr>
+                <w:rFonts w:ascii="Times New Roman" w:hAnsi="Times New Roman" w:eastAsia="Times New Roman"/>
+                <w:color w:val="000000"/>
+                <w:sz w:val="26"/>
+              </w:rPr>
               <w:t>TC-NOTIFICATION-001</w:t>
             </w:r>
           </w:p>
@@ -950,6 +1415,11 @@
           </w:tcPr>
           <w:p>
             <w:r>
+              <w:rPr>
+                <w:rFonts w:ascii="Times New Roman" w:hAnsi="Times New Roman" w:eastAsia="Times New Roman"/>
+                <w:color w:val="000000"/>
+                <w:sz w:val="26"/>
+              </w:rPr>
               <w:t>2</w:t>
             </w:r>
           </w:p>
@@ -960,6 +1430,11 @@
           </w:tcPr>
           <w:p>
             <w:r>
+              <w:rPr>
+                <w:rFonts w:ascii="Times New Roman" w:hAnsi="Times New Roman" w:eastAsia="Times New Roman"/>
+                <w:color w:val="000000"/>
+                <w:sz w:val="26"/>
+              </w:rPr>
               <w:t>PASS</w:t>
             </w:r>
           </w:p>
@@ -970,16 +1445,26 @@
           </w:tcPr>
           <w:p>
             <w:r>
-              <w:t>04/09/2026 01:47:45</w:t>
-            </w:r>
-          </w:p>
-        </w:tc>
-        <w:tc>
-          <w:tcPr>
-            <w:tcW w:type="dxa" w:w="1440"/>
-          </w:tcPr>
-          <w:p>
-            <w:r>
+              <w:rPr>
+                <w:rFonts w:ascii="Times New Roman" w:hAnsi="Times New Roman" w:eastAsia="Times New Roman"/>
+                <w:color w:val="000000"/>
+                <w:sz w:val="26"/>
+              </w:rPr>
+              <w:t>06/09/2026 19:31:40</w:t>
+            </w:r>
+          </w:p>
+        </w:tc>
+        <w:tc>
+          <w:tcPr>
+            <w:tcW w:type="dxa" w:w="1440"/>
+          </w:tcPr>
+          <w:p>
+            <w:r>
+              <w:rPr>
+                <w:rFonts w:ascii="Times New Roman" w:hAnsi="Times New Roman" w:eastAsia="Times New Roman"/>
+                <w:color w:val="000000"/>
+                <w:sz w:val="26"/>
+              </w:rPr>
               <w:t>Đăng xuất Patient và đăng nhập Admin thành công</w:t>
             </w:r>
           </w:p>
@@ -989,7 +1474,13 @@
             <w:tcW w:type="dxa" w:w="1440"/>
           </w:tcPr>
           <w:p>
-            <w:r/>
+            <w:r>
+              <w:rPr>
+                <w:rFonts w:ascii="Times New Roman" w:hAnsi="Times New Roman" w:eastAsia="Times New Roman"/>
+                <w:color w:val="000000"/>
+                <w:sz w:val="26"/>
+              </w:rPr>
+            </w:r>
           </w:p>
         </w:tc>
       </w:tr>
@@ -1000,6 +1491,11 @@
           </w:tcPr>
           <w:p>
             <w:r>
+              <w:rPr>
+                <w:rFonts w:ascii="Times New Roman" w:hAnsi="Times New Roman" w:eastAsia="Times New Roman"/>
+                <w:color w:val="000000"/>
+                <w:sz w:val="26"/>
+              </w:rPr>
               <w:t>TC-NOTIFICATION-001</w:t>
             </w:r>
           </w:p>
@@ -1010,6 +1506,11 @@
           </w:tcPr>
           <w:p>
             <w:r>
+              <w:rPr>
+                <w:rFonts w:ascii="Times New Roman" w:hAnsi="Times New Roman" w:eastAsia="Times New Roman"/>
+                <w:color w:val="000000"/>
+                <w:sz w:val="26"/>
+              </w:rPr>
               <w:t>3</w:t>
             </w:r>
           </w:p>
@@ -1020,6 +1521,11 @@
           </w:tcPr>
           <w:p>
             <w:r>
+              <w:rPr>
+                <w:rFonts w:ascii="Times New Roman" w:hAnsi="Times New Roman" w:eastAsia="Times New Roman"/>
+                <w:color w:val="000000"/>
+                <w:sz w:val="26"/>
+              </w:rPr>
               <w:t>PASS</w:t>
             </w:r>
           </w:p>
@@ -1030,26 +1536,42 @@
           </w:tcPr>
           <w:p>
             <w:r>
-              <w:t>04/09/2026 01:47:46</w:t>
-            </w:r>
-          </w:p>
-        </w:tc>
-        <w:tc>
-          <w:tcPr>
-            <w:tcW w:type="dxa" w:w="1440"/>
-          </w:tcPr>
-          <w:p>
-            <w:r>
-              <w:t>Admin xác nhận appointment #461 thành công</w:t>
-            </w:r>
-          </w:p>
-        </w:tc>
-        <w:tc>
-          <w:tcPr>
-            <w:tcW w:type="dxa" w:w="1440"/>
-          </w:tcPr>
-          <w:p>
-            <w:r/>
+              <w:rPr>
+                <w:rFonts w:ascii="Times New Roman" w:hAnsi="Times New Roman" w:eastAsia="Times New Roman"/>
+                <w:color w:val="000000"/>
+                <w:sz w:val="26"/>
+              </w:rPr>
+              <w:t>06/09/2026 19:31:42</w:t>
+            </w:r>
+          </w:p>
+        </w:tc>
+        <w:tc>
+          <w:tcPr>
+            <w:tcW w:type="dxa" w:w="1440"/>
+          </w:tcPr>
+          <w:p>
+            <w:r>
+              <w:rPr>
+                <w:rFonts w:ascii="Times New Roman" w:hAnsi="Times New Roman" w:eastAsia="Times New Roman"/>
+                <w:color w:val="000000"/>
+                <w:sz w:val="26"/>
+              </w:rPr>
+              <w:t>Admin xác nhận appointment #494 thành công</w:t>
+            </w:r>
+          </w:p>
+        </w:tc>
+        <w:tc>
+          <w:tcPr>
+            <w:tcW w:type="dxa" w:w="1440"/>
+          </w:tcPr>
+          <w:p>
+            <w:r>
+              <w:rPr>
+                <w:rFonts w:ascii="Times New Roman" w:hAnsi="Times New Roman" w:eastAsia="Times New Roman"/>
+                <w:color w:val="000000"/>
+                <w:sz w:val="26"/>
+              </w:rPr>
+            </w:r>
           </w:p>
         </w:tc>
       </w:tr>
@@ -1060,6 +1582,11 @@
           </w:tcPr>
           <w:p>
             <w:r>
+              <w:rPr>
+                <w:rFonts w:ascii="Times New Roman" w:hAnsi="Times New Roman" w:eastAsia="Times New Roman"/>
+                <w:color w:val="000000"/>
+                <w:sz w:val="26"/>
+              </w:rPr>
               <w:t>TC-NOTIFICATION-001</w:t>
             </w:r>
           </w:p>
@@ -1070,6 +1597,11 @@
           </w:tcPr>
           <w:p>
             <w:r>
+              <w:rPr>
+                <w:rFonts w:ascii="Times New Roman" w:hAnsi="Times New Roman" w:eastAsia="Times New Roman"/>
+                <w:color w:val="000000"/>
+                <w:sz w:val="26"/>
+              </w:rPr>
               <w:t>4</w:t>
             </w:r>
           </w:p>
@@ -1080,6 +1612,11 @@
           </w:tcPr>
           <w:p>
             <w:r>
+              <w:rPr>
+                <w:rFonts w:ascii="Times New Roman" w:hAnsi="Times New Roman" w:eastAsia="Times New Roman"/>
+                <w:color w:val="000000"/>
+                <w:sz w:val="26"/>
+              </w:rPr>
               <w:t>PASS</w:t>
             </w:r>
           </w:p>
@@ -1090,16 +1627,26 @@
           </w:tcPr>
           <w:p>
             <w:r>
-              <w:t>04/09/2026 01:47:53</w:t>
-            </w:r>
-          </w:p>
-        </w:tc>
-        <w:tc>
-          <w:tcPr>
-            <w:tcW w:type="dxa" w:w="1440"/>
-          </w:tcPr>
-          <w:p>
-            <w:r>
+              <w:rPr>
+                <w:rFonts w:ascii="Times New Roman" w:hAnsi="Times New Roman" w:eastAsia="Times New Roman"/>
+                <w:color w:val="000000"/>
+                <w:sz w:val="26"/>
+              </w:rPr>
+              <w:t>06/09/2026 19:31:48</w:t>
+            </w:r>
+          </w:p>
+        </w:tc>
+        <w:tc>
+          <w:tcPr>
+            <w:tcW w:type="dxa" w:w="1440"/>
+          </w:tcPr>
+          <w:p>
+            <w:r>
+              <w:rPr>
+                <w:rFonts w:ascii="Times New Roman" w:hAnsi="Times New Roman" w:eastAsia="Times New Roman"/>
+                <w:color w:val="000000"/>
+                <w:sz w:val="26"/>
+              </w:rPr>
               <w:t>Đăng xuất Admin và đăng nhập lại Patient thành công</w:t>
             </w:r>
           </w:p>
@@ -1109,7 +1656,13 @@
             <w:tcW w:type="dxa" w:w="1440"/>
           </w:tcPr>
           <w:p>
-            <w:r/>
+            <w:r>
+              <w:rPr>
+                <w:rFonts w:ascii="Times New Roman" w:hAnsi="Times New Roman" w:eastAsia="Times New Roman"/>
+                <w:color w:val="000000"/>
+                <w:sz w:val="26"/>
+              </w:rPr>
+            </w:r>
           </w:p>
         </w:tc>
       </w:tr>
@@ -1120,6 +1673,11 @@
           </w:tcPr>
           <w:p>
             <w:r>
+              <w:rPr>
+                <w:rFonts w:ascii="Times New Roman" w:hAnsi="Times New Roman" w:eastAsia="Times New Roman"/>
+                <w:color w:val="000000"/>
+                <w:sz w:val="26"/>
+              </w:rPr>
               <w:t>TC-NOTIFICATION-001</w:t>
             </w:r>
           </w:p>
@@ -1130,6 +1688,11 @@
           </w:tcPr>
           <w:p>
             <w:r>
+              <w:rPr>
+                <w:rFonts w:ascii="Times New Roman" w:hAnsi="Times New Roman" w:eastAsia="Times New Roman"/>
+                <w:color w:val="000000"/>
+                <w:sz w:val="26"/>
+              </w:rPr>
               <w:t>5</w:t>
             </w:r>
           </w:p>
@@ -1140,6 +1703,11 @@
           </w:tcPr>
           <w:p>
             <w:r>
+              <w:rPr>
+                <w:rFonts w:ascii="Times New Roman" w:hAnsi="Times New Roman" w:eastAsia="Times New Roman"/>
+                <w:color w:val="000000"/>
+                <w:sz w:val="26"/>
+              </w:rPr>
               <w:t>PASS</w:t>
             </w:r>
           </w:p>
@@ -1150,16 +1718,26 @@
           </w:tcPr>
           <w:p>
             <w:r>
-              <w:t>04/09/2026 01:47:53</w:t>
-            </w:r>
-          </w:p>
-        </w:tc>
-        <w:tc>
-          <w:tcPr>
-            <w:tcW w:type="dxa" w:w="1440"/>
-          </w:tcPr>
-          <w:p>
-            <w:r>
+              <w:rPr>
+                <w:rFonts w:ascii="Times New Roman" w:hAnsi="Times New Roman" w:eastAsia="Times New Roman"/>
+                <w:color w:val="000000"/>
+                <w:sz w:val="26"/>
+              </w:rPr>
+              <w:t>06/09/2026 19:31:48</w:t>
+            </w:r>
+          </w:p>
+        </w:tc>
+        <w:tc>
+          <w:tcPr>
+            <w:tcW w:type="dxa" w:w="1440"/>
+          </w:tcPr>
+          <w:p>
+            <w:r>
+              <w:rPr>
+                <w:rFonts w:ascii="Times New Roman" w:hAnsi="Times New Roman" w:eastAsia="Times New Roman"/>
+                <w:color w:val="000000"/>
+                <w:sz w:val="26"/>
+              </w:rPr>
               <w:t>Patient mở trang Thông báo thành công</w:t>
             </w:r>
           </w:p>
@@ -1169,7 +1747,13 @@
             <w:tcW w:type="dxa" w:w="1440"/>
           </w:tcPr>
           <w:p>
-            <w:r/>
+            <w:r>
+              <w:rPr>
+                <w:rFonts w:ascii="Times New Roman" w:hAnsi="Times New Roman" w:eastAsia="Times New Roman"/>
+                <w:color w:val="000000"/>
+                <w:sz w:val="26"/>
+              </w:rPr>
+            </w:r>
           </w:p>
         </w:tc>
       </w:tr>
@@ -1180,6 +1764,11 @@
           </w:tcPr>
           <w:p>
             <w:r>
+              <w:rPr>
+                <w:rFonts w:ascii="Times New Roman" w:hAnsi="Times New Roman" w:eastAsia="Times New Roman"/>
+                <w:color w:val="000000"/>
+                <w:sz w:val="26"/>
+              </w:rPr>
               <w:t>TC-NOTIFICATION-001</w:t>
             </w:r>
           </w:p>
@@ -1190,6 +1779,11 @@
           </w:tcPr>
           <w:p>
             <w:r>
+              <w:rPr>
+                <w:rFonts w:ascii="Times New Roman" w:hAnsi="Times New Roman" w:eastAsia="Times New Roman"/>
+                <w:color w:val="000000"/>
+                <w:sz w:val="26"/>
+              </w:rPr>
               <w:t>6</w:t>
             </w:r>
           </w:p>
@@ -1200,6 +1794,11 @@
           </w:tcPr>
           <w:p>
             <w:r>
+              <w:rPr>
+                <w:rFonts w:ascii="Times New Roman" w:hAnsi="Times New Roman" w:eastAsia="Times New Roman"/>
+                <w:color w:val="000000"/>
+                <w:sz w:val="26"/>
+              </w:rPr>
               <w:t>PASS</w:t>
             </w:r>
           </w:p>
@@ -1210,26 +1809,42 @@
           </w:tcPr>
           <w:p>
             <w:r>
-              <w:t>04/09/2026 01:47:53</w:t>
-            </w:r>
-          </w:p>
-        </w:tc>
-        <w:tc>
-          <w:tcPr>
-            <w:tcW w:type="dxa" w:w="1440"/>
-          </w:tcPr>
-          <w:p>
-            <w:r>
-              <w:t>Tìm thấy notification của appointment #461</w:t>
-            </w:r>
-          </w:p>
-        </w:tc>
-        <w:tc>
-          <w:tcPr>
-            <w:tcW w:type="dxa" w:w="1440"/>
-          </w:tcPr>
-          <w:p>
-            <w:r/>
+              <w:rPr>
+                <w:rFonts w:ascii="Times New Roman" w:hAnsi="Times New Roman" w:eastAsia="Times New Roman"/>
+                <w:color w:val="000000"/>
+                <w:sz w:val="26"/>
+              </w:rPr>
+              <w:t>06/09/2026 19:31:48</w:t>
+            </w:r>
+          </w:p>
+        </w:tc>
+        <w:tc>
+          <w:tcPr>
+            <w:tcW w:type="dxa" w:w="1440"/>
+          </w:tcPr>
+          <w:p>
+            <w:r>
+              <w:rPr>
+                <w:rFonts w:ascii="Times New Roman" w:hAnsi="Times New Roman" w:eastAsia="Times New Roman"/>
+                <w:color w:val="000000"/>
+                <w:sz w:val="26"/>
+              </w:rPr>
+              <w:t>Tìm thấy notification của appointment #494</w:t>
+            </w:r>
+          </w:p>
+        </w:tc>
+        <w:tc>
+          <w:tcPr>
+            <w:tcW w:type="dxa" w:w="1440"/>
+          </w:tcPr>
+          <w:p>
+            <w:r>
+              <w:rPr>
+                <w:rFonts w:ascii="Times New Roman" w:hAnsi="Times New Roman" w:eastAsia="Times New Roman"/>
+                <w:color w:val="000000"/>
+                <w:sz w:val="26"/>
+              </w:rPr>
+            </w:r>
           </w:p>
         </w:tc>
       </w:tr>
@@ -1240,6 +1855,11 @@
           </w:tcPr>
           <w:p>
             <w:r>
+              <w:rPr>
+                <w:rFonts w:ascii="Times New Roman" w:hAnsi="Times New Roman" w:eastAsia="Times New Roman"/>
+                <w:color w:val="000000"/>
+                <w:sz w:val="26"/>
+              </w:rPr>
               <w:t>TC-NOTIFICATION-001</w:t>
             </w:r>
           </w:p>
@@ -1250,6 +1870,11 @@
           </w:tcPr>
           <w:p>
             <w:r>
+              <w:rPr>
+                <w:rFonts w:ascii="Times New Roman" w:hAnsi="Times New Roman" w:eastAsia="Times New Roman"/>
+                <w:color w:val="000000"/>
+                <w:sz w:val="26"/>
+              </w:rPr>
               <w:t>7</w:t>
             </w:r>
           </w:p>
@@ -1260,6 +1885,11 @@
           </w:tcPr>
           <w:p>
             <w:r>
+              <w:rPr>
+                <w:rFonts w:ascii="Times New Roman" w:hAnsi="Times New Roman" w:eastAsia="Times New Roman"/>
+                <w:color w:val="000000"/>
+                <w:sz w:val="26"/>
+              </w:rPr>
               <w:t>PASS</w:t>
             </w:r>
           </w:p>
@@ -1270,16 +1900,26 @@
           </w:tcPr>
           <w:p>
             <w:r>
-              <w:t>04/09/2026 01:47:53</w:t>
-            </w:r>
-          </w:p>
-        </w:tc>
-        <w:tc>
-          <w:tcPr>
-            <w:tcW w:type="dxa" w:w="1440"/>
-          </w:tcPr>
-          <w:p>
-            <w:r>
+              <w:rPr>
+                <w:rFonts w:ascii="Times New Roman" w:hAnsi="Times New Roman" w:eastAsia="Times New Roman"/>
+                <w:color w:val="000000"/>
+                <w:sz w:val="26"/>
+              </w:rPr>
+              <w:t>06/09/2026 19:31:48</w:t>
+            </w:r>
+          </w:p>
+        </w:tc>
+        <w:tc>
+          <w:tcPr>
+            <w:tcW w:type="dxa" w:w="1440"/>
+          </w:tcPr>
+          <w:p>
+            <w:r>
+              <w:rPr>
+                <w:rFonts w:ascii="Times New Roman" w:hAnsi="Times New Roman" w:eastAsia="Times New Roman"/>
+                <w:color w:val="000000"/>
+                <w:sz w:val="26"/>
+              </w:rPr>
               <w:t>Notification đúng loại, đúng appointment, đúng nội dung và đúng định dạng thời gian</w:t>
             </w:r>
           </w:p>
@@ -1289,7 +1929,13 @@
             <w:tcW w:type="dxa" w:w="1440"/>
           </w:tcPr>
           <w:p>
-            <w:r/>
+            <w:r>
+              <w:rPr>
+                <w:rFonts w:ascii="Times New Roman" w:hAnsi="Times New Roman" w:eastAsia="Times New Roman"/>
+                <w:color w:val="000000"/>
+                <w:sz w:val="26"/>
+              </w:rPr>
+            </w:r>
           </w:p>
         </w:tc>
       </w:tr>
@@ -1300,6 +1946,11 @@
           </w:tcPr>
           <w:p>
             <w:r>
+              <w:rPr>
+                <w:rFonts w:ascii="Times New Roman" w:hAnsi="Times New Roman" w:eastAsia="Times New Roman"/>
+                <w:color w:val="000000"/>
+                <w:sz w:val="26"/>
+              </w:rPr>
               <w:t>TC-NOTIFICATION-002</w:t>
             </w:r>
           </w:p>
@@ -1310,6 +1961,11 @@
           </w:tcPr>
           <w:p>
             <w:r>
+              <w:rPr>
+                <w:rFonts w:ascii="Times New Roman" w:hAnsi="Times New Roman" w:eastAsia="Times New Roman"/>
+                <w:color w:val="000000"/>
+                <w:sz w:val="26"/>
+              </w:rPr>
               <w:t>1</w:t>
             </w:r>
           </w:p>
@@ -1320,6 +1976,11 @@
           </w:tcPr>
           <w:p>
             <w:r>
+              <w:rPr>
+                <w:rFonts w:ascii="Times New Roman" w:hAnsi="Times New Roman" w:eastAsia="Times New Roman"/>
+                <w:color w:val="000000"/>
+                <w:sz w:val="26"/>
+              </w:rPr>
               <w:t>PASS</w:t>
             </w:r>
           </w:p>
@@ -1330,26 +1991,42 @@
           </w:tcPr>
           <w:p>
             <w:r>
-              <w:t>04/09/2026 01:48:15</w:t>
-            </w:r>
-          </w:p>
-        </w:tc>
-        <w:tc>
-          <w:tcPr>
-            <w:tcW w:type="dxa" w:w="1440"/>
-          </w:tcPr>
-          <w:p>
-            <w:r>
-              <w:t>Patient đặt lịch hợp lệ, appointment #462 ở trạng thái pending</w:t>
-            </w:r>
-          </w:p>
-        </w:tc>
-        <w:tc>
-          <w:tcPr>
-            <w:tcW w:type="dxa" w:w="1440"/>
-          </w:tcPr>
-          <w:p>
-            <w:r/>
+              <w:rPr>
+                <w:rFonts w:ascii="Times New Roman" w:hAnsi="Times New Roman" w:eastAsia="Times New Roman"/>
+                <w:color w:val="000000"/>
+                <w:sz w:val="26"/>
+              </w:rPr>
+              <w:t>06/09/2026 19:32:10</w:t>
+            </w:r>
+          </w:p>
+        </w:tc>
+        <w:tc>
+          <w:tcPr>
+            <w:tcW w:type="dxa" w:w="1440"/>
+          </w:tcPr>
+          <w:p>
+            <w:r>
+              <w:rPr>
+                <w:rFonts w:ascii="Times New Roman" w:hAnsi="Times New Roman" w:eastAsia="Times New Roman"/>
+                <w:color w:val="000000"/>
+                <w:sz w:val="26"/>
+              </w:rPr>
+              <w:t>Patient đặt lịch hợp lệ, appointment #495 ở trạng thái pending</w:t>
+            </w:r>
+          </w:p>
+        </w:tc>
+        <w:tc>
+          <w:tcPr>
+            <w:tcW w:type="dxa" w:w="1440"/>
+          </w:tcPr>
+          <w:p>
+            <w:r>
+              <w:rPr>
+                <w:rFonts w:ascii="Times New Roman" w:hAnsi="Times New Roman" w:eastAsia="Times New Roman"/>
+                <w:color w:val="000000"/>
+                <w:sz w:val="26"/>
+              </w:rPr>
+            </w:r>
           </w:p>
         </w:tc>
       </w:tr>
@@ -1360,6 +2037,11 @@
           </w:tcPr>
           <w:p>
             <w:r>
+              <w:rPr>
+                <w:rFonts w:ascii="Times New Roman" w:hAnsi="Times New Roman" w:eastAsia="Times New Roman"/>
+                <w:color w:val="000000"/>
+                <w:sz w:val="26"/>
+              </w:rPr>
               <w:t>TC-NOTIFICATION-002</w:t>
             </w:r>
           </w:p>
@@ -1370,6 +2052,11 @@
           </w:tcPr>
           <w:p>
             <w:r>
+              <w:rPr>
+                <w:rFonts w:ascii="Times New Roman" w:hAnsi="Times New Roman" w:eastAsia="Times New Roman"/>
+                <w:color w:val="000000"/>
+                <w:sz w:val="26"/>
+              </w:rPr>
               <w:t>2</w:t>
             </w:r>
           </w:p>
@@ -1380,6 +2067,11 @@
           </w:tcPr>
           <w:p>
             <w:r>
+              <w:rPr>
+                <w:rFonts w:ascii="Times New Roman" w:hAnsi="Times New Roman" w:eastAsia="Times New Roman"/>
+                <w:color w:val="000000"/>
+                <w:sz w:val="26"/>
+              </w:rPr>
               <w:t>PASS</w:t>
             </w:r>
           </w:p>
@@ -1390,16 +2082,26 @@
           </w:tcPr>
           <w:p>
             <w:r>
-              <w:t>04/09/2026 01:48:21</w:t>
-            </w:r>
-          </w:p>
-        </w:tc>
-        <w:tc>
-          <w:tcPr>
-            <w:tcW w:type="dxa" w:w="1440"/>
-          </w:tcPr>
-          <w:p>
-            <w:r>
+              <w:rPr>
+                <w:rFonts w:ascii="Times New Roman" w:hAnsi="Times New Roman" w:eastAsia="Times New Roman"/>
+                <w:color w:val="000000"/>
+                <w:sz w:val="26"/>
+              </w:rPr>
+              <w:t>06/09/2026 19:32:16</w:t>
+            </w:r>
+          </w:p>
+        </w:tc>
+        <w:tc>
+          <w:tcPr>
+            <w:tcW w:type="dxa" w:w="1440"/>
+          </w:tcPr>
+          <w:p>
+            <w:r>
+              <w:rPr>
+                <w:rFonts w:ascii="Times New Roman" w:hAnsi="Times New Roman" w:eastAsia="Times New Roman"/>
+                <w:color w:val="000000"/>
+                <w:sz w:val="26"/>
+              </w:rPr>
               <w:t>Đăng xuất Patient và đăng nhập Admin thành công</w:t>
             </w:r>
           </w:p>
@@ -1409,7 +2111,13 @@
             <w:tcW w:type="dxa" w:w="1440"/>
           </w:tcPr>
           <w:p>
-            <w:r/>
+            <w:r>
+              <w:rPr>
+                <w:rFonts w:ascii="Times New Roman" w:hAnsi="Times New Roman" w:eastAsia="Times New Roman"/>
+                <w:color w:val="000000"/>
+                <w:sz w:val="26"/>
+              </w:rPr>
+            </w:r>
           </w:p>
         </w:tc>
       </w:tr>
@@ -1420,6 +2128,11 @@
           </w:tcPr>
           <w:p>
             <w:r>
+              <w:rPr>
+                <w:rFonts w:ascii="Times New Roman" w:hAnsi="Times New Roman" w:eastAsia="Times New Roman"/>
+                <w:color w:val="000000"/>
+                <w:sz w:val="26"/>
+              </w:rPr>
               <w:t>TC-NOTIFICATION-002</w:t>
             </w:r>
           </w:p>
@@ -1430,6 +2143,11 @@
           </w:tcPr>
           <w:p>
             <w:r>
+              <w:rPr>
+                <w:rFonts w:ascii="Times New Roman" w:hAnsi="Times New Roman" w:eastAsia="Times New Roman"/>
+                <w:color w:val="000000"/>
+                <w:sz w:val="26"/>
+              </w:rPr>
               <w:t>3</w:t>
             </w:r>
           </w:p>
@@ -1440,6 +2158,11 @@
           </w:tcPr>
           <w:p>
             <w:r>
+              <w:rPr>
+                <w:rFonts w:ascii="Times New Roman" w:hAnsi="Times New Roman" w:eastAsia="Times New Roman"/>
+                <w:color w:val="000000"/>
+                <w:sz w:val="26"/>
+              </w:rPr>
               <w:t>PASS</w:t>
             </w:r>
           </w:p>
@@ -1450,26 +2173,42 @@
           </w:tcPr>
           <w:p>
             <w:r>
-              <w:t>04/09/2026 01:48:23</w:t>
-            </w:r>
-          </w:p>
-        </w:tc>
-        <w:tc>
-          <w:tcPr>
-            <w:tcW w:type="dxa" w:w="1440"/>
-          </w:tcPr>
-          <w:p>
-            <w:r>
-              <w:t>Admin hủy appointment #462 thành công</w:t>
-            </w:r>
-          </w:p>
-        </w:tc>
-        <w:tc>
-          <w:tcPr>
-            <w:tcW w:type="dxa" w:w="1440"/>
-          </w:tcPr>
-          <w:p>
-            <w:r/>
+              <w:rPr>
+                <w:rFonts w:ascii="Times New Roman" w:hAnsi="Times New Roman" w:eastAsia="Times New Roman"/>
+                <w:color w:val="000000"/>
+                <w:sz w:val="26"/>
+              </w:rPr>
+              <w:t>06/09/2026 19:32:18</w:t>
+            </w:r>
+          </w:p>
+        </w:tc>
+        <w:tc>
+          <w:tcPr>
+            <w:tcW w:type="dxa" w:w="1440"/>
+          </w:tcPr>
+          <w:p>
+            <w:r>
+              <w:rPr>
+                <w:rFonts w:ascii="Times New Roman" w:hAnsi="Times New Roman" w:eastAsia="Times New Roman"/>
+                <w:color w:val="000000"/>
+                <w:sz w:val="26"/>
+              </w:rPr>
+              <w:t>Admin hủy appointment #495 thành công</w:t>
+            </w:r>
+          </w:p>
+        </w:tc>
+        <w:tc>
+          <w:tcPr>
+            <w:tcW w:type="dxa" w:w="1440"/>
+          </w:tcPr>
+          <w:p>
+            <w:r>
+              <w:rPr>
+                <w:rFonts w:ascii="Times New Roman" w:hAnsi="Times New Roman" w:eastAsia="Times New Roman"/>
+                <w:color w:val="000000"/>
+                <w:sz w:val="26"/>
+              </w:rPr>
+            </w:r>
           </w:p>
         </w:tc>
       </w:tr>
@@ -1480,6 +2219,11 @@
           </w:tcPr>
           <w:p>
             <w:r>
+              <w:rPr>
+                <w:rFonts w:ascii="Times New Roman" w:hAnsi="Times New Roman" w:eastAsia="Times New Roman"/>
+                <w:color w:val="000000"/>
+                <w:sz w:val="26"/>
+              </w:rPr>
               <w:t>TC-NOTIFICATION-002</w:t>
             </w:r>
           </w:p>
@@ -1490,6 +2234,11 @@
           </w:tcPr>
           <w:p>
             <w:r>
+              <w:rPr>
+                <w:rFonts w:ascii="Times New Roman" w:hAnsi="Times New Roman" w:eastAsia="Times New Roman"/>
+                <w:color w:val="000000"/>
+                <w:sz w:val="26"/>
+              </w:rPr>
               <w:t>4</w:t>
             </w:r>
           </w:p>
@@ -1500,6 +2249,11 @@
           </w:tcPr>
           <w:p>
             <w:r>
+              <w:rPr>
+                <w:rFonts w:ascii="Times New Roman" w:hAnsi="Times New Roman" w:eastAsia="Times New Roman"/>
+                <w:color w:val="000000"/>
+                <w:sz w:val="26"/>
+              </w:rPr>
               <w:t>PASS</w:t>
             </w:r>
           </w:p>
@@ -1510,16 +2264,26 @@
           </w:tcPr>
           <w:p>
             <w:r>
-              <w:t>04/09/2026 01:48:29</w:t>
-            </w:r>
-          </w:p>
-        </w:tc>
-        <w:tc>
-          <w:tcPr>
-            <w:tcW w:type="dxa" w:w="1440"/>
-          </w:tcPr>
-          <w:p>
-            <w:r>
+              <w:rPr>
+                <w:rFonts w:ascii="Times New Roman" w:hAnsi="Times New Roman" w:eastAsia="Times New Roman"/>
+                <w:color w:val="000000"/>
+                <w:sz w:val="26"/>
+              </w:rPr>
+              <w:t>06/09/2026 19:32:24</w:t>
+            </w:r>
+          </w:p>
+        </w:tc>
+        <w:tc>
+          <w:tcPr>
+            <w:tcW w:type="dxa" w:w="1440"/>
+          </w:tcPr>
+          <w:p>
+            <w:r>
+              <w:rPr>
+                <w:rFonts w:ascii="Times New Roman" w:hAnsi="Times New Roman" w:eastAsia="Times New Roman"/>
+                <w:color w:val="000000"/>
+                <w:sz w:val="26"/>
+              </w:rPr>
               <w:t>Đăng xuất Admin và đăng nhập lại Patient thành công</w:t>
             </w:r>
           </w:p>
@@ -1529,7 +2293,13 @@
             <w:tcW w:type="dxa" w:w="1440"/>
           </w:tcPr>
           <w:p>
-            <w:r/>
+            <w:r>
+              <w:rPr>
+                <w:rFonts w:ascii="Times New Roman" w:hAnsi="Times New Roman" w:eastAsia="Times New Roman"/>
+                <w:color w:val="000000"/>
+                <w:sz w:val="26"/>
+              </w:rPr>
+            </w:r>
           </w:p>
         </w:tc>
       </w:tr>
@@ -1540,6 +2310,11 @@
           </w:tcPr>
           <w:p>
             <w:r>
+              <w:rPr>
+                <w:rFonts w:ascii="Times New Roman" w:hAnsi="Times New Roman" w:eastAsia="Times New Roman"/>
+                <w:color w:val="000000"/>
+                <w:sz w:val="26"/>
+              </w:rPr>
               <w:t>TC-NOTIFICATION-002</w:t>
             </w:r>
           </w:p>
@@ -1550,6 +2325,11 @@
           </w:tcPr>
           <w:p>
             <w:r>
+              <w:rPr>
+                <w:rFonts w:ascii="Times New Roman" w:hAnsi="Times New Roman" w:eastAsia="Times New Roman"/>
+                <w:color w:val="000000"/>
+                <w:sz w:val="26"/>
+              </w:rPr>
               <w:t>5</w:t>
             </w:r>
           </w:p>
@@ -1560,6 +2340,11 @@
           </w:tcPr>
           <w:p>
             <w:r>
+              <w:rPr>
+                <w:rFonts w:ascii="Times New Roman" w:hAnsi="Times New Roman" w:eastAsia="Times New Roman"/>
+                <w:color w:val="000000"/>
+                <w:sz w:val="26"/>
+              </w:rPr>
               <w:t>PASS</w:t>
             </w:r>
           </w:p>
@@ -1570,16 +2355,26 @@
           </w:tcPr>
           <w:p>
             <w:r>
-              <w:t>04/09/2026 01:48:29</w:t>
-            </w:r>
-          </w:p>
-        </w:tc>
-        <w:tc>
-          <w:tcPr>
-            <w:tcW w:type="dxa" w:w="1440"/>
-          </w:tcPr>
-          <w:p>
-            <w:r>
+              <w:rPr>
+                <w:rFonts w:ascii="Times New Roman" w:hAnsi="Times New Roman" w:eastAsia="Times New Roman"/>
+                <w:color w:val="000000"/>
+                <w:sz w:val="26"/>
+              </w:rPr>
+              <w:t>06/09/2026 19:32:24</w:t>
+            </w:r>
+          </w:p>
+        </w:tc>
+        <w:tc>
+          <w:tcPr>
+            <w:tcW w:type="dxa" w:w="1440"/>
+          </w:tcPr>
+          <w:p>
+            <w:r>
+              <w:rPr>
+                <w:rFonts w:ascii="Times New Roman" w:hAnsi="Times New Roman" w:eastAsia="Times New Roman"/>
+                <w:color w:val="000000"/>
+                <w:sz w:val="26"/>
+              </w:rPr>
               <w:t>Patient mở trang Thông báo thành công</w:t>
             </w:r>
           </w:p>
@@ -1589,7 +2384,13 @@
             <w:tcW w:type="dxa" w:w="1440"/>
           </w:tcPr>
           <w:p>
-            <w:r/>
+            <w:r>
+              <w:rPr>
+                <w:rFonts w:ascii="Times New Roman" w:hAnsi="Times New Roman" w:eastAsia="Times New Roman"/>
+                <w:color w:val="000000"/>
+                <w:sz w:val="26"/>
+              </w:rPr>
+            </w:r>
           </w:p>
         </w:tc>
       </w:tr>
@@ -1600,6 +2401,11 @@
           </w:tcPr>
           <w:p>
             <w:r>
+              <w:rPr>
+                <w:rFonts w:ascii="Times New Roman" w:hAnsi="Times New Roman" w:eastAsia="Times New Roman"/>
+                <w:color w:val="000000"/>
+                <w:sz w:val="26"/>
+              </w:rPr>
               <w:t>TC-NOTIFICATION-002</w:t>
             </w:r>
           </w:p>
@@ -1610,6 +2416,11 @@
           </w:tcPr>
           <w:p>
             <w:r>
+              <w:rPr>
+                <w:rFonts w:ascii="Times New Roman" w:hAnsi="Times New Roman" w:eastAsia="Times New Roman"/>
+                <w:color w:val="000000"/>
+                <w:sz w:val="26"/>
+              </w:rPr>
               <w:t>6</w:t>
             </w:r>
           </w:p>
@@ -1620,6 +2431,11 @@
           </w:tcPr>
           <w:p>
             <w:r>
+              <w:rPr>
+                <w:rFonts w:ascii="Times New Roman" w:hAnsi="Times New Roman" w:eastAsia="Times New Roman"/>
+                <w:color w:val="000000"/>
+                <w:sz w:val="26"/>
+              </w:rPr>
               <w:t>PASS</w:t>
             </w:r>
           </w:p>
@@ -1630,26 +2446,42 @@
           </w:tcPr>
           <w:p>
             <w:r>
-              <w:t>04/09/2026 01:48:29</w:t>
-            </w:r>
-          </w:p>
-        </w:tc>
-        <w:tc>
-          <w:tcPr>
-            <w:tcW w:type="dxa" w:w="1440"/>
-          </w:tcPr>
-          <w:p>
-            <w:r>
-              <w:t>Tìm thấy notification của appointment #462</w:t>
-            </w:r>
-          </w:p>
-        </w:tc>
-        <w:tc>
-          <w:tcPr>
-            <w:tcW w:type="dxa" w:w="1440"/>
-          </w:tcPr>
-          <w:p>
-            <w:r/>
+              <w:rPr>
+                <w:rFonts w:ascii="Times New Roman" w:hAnsi="Times New Roman" w:eastAsia="Times New Roman"/>
+                <w:color w:val="000000"/>
+                <w:sz w:val="26"/>
+              </w:rPr>
+              <w:t>06/09/2026 19:32:24</w:t>
+            </w:r>
+          </w:p>
+        </w:tc>
+        <w:tc>
+          <w:tcPr>
+            <w:tcW w:type="dxa" w:w="1440"/>
+          </w:tcPr>
+          <w:p>
+            <w:r>
+              <w:rPr>
+                <w:rFonts w:ascii="Times New Roman" w:hAnsi="Times New Roman" w:eastAsia="Times New Roman"/>
+                <w:color w:val="000000"/>
+                <w:sz w:val="26"/>
+              </w:rPr>
+              <w:t>Tìm thấy notification của appointment #495</w:t>
+            </w:r>
+          </w:p>
+        </w:tc>
+        <w:tc>
+          <w:tcPr>
+            <w:tcW w:type="dxa" w:w="1440"/>
+          </w:tcPr>
+          <w:p>
+            <w:r>
+              <w:rPr>
+                <w:rFonts w:ascii="Times New Roman" w:hAnsi="Times New Roman" w:eastAsia="Times New Roman"/>
+                <w:color w:val="000000"/>
+                <w:sz w:val="26"/>
+              </w:rPr>
+            </w:r>
           </w:p>
         </w:tc>
       </w:tr>
@@ -1660,6 +2492,11 @@
           </w:tcPr>
           <w:p>
             <w:r>
+              <w:rPr>
+                <w:rFonts w:ascii="Times New Roman" w:hAnsi="Times New Roman" w:eastAsia="Times New Roman"/>
+                <w:color w:val="000000"/>
+                <w:sz w:val="26"/>
+              </w:rPr>
               <w:t>TC-NOTIFICATION-002</w:t>
             </w:r>
           </w:p>
@@ -1670,6 +2507,11 @@
           </w:tcPr>
           <w:p>
             <w:r>
+              <w:rPr>
+                <w:rFonts w:ascii="Times New Roman" w:hAnsi="Times New Roman" w:eastAsia="Times New Roman"/>
+                <w:color w:val="000000"/>
+                <w:sz w:val="26"/>
+              </w:rPr>
               <w:t>7</w:t>
             </w:r>
           </w:p>
@@ -1680,6 +2522,11 @@
           </w:tcPr>
           <w:p>
             <w:r>
+              <w:rPr>
+                <w:rFonts w:ascii="Times New Roman" w:hAnsi="Times New Roman" w:eastAsia="Times New Roman"/>
+                <w:color w:val="000000"/>
+                <w:sz w:val="26"/>
+              </w:rPr>
               <w:t>PASS</w:t>
             </w:r>
           </w:p>
@@ -1690,16 +2537,26 @@
           </w:tcPr>
           <w:p>
             <w:r>
-              <w:t>04/09/2026 01:48:29</w:t>
-            </w:r>
-          </w:p>
-        </w:tc>
-        <w:tc>
-          <w:tcPr>
-            <w:tcW w:type="dxa" w:w="1440"/>
-          </w:tcPr>
-          <w:p>
-            <w:r>
+              <w:rPr>
+                <w:rFonts w:ascii="Times New Roman" w:hAnsi="Times New Roman" w:eastAsia="Times New Roman"/>
+                <w:color w:val="000000"/>
+                <w:sz w:val="26"/>
+              </w:rPr>
+              <w:t>06/09/2026 19:32:24</w:t>
+            </w:r>
+          </w:p>
+        </w:tc>
+        <w:tc>
+          <w:tcPr>
+            <w:tcW w:type="dxa" w:w="1440"/>
+          </w:tcPr>
+          <w:p>
+            <w:r>
+              <w:rPr>
+                <w:rFonts w:ascii="Times New Roman" w:hAnsi="Times New Roman" w:eastAsia="Times New Roman"/>
+                <w:color w:val="000000"/>
+                <w:sz w:val="26"/>
+              </w:rPr>
               <w:t>Notification đúng loại, đúng appointment, đúng nội dung hủy lịch và đúng định dạng thời gian</w:t>
             </w:r>
           </w:p>
@@ -1709,7 +2566,13 @@
             <w:tcW w:type="dxa" w:w="1440"/>
           </w:tcPr>
           <w:p>
-            <w:r/>
+            <w:r>
+              <w:rPr>
+                <w:rFonts w:ascii="Times New Roman" w:hAnsi="Times New Roman" w:eastAsia="Times New Roman"/>
+                <w:color w:val="000000"/>
+                <w:sz w:val="26"/>
+              </w:rPr>
+            </w:r>
           </w:p>
         </w:tc>
       </w:tr>
@@ -1720,6 +2583,11 @@
           </w:tcPr>
           <w:p>
             <w:r>
+              <w:rPr>
+                <w:rFonts w:ascii="Times New Roman" w:hAnsi="Times New Roman" w:eastAsia="Times New Roman"/>
+                <w:color w:val="000000"/>
+                <w:sz w:val="26"/>
+              </w:rPr>
               <w:t>TC-NOTIFICATION-003</w:t>
             </w:r>
           </w:p>
@@ -1730,6 +2598,11 @@
           </w:tcPr>
           <w:p>
             <w:r>
+              <w:rPr>
+                <w:rFonts w:ascii="Times New Roman" w:hAnsi="Times New Roman" w:eastAsia="Times New Roman"/>
+                <w:color w:val="000000"/>
+                <w:sz w:val="26"/>
+              </w:rPr>
               <w:t>1</w:t>
             </w:r>
           </w:p>
@@ -1740,6 +2613,11 @@
           </w:tcPr>
           <w:p>
             <w:r>
+              <w:rPr>
+                <w:rFonts w:ascii="Times New Roman" w:hAnsi="Times New Roman" w:eastAsia="Times New Roman"/>
+                <w:color w:val="000000"/>
+                <w:sz w:val="26"/>
+              </w:rPr>
               <w:t>PASS</w:t>
             </w:r>
           </w:p>
@@ -1750,26 +2628,42 @@
           </w:tcPr>
           <w:p>
             <w:r>
-              <w:t>04/09/2026 01:48:59</w:t>
-            </w:r>
-          </w:p>
-        </w:tc>
-        <w:tc>
-          <w:tcPr>
-            <w:tcW w:type="dxa" w:w="1440"/>
-          </w:tcPr>
-          <w:p>
-            <w:r>
-              <w:t>Chuẩn bị appointment #463 và Admin xác nhận lịch thành công</w:t>
-            </w:r>
-          </w:p>
-        </w:tc>
-        <w:tc>
-          <w:tcPr>
-            <w:tcW w:type="dxa" w:w="1440"/>
-          </w:tcPr>
-          <w:p>
-            <w:r/>
+              <w:rPr>
+                <w:rFonts w:ascii="Times New Roman" w:hAnsi="Times New Roman" w:eastAsia="Times New Roman"/>
+                <w:color w:val="000000"/>
+                <w:sz w:val="26"/>
+              </w:rPr>
+              <w:t>06/09/2026 19:32:54</w:t>
+            </w:r>
+          </w:p>
+        </w:tc>
+        <w:tc>
+          <w:tcPr>
+            <w:tcW w:type="dxa" w:w="1440"/>
+          </w:tcPr>
+          <w:p>
+            <w:r>
+              <w:rPr>
+                <w:rFonts w:ascii="Times New Roman" w:hAnsi="Times New Roman" w:eastAsia="Times New Roman"/>
+                <w:color w:val="000000"/>
+                <w:sz w:val="26"/>
+              </w:rPr>
+              <w:t>Chuẩn bị appointment #496 và Admin xác nhận lịch thành công</w:t>
+            </w:r>
+          </w:p>
+        </w:tc>
+        <w:tc>
+          <w:tcPr>
+            <w:tcW w:type="dxa" w:w="1440"/>
+          </w:tcPr>
+          <w:p>
+            <w:r>
+              <w:rPr>
+                <w:rFonts w:ascii="Times New Roman" w:hAnsi="Times New Roman" w:eastAsia="Times New Roman"/>
+                <w:color w:val="000000"/>
+                <w:sz w:val="26"/>
+              </w:rPr>
+            </w:r>
           </w:p>
         </w:tc>
       </w:tr>
@@ -1780,6 +2674,11 @@
           </w:tcPr>
           <w:p>
             <w:r>
+              <w:rPr>
+                <w:rFonts w:ascii="Times New Roman" w:hAnsi="Times New Roman" w:eastAsia="Times New Roman"/>
+                <w:color w:val="000000"/>
+                <w:sz w:val="26"/>
+              </w:rPr>
               <w:t>TC-NOTIFICATION-003</w:t>
             </w:r>
           </w:p>
@@ -1790,6 +2689,11 @@
           </w:tcPr>
           <w:p>
             <w:r>
+              <w:rPr>
+                <w:rFonts w:ascii="Times New Roman" w:hAnsi="Times New Roman" w:eastAsia="Times New Roman"/>
+                <w:color w:val="000000"/>
+                <w:sz w:val="26"/>
+              </w:rPr>
               <w:t>2</w:t>
             </w:r>
           </w:p>
@@ -1800,6 +2704,11 @@
           </w:tcPr>
           <w:p>
             <w:r>
+              <w:rPr>
+                <w:rFonts w:ascii="Times New Roman" w:hAnsi="Times New Roman" w:eastAsia="Times New Roman"/>
+                <w:color w:val="000000"/>
+                <w:sz w:val="26"/>
+              </w:rPr>
               <w:t>PASS</w:t>
             </w:r>
           </w:p>
@@ -1810,16 +2719,26 @@
           </w:tcPr>
           <w:p>
             <w:r>
-              <w:t>04/09/2026 01:49:05</w:t>
-            </w:r>
-          </w:p>
-        </w:tc>
-        <w:tc>
-          <w:tcPr>
-            <w:tcW w:type="dxa" w:w="1440"/>
-          </w:tcPr>
-          <w:p>
-            <w:r>
+              <w:rPr>
+                <w:rFonts w:ascii="Times New Roman" w:hAnsi="Times New Roman" w:eastAsia="Times New Roman"/>
+                <w:color w:val="000000"/>
+                <w:sz w:val="26"/>
+              </w:rPr>
+              <w:t>06/09/2026 19:33:00</w:t>
+            </w:r>
+          </w:p>
+        </w:tc>
+        <w:tc>
+          <w:tcPr>
+            <w:tcW w:type="dxa" w:w="1440"/>
+          </w:tcPr>
+          <w:p>
+            <w:r>
+              <w:rPr>
+                <w:rFonts w:ascii="Times New Roman" w:hAnsi="Times New Roman" w:eastAsia="Times New Roman"/>
+                <w:color w:val="000000"/>
+                <w:sz w:val="26"/>
+              </w:rPr>
               <w:t>Đăng nhập Doctor phụ trách thành công</w:t>
             </w:r>
           </w:p>
@@ -1829,7 +2748,13 @@
             <w:tcW w:type="dxa" w:w="1440"/>
           </w:tcPr>
           <w:p>
-            <w:r/>
+            <w:r>
+              <w:rPr>
+                <w:rFonts w:ascii="Times New Roman" w:hAnsi="Times New Roman" w:eastAsia="Times New Roman"/>
+                <w:color w:val="000000"/>
+                <w:sz w:val="26"/>
+              </w:rPr>
+            </w:r>
           </w:p>
         </w:tc>
       </w:tr>
@@ -1840,6 +2765,11 @@
           </w:tcPr>
           <w:p>
             <w:r>
+              <w:rPr>
+                <w:rFonts w:ascii="Times New Roman" w:hAnsi="Times New Roman" w:eastAsia="Times New Roman"/>
+                <w:color w:val="000000"/>
+                <w:sz w:val="26"/>
+              </w:rPr>
               <w:t>TC-NOTIFICATION-003</w:t>
             </w:r>
           </w:p>
@@ -1850,6 +2780,11 @@
           </w:tcPr>
           <w:p>
             <w:r>
+              <w:rPr>
+                <w:rFonts w:ascii="Times New Roman" w:hAnsi="Times New Roman" w:eastAsia="Times New Roman"/>
+                <w:color w:val="000000"/>
+                <w:sz w:val="26"/>
+              </w:rPr>
               <w:t>3</w:t>
             </w:r>
           </w:p>
@@ -1860,6 +2795,11 @@
           </w:tcPr>
           <w:p>
             <w:r>
+              <w:rPr>
+                <w:rFonts w:ascii="Times New Roman" w:hAnsi="Times New Roman" w:eastAsia="Times New Roman"/>
+                <w:color w:val="000000"/>
+                <w:sz w:val="26"/>
+              </w:rPr>
               <w:t>PASS</w:t>
             </w:r>
           </w:p>
@@ -1870,26 +2810,42 @@
           </w:tcPr>
           <w:p>
             <w:r>
-              <w:t>04/09/2026 01:49:06</w:t>
-            </w:r>
-          </w:p>
-        </w:tc>
-        <w:tc>
-          <w:tcPr>
-            <w:tcW w:type="dxa" w:w="1440"/>
-          </w:tcPr>
-          <w:p>
-            <w:r>
-              <w:t>Doctor mở appointment #463 và vào màn hình Khám bệnh thành công</w:t>
-            </w:r>
-          </w:p>
-        </w:tc>
-        <w:tc>
-          <w:tcPr>
-            <w:tcW w:type="dxa" w:w="1440"/>
-          </w:tcPr>
-          <w:p>
-            <w:r/>
+              <w:rPr>
+                <w:rFonts w:ascii="Times New Roman" w:hAnsi="Times New Roman" w:eastAsia="Times New Roman"/>
+                <w:color w:val="000000"/>
+                <w:sz w:val="26"/>
+              </w:rPr>
+              <w:t>06/09/2026 19:33:01</w:t>
+            </w:r>
+          </w:p>
+        </w:tc>
+        <w:tc>
+          <w:tcPr>
+            <w:tcW w:type="dxa" w:w="1440"/>
+          </w:tcPr>
+          <w:p>
+            <w:r>
+              <w:rPr>
+                <w:rFonts w:ascii="Times New Roman" w:hAnsi="Times New Roman" w:eastAsia="Times New Roman"/>
+                <w:color w:val="000000"/>
+                <w:sz w:val="26"/>
+              </w:rPr>
+              <w:t>Doctor mở appointment #496 và vào màn hình Khám bệnh thành công</w:t>
+            </w:r>
+          </w:p>
+        </w:tc>
+        <w:tc>
+          <w:tcPr>
+            <w:tcW w:type="dxa" w:w="1440"/>
+          </w:tcPr>
+          <w:p>
+            <w:r>
+              <w:rPr>
+                <w:rFonts w:ascii="Times New Roman" w:hAnsi="Times New Roman" w:eastAsia="Times New Roman"/>
+                <w:color w:val="000000"/>
+                <w:sz w:val="26"/>
+              </w:rPr>
+            </w:r>
           </w:p>
         </w:tc>
       </w:tr>
@@ -1900,6 +2856,11 @@
           </w:tcPr>
           <w:p>
             <w:r>
+              <w:rPr>
+                <w:rFonts w:ascii="Times New Roman" w:hAnsi="Times New Roman" w:eastAsia="Times New Roman"/>
+                <w:color w:val="000000"/>
+                <w:sz w:val="26"/>
+              </w:rPr>
               <w:t>TC-NOTIFICATION-003</w:t>
             </w:r>
           </w:p>
@@ -1910,6 +2871,11 @@
           </w:tcPr>
           <w:p>
             <w:r>
+              <w:rPr>
+                <w:rFonts w:ascii="Times New Roman" w:hAnsi="Times New Roman" w:eastAsia="Times New Roman"/>
+                <w:color w:val="000000"/>
+                <w:sz w:val="26"/>
+              </w:rPr>
               <w:t>4</w:t>
             </w:r>
           </w:p>
@@ -1920,6 +2886,11 @@
           </w:tcPr>
           <w:p>
             <w:r>
+              <w:rPr>
+                <w:rFonts w:ascii="Times New Roman" w:hAnsi="Times New Roman" w:eastAsia="Times New Roman"/>
+                <w:color w:val="000000"/>
+                <w:sz w:val="26"/>
+              </w:rPr>
               <w:t>PASS</w:t>
             </w:r>
           </w:p>
@@ -1930,16 +2901,26 @@
           </w:tcPr>
           <w:p>
             <w:r>
-              <w:t>04/09/2026 01:49:06</w:t>
-            </w:r>
-          </w:p>
-        </w:tc>
-        <w:tc>
-          <w:tcPr>
-            <w:tcW w:type="dxa" w:w="1440"/>
-          </w:tcPr>
-          <w:p>
-            <w:r>
+              <w:rPr>
+                <w:rFonts w:ascii="Times New Roman" w:hAnsi="Times New Roman" w:eastAsia="Times New Roman"/>
+                <w:color w:val="000000"/>
+                <w:sz w:val="26"/>
+              </w:rPr>
+              <w:t>06/09/2026 19:33:01</w:t>
+            </w:r>
+          </w:p>
+        </w:tc>
+        <w:tc>
+          <w:tcPr>
+            <w:tcW w:type="dxa" w:w="1440"/>
+          </w:tcPr>
+          <w:p>
+            <w:r>
+              <w:rPr>
+                <w:rFonts w:ascii="Times New Roman" w:hAnsi="Times New Roman" w:eastAsia="Times New Roman"/>
+                <w:color w:val="000000"/>
+                <w:sz w:val="26"/>
+              </w:rPr>
               <w:t>Doctor nhập Chẩn đoán và Hướng điều trị hợp lệ</w:t>
             </w:r>
           </w:p>
@@ -1949,7 +2930,13 @@
             <w:tcW w:type="dxa" w:w="1440"/>
           </w:tcPr>
           <w:p>
-            <w:r/>
+            <w:r>
+              <w:rPr>
+                <w:rFonts w:ascii="Times New Roman" w:hAnsi="Times New Roman" w:eastAsia="Times New Roman"/>
+                <w:color w:val="000000"/>
+                <w:sz w:val="26"/>
+              </w:rPr>
+            </w:r>
           </w:p>
         </w:tc>
       </w:tr>
@@ -1960,6 +2947,11 @@
           </w:tcPr>
           <w:p>
             <w:r>
+              <w:rPr>
+                <w:rFonts w:ascii="Times New Roman" w:hAnsi="Times New Roman" w:eastAsia="Times New Roman"/>
+                <w:color w:val="000000"/>
+                <w:sz w:val="26"/>
+              </w:rPr>
               <w:t>TC-NOTIFICATION-003</w:t>
             </w:r>
           </w:p>
@@ -1970,6 +2962,11 @@
           </w:tcPr>
           <w:p>
             <w:r>
+              <w:rPr>
+                <w:rFonts w:ascii="Times New Roman" w:hAnsi="Times New Roman" w:eastAsia="Times New Roman"/>
+                <w:color w:val="000000"/>
+                <w:sz w:val="26"/>
+              </w:rPr>
               <w:t>5</w:t>
             </w:r>
           </w:p>
@@ -1980,6 +2977,11 @@
           </w:tcPr>
           <w:p>
             <w:r>
+              <w:rPr>
+                <w:rFonts w:ascii="Times New Roman" w:hAnsi="Times New Roman" w:eastAsia="Times New Roman"/>
+                <w:color w:val="000000"/>
+                <w:sz w:val="26"/>
+              </w:rPr>
               <w:t>PASS</w:t>
             </w:r>
           </w:p>
@@ -1990,16 +2992,26 @@
           </w:tcPr>
           <w:p>
             <w:r>
-              <w:t>04/09/2026 01:49:07</w:t>
-            </w:r>
-          </w:p>
-        </w:tc>
-        <w:tc>
-          <w:tcPr>
-            <w:tcW w:type="dxa" w:w="1440"/>
-          </w:tcPr>
-          <w:p>
-            <w:r>
+              <w:rPr>
+                <w:rFonts w:ascii="Times New Roman" w:hAnsi="Times New Roman" w:eastAsia="Times New Roman"/>
+                <w:color w:val="000000"/>
+                <w:sz w:val="26"/>
+              </w:rPr>
+              <w:t>06/09/2026 19:33:02</w:t>
+            </w:r>
+          </w:p>
+        </w:tc>
+        <w:tc>
+          <w:tcPr>
+            <w:tcW w:type="dxa" w:w="1440"/>
+          </w:tcPr>
+          <w:p>
+            <w:r>
+              <w:rPr>
+                <w:rFonts w:ascii="Times New Roman" w:hAnsi="Times New Roman" w:eastAsia="Times New Roman"/>
+                <w:color w:val="000000"/>
+                <w:sz w:val="26"/>
+              </w:rPr>
               <w:t>Doctor lưu hồ sơ bệnh án thành công</w:t>
             </w:r>
           </w:p>
@@ -2009,7 +3021,13 @@
             <w:tcW w:type="dxa" w:w="1440"/>
           </w:tcPr>
           <w:p>
-            <w:r/>
+            <w:r>
+              <w:rPr>
+                <w:rFonts w:ascii="Times New Roman" w:hAnsi="Times New Roman" w:eastAsia="Times New Roman"/>
+                <w:color w:val="000000"/>
+                <w:sz w:val="26"/>
+              </w:rPr>
+            </w:r>
           </w:p>
         </w:tc>
       </w:tr>
@@ -2020,6 +3038,11 @@
           </w:tcPr>
           <w:p>
             <w:r>
+              <w:rPr>
+                <w:rFonts w:ascii="Times New Roman" w:hAnsi="Times New Roman" w:eastAsia="Times New Roman"/>
+                <w:color w:val="000000"/>
+                <w:sz w:val="26"/>
+              </w:rPr>
               <w:t>TC-NOTIFICATION-003</w:t>
             </w:r>
           </w:p>
@@ -2030,6 +3053,11 @@
           </w:tcPr>
           <w:p>
             <w:r>
+              <w:rPr>
+                <w:rFonts w:ascii="Times New Roman" w:hAnsi="Times New Roman" w:eastAsia="Times New Roman"/>
+                <w:color w:val="000000"/>
+                <w:sz w:val="26"/>
+              </w:rPr>
               <w:t>6</w:t>
             </w:r>
           </w:p>
@@ -2040,6 +3068,11 @@
           </w:tcPr>
           <w:p>
             <w:r>
+              <w:rPr>
+                <w:rFonts w:ascii="Times New Roman" w:hAnsi="Times New Roman" w:eastAsia="Times New Roman"/>
+                <w:color w:val="000000"/>
+                <w:sz w:val="26"/>
+              </w:rPr>
               <w:t>PASS</w:t>
             </w:r>
           </w:p>
@@ -2050,16 +3083,26 @@
           </w:tcPr>
           <w:p>
             <w:r>
-              <w:t>04/09/2026 01:49:13</w:t>
-            </w:r>
-          </w:p>
-        </w:tc>
-        <w:tc>
-          <w:tcPr>
-            <w:tcW w:type="dxa" w:w="1440"/>
-          </w:tcPr>
-          <w:p>
-            <w:r>
+              <w:rPr>
+                <w:rFonts w:ascii="Times New Roman" w:hAnsi="Times New Roman" w:eastAsia="Times New Roman"/>
+                <w:color w:val="000000"/>
+                <w:sz w:val="26"/>
+              </w:rPr>
+              <w:t>06/09/2026 19:33:08</w:t>
+            </w:r>
+          </w:p>
+        </w:tc>
+        <w:tc>
+          <w:tcPr>
+            <w:tcW w:type="dxa" w:w="1440"/>
+          </w:tcPr>
+          <w:p>
+            <w:r>
+              <w:rPr>
+                <w:rFonts w:ascii="Times New Roman" w:hAnsi="Times New Roman" w:eastAsia="Times New Roman"/>
+                <w:color w:val="000000"/>
+                <w:sz w:val="26"/>
+              </w:rPr>
               <w:t>Đăng xuất Doctor và đăng nhập lại Patient thành công</w:t>
             </w:r>
           </w:p>
@@ -2069,7 +3112,13 @@
             <w:tcW w:type="dxa" w:w="1440"/>
           </w:tcPr>
           <w:p>
-            <w:r/>
+            <w:r>
+              <w:rPr>
+                <w:rFonts w:ascii="Times New Roman" w:hAnsi="Times New Roman" w:eastAsia="Times New Roman"/>
+                <w:color w:val="000000"/>
+                <w:sz w:val="26"/>
+              </w:rPr>
+            </w:r>
           </w:p>
         </w:tc>
       </w:tr>
@@ -2080,6 +3129,11 @@
           </w:tcPr>
           <w:p>
             <w:r>
+              <w:rPr>
+                <w:rFonts w:ascii="Times New Roman" w:hAnsi="Times New Roman" w:eastAsia="Times New Roman"/>
+                <w:color w:val="000000"/>
+                <w:sz w:val="26"/>
+              </w:rPr>
               <w:t>TC-NOTIFICATION-003</w:t>
             </w:r>
           </w:p>
@@ -2090,6 +3144,11 @@
           </w:tcPr>
           <w:p>
             <w:r>
+              <w:rPr>
+                <w:rFonts w:ascii="Times New Roman" w:hAnsi="Times New Roman" w:eastAsia="Times New Roman"/>
+                <w:color w:val="000000"/>
+                <w:sz w:val="26"/>
+              </w:rPr>
               <w:t>7</w:t>
             </w:r>
           </w:p>
@@ -2100,6 +3159,11 @@
           </w:tcPr>
           <w:p>
             <w:r>
+              <w:rPr>
+                <w:rFonts w:ascii="Times New Roman" w:hAnsi="Times New Roman" w:eastAsia="Times New Roman"/>
+                <w:color w:val="000000"/>
+                <w:sz w:val="26"/>
+              </w:rPr>
               <w:t>PASS</w:t>
             </w:r>
           </w:p>
@@ -2110,16 +3174,26 @@
           </w:tcPr>
           <w:p>
             <w:r>
-              <w:t>04/09/2026 01:49:13</w:t>
-            </w:r>
-          </w:p>
-        </w:tc>
-        <w:tc>
-          <w:tcPr>
-            <w:tcW w:type="dxa" w:w="1440"/>
-          </w:tcPr>
-          <w:p>
-            <w:r>
+              <w:rPr>
+                <w:rFonts w:ascii="Times New Roman" w:hAnsi="Times New Roman" w:eastAsia="Times New Roman"/>
+                <w:color w:val="000000"/>
+                <w:sz w:val="26"/>
+              </w:rPr>
+              <w:t>06/09/2026 19:33:09</w:t>
+            </w:r>
+          </w:p>
+        </w:tc>
+        <w:tc>
+          <w:tcPr>
+            <w:tcW w:type="dxa" w:w="1440"/>
+          </w:tcPr>
+          <w:p>
+            <w:r>
+              <w:rPr>
+                <w:rFonts w:ascii="Times New Roman" w:hAnsi="Times New Roman" w:eastAsia="Times New Roman"/>
+                <w:color w:val="000000"/>
+                <w:sz w:val="26"/>
+              </w:rPr>
               <w:t>Patient mở trang Thông báo thành công</w:t>
             </w:r>
           </w:p>
@@ -2129,7 +3203,13 @@
             <w:tcW w:type="dxa" w:w="1440"/>
           </w:tcPr>
           <w:p>
-            <w:r/>
+            <w:r>
+              <w:rPr>
+                <w:rFonts w:ascii="Times New Roman" w:hAnsi="Times New Roman" w:eastAsia="Times New Roman"/>
+                <w:color w:val="000000"/>
+                <w:sz w:val="26"/>
+              </w:rPr>
+            </w:r>
           </w:p>
         </w:tc>
       </w:tr>
@@ -2140,6 +3220,11 @@
           </w:tcPr>
           <w:p>
             <w:r>
+              <w:rPr>
+                <w:rFonts w:ascii="Times New Roman" w:hAnsi="Times New Roman" w:eastAsia="Times New Roman"/>
+                <w:color w:val="000000"/>
+                <w:sz w:val="26"/>
+              </w:rPr>
               <w:t>TC-NOTIFICATION-003</w:t>
             </w:r>
           </w:p>
@@ -2150,6 +3235,11 @@
           </w:tcPr>
           <w:p>
             <w:r>
+              <w:rPr>
+                <w:rFonts w:ascii="Times New Roman" w:hAnsi="Times New Roman" w:eastAsia="Times New Roman"/>
+                <w:color w:val="000000"/>
+                <w:sz w:val="26"/>
+              </w:rPr>
               <w:t>8</w:t>
             </w:r>
           </w:p>
@@ -2160,6 +3250,11 @@
           </w:tcPr>
           <w:p>
             <w:r>
+              <w:rPr>
+                <w:rFonts w:ascii="Times New Roman" w:hAnsi="Times New Roman" w:eastAsia="Times New Roman"/>
+                <w:color w:val="000000"/>
+                <w:sz w:val="26"/>
+              </w:rPr>
               <w:t>PASS</w:t>
             </w:r>
           </w:p>
@@ -2170,16 +3265,26 @@
           </w:tcPr>
           <w:p>
             <w:r>
-              <w:t>04/09/2026 01:49:13</w:t>
-            </w:r>
-          </w:p>
-        </w:tc>
-        <w:tc>
-          <w:tcPr>
-            <w:tcW w:type="dxa" w:w="1440"/>
-          </w:tcPr>
-          <w:p>
-            <w:r>
+              <w:rPr>
+                <w:rFonts w:ascii="Times New Roman" w:hAnsi="Times New Roman" w:eastAsia="Times New Roman"/>
+                <w:color w:val="000000"/>
+                <w:sz w:val="26"/>
+              </w:rPr>
+              <w:t>06/09/2026 19:33:09</w:t>
+            </w:r>
+          </w:p>
+        </w:tc>
+        <w:tc>
+          <w:tcPr>
+            <w:tcW w:type="dxa" w:w="1440"/>
+          </w:tcPr>
+          <w:p>
+            <w:r>
+              <w:rPr>
+                <w:rFonts w:ascii="Times New Roman" w:hAnsi="Times New Roman" w:eastAsia="Times New Roman"/>
+                <w:color w:val="000000"/>
+                <w:sz w:val="26"/>
+              </w:rPr>
               <w:t>Tìm thấy notification cập nhật kết quả khám và kiểm tra loại, nội dung, thời gian thành công</w:t>
             </w:r>
           </w:p>
@@ -2189,7 +3294,13 @@
             <w:tcW w:type="dxa" w:w="1440"/>
           </w:tcPr>
           <w:p>
-            <w:r/>
+            <w:r>
+              <w:rPr>
+                <w:rFonts w:ascii="Times New Roman" w:hAnsi="Times New Roman" w:eastAsia="Times New Roman"/>
+                <w:color w:val="000000"/>
+                <w:sz w:val="26"/>
+              </w:rPr>
+            </w:r>
           </w:p>
         </w:tc>
       </w:tr>
@@ -2200,6 +3311,11 @@
           </w:tcPr>
           <w:p>
             <w:r>
+              <w:rPr>
+                <w:rFonts w:ascii="Times New Roman" w:hAnsi="Times New Roman" w:eastAsia="Times New Roman"/>
+                <w:color w:val="000000"/>
+                <w:sz w:val="26"/>
+              </w:rPr>
               <w:t>TC-NOTIFICATION-004</w:t>
             </w:r>
           </w:p>
@@ -2210,6 +3326,11 @@
           </w:tcPr>
           <w:p>
             <w:r>
+              <w:rPr>
+                <w:rFonts w:ascii="Times New Roman" w:hAnsi="Times New Roman" w:eastAsia="Times New Roman"/>
+                <w:color w:val="000000"/>
+                <w:sz w:val="26"/>
+              </w:rPr>
               <w:t>1</w:t>
             </w:r>
           </w:p>
@@ -2220,6 +3341,11 @@
           </w:tcPr>
           <w:p>
             <w:r>
+              <w:rPr>
+                <w:rFonts w:ascii="Times New Roman" w:hAnsi="Times New Roman" w:eastAsia="Times New Roman"/>
+                <w:color w:val="000000"/>
+                <w:sz w:val="26"/>
+              </w:rPr>
               <w:t>PASS</w:t>
             </w:r>
           </w:p>
@@ -2230,26 +3356,42 @@
           </w:tcPr>
           <w:p>
             <w:r>
-              <w:t>04/09/2026 01:49:49</w:t>
-            </w:r>
-          </w:p>
-        </w:tc>
-        <w:tc>
-          <w:tcPr>
-            <w:tcW w:type="dxa" w:w="1440"/>
-          </w:tcPr>
-          <w:p>
-            <w:r>
-              <w:t>Patient đã có notification cũ của appointment #464</w:t>
-            </w:r>
-          </w:p>
-        </w:tc>
-        <w:tc>
-          <w:tcPr>
-            <w:tcW w:type="dxa" w:w="1440"/>
-          </w:tcPr>
-          <w:p>
-            <w:r/>
+              <w:rPr>
+                <w:rFonts w:ascii="Times New Roman" w:hAnsi="Times New Roman" w:eastAsia="Times New Roman"/>
+                <w:color w:val="000000"/>
+                <w:sz w:val="26"/>
+              </w:rPr>
+              <w:t>06/09/2026 19:33:45</w:t>
+            </w:r>
+          </w:p>
+        </w:tc>
+        <w:tc>
+          <w:tcPr>
+            <w:tcW w:type="dxa" w:w="1440"/>
+          </w:tcPr>
+          <w:p>
+            <w:r>
+              <w:rPr>
+                <w:rFonts w:ascii="Times New Roman" w:hAnsi="Times New Roman" w:eastAsia="Times New Roman"/>
+                <w:color w:val="000000"/>
+                <w:sz w:val="26"/>
+              </w:rPr>
+              <w:t>Patient đã có notification cũ của appointment #497</w:t>
+            </w:r>
+          </w:p>
+        </w:tc>
+        <w:tc>
+          <w:tcPr>
+            <w:tcW w:type="dxa" w:w="1440"/>
+          </w:tcPr>
+          <w:p>
+            <w:r>
+              <w:rPr>
+                <w:rFonts w:ascii="Times New Roman" w:hAnsi="Times New Roman" w:eastAsia="Times New Roman"/>
+                <w:color w:val="000000"/>
+                <w:sz w:val="26"/>
+              </w:rPr>
+            </w:r>
           </w:p>
         </w:tc>
       </w:tr>
@@ -2260,6 +3402,11 @@
           </w:tcPr>
           <w:p>
             <w:r>
+              <w:rPr>
+                <w:rFonts w:ascii="Times New Roman" w:hAnsi="Times New Roman" w:eastAsia="Times New Roman"/>
+                <w:color w:val="000000"/>
+                <w:sz w:val="26"/>
+              </w:rPr>
               <w:t>TC-NOTIFICATION-004</w:t>
             </w:r>
           </w:p>
@@ -2270,6 +3417,11 @@
           </w:tcPr>
           <w:p>
             <w:r>
+              <w:rPr>
+                <w:rFonts w:ascii="Times New Roman" w:hAnsi="Times New Roman" w:eastAsia="Times New Roman"/>
+                <w:color w:val="000000"/>
+                <w:sz w:val="26"/>
+              </w:rPr>
               <w:t>2</w:t>
             </w:r>
           </w:p>
@@ -2280,6 +3432,11 @@
           </w:tcPr>
           <w:p>
             <w:r>
+              <w:rPr>
+                <w:rFonts w:ascii="Times New Roman" w:hAnsi="Times New Roman" w:eastAsia="Times New Roman"/>
+                <w:color w:val="000000"/>
+                <w:sz w:val="26"/>
+              </w:rPr>
               <w:t>PASS</w:t>
             </w:r>
           </w:p>
@@ -2290,26 +3447,42 @@
           </w:tcPr>
           <w:p>
             <w:r>
-              <w:t>04/09/2026 01:50:02</w:t>
-            </w:r>
-          </w:p>
-        </w:tc>
-        <w:tc>
-          <w:tcPr>
-            <w:tcW w:type="dxa" w:w="1440"/>
-          </w:tcPr>
-          <w:p>
-            <w:r>
-              <w:t>Patient tạo appointment mới #465, khác appointment cũ #464</w:t>
-            </w:r>
-          </w:p>
-        </w:tc>
-        <w:tc>
-          <w:tcPr>
-            <w:tcW w:type="dxa" w:w="1440"/>
-          </w:tcPr>
-          <w:p>
-            <w:r/>
+              <w:rPr>
+                <w:rFonts w:ascii="Times New Roman" w:hAnsi="Times New Roman" w:eastAsia="Times New Roman"/>
+                <w:color w:val="000000"/>
+                <w:sz w:val="26"/>
+              </w:rPr>
+              <w:t>06/09/2026 19:33:57</w:t>
+            </w:r>
+          </w:p>
+        </w:tc>
+        <w:tc>
+          <w:tcPr>
+            <w:tcW w:type="dxa" w:w="1440"/>
+          </w:tcPr>
+          <w:p>
+            <w:r>
+              <w:rPr>
+                <w:rFonts w:ascii="Times New Roman" w:hAnsi="Times New Roman" w:eastAsia="Times New Roman"/>
+                <w:color w:val="000000"/>
+                <w:sz w:val="26"/>
+              </w:rPr>
+              <w:t>Patient tạo appointment mới #498, khác appointment cũ #497</w:t>
+            </w:r>
+          </w:p>
+        </w:tc>
+        <w:tc>
+          <w:tcPr>
+            <w:tcW w:type="dxa" w:w="1440"/>
+          </w:tcPr>
+          <w:p>
+            <w:r>
+              <w:rPr>
+                <w:rFonts w:ascii="Times New Roman" w:hAnsi="Times New Roman" w:eastAsia="Times New Roman"/>
+                <w:color w:val="000000"/>
+                <w:sz w:val="26"/>
+              </w:rPr>
+            </w:r>
           </w:p>
         </w:tc>
       </w:tr>
@@ -2320,6 +3493,11 @@
           </w:tcPr>
           <w:p>
             <w:r>
+              <w:rPr>
+                <w:rFonts w:ascii="Times New Roman" w:hAnsi="Times New Roman" w:eastAsia="Times New Roman"/>
+                <w:color w:val="000000"/>
+                <w:sz w:val="26"/>
+              </w:rPr>
               <w:t>TC-NOTIFICATION-004</w:t>
             </w:r>
           </w:p>
@@ -2330,6 +3508,11 @@
           </w:tcPr>
           <w:p>
             <w:r>
+              <w:rPr>
+                <w:rFonts w:ascii="Times New Roman" w:hAnsi="Times New Roman" w:eastAsia="Times New Roman"/>
+                <w:color w:val="000000"/>
+                <w:sz w:val="26"/>
+              </w:rPr>
               <w:t>3</w:t>
             </w:r>
           </w:p>
@@ -2340,6 +3523,11 @@
           </w:tcPr>
           <w:p>
             <w:r>
+              <w:rPr>
+                <w:rFonts w:ascii="Times New Roman" w:hAnsi="Times New Roman" w:eastAsia="Times New Roman"/>
+                <w:color w:val="000000"/>
+                <w:sz w:val="26"/>
+              </w:rPr>
               <w:t>PASS</w:t>
             </w:r>
           </w:p>
@@ -2350,26 +3538,42 @@
           </w:tcPr>
           <w:p>
             <w:r>
-              <w:t>04/09/2026 01:50:09</w:t>
-            </w:r>
-          </w:p>
-        </w:tc>
-        <w:tc>
-          <w:tcPr>
-            <w:tcW w:type="dxa" w:w="1440"/>
-          </w:tcPr>
-          <w:p>
-            <w:r>
-              <w:t>Admin xác nhận appointment mới #465 thành công</w:t>
-            </w:r>
-          </w:p>
-        </w:tc>
-        <w:tc>
-          <w:tcPr>
-            <w:tcW w:type="dxa" w:w="1440"/>
-          </w:tcPr>
-          <w:p>
-            <w:r/>
+              <w:rPr>
+                <w:rFonts w:ascii="Times New Roman" w:hAnsi="Times New Roman" w:eastAsia="Times New Roman"/>
+                <w:color w:val="000000"/>
+                <w:sz w:val="26"/>
+              </w:rPr>
+              <w:t>06/09/2026 19:34:05</w:t>
+            </w:r>
+          </w:p>
+        </w:tc>
+        <w:tc>
+          <w:tcPr>
+            <w:tcW w:type="dxa" w:w="1440"/>
+          </w:tcPr>
+          <w:p>
+            <w:r>
+              <w:rPr>
+                <w:rFonts w:ascii="Times New Roman" w:hAnsi="Times New Roman" w:eastAsia="Times New Roman"/>
+                <w:color w:val="000000"/>
+                <w:sz w:val="26"/>
+              </w:rPr>
+              <w:t>Admin xác nhận appointment mới #498 thành công</w:t>
+            </w:r>
+          </w:p>
+        </w:tc>
+        <w:tc>
+          <w:tcPr>
+            <w:tcW w:type="dxa" w:w="1440"/>
+          </w:tcPr>
+          <w:p>
+            <w:r>
+              <w:rPr>
+                <w:rFonts w:ascii="Times New Roman" w:hAnsi="Times New Roman" w:eastAsia="Times New Roman"/>
+                <w:color w:val="000000"/>
+                <w:sz w:val="26"/>
+              </w:rPr>
+            </w:r>
           </w:p>
         </w:tc>
       </w:tr>
@@ -2380,6 +3584,11 @@
           </w:tcPr>
           <w:p>
             <w:r>
+              <w:rPr>
+                <w:rFonts w:ascii="Times New Roman" w:hAnsi="Times New Roman" w:eastAsia="Times New Roman"/>
+                <w:color w:val="000000"/>
+                <w:sz w:val="26"/>
+              </w:rPr>
               <w:t>TC-NOTIFICATION-004</w:t>
             </w:r>
           </w:p>
@@ -2390,6 +3599,11 @@
           </w:tcPr>
           <w:p>
             <w:r>
+              <w:rPr>
+                <w:rFonts w:ascii="Times New Roman" w:hAnsi="Times New Roman" w:eastAsia="Times New Roman"/>
+                <w:color w:val="000000"/>
+                <w:sz w:val="26"/>
+              </w:rPr>
               <w:t>4</w:t>
             </w:r>
           </w:p>
@@ -2400,6 +3614,11 @@
           </w:tcPr>
           <w:p>
             <w:r>
+              <w:rPr>
+                <w:rFonts w:ascii="Times New Roman" w:hAnsi="Times New Roman" w:eastAsia="Times New Roman"/>
+                <w:color w:val="000000"/>
+                <w:sz w:val="26"/>
+              </w:rPr>
               <w:t>PASS</w:t>
             </w:r>
           </w:p>
@@ -2410,16 +3629,26 @@
           </w:tcPr>
           <w:p>
             <w:r>
-              <w:t>04/09/2026 01:50:15</w:t>
-            </w:r>
-          </w:p>
-        </w:tc>
-        <w:tc>
-          <w:tcPr>
-            <w:tcW w:type="dxa" w:w="1440"/>
-          </w:tcPr>
-          <w:p>
-            <w:r>
+              <w:rPr>
+                <w:rFonts w:ascii="Times New Roman" w:hAnsi="Times New Roman" w:eastAsia="Times New Roman"/>
+                <w:color w:val="000000"/>
+                <w:sz w:val="26"/>
+              </w:rPr>
+              <w:t>06/09/2026 19:34:11</w:t>
+            </w:r>
+          </w:p>
+        </w:tc>
+        <w:tc>
+          <w:tcPr>
+            <w:tcW w:type="dxa" w:w="1440"/>
+          </w:tcPr>
+          <w:p>
+            <w:r>
+              <w:rPr>
+                <w:rFonts w:ascii="Times New Roman" w:hAnsi="Times New Roman" w:eastAsia="Times New Roman"/>
+                <w:color w:val="000000"/>
+                <w:sz w:val="26"/>
+              </w:rPr>
               <w:t>Đăng xuất Admin và đăng nhập lại Patient thành công</w:t>
             </w:r>
           </w:p>
@@ -2429,7 +3658,13 @@
             <w:tcW w:type="dxa" w:w="1440"/>
           </w:tcPr>
           <w:p>
-            <w:r/>
+            <w:r>
+              <w:rPr>
+                <w:rFonts w:ascii="Times New Roman" w:hAnsi="Times New Roman" w:eastAsia="Times New Roman"/>
+                <w:color w:val="000000"/>
+                <w:sz w:val="26"/>
+              </w:rPr>
+            </w:r>
           </w:p>
         </w:tc>
       </w:tr>
@@ -2440,6 +3675,11 @@
           </w:tcPr>
           <w:p>
             <w:r>
+              <w:rPr>
+                <w:rFonts w:ascii="Times New Roman" w:hAnsi="Times New Roman" w:eastAsia="Times New Roman"/>
+                <w:color w:val="000000"/>
+                <w:sz w:val="26"/>
+              </w:rPr>
               <w:t>TC-NOTIFICATION-004</w:t>
             </w:r>
           </w:p>
@@ -2450,6 +3690,11 @@
           </w:tcPr>
           <w:p>
             <w:r>
+              <w:rPr>
+                <w:rFonts w:ascii="Times New Roman" w:hAnsi="Times New Roman" w:eastAsia="Times New Roman"/>
+                <w:color w:val="000000"/>
+                <w:sz w:val="26"/>
+              </w:rPr>
               <w:t>5</w:t>
             </w:r>
           </w:p>
@@ -2460,6 +3705,11 @@
           </w:tcPr>
           <w:p>
             <w:r>
+              <w:rPr>
+                <w:rFonts w:ascii="Times New Roman" w:hAnsi="Times New Roman" w:eastAsia="Times New Roman"/>
+                <w:color w:val="000000"/>
+                <w:sz w:val="26"/>
+              </w:rPr>
               <w:t>PASS</w:t>
             </w:r>
           </w:p>
@@ -2470,16 +3720,26 @@
           </w:tcPr>
           <w:p>
             <w:r>
-              <w:t>04/09/2026 01:50:16</w:t>
-            </w:r>
-          </w:p>
-        </w:tc>
-        <w:tc>
-          <w:tcPr>
-            <w:tcW w:type="dxa" w:w="1440"/>
-          </w:tcPr>
-          <w:p>
-            <w:r>
+              <w:rPr>
+                <w:rFonts w:ascii="Times New Roman" w:hAnsi="Times New Roman" w:eastAsia="Times New Roman"/>
+                <w:color w:val="000000"/>
+                <w:sz w:val="26"/>
+              </w:rPr>
+              <w:t>06/09/2026 19:34:11</w:t>
+            </w:r>
+          </w:p>
+        </w:tc>
+        <w:tc>
+          <w:tcPr>
+            <w:tcW w:type="dxa" w:w="1440"/>
+          </w:tcPr>
+          <w:p>
+            <w:r>
+              <w:rPr>
+                <w:rFonts w:ascii="Times New Roman" w:hAnsi="Times New Roman" w:eastAsia="Times New Roman"/>
+                <w:color w:val="000000"/>
+                <w:sz w:val="26"/>
+              </w:rPr>
               <w:t>Patient mở trang Thông báo thành công</w:t>
             </w:r>
           </w:p>
@@ -2489,7 +3749,13 @@
             <w:tcW w:type="dxa" w:w="1440"/>
           </w:tcPr>
           <w:p>
-            <w:r/>
+            <w:r>
+              <w:rPr>
+                <w:rFonts w:ascii="Times New Roman" w:hAnsi="Times New Roman" w:eastAsia="Times New Roman"/>
+                <w:color w:val="000000"/>
+                <w:sz w:val="26"/>
+              </w:rPr>
+            </w:r>
           </w:p>
         </w:tc>
       </w:tr>
@@ -2500,6 +3766,11 @@
           </w:tcPr>
           <w:p>
             <w:r>
+              <w:rPr>
+                <w:rFonts w:ascii="Times New Roman" w:hAnsi="Times New Roman" w:eastAsia="Times New Roman"/>
+                <w:color w:val="000000"/>
+                <w:sz w:val="26"/>
+              </w:rPr>
               <w:t>TC-NOTIFICATION-004</w:t>
             </w:r>
           </w:p>
@@ -2510,6 +3781,11 @@
           </w:tcPr>
           <w:p>
             <w:r>
+              <w:rPr>
+                <w:rFonts w:ascii="Times New Roman" w:hAnsi="Times New Roman" w:eastAsia="Times New Roman"/>
+                <w:color w:val="000000"/>
+                <w:sz w:val="26"/>
+              </w:rPr>
               <w:t>6</w:t>
             </w:r>
           </w:p>
@@ -2520,6 +3796,11 @@
           </w:tcPr>
           <w:p>
             <w:r>
+              <w:rPr>
+                <w:rFonts w:ascii="Times New Roman" w:hAnsi="Times New Roman" w:eastAsia="Times New Roman"/>
+                <w:color w:val="000000"/>
+                <w:sz w:val="26"/>
+              </w:rPr>
               <w:t>PASS</w:t>
             </w:r>
           </w:p>
@@ -2530,26 +3811,42 @@
           </w:tcPr>
           <w:p>
             <w:r>
-              <w:t>04/09/2026 01:50:16</w:t>
-            </w:r>
-          </w:p>
-        </w:tc>
-        <w:tc>
-          <w:tcPr>
-            <w:tcW w:type="dxa" w:w="1440"/>
-          </w:tcPr>
-          <w:p>
-            <w:r>
-              <w:t>Notification mới của appointment #465 hiển thị đúng</w:t>
-            </w:r>
-          </w:p>
-        </w:tc>
-        <w:tc>
-          <w:tcPr>
-            <w:tcW w:type="dxa" w:w="1440"/>
-          </w:tcPr>
-          <w:p>
-            <w:r/>
+              <w:rPr>
+                <w:rFonts w:ascii="Times New Roman" w:hAnsi="Times New Roman" w:eastAsia="Times New Roman"/>
+                <w:color w:val="000000"/>
+                <w:sz w:val="26"/>
+              </w:rPr>
+              <w:t>06/09/2026 19:34:11</w:t>
+            </w:r>
+          </w:p>
+        </w:tc>
+        <w:tc>
+          <w:tcPr>
+            <w:tcW w:type="dxa" w:w="1440"/>
+          </w:tcPr>
+          <w:p>
+            <w:r>
+              <w:rPr>
+                <w:rFonts w:ascii="Times New Roman" w:hAnsi="Times New Roman" w:eastAsia="Times New Roman"/>
+                <w:color w:val="000000"/>
+                <w:sz w:val="26"/>
+              </w:rPr>
+              <w:t>Notification mới của appointment #498 hiển thị đúng</w:t>
+            </w:r>
+          </w:p>
+        </w:tc>
+        <w:tc>
+          <w:tcPr>
+            <w:tcW w:type="dxa" w:w="1440"/>
+          </w:tcPr>
+          <w:p>
+            <w:r>
+              <w:rPr>
+                <w:rFonts w:ascii="Times New Roman" w:hAnsi="Times New Roman" w:eastAsia="Times New Roman"/>
+                <w:color w:val="000000"/>
+                <w:sz w:val="26"/>
+              </w:rPr>
+            </w:r>
           </w:p>
         </w:tc>
       </w:tr>
@@ -2560,6 +3857,11 @@
           </w:tcPr>
           <w:p>
             <w:r>
+              <w:rPr>
+                <w:rFonts w:ascii="Times New Roman" w:hAnsi="Times New Roman" w:eastAsia="Times New Roman"/>
+                <w:color w:val="000000"/>
+                <w:sz w:val="26"/>
+              </w:rPr>
               <w:t>TC-NOTIFICATION-004</w:t>
             </w:r>
           </w:p>
@@ -2570,6 +3872,11 @@
           </w:tcPr>
           <w:p>
             <w:r>
+              <w:rPr>
+                <w:rFonts w:ascii="Times New Roman" w:hAnsi="Times New Roman" w:eastAsia="Times New Roman"/>
+                <w:color w:val="000000"/>
+                <w:sz w:val="26"/>
+              </w:rPr>
               <w:t>7</w:t>
             </w:r>
           </w:p>
@@ -2580,6 +3887,11 @@
           </w:tcPr>
           <w:p>
             <w:r>
+              <w:rPr>
+                <w:rFonts w:ascii="Times New Roman" w:hAnsi="Times New Roman" w:eastAsia="Times New Roman"/>
+                <w:color w:val="000000"/>
+                <w:sz w:val="26"/>
+              </w:rPr>
               <w:t>PASS</w:t>
             </w:r>
           </w:p>
@@ -2590,26 +3902,42 @@
           </w:tcPr>
           <w:p>
             <w:r>
-              <w:t>04/09/2026 01:50:16</w:t>
-            </w:r>
-          </w:p>
-        </w:tc>
-        <w:tc>
-          <w:tcPr>
-            <w:tcW w:type="dxa" w:w="1440"/>
-          </w:tcPr>
-          <w:p>
-            <w:r>
-              <w:t>Notification #464 và #465 được lưu riêng biệt, không ghi đè nhau</w:t>
-            </w:r>
-          </w:p>
-        </w:tc>
-        <w:tc>
-          <w:tcPr>
-            <w:tcW w:type="dxa" w:w="1440"/>
-          </w:tcPr>
-          <w:p>
-            <w:r/>
+              <w:rPr>
+                <w:rFonts w:ascii="Times New Roman" w:hAnsi="Times New Roman" w:eastAsia="Times New Roman"/>
+                <w:color w:val="000000"/>
+                <w:sz w:val="26"/>
+              </w:rPr>
+              <w:t>06/09/2026 19:34:11</w:t>
+            </w:r>
+          </w:p>
+        </w:tc>
+        <w:tc>
+          <w:tcPr>
+            <w:tcW w:type="dxa" w:w="1440"/>
+          </w:tcPr>
+          <w:p>
+            <w:r>
+              <w:rPr>
+                <w:rFonts w:ascii="Times New Roman" w:hAnsi="Times New Roman" w:eastAsia="Times New Roman"/>
+                <w:color w:val="000000"/>
+                <w:sz w:val="26"/>
+              </w:rPr>
+              <w:t>Notification #497 và #498 được lưu riêng biệt, không ghi đè nhau</w:t>
+            </w:r>
+          </w:p>
+        </w:tc>
+        <w:tc>
+          <w:tcPr>
+            <w:tcW w:type="dxa" w:w="1440"/>
+          </w:tcPr>
+          <w:p>
+            <w:r>
+              <w:rPr>
+                <w:rFonts w:ascii="Times New Roman" w:hAnsi="Times New Roman" w:eastAsia="Times New Roman"/>
+                <w:color w:val="000000"/>
+                <w:sz w:val="26"/>
+              </w:rPr>
+            </w:r>
           </w:p>
         </w:tc>
       </w:tr>
@@ -2620,6 +3948,11 @@
           </w:tcPr>
           <w:p>
             <w:r>
+              <w:rPr>
+                <w:rFonts w:ascii="Times New Roman" w:hAnsi="Times New Roman" w:eastAsia="Times New Roman"/>
+                <w:color w:val="000000"/>
+                <w:sz w:val="26"/>
+              </w:rPr>
               <w:t>TC-NOTIFICATION-005</w:t>
             </w:r>
           </w:p>
@@ -2630,6 +3963,11 @@
           </w:tcPr>
           <w:p>
             <w:r>
+              <w:rPr>
+                <w:rFonts w:ascii="Times New Roman" w:hAnsi="Times New Roman" w:eastAsia="Times New Roman"/>
+                <w:color w:val="000000"/>
+                <w:sz w:val="26"/>
+              </w:rPr>
               <w:t>1</w:t>
             </w:r>
           </w:p>
@@ -2640,6 +3978,11 @@
           </w:tcPr>
           <w:p>
             <w:r>
+              <w:rPr>
+                <w:rFonts w:ascii="Times New Roman" w:hAnsi="Times New Roman" w:eastAsia="Times New Roman"/>
+                <w:color w:val="000000"/>
+                <w:sz w:val="26"/>
+              </w:rPr>
               <w:t>PASS</w:t>
             </w:r>
           </w:p>
@@ -2650,16 +3993,26 @@
           </w:tcPr>
           <w:p>
             <w:r>
-              <w:t>04/09/2026 01:50:25</w:t>
-            </w:r>
-          </w:p>
-        </w:tc>
-        <w:tc>
-          <w:tcPr>
-            <w:tcW w:type="dxa" w:w="1440"/>
-          </w:tcPr>
-          <w:p>
-            <w:r>
+              <w:rPr>
+                <w:rFonts w:ascii="Times New Roman" w:hAnsi="Times New Roman" w:eastAsia="Times New Roman"/>
+                <w:color w:val="000000"/>
+                <w:sz w:val="26"/>
+              </w:rPr>
+              <w:t>06/09/2026 19:34:21</w:t>
+            </w:r>
+          </w:p>
+        </w:tc>
+        <w:tc>
+          <w:tcPr>
+            <w:tcW w:type="dxa" w:w="1440"/>
+          </w:tcPr>
+          <w:p>
+            <w:r>
+              <w:rPr>
+                <w:rFonts w:ascii="Times New Roman" w:hAnsi="Times New Roman" w:eastAsia="Times New Roman"/>
+                <w:color w:val="000000"/>
+                <w:sz w:val="26"/>
+              </w:rPr>
               <w:t>Đăng nhập Patient A thành công</w:t>
             </w:r>
           </w:p>
@@ -2669,7 +4022,13 @@
             <w:tcW w:type="dxa" w:w="1440"/>
           </w:tcPr>
           <w:p>
-            <w:r/>
+            <w:r>
+              <w:rPr>
+                <w:rFonts w:ascii="Times New Roman" w:hAnsi="Times New Roman" w:eastAsia="Times New Roman"/>
+                <w:color w:val="000000"/>
+                <w:sz w:val="26"/>
+              </w:rPr>
+            </w:r>
           </w:p>
         </w:tc>
       </w:tr>
@@ -2680,6 +4039,11 @@
           </w:tcPr>
           <w:p>
             <w:r>
+              <w:rPr>
+                <w:rFonts w:ascii="Times New Roman" w:hAnsi="Times New Roman" w:eastAsia="Times New Roman"/>
+                <w:color w:val="000000"/>
+                <w:sz w:val="26"/>
+              </w:rPr>
               <w:t>TC-NOTIFICATION-005</w:t>
             </w:r>
           </w:p>
@@ -2690,6 +4054,11 @@
           </w:tcPr>
           <w:p>
             <w:r>
+              <w:rPr>
+                <w:rFonts w:ascii="Times New Roman" w:hAnsi="Times New Roman" w:eastAsia="Times New Roman"/>
+                <w:color w:val="000000"/>
+                <w:sz w:val="26"/>
+              </w:rPr>
               <w:t>2</w:t>
             </w:r>
           </w:p>
@@ -2700,6 +4069,11 @@
           </w:tcPr>
           <w:p>
             <w:r>
+              <w:rPr>
+                <w:rFonts w:ascii="Times New Roman" w:hAnsi="Times New Roman" w:eastAsia="Times New Roman"/>
+                <w:color w:val="000000"/>
+                <w:sz w:val="26"/>
+              </w:rPr>
               <w:t>PASS</w:t>
             </w:r>
           </w:p>
@@ -2710,26 +4084,42 @@
           </w:tcPr>
           <w:p>
             <w:r>
-              <w:t>04/09/2026 01:50:28</w:t>
-            </w:r>
-          </w:p>
-        </w:tc>
-        <w:tc>
-          <w:tcPr>
-            <w:tcW w:type="dxa" w:w="1440"/>
-          </w:tcPr>
-          <w:p>
-            <w:r>
-              <w:t>Patient A có 420 notification</w:t>
-            </w:r>
-          </w:p>
-        </w:tc>
-        <w:tc>
-          <w:tcPr>
-            <w:tcW w:type="dxa" w:w="1440"/>
-          </w:tcPr>
-          <w:p>
-            <w:r/>
+              <w:rPr>
+                <w:rFonts w:ascii="Times New Roman" w:hAnsi="Times New Roman" w:eastAsia="Times New Roman"/>
+                <w:color w:val="000000"/>
+                <w:sz w:val="26"/>
+              </w:rPr>
+              <w:t>06/09/2026 19:34:24</w:t>
+            </w:r>
+          </w:p>
+        </w:tc>
+        <w:tc>
+          <w:tcPr>
+            <w:tcW w:type="dxa" w:w="1440"/>
+          </w:tcPr>
+          <w:p>
+            <w:r>
+              <w:rPr>
+                <w:rFonts w:ascii="Times New Roman" w:hAnsi="Times New Roman" w:eastAsia="Times New Roman"/>
+                <w:color w:val="000000"/>
+                <w:sz w:val="26"/>
+              </w:rPr>
+              <w:t>Patient A có 456 notification</w:t>
+            </w:r>
+          </w:p>
+        </w:tc>
+        <w:tc>
+          <w:tcPr>
+            <w:tcW w:type="dxa" w:w="1440"/>
+          </w:tcPr>
+          <w:p>
+            <w:r>
+              <w:rPr>
+                <w:rFonts w:ascii="Times New Roman" w:hAnsi="Times New Roman" w:eastAsia="Times New Roman"/>
+                <w:color w:val="000000"/>
+                <w:sz w:val="26"/>
+              </w:rPr>
+            </w:r>
           </w:p>
         </w:tc>
       </w:tr>
@@ -2740,6 +4130,11 @@
           </w:tcPr>
           <w:p>
             <w:r>
+              <w:rPr>
+                <w:rFonts w:ascii="Times New Roman" w:hAnsi="Times New Roman" w:eastAsia="Times New Roman"/>
+                <w:color w:val="000000"/>
+                <w:sz w:val="26"/>
+              </w:rPr>
               <w:t>TC-NOTIFICATION-005</w:t>
             </w:r>
           </w:p>
@@ -2750,6 +4145,11 @@
           </w:tcPr>
           <w:p>
             <w:r>
+              <w:rPr>
+                <w:rFonts w:ascii="Times New Roman" w:hAnsi="Times New Roman" w:eastAsia="Times New Roman"/>
+                <w:color w:val="000000"/>
+                <w:sz w:val="26"/>
+              </w:rPr>
               <w:t>3</w:t>
             </w:r>
           </w:p>
@@ -2760,6 +4160,11 @@
           </w:tcPr>
           <w:p>
             <w:r>
+              <w:rPr>
+                <w:rFonts w:ascii="Times New Roman" w:hAnsi="Times New Roman" w:eastAsia="Times New Roman"/>
+                <w:color w:val="000000"/>
+                <w:sz w:val="26"/>
+              </w:rPr>
               <w:t>PASS</w:t>
             </w:r>
           </w:p>
@@ -2770,16 +4175,26 @@
           </w:tcPr>
           <w:p>
             <w:r>
-              <w:t>04/09/2026 01:50:35</w:t>
-            </w:r>
-          </w:p>
-        </w:tc>
-        <w:tc>
-          <w:tcPr>
-            <w:tcW w:type="dxa" w:w="1440"/>
-          </w:tcPr>
-          <w:p>
-            <w:r>
+              <w:rPr>
+                <w:rFonts w:ascii="Times New Roman" w:hAnsi="Times New Roman" w:eastAsia="Times New Roman"/>
+                <w:color w:val="000000"/>
+                <w:sz w:val="26"/>
+              </w:rPr>
+              <w:t>06/09/2026 19:34:30</w:t>
+            </w:r>
+          </w:p>
+        </w:tc>
+        <w:tc>
+          <w:tcPr>
+            <w:tcW w:type="dxa" w:w="1440"/>
+          </w:tcPr>
+          <w:p>
+            <w:r>
+              <w:rPr>
+                <w:rFonts w:ascii="Times New Roman" w:hAnsi="Times New Roman" w:eastAsia="Times New Roman"/>
+                <w:color w:val="000000"/>
+                <w:sz w:val="26"/>
+              </w:rPr>
               <w:t>Đăng xuất Patient A và đăng nhập Patient B thành công</w:t>
             </w:r>
           </w:p>
@@ -2789,7 +4204,13 @@
             <w:tcW w:type="dxa" w:w="1440"/>
           </w:tcPr>
           <w:p>
-            <w:r/>
+            <w:r>
+              <w:rPr>
+                <w:rFonts w:ascii="Times New Roman" w:hAnsi="Times New Roman" w:eastAsia="Times New Roman"/>
+                <w:color w:val="000000"/>
+                <w:sz w:val="26"/>
+              </w:rPr>
+            </w:r>
           </w:p>
         </w:tc>
       </w:tr>
@@ -2800,6 +4221,11 @@
           </w:tcPr>
           <w:p>
             <w:r>
+              <w:rPr>
+                <w:rFonts w:ascii="Times New Roman" w:hAnsi="Times New Roman" w:eastAsia="Times New Roman"/>
+                <w:color w:val="000000"/>
+                <w:sz w:val="26"/>
+              </w:rPr>
               <w:t>TC-NOTIFICATION-005</w:t>
             </w:r>
           </w:p>
@@ -2810,6 +4236,11 @@
           </w:tcPr>
           <w:p>
             <w:r>
+              <w:rPr>
+                <w:rFonts w:ascii="Times New Roman" w:hAnsi="Times New Roman" w:eastAsia="Times New Roman"/>
+                <w:color w:val="000000"/>
+                <w:sz w:val="26"/>
+              </w:rPr>
               <w:t>4</w:t>
             </w:r>
           </w:p>
@@ -2820,6 +4251,11 @@
           </w:tcPr>
           <w:p>
             <w:r>
+              <w:rPr>
+                <w:rFonts w:ascii="Times New Roman" w:hAnsi="Times New Roman" w:eastAsia="Times New Roman"/>
+                <w:color w:val="000000"/>
+                <w:sz w:val="26"/>
+              </w:rPr>
               <w:t>PASS</w:t>
             </w:r>
           </w:p>
@@ -2830,26 +4266,42 @@
           </w:tcPr>
           <w:p>
             <w:r>
-              <w:t>04/09/2026 01:50:35</w:t>
-            </w:r>
-          </w:p>
-        </w:tc>
-        <w:tc>
-          <w:tcPr>
-            <w:tcW w:type="dxa" w:w="1440"/>
-          </w:tcPr>
-          <w:p>
-            <w:r>
-              <w:t>Patient B có 18 notification</w:t>
-            </w:r>
-          </w:p>
-        </w:tc>
-        <w:tc>
-          <w:tcPr>
-            <w:tcW w:type="dxa" w:w="1440"/>
-          </w:tcPr>
-          <w:p>
-            <w:r/>
+              <w:rPr>
+                <w:rFonts w:ascii="Times New Roman" w:hAnsi="Times New Roman" w:eastAsia="Times New Roman"/>
+                <w:color w:val="000000"/>
+                <w:sz w:val="26"/>
+              </w:rPr>
+              <w:t>06/09/2026 19:34:31</w:t>
+            </w:r>
+          </w:p>
+        </w:tc>
+        <w:tc>
+          <w:tcPr>
+            <w:tcW w:type="dxa" w:w="1440"/>
+          </w:tcPr>
+          <w:p>
+            <w:r>
+              <w:rPr>
+                <w:rFonts w:ascii="Times New Roman" w:hAnsi="Times New Roman" w:eastAsia="Times New Roman"/>
+                <w:color w:val="000000"/>
+                <w:sz w:val="26"/>
+              </w:rPr>
+              <w:t>Patient B có 19 notification</w:t>
+            </w:r>
+          </w:p>
+        </w:tc>
+        <w:tc>
+          <w:tcPr>
+            <w:tcW w:type="dxa" w:w="1440"/>
+          </w:tcPr>
+          <w:p>
+            <w:r>
+              <w:rPr>
+                <w:rFonts w:ascii="Times New Roman" w:hAnsi="Times New Roman" w:eastAsia="Times New Roman"/>
+                <w:color w:val="000000"/>
+                <w:sz w:val="26"/>
+              </w:rPr>
+            </w:r>
           </w:p>
         </w:tc>
       </w:tr>
@@ -2860,6 +4312,11 @@
           </w:tcPr>
           <w:p>
             <w:r>
+              <w:rPr>
+                <w:rFonts w:ascii="Times New Roman" w:hAnsi="Times New Roman" w:eastAsia="Times New Roman"/>
+                <w:color w:val="000000"/>
+                <w:sz w:val="26"/>
+              </w:rPr>
               <w:t>TC-NOTIFICATION-005</w:t>
             </w:r>
           </w:p>
@@ -2870,6 +4327,11 @@
           </w:tcPr>
           <w:p>
             <w:r>
+              <w:rPr>
+                <w:rFonts w:ascii="Times New Roman" w:hAnsi="Times New Roman" w:eastAsia="Times New Roman"/>
+                <w:color w:val="000000"/>
+                <w:sz w:val="26"/>
+              </w:rPr>
               <w:t>5</w:t>
             </w:r>
           </w:p>
@@ -2880,6 +4342,11 @@
           </w:tcPr>
           <w:p>
             <w:r>
+              <w:rPr>
+                <w:rFonts w:ascii="Times New Roman" w:hAnsi="Times New Roman" w:eastAsia="Times New Roman"/>
+                <w:color w:val="000000"/>
+                <w:sz w:val="26"/>
+              </w:rPr>
               <w:t>PASS</w:t>
             </w:r>
           </w:p>
@@ -2890,16 +4357,26 @@
           </w:tcPr>
           <w:p>
             <w:r>
-              <w:t>04/09/2026 01:50:35</w:t>
-            </w:r>
-          </w:p>
-        </w:tc>
-        <w:tc>
-          <w:tcPr>
-            <w:tcW w:type="dxa" w:w="1440"/>
-          </w:tcPr>
-          <w:p>
-            <w:r>
+              <w:rPr>
+                <w:rFonts w:ascii="Times New Roman" w:hAnsi="Times New Roman" w:eastAsia="Times New Roman"/>
+                <w:color w:val="000000"/>
+                <w:sz w:val="26"/>
+              </w:rPr>
+              <w:t>06/09/2026 19:34:31</w:t>
+            </w:r>
+          </w:p>
+        </w:tc>
+        <w:tc>
+          <w:tcPr>
+            <w:tcW w:type="dxa" w:w="1440"/>
+          </w:tcPr>
+          <w:p>
+            <w:r>
+              <w:rPr>
+                <w:rFonts w:ascii="Times New Roman" w:hAnsi="Times New Roman" w:eastAsia="Times New Roman"/>
+                <w:color w:val="000000"/>
+                <w:sz w:val="26"/>
+              </w:rPr>
               <w:t>Danh sách notification của Patient A và Patient B được phân tách riêng</w:t>
             </w:r>
           </w:p>
@@ -2909,7 +4386,13 @@
             <w:tcW w:type="dxa" w:w="1440"/>
           </w:tcPr>
           <w:p>
-            <w:r/>
+            <w:r>
+              <w:rPr>
+                <w:rFonts w:ascii="Times New Roman" w:hAnsi="Times New Roman" w:eastAsia="Times New Roman"/>
+                <w:color w:val="000000"/>
+                <w:sz w:val="26"/>
+              </w:rPr>
+            </w:r>
           </w:p>
         </w:tc>
       </w:tr>
@@ -2920,6 +4403,11 @@
           </w:tcPr>
           <w:p>
             <w:r>
+              <w:rPr>
+                <w:rFonts w:ascii="Times New Roman" w:hAnsi="Times New Roman" w:eastAsia="Times New Roman"/>
+                <w:color w:val="000000"/>
+                <w:sz w:val="26"/>
+              </w:rPr>
               <w:t>TC-NOTIFICATION-006</w:t>
             </w:r>
           </w:p>
@@ -2930,6 +4418,11 @@
           </w:tcPr>
           <w:p>
             <w:r>
+              <w:rPr>
+                <w:rFonts w:ascii="Times New Roman" w:hAnsi="Times New Roman" w:eastAsia="Times New Roman"/>
+                <w:color w:val="000000"/>
+                <w:sz w:val="26"/>
+              </w:rPr>
               <w:t>1</w:t>
             </w:r>
           </w:p>
@@ -2940,6 +4433,11 @@
           </w:tcPr>
           <w:p>
             <w:r>
+              <w:rPr>
+                <w:rFonts w:ascii="Times New Roman" w:hAnsi="Times New Roman" w:eastAsia="Times New Roman"/>
+                <w:color w:val="000000"/>
+                <w:sz w:val="26"/>
+              </w:rPr>
               <w:t>PASS</w:t>
             </w:r>
           </w:p>
@@ -2950,26 +4448,42 @@
           </w:tcPr>
           <w:p>
             <w:r>
-              <w:t>04/09/2026 01:51:05</w:t>
-            </w:r>
-          </w:p>
-        </w:tc>
-        <w:tc>
-          <w:tcPr>
-            <w:tcW w:type="dxa" w:w="1440"/>
-          </w:tcPr>
-          <w:p>
-            <w:r>
-              <w:t>Chuẩn bị appointment #466 và Admin xác nhận lịch thành công</w:t>
-            </w:r>
-          </w:p>
-        </w:tc>
-        <w:tc>
-          <w:tcPr>
-            <w:tcW w:type="dxa" w:w="1440"/>
-          </w:tcPr>
-          <w:p>
-            <w:r/>
+              <w:rPr>
+                <w:rFonts w:ascii="Times New Roman" w:hAnsi="Times New Roman" w:eastAsia="Times New Roman"/>
+                <w:color w:val="000000"/>
+                <w:sz w:val="26"/>
+              </w:rPr>
+              <w:t>06/09/2026 19:35:01</w:t>
+            </w:r>
+          </w:p>
+        </w:tc>
+        <w:tc>
+          <w:tcPr>
+            <w:tcW w:type="dxa" w:w="1440"/>
+          </w:tcPr>
+          <w:p>
+            <w:r>
+              <w:rPr>
+                <w:rFonts w:ascii="Times New Roman" w:hAnsi="Times New Roman" w:eastAsia="Times New Roman"/>
+                <w:color w:val="000000"/>
+                <w:sz w:val="26"/>
+              </w:rPr>
+              <w:t>Chuẩn bị appointment #499 và Admin xác nhận lịch thành công</w:t>
+            </w:r>
+          </w:p>
+        </w:tc>
+        <w:tc>
+          <w:tcPr>
+            <w:tcW w:type="dxa" w:w="1440"/>
+          </w:tcPr>
+          <w:p>
+            <w:r>
+              <w:rPr>
+                <w:rFonts w:ascii="Times New Roman" w:hAnsi="Times New Roman" w:eastAsia="Times New Roman"/>
+                <w:color w:val="000000"/>
+                <w:sz w:val="26"/>
+              </w:rPr>
+            </w:r>
           </w:p>
         </w:tc>
       </w:tr>
@@ -2980,6 +4494,11 @@
           </w:tcPr>
           <w:p>
             <w:r>
+              <w:rPr>
+                <w:rFonts w:ascii="Times New Roman" w:hAnsi="Times New Roman" w:eastAsia="Times New Roman"/>
+                <w:color w:val="000000"/>
+                <w:sz w:val="26"/>
+              </w:rPr>
               <w:t>TC-NOTIFICATION-006</w:t>
             </w:r>
           </w:p>
@@ -2990,6 +4509,11 @@
           </w:tcPr>
           <w:p>
             <w:r>
+              <w:rPr>
+                <w:rFonts w:ascii="Times New Roman" w:hAnsi="Times New Roman" w:eastAsia="Times New Roman"/>
+                <w:color w:val="000000"/>
+                <w:sz w:val="26"/>
+              </w:rPr>
               <w:t>2</w:t>
             </w:r>
           </w:p>
@@ -3000,6 +4524,11 @@
           </w:tcPr>
           <w:p>
             <w:r>
+              <w:rPr>
+                <w:rFonts w:ascii="Times New Roman" w:hAnsi="Times New Roman" w:eastAsia="Times New Roman"/>
+                <w:color w:val="000000"/>
+                <w:sz w:val="26"/>
+              </w:rPr>
               <w:t>PASS</w:t>
             </w:r>
           </w:p>
@@ -3010,16 +4539,26 @@
           </w:tcPr>
           <w:p>
             <w:r>
-              <w:t>04/09/2026 01:51:11</w:t>
-            </w:r>
-          </w:p>
-        </w:tc>
-        <w:tc>
-          <w:tcPr>
-            <w:tcW w:type="dxa" w:w="1440"/>
-          </w:tcPr>
-          <w:p>
-            <w:r>
+              <w:rPr>
+                <w:rFonts w:ascii="Times New Roman" w:hAnsi="Times New Roman" w:eastAsia="Times New Roman"/>
+                <w:color w:val="000000"/>
+                <w:sz w:val="26"/>
+              </w:rPr>
+              <w:t>06/09/2026 19:35:07</w:t>
+            </w:r>
+          </w:p>
+        </w:tc>
+        <w:tc>
+          <w:tcPr>
+            <w:tcW w:type="dxa" w:w="1440"/>
+          </w:tcPr>
+          <w:p>
+            <w:r>
+              <w:rPr>
+                <w:rFonts w:ascii="Times New Roman" w:hAnsi="Times New Roman" w:eastAsia="Times New Roman"/>
+                <w:color w:val="000000"/>
+                <w:sz w:val="26"/>
+              </w:rPr>
               <w:t>Đăng nhập Doctor thành công</w:t>
             </w:r>
           </w:p>
@@ -3029,7 +4568,13 @@
             <w:tcW w:type="dxa" w:w="1440"/>
           </w:tcPr>
           <w:p>
-            <w:r/>
+            <w:r>
+              <w:rPr>
+                <w:rFonts w:ascii="Times New Roman" w:hAnsi="Times New Roman" w:eastAsia="Times New Roman"/>
+                <w:color w:val="000000"/>
+                <w:sz w:val="26"/>
+              </w:rPr>
+            </w:r>
           </w:p>
         </w:tc>
       </w:tr>
@@ -3040,6 +4585,11 @@
           </w:tcPr>
           <w:p>
             <w:r>
+              <w:rPr>
+                <w:rFonts w:ascii="Times New Roman" w:hAnsi="Times New Roman" w:eastAsia="Times New Roman"/>
+                <w:color w:val="000000"/>
+                <w:sz w:val="26"/>
+              </w:rPr>
               <w:t>TC-NOTIFICATION-006</w:t>
             </w:r>
           </w:p>
@@ -3050,6 +4600,11 @@
           </w:tcPr>
           <w:p>
             <w:r>
+              <w:rPr>
+                <w:rFonts w:ascii="Times New Roman" w:hAnsi="Times New Roman" w:eastAsia="Times New Roman"/>
+                <w:color w:val="000000"/>
+                <w:sz w:val="26"/>
+              </w:rPr>
               <w:t>3</w:t>
             </w:r>
           </w:p>
@@ -3060,6 +4615,11 @@
           </w:tcPr>
           <w:p>
             <w:r>
+              <w:rPr>
+                <w:rFonts w:ascii="Times New Roman" w:hAnsi="Times New Roman" w:eastAsia="Times New Roman"/>
+                <w:color w:val="000000"/>
+                <w:sz w:val="26"/>
+              </w:rPr>
               <w:t>PASS</w:t>
             </w:r>
           </w:p>
@@ -3070,26 +4630,42 @@
           </w:tcPr>
           <w:p>
             <w:r>
-              <w:t>04/09/2026 01:51:12</w:t>
-            </w:r>
-          </w:p>
-        </w:tc>
-        <w:tc>
-          <w:tcPr>
-            <w:tcW w:type="dxa" w:w="1440"/>
-          </w:tcPr>
-          <w:p>
-            <w:r>
-              <w:t>Doctor mở appointment #466 và vào màn hình Khám bệnh thành công</w:t>
-            </w:r>
-          </w:p>
-        </w:tc>
-        <w:tc>
-          <w:tcPr>
-            <w:tcW w:type="dxa" w:w="1440"/>
-          </w:tcPr>
-          <w:p>
-            <w:r/>
+              <w:rPr>
+                <w:rFonts w:ascii="Times New Roman" w:hAnsi="Times New Roman" w:eastAsia="Times New Roman"/>
+                <w:color w:val="000000"/>
+                <w:sz w:val="26"/>
+              </w:rPr>
+              <w:t>06/09/2026 19:35:08</w:t>
+            </w:r>
+          </w:p>
+        </w:tc>
+        <w:tc>
+          <w:tcPr>
+            <w:tcW w:type="dxa" w:w="1440"/>
+          </w:tcPr>
+          <w:p>
+            <w:r>
+              <w:rPr>
+                <w:rFonts w:ascii="Times New Roman" w:hAnsi="Times New Roman" w:eastAsia="Times New Roman"/>
+                <w:color w:val="000000"/>
+                <w:sz w:val="26"/>
+              </w:rPr>
+              <w:t>Doctor mở appointment #499 và vào màn hình Khám bệnh thành công</w:t>
+            </w:r>
+          </w:p>
+        </w:tc>
+        <w:tc>
+          <w:tcPr>
+            <w:tcW w:type="dxa" w:w="1440"/>
+          </w:tcPr>
+          <w:p>
+            <w:r>
+              <w:rPr>
+                <w:rFonts w:ascii="Times New Roman" w:hAnsi="Times New Roman" w:eastAsia="Times New Roman"/>
+                <w:color w:val="000000"/>
+                <w:sz w:val="26"/>
+              </w:rPr>
+            </w:r>
           </w:p>
         </w:tc>
       </w:tr>
@@ -3100,6 +4676,11 @@
           </w:tcPr>
           <w:p>
             <w:r>
+              <w:rPr>
+                <w:rFonts w:ascii="Times New Roman" w:hAnsi="Times New Roman" w:eastAsia="Times New Roman"/>
+                <w:color w:val="000000"/>
+                <w:sz w:val="26"/>
+              </w:rPr>
               <w:t>TC-NOTIFICATION-006</w:t>
             </w:r>
           </w:p>
@@ -3110,6 +4691,11 @@
           </w:tcPr>
           <w:p>
             <w:r>
+              <w:rPr>
+                <w:rFonts w:ascii="Times New Roman" w:hAnsi="Times New Roman" w:eastAsia="Times New Roman"/>
+                <w:color w:val="000000"/>
+                <w:sz w:val="26"/>
+              </w:rPr>
               <w:t>4</w:t>
             </w:r>
           </w:p>
@@ -3120,6 +4706,11 @@
           </w:tcPr>
           <w:p>
             <w:r>
+              <w:rPr>
+                <w:rFonts w:ascii="Times New Roman" w:hAnsi="Times New Roman" w:eastAsia="Times New Roman"/>
+                <w:color w:val="000000"/>
+                <w:sz w:val="26"/>
+              </w:rPr>
               <w:t>PASS</w:t>
             </w:r>
           </w:p>
@@ -3130,16 +4721,26 @@
           </w:tcPr>
           <w:p>
             <w:r>
-              <w:t>04/09/2026 01:51:12</w:t>
-            </w:r>
-          </w:p>
-        </w:tc>
-        <w:tc>
-          <w:tcPr>
-            <w:tcW w:type="dxa" w:w="1440"/>
-          </w:tcPr>
-          <w:p>
-            <w:r>
+              <w:rPr>
+                <w:rFonts w:ascii="Times New Roman" w:hAnsi="Times New Roman" w:eastAsia="Times New Roman"/>
+                <w:color w:val="000000"/>
+                <w:sz w:val="26"/>
+              </w:rPr>
+              <w:t>06/09/2026 19:35:08</w:t>
+            </w:r>
+          </w:p>
+        </w:tc>
+        <w:tc>
+          <w:tcPr>
+            <w:tcW w:type="dxa" w:w="1440"/>
+          </w:tcPr>
+          <w:p>
+            <w:r>
+              <w:rPr>
+                <w:rFonts w:ascii="Times New Roman" w:hAnsi="Times New Roman" w:eastAsia="Times New Roman"/>
+                <w:color w:val="000000"/>
+                <w:sz w:val="26"/>
+              </w:rPr>
               <w:t>Doctor nhập Chẩn đoán và Hướng điều trị hợp lệ</w:t>
             </w:r>
           </w:p>
@@ -3149,7 +4750,13 @@
             <w:tcW w:type="dxa" w:w="1440"/>
           </w:tcPr>
           <w:p>
-            <w:r/>
+            <w:r>
+              <w:rPr>
+                <w:rFonts w:ascii="Times New Roman" w:hAnsi="Times New Roman" w:eastAsia="Times New Roman"/>
+                <w:color w:val="000000"/>
+                <w:sz w:val="26"/>
+              </w:rPr>
+            </w:r>
           </w:p>
         </w:tc>
       </w:tr>
@@ -3160,6 +4767,11 @@
           </w:tcPr>
           <w:p>
             <w:r>
+              <w:rPr>
+                <w:rFonts w:ascii="Times New Roman" w:hAnsi="Times New Roman" w:eastAsia="Times New Roman"/>
+                <w:color w:val="000000"/>
+                <w:sz w:val="26"/>
+              </w:rPr>
               <w:t>TC-NOTIFICATION-006</w:t>
             </w:r>
           </w:p>
@@ -3170,6 +4782,11 @@
           </w:tcPr>
           <w:p>
             <w:r>
+              <w:rPr>
+                <w:rFonts w:ascii="Times New Roman" w:hAnsi="Times New Roman" w:eastAsia="Times New Roman"/>
+                <w:color w:val="000000"/>
+                <w:sz w:val="26"/>
+              </w:rPr>
               <w:t>5</w:t>
             </w:r>
           </w:p>
@@ -3180,6 +4797,11 @@
           </w:tcPr>
           <w:p>
             <w:r>
+              <w:rPr>
+                <w:rFonts w:ascii="Times New Roman" w:hAnsi="Times New Roman" w:eastAsia="Times New Roman"/>
+                <w:color w:val="000000"/>
+                <w:sz w:val="26"/>
+              </w:rPr>
               <w:t>PASS</w:t>
             </w:r>
           </w:p>
@@ -3190,16 +4812,26 @@
           </w:tcPr>
           <w:p>
             <w:r>
-              <w:t>04/09/2026 01:51:13</w:t>
-            </w:r>
-          </w:p>
-        </w:tc>
-        <w:tc>
-          <w:tcPr>
-            <w:tcW w:type="dxa" w:w="1440"/>
-          </w:tcPr>
-          <w:p>
-            <w:r>
+              <w:rPr>
+                <w:rFonts w:ascii="Times New Roman" w:hAnsi="Times New Roman" w:eastAsia="Times New Roman"/>
+                <w:color w:val="000000"/>
+                <w:sz w:val="26"/>
+              </w:rPr>
+              <w:t>06/09/2026 19:35:09</w:t>
+            </w:r>
+          </w:p>
+        </w:tc>
+        <w:tc>
+          <w:tcPr>
+            <w:tcW w:type="dxa" w:w="1440"/>
+          </w:tcPr>
+          <w:p>
+            <w:r>
+              <w:rPr>
+                <w:rFonts w:ascii="Times New Roman" w:hAnsi="Times New Roman" w:eastAsia="Times New Roman"/>
+                <w:color w:val="000000"/>
+                <w:sz w:val="26"/>
+              </w:rPr>
               <w:t>Doctor lưu hồ sơ bệnh án thành công</w:t>
             </w:r>
           </w:p>
@@ -3209,7 +4841,13 @@
             <w:tcW w:type="dxa" w:w="1440"/>
           </w:tcPr>
           <w:p>
-            <w:r/>
+            <w:r>
+              <w:rPr>
+                <w:rFonts w:ascii="Times New Roman" w:hAnsi="Times New Roman" w:eastAsia="Times New Roman"/>
+                <w:color w:val="000000"/>
+                <w:sz w:val="26"/>
+              </w:rPr>
+            </w:r>
           </w:p>
         </w:tc>
       </w:tr>
@@ -3220,6 +4858,11 @@
           </w:tcPr>
           <w:p>
             <w:r>
+              <w:rPr>
+                <w:rFonts w:ascii="Times New Roman" w:hAnsi="Times New Roman" w:eastAsia="Times New Roman"/>
+                <w:color w:val="000000"/>
+                <w:sz w:val="26"/>
+              </w:rPr>
               <w:t>TC-NOTIFICATION-006</w:t>
             </w:r>
           </w:p>
@@ -3230,6 +4873,11 @@
           </w:tcPr>
           <w:p>
             <w:r>
+              <w:rPr>
+                <w:rFonts w:ascii="Times New Roman" w:hAnsi="Times New Roman" w:eastAsia="Times New Roman"/>
+                <w:color w:val="000000"/>
+                <w:sz w:val="26"/>
+              </w:rPr>
               <w:t>6</w:t>
             </w:r>
           </w:p>
@@ -3240,6 +4888,11 @@
           </w:tcPr>
           <w:p>
             <w:r>
+              <w:rPr>
+                <w:rFonts w:ascii="Times New Roman" w:hAnsi="Times New Roman" w:eastAsia="Times New Roman"/>
+                <w:color w:val="000000"/>
+                <w:sz w:val="26"/>
+              </w:rPr>
               <w:t>PASS</w:t>
             </w:r>
           </w:p>
@@ -3250,16 +4903,26 @@
           </w:tcPr>
           <w:p>
             <w:r>
-              <w:t>04/09/2026 01:51:13</w:t>
-            </w:r>
-          </w:p>
-        </w:tc>
-        <w:tc>
-          <w:tcPr>
-            <w:tcW w:type="dxa" w:w="1440"/>
-          </w:tcPr>
-          <w:p>
-            <w:r>
+              <w:rPr>
+                <w:rFonts w:ascii="Times New Roman" w:hAnsi="Times New Roman" w:eastAsia="Times New Roman"/>
+                <w:color w:val="000000"/>
+                <w:sz w:val="26"/>
+              </w:rPr>
+              <w:t>06/09/2026 19:35:10</w:t>
+            </w:r>
+          </w:p>
+        </w:tc>
+        <w:tc>
+          <w:tcPr>
+            <w:tcW w:type="dxa" w:w="1440"/>
+          </w:tcPr>
+          <w:p>
+            <w:r>
+              <w:rPr>
+                <w:rFonts w:ascii="Times New Roman" w:hAnsi="Times New Roman" w:eastAsia="Times New Roman"/>
+                <w:color w:val="000000"/>
+                <w:sz w:val="26"/>
+              </w:rPr>
               <w:t>Doctor mở form kê đơn thuốc thành công</w:t>
             </w:r>
           </w:p>
@@ -3269,7 +4932,13 @@
             <w:tcW w:type="dxa" w:w="1440"/>
           </w:tcPr>
           <w:p>
-            <w:r/>
+            <w:r>
+              <w:rPr>
+                <w:rFonts w:ascii="Times New Roman" w:hAnsi="Times New Roman" w:eastAsia="Times New Roman"/>
+                <w:color w:val="000000"/>
+                <w:sz w:val="26"/>
+              </w:rPr>
+            </w:r>
           </w:p>
         </w:tc>
       </w:tr>
@@ -3280,6 +4949,11 @@
           </w:tcPr>
           <w:p>
             <w:r>
+              <w:rPr>
+                <w:rFonts w:ascii="Times New Roman" w:hAnsi="Times New Roman" w:eastAsia="Times New Roman"/>
+                <w:color w:val="000000"/>
+                <w:sz w:val="26"/>
+              </w:rPr>
               <w:t>TC-NOTIFICATION-006</w:t>
             </w:r>
           </w:p>
@@ -3290,6 +4964,11 @@
           </w:tcPr>
           <w:p>
             <w:r>
+              <w:rPr>
+                <w:rFonts w:ascii="Times New Roman" w:hAnsi="Times New Roman" w:eastAsia="Times New Roman"/>
+                <w:color w:val="000000"/>
+                <w:sz w:val="26"/>
+              </w:rPr>
               <w:t>7</w:t>
             </w:r>
           </w:p>
@@ -3300,6 +4979,11 @@
           </w:tcPr>
           <w:p>
             <w:r>
+              <w:rPr>
+                <w:rFonts w:ascii="Times New Roman" w:hAnsi="Times New Roman" w:eastAsia="Times New Roman"/>
+                <w:color w:val="000000"/>
+                <w:sz w:val="26"/>
+              </w:rPr>
               <w:t>PASS</w:t>
             </w:r>
           </w:p>
@@ -3310,26 +4994,42 @@
           </w:tcPr>
           <w:p>
             <w:r>
-              <w:t>04/09/2026 01:51:15</w:t>
-            </w:r>
-          </w:p>
-        </w:tc>
-        <w:tc>
-          <w:tcPr>
-            <w:tcW w:type="dxa" w:w="1440"/>
-          </w:tcPr>
-          <w:p>
-            <w:r>
-              <w:t>Doctor tạo và lưu đơn thuốc với 'Selenium Drug Valid 1788105547 - tồn kho: 91 viên' thành công</w:t>
-            </w:r>
-          </w:p>
-        </w:tc>
-        <w:tc>
-          <w:tcPr>
-            <w:tcW w:type="dxa" w:w="1440"/>
-          </w:tcPr>
-          <w:p>
-            <w:r/>
+              <w:rPr>
+                <w:rFonts w:ascii="Times New Roman" w:hAnsi="Times New Roman" w:eastAsia="Times New Roman"/>
+                <w:color w:val="000000"/>
+                <w:sz w:val="26"/>
+              </w:rPr>
+              <w:t>06/09/2026 19:35:11</w:t>
+            </w:r>
+          </w:p>
+        </w:tc>
+        <w:tc>
+          <w:tcPr>
+            <w:tcW w:type="dxa" w:w="1440"/>
+          </w:tcPr>
+          <w:p>
+            <w:r>
+              <w:rPr>
+                <w:rFonts w:ascii="Times New Roman" w:hAnsi="Times New Roman" w:eastAsia="Times New Roman"/>
+                <w:color w:val="000000"/>
+                <w:sz w:val="26"/>
+              </w:rPr>
+              <w:t>Doctor tạo và lưu đơn thuốc với 'Selenium Drug Valid 1788697244 - tồn kho: 107 viên' thành công</w:t>
+            </w:r>
+          </w:p>
+        </w:tc>
+        <w:tc>
+          <w:tcPr>
+            <w:tcW w:type="dxa" w:w="1440"/>
+          </w:tcPr>
+          <w:p>
+            <w:r>
+              <w:rPr>
+                <w:rFonts w:ascii="Times New Roman" w:hAnsi="Times New Roman" w:eastAsia="Times New Roman"/>
+                <w:color w:val="000000"/>
+                <w:sz w:val="26"/>
+              </w:rPr>
+            </w:r>
           </w:p>
         </w:tc>
       </w:tr>
@@ -3340,6 +5040,11 @@
           </w:tcPr>
           <w:p>
             <w:r>
+              <w:rPr>
+                <w:rFonts w:ascii="Times New Roman" w:hAnsi="Times New Roman" w:eastAsia="Times New Roman"/>
+                <w:color w:val="000000"/>
+                <w:sz w:val="26"/>
+              </w:rPr>
               <w:t>TC-NOTIFICATION-006</w:t>
             </w:r>
           </w:p>
@@ -3350,6 +5055,11 @@
           </w:tcPr>
           <w:p>
             <w:r>
+              <w:rPr>
+                <w:rFonts w:ascii="Times New Roman" w:hAnsi="Times New Roman" w:eastAsia="Times New Roman"/>
+                <w:color w:val="000000"/>
+                <w:sz w:val="26"/>
+              </w:rPr>
               <w:t>8</w:t>
             </w:r>
           </w:p>
@@ -3360,6 +5070,11 @@
           </w:tcPr>
           <w:p>
             <w:r>
+              <w:rPr>
+                <w:rFonts w:ascii="Times New Roman" w:hAnsi="Times New Roman" w:eastAsia="Times New Roman"/>
+                <w:color w:val="000000"/>
+                <w:sz w:val="26"/>
+              </w:rPr>
               <w:t>PASS</w:t>
             </w:r>
           </w:p>
@@ -3370,16 +5085,26 @@
           </w:tcPr>
           <w:p>
             <w:r>
-              <w:t>04/09/2026 01:51:21</w:t>
-            </w:r>
-          </w:p>
-        </w:tc>
-        <w:tc>
-          <w:tcPr>
-            <w:tcW w:type="dxa" w:w="1440"/>
-          </w:tcPr>
-          <w:p>
-            <w:r>
+              <w:rPr>
+                <w:rFonts w:ascii="Times New Roman" w:hAnsi="Times New Roman" w:eastAsia="Times New Roman"/>
+                <w:color w:val="000000"/>
+                <w:sz w:val="26"/>
+              </w:rPr>
+              <w:t>06/09/2026 19:35:17</w:t>
+            </w:r>
+          </w:p>
+        </w:tc>
+        <w:tc>
+          <w:tcPr>
+            <w:tcW w:type="dxa" w:w="1440"/>
+          </w:tcPr>
+          <w:p>
+            <w:r>
+              <w:rPr>
+                <w:rFonts w:ascii="Times New Roman" w:hAnsi="Times New Roman" w:eastAsia="Times New Roman"/>
+                <w:color w:val="000000"/>
+                <w:sz w:val="26"/>
+              </w:rPr>
               <w:t>Đăng xuất Doctor và đăng nhập lại Patient thành công</w:t>
             </w:r>
           </w:p>
@@ -3389,7 +5114,13 @@
             <w:tcW w:type="dxa" w:w="1440"/>
           </w:tcPr>
           <w:p>
-            <w:r/>
+            <w:r>
+              <w:rPr>
+                <w:rFonts w:ascii="Times New Roman" w:hAnsi="Times New Roman" w:eastAsia="Times New Roman"/>
+                <w:color w:val="000000"/>
+                <w:sz w:val="26"/>
+              </w:rPr>
+            </w:r>
           </w:p>
         </w:tc>
       </w:tr>
@@ -3400,6 +5131,11 @@
           </w:tcPr>
           <w:p>
             <w:r>
+              <w:rPr>
+                <w:rFonts w:ascii="Times New Roman" w:hAnsi="Times New Roman" w:eastAsia="Times New Roman"/>
+                <w:color w:val="000000"/>
+                <w:sz w:val="26"/>
+              </w:rPr>
               <w:t>TC-NOTIFICATION-006</w:t>
             </w:r>
           </w:p>
@@ -3410,6 +5146,11 @@
           </w:tcPr>
           <w:p>
             <w:r>
+              <w:rPr>
+                <w:rFonts w:ascii="Times New Roman" w:hAnsi="Times New Roman" w:eastAsia="Times New Roman"/>
+                <w:color w:val="000000"/>
+                <w:sz w:val="26"/>
+              </w:rPr>
               <w:t>9</w:t>
             </w:r>
           </w:p>
@@ -3420,6 +5161,11 @@
           </w:tcPr>
           <w:p>
             <w:r>
+              <w:rPr>
+                <w:rFonts w:ascii="Times New Roman" w:hAnsi="Times New Roman" w:eastAsia="Times New Roman"/>
+                <w:color w:val="000000"/>
+                <w:sz w:val="26"/>
+              </w:rPr>
               <w:t>PASS</w:t>
             </w:r>
           </w:p>
@@ -3430,16 +5176,26 @@
           </w:tcPr>
           <w:p>
             <w:r>
-              <w:t>04/09/2026 01:51:21</w:t>
-            </w:r>
-          </w:p>
-        </w:tc>
-        <w:tc>
-          <w:tcPr>
-            <w:tcW w:type="dxa" w:w="1440"/>
-          </w:tcPr>
-          <w:p>
-            <w:r>
+              <w:rPr>
+                <w:rFonts w:ascii="Times New Roman" w:hAnsi="Times New Roman" w:eastAsia="Times New Roman"/>
+                <w:color w:val="000000"/>
+                <w:sz w:val="26"/>
+              </w:rPr>
+              <w:t>06/09/2026 19:35:18</w:t>
+            </w:r>
+          </w:p>
+        </w:tc>
+        <w:tc>
+          <w:tcPr>
+            <w:tcW w:type="dxa" w:w="1440"/>
+          </w:tcPr>
+          <w:p>
+            <w:r>
+              <w:rPr>
+                <w:rFonts w:ascii="Times New Roman" w:hAnsi="Times New Roman" w:eastAsia="Times New Roman"/>
+                <w:color w:val="000000"/>
+                <w:sz w:val="26"/>
+              </w:rPr>
               <w:t>Patient nhận notification đơn thuốc đúng loại, đúng nội dung và đúng định dạng thời gian</w:t>
             </w:r>
           </w:p>
@@ -3449,7 +5205,13 @@
             <w:tcW w:type="dxa" w:w="1440"/>
           </w:tcPr>
           <w:p>
-            <w:r/>
+            <w:r>
+              <w:rPr>
+                <w:rFonts w:ascii="Times New Roman" w:hAnsi="Times New Roman" w:eastAsia="Times New Roman"/>
+                <w:color w:val="000000"/>
+                <w:sz w:val="26"/>
+              </w:rPr>
+            </w:r>
           </w:p>
         </w:tc>
       </w:tr>
@@ -3460,6 +5222,11 @@
           </w:tcPr>
           <w:p>
             <w:r>
+              <w:rPr>
+                <w:rFonts w:ascii="Times New Roman" w:hAnsi="Times New Roman" w:eastAsia="Times New Roman"/>
+                <w:color w:val="000000"/>
+                <w:sz w:val="26"/>
+              </w:rPr>
               <w:t>TC-NOTIFICATION-007</w:t>
             </w:r>
           </w:p>
@@ -3470,6 +5237,11 @@
           </w:tcPr>
           <w:p>
             <w:r>
+              <w:rPr>
+                <w:rFonts w:ascii="Times New Roman" w:hAnsi="Times New Roman" w:eastAsia="Times New Roman"/>
+                <w:color w:val="000000"/>
+                <w:sz w:val="26"/>
+              </w:rPr>
               <w:t>1</w:t>
             </w:r>
           </w:p>
@@ -3480,6 +5252,11 @@
           </w:tcPr>
           <w:p>
             <w:r>
+              <w:rPr>
+                <w:rFonts w:ascii="Times New Roman" w:hAnsi="Times New Roman" w:eastAsia="Times New Roman"/>
+                <w:color w:val="000000"/>
+                <w:sz w:val="26"/>
+              </w:rPr>
               <w:t>PASS</w:t>
             </w:r>
           </w:p>
@@ -3490,26 +5267,42 @@
           </w:tcPr>
           <w:p>
             <w:r>
-              <w:t>04/09/2026 01:51:59</w:t>
-            </w:r>
-          </w:p>
-        </w:tc>
-        <w:tc>
-          <w:tcPr>
-            <w:tcW w:type="dxa" w:w="1440"/>
-          </w:tcPr>
-          <w:p>
-            <w:r>
-              <w:t>Chuẩn bị appointment #467, Admin xác nhận và Doctor tạo hồ sơ bệnh án thành công</w:t>
-            </w:r>
-          </w:p>
-        </w:tc>
-        <w:tc>
-          <w:tcPr>
-            <w:tcW w:type="dxa" w:w="1440"/>
-          </w:tcPr>
-          <w:p>
-            <w:r/>
+              <w:rPr>
+                <w:rFonts w:ascii="Times New Roman" w:hAnsi="Times New Roman" w:eastAsia="Times New Roman"/>
+                <w:color w:val="000000"/>
+                <w:sz w:val="26"/>
+              </w:rPr>
+              <w:t>06/09/2026 19:35:56</w:t>
+            </w:r>
+          </w:p>
+        </w:tc>
+        <w:tc>
+          <w:tcPr>
+            <w:tcW w:type="dxa" w:w="1440"/>
+          </w:tcPr>
+          <w:p>
+            <w:r>
+              <w:rPr>
+                <w:rFonts w:ascii="Times New Roman" w:hAnsi="Times New Roman" w:eastAsia="Times New Roman"/>
+                <w:color w:val="000000"/>
+                <w:sz w:val="26"/>
+              </w:rPr>
+              <w:t>Chuẩn bị appointment #500, Admin xác nhận và Doctor tạo hồ sơ bệnh án thành công</w:t>
+            </w:r>
+          </w:p>
+        </w:tc>
+        <w:tc>
+          <w:tcPr>
+            <w:tcW w:type="dxa" w:w="1440"/>
+          </w:tcPr>
+          <w:p>
+            <w:r>
+              <w:rPr>
+                <w:rFonts w:ascii="Times New Roman" w:hAnsi="Times New Roman" w:eastAsia="Times New Roman"/>
+                <w:color w:val="000000"/>
+                <w:sz w:val="26"/>
+              </w:rPr>
+            </w:r>
           </w:p>
         </w:tc>
       </w:tr>
@@ -3520,6 +5313,11 @@
           </w:tcPr>
           <w:p>
             <w:r>
+              <w:rPr>
+                <w:rFonts w:ascii="Times New Roman" w:hAnsi="Times New Roman" w:eastAsia="Times New Roman"/>
+                <w:color w:val="000000"/>
+                <w:sz w:val="26"/>
+              </w:rPr>
               <w:t>TC-NOTIFICATION-007</w:t>
             </w:r>
           </w:p>
@@ -3530,6 +5328,11 @@
           </w:tcPr>
           <w:p>
             <w:r>
+              <w:rPr>
+                <w:rFonts w:ascii="Times New Roman" w:hAnsi="Times New Roman" w:eastAsia="Times New Roman"/>
+                <w:color w:val="000000"/>
+                <w:sz w:val="26"/>
+              </w:rPr>
               <w:t>2</w:t>
             </w:r>
           </w:p>
@@ -3540,6 +5343,11 @@
           </w:tcPr>
           <w:p>
             <w:r>
+              <w:rPr>
+                <w:rFonts w:ascii="Times New Roman" w:hAnsi="Times New Roman" w:eastAsia="Times New Roman"/>
+                <w:color w:val="000000"/>
+                <w:sz w:val="26"/>
+              </w:rPr>
               <w:t>PASS</w:t>
             </w:r>
           </w:p>
@@ -3550,16 +5358,26 @@
           </w:tcPr>
           <w:p>
             <w:r>
-              <w:t>04/09/2026 01:51:59</w:t>
-            </w:r>
-          </w:p>
-        </w:tc>
-        <w:tc>
-          <w:tcPr>
-            <w:tcW w:type="dxa" w:w="1440"/>
-          </w:tcPr>
-          <w:p>
-            <w:r>
+              <w:rPr>
+                <w:rFonts w:ascii="Times New Roman" w:hAnsi="Times New Roman" w:eastAsia="Times New Roman"/>
+                <w:color w:val="000000"/>
+                <w:sz w:val="26"/>
+              </w:rPr>
+              <w:t>06/09/2026 19:35:56</w:t>
+            </w:r>
+          </w:p>
+        </w:tc>
+        <w:tc>
+          <w:tcPr>
+            <w:tcW w:type="dxa" w:w="1440"/>
+          </w:tcPr>
+          <w:p>
+            <w:r>
+              <w:rPr>
+                <w:rFonts w:ascii="Times New Roman" w:hAnsi="Times New Roman" w:eastAsia="Times New Roman"/>
+                <w:color w:val="000000"/>
+                <w:sz w:val="26"/>
+              </w:rPr>
               <w:t>Doctor đang đăng nhập và truy cập được hồ sơ bệnh án</w:t>
             </w:r>
           </w:p>
@@ -3569,7 +5387,13 @@
             <w:tcW w:type="dxa" w:w="1440"/>
           </w:tcPr>
           <w:p>
-            <w:r/>
+            <w:r>
+              <w:rPr>
+                <w:rFonts w:ascii="Times New Roman" w:hAnsi="Times New Roman" w:eastAsia="Times New Roman"/>
+                <w:color w:val="000000"/>
+                <w:sz w:val="26"/>
+              </w:rPr>
+            </w:r>
           </w:p>
         </w:tc>
       </w:tr>
@@ -3580,6 +5404,11 @@
           </w:tcPr>
           <w:p>
             <w:r>
+              <w:rPr>
+                <w:rFonts w:ascii="Times New Roman" w:hAnsi="Times New Roman" w:eastAsia="Times New Roman"/>
+                <w:color w:val="000000"/>
+                <w:sz w:val="26"/>
+              </w:rPr>
               <w:t>TC-NOTIFICATION-007</w:t>
             </w:r>
           </w:p>
@@ -3590,6 +5419,11 @@
           </w:tcPr>
           <w:p>
             <w:r>
+              <w:rPr>
+                <w:rFonts w:ascii="Times New Roman" w:hAnsi="Times New Roman" w:eastAsia="Times New Roman"/>
+                <w:color w:val="000000"/>
+                <w:sz w:val="26"/>
+              </w:rPr>
               <w:t>3</w:t>
             </w:r>
           </w:p>
@@ -3600,6 +5434,11 @@
           </w:tcPr>
           <w:p>
             <w:r>
+              <w:rPr>
+                <w:rFonts w:ascii="Times New Roman" w:hAnsi="Times New Roman" w:eastAsia="Times New Roman"/>
+                <w:color w:val="000000"/>
+                <w:sz w:val="26"/>
+              </w:rPr>
               <w:t>PASS</w:t>
             </w:r>
           </w:p>
@@ -3610,26 +5449,42 @@
           </w:tcPr>
           <w:p>
             <w:r>
-              <w:t>04/09/2026 01:52:00</w:t>
-            </w:r>
-          </w:p>
-        </w:tc>
-        <w:tc>
-          <w:tcPr>
-            <w:tcW w:type="dxa" w:w="1440"/>
-          </w:tcPr>
-          <w:p>
-            <w:r>
-              <w:t>Mở hồ sơ bệnh án của appointment #467 thành công</w:t>
-            </w:r>
-          </w:p>
-        </w:tc>
-        <w:tc>
-          <w:tcPr>
-            <w:tcW w:type="dxa" w:w="1440"/>
-          </w:tcPr>
-          <w:p>
-            <w:r/>
+              <w:rPr>
+                <w:rFonts w:ascii="Times New Roman" w:hAnsi="Times New Roman" w:eastAsia="Times New Roman"/>
+                <w:color w:val="000000"/>
+                <w:sz w:val="26"/>
+              </w:rPr>
+              <w:t>06/09/2026 19:35:56</w:t>
+            </w:r>
+          </w:p>
+        </w:tc>
+        <w:tc>
+          <w:tcPr>
+            <w:tcW w:type="dxa" w:w="1440"/>
+          </w:tcPr>
+          <w:p>
+            <w:r>
+              <w:rPr>
+                <w:rFonts w:ascii="Times New Roman" w:hAnsi="Times New Roman" w:eastAsia="Times New Roman"/>
+                <w:color w:val="000000"/>
+                <w:sz w:val="26"/>
+              </w:rPr>
+              <w:t>Mở hồ sơ bệnh án của appointment #500 thành công</w:t>
+            </w:r>
+          </w:p>
+        </w:tc>
+        <w:tc>
+          <w:tcPr>
+            <w:tcW w:type="dxa" w:w="1440"/>
+          </w:tcPr>
+          <w:p>
+            <w:r>
+              <w:rPr>
+                <w:rFonts w:ascii="Times New Roman" w:hAnsi="Times New Roman" w:eastAsia="Times New Roman"/>
+                <w:color w:val="000000"/>
+                <w:sz w:val="26"/>
+              </w:rPr>
+            </w:r>
           </w:p>
         </w:tc>
       </w:tr>
@@ -3640,6 +5495,11 @@
           </w:tcPr>
           <w:p>
             <w:r>
+              <w:rPr>
+                <w:rFonts w:ascii="Times New Roman" w:hAnsi="Times New Roman" w:eastAsia="Times New Roman"/>
+                <w:color w:val="000000"/>
+                <w:sz w:val="26"/>
+              </w:rPr>
               <w:t>TC-NOTIFICATION-007</w:t>
             </w:r>
           </w:p>
@@ -3650,6 +5510,11 @@
           </w:tcPr>
           <w:p>
             <w:r>
+              <w:rPr>
+                <w:rFonts w:ascii="Times New Roman" w:hAnsi="Times New Roman" w:eastAsia="Times New Roman"/>
+                <w:color w:val="000000"/>
+                <w:sz w:val="26"/>
+              </w:rPr>
               <w:t>4</w:t>
             </w:r>
           </w:p>
@@ -3660,6 +5525,11 @@
           </w:tcPr>
           <w:p>
             <w:r>
+              <w:rPr>
+                <w:rFonts w:ascii="Times New Roman" w:hAnsi="Times New Roman" w:eastAsia="Times New Roman"/>
+                <w:color w:val="000000"/>
+                <w:sz w:val="26"/>
+              </w:rPr>
               <w:t>PASS</w:t>
             </w:r>
           </w:p>
@@ -3670,16 +5540,26 @@
           </w:tcPr>
           <w:p>
             <w:r>
-              <w:t>04/09/2026 01:52:00</w:t>
-            </w:r>
-          </w:p>
-        </w:tc>
-        <w:tc>
-          <w:tcPr>
-            <w:tcW w:type="dxa" w:w="1440"/>
-          </w:tcPr>
-          <w:p>
-            <w:r>
+              <w:rPr>
+                <w:rFonts w:ascii="Times New Roman" w:hAnsi="Times New Roman" w:eastAsia="Times New Roman"/>
+                <w:color w:val="000000"/>
+                <w:sz w:val="26"/>
+              </w:rPr>
+              <w:t>06/09/2026 19:35:57</w:t>
+            </w:r>
+          </w:p>
+        </w:tc>
+        <w:tc>
+          <w:tcPr>
+            <w:tcW w:type="dxa" w:w="1440"/>
+          </w:tcPr>
+          <w:p>
+            <w:r>
+              <w:rPr>
+                <w:rFonts w:ascii="Times New Roman" w:hAnsi="Times New Roman" w:eastAsia="Times New Roman"/>
+                <w:color w:val="000000"/>
+                <w:sz w:val="26"/>
+              </w:rPr>
               <w:t>Mở phần Xét nghiệm thành công</w:t>
             </w:r>
           </w:p>
@@ -3689,7 +5569,13 @@
             <w:tcW w:type="dxa" w:w="1440"/>
           </w:tcPr>
           <w:p>
-            <w:r/>
+            <w:r>
+              <w:rPr>
+                <w:rFonts w:ascii="Times New Roman" w:hAnsi="Times New Roman" w:eastAsia="Times New Roman"/>
+                <w:color w:val="000000"/>
+                <w:sz w:val="26"/>
+              </w:rPr>
+            </w:r>
           </w:p>
         </w:tc>
       </w:tr>
@@ -3700,6 +5586,11 @@
           </w:tcPr>
           <w:p>
             <w:r>
+              <w:rPr>
+                <w:rFonts w:ascii="Times New Roman" w:hAnsi="Times New Roman" w:eastAsia="Times New Roman"/>
+                <w:color w:val="000000"/>
+                <w:sz w:val="26"/>
+              </w:rPr>
               <w:t>TC-NOTIFICATION-007</w:t>
             </w:r>
           </w:p>
@@ -3710,6 +5601,11 @@
           </w:tcPr>
           <w:p>
             <w:r>
+              <w:rPr>
+                <w:rFonts w:ascii="Times New Roman" w:hAnsi="Times New Roman" w:eastAsia="Times New Roman"/>
+                <w:color w:val="000000"/>
+                <w:sz w:val="26"/>
+              </w:rPr>
               <w:t>5</w:t>
             </w:r>
           </w:p>
@@ -3720,6 +5616,11 @@
           </w:tcPr>
           <w:p>
             <w:r>
+              <w:rPr>
+                <w:rFonts w:ascii="Times New Roman" w:hAnsi="Times New Roman" w:eastAsia="Times New Roman"/>
+                <w:color w:val="000000"/>
+                <w:sz w:val="26"/>
+              </w:rPr>
               <w:t>PASS</w:t>
             </w:r>
           </w:p>
@@ -3730,26 +5631,42 @@
           </w:tcPr>
           <w:p>
             <w:r>
-              <w:t>04/09/2026 01:52:01</w:t>
-            </w:r>
-          </w:p>
-        </w:tc>
-        <w:tc>
-          <w:tcPr>
-            <w:tcW w:type="dxa" w:w="1440"/>
-          </w:tcPr>
-          <w:p>
-            <w:r>
-              <w:t>Nhập xét nghiệm 'Xet nghiem mau TC-NOTIFICATION-007-1788461518' và kết quả hợp lệ</w:t>
-            </w:r>
-          </w:p>
-        </w:tc>
-        <w:tc>
-          <w:tcPr>
-            <w:tcW w:type="dxa" w:w="1440"/>
-          </w:tcPr>
-          <w:p>
-            <w:r/>
+              <w:rPr>
+                <w:rFonts w:ascii="Times New Roman" w:hAnsi="Times New Roman" w:eastAsia="Times New Roman"/>
+                <w:color w:val="000000"/>
+                <w:sz w:val="26"/>
+              </w:rPr>
+              <w:t>06/09/2026 19:35:57</w:t>
+            </w:r>
+          </w:p>
+        </w:tc>
+        <w:tc>
+          <w:tcPr>
+            <w:tcW w:type="dxa" w:w="1440"/>
+          </w:tcPr>
+          <w:p>
+            <w:r>
+              <w:rPr>
+                <w:rFonts w:ascii="Times New Roman" w:hAnsi="Times New Roman" w:eastAsia="Times New Roman"/>
+                <w:color w:val="000000"/>
+                <w:sz w:val="26"/>
+              </w:rPr>
+              <w:t>Nhập xét nghiệm 'Xet nghiem mau TC-NOTIFICATION-007-1788698155' và kết quả hợp lệ</w:t>
+            </w:r>
+          </w:p>
+        </w:tc>
+        <w:tc>
+          <w:tcPr>
+            <w:tcW w:type="dxa" w:w="1440"/>
+          </w:tcPr>
+          <w:p>
+            <w:r>
+              <w:rPr>
+                <w:rFonts w:ascii="Times New Roman" w:hAnsi="Times New Roman" w:eastAsia="Times New Roman"/>
+                <w:color w:val="000000"/>
+                <w:sz w:val="26"/>
+              </w:rPr>
+            </w:r>
           </w:p>
         </w:tc>
       </w:tr>
@@ -3760,6 +5677,11 @@
           </w:tcPr>
           <w:p>
             <w:r>
+              <w:rPr>
+                <w:rFonts w:ascii="Times New Roman" w:hAnsi="Times New Roman" w:eastAsia="Times New Roman"/>
+                <w:color w:val="000000"/>
+                <w:sz w:val="26"/>
+              </w:rPr>
               <w:t>TC-NOTIFICATION-007</w:t>
             </w:r>
           </w:p>
@@ -3770,6 +5692,11 @@
           </w:tcPr>
           <w:p>
             <w:r>
+              <w:rPr>
+                <w:rFonts w:ascii="Times New Roman" w:hAnsi="Times New Roman" w:eastAsia="Times New Roman"/>
+                <w:color w:val="000000"/>
+                <w:sz w:val="26"/>
+              </w:rPr>
               <w:t>6</w:t>
             </w:r>
           </w:p>
@@ -3780,6 +5707,11 @@
           </w:tcPr>
           <w:p>
             <w:r>
+              <w:rPr>
+                <w:rFonts w:ascii="Times New Roman" w:hAnsi="Times New Roman" w:eastAsia="Times New Roman"/>
+                <w:color w:val="000000"/>
+                <w:sz w:val="26"/>
+              </w:rPr>
               <w:t>PASS</w:t>
             </w:r>
           </w:p>
@@ -3790,26 +5722,42 @@
           </w:tcPr>
           <w:p>
             <w:r>
-              <w:t>04/09/2026 01:52:01</w:t>
-            </w:r>
-          </w:p>
-        </w:tc>
-        <w:tc>
-          <w:tcPr>
-            <w:tcW w:type="dxa" w:w="1440"/>
-          </w:tcPr>
-          <w:p>
-            <w:r>
-              <w:t>Lưu kết quả xét nghiệm 'Xet nghiem mau TC-NOTIFICATION-007-1788461518' thành công</w:t>
-            </w:r>
-          </w:p>
-        </w:tc>
-        <w:tc>
-          <w:tcPr>
-            <w:tcW w:type="dxa" w:w="1440"/>
-          </w:tcPr>
-          <w:p>
-            <w:r/>
+              <w:rPr>
+                <w:rFonts w:ascii="Times New Roman" w:hAnsi="Times New Roman" w:eastAsia="Times New Roman"/>
+                <w:color w:val="000000"/>
+                <w:sz w:val="26"/>
+              </w:rPr>
+              <w:t>06/09/2026 19:35:58</w:t>
+            </w:r>
+          </w:p>
+        </w:tc>
+        <w:tc>
+          <w:tcPr>
+            <w:tcW w:type="dxa" w:w="1440"/>
+          </w:tcPr>
+          <w:p>
+            <w:r>
+              <w:rPr>
+                <w:rFonts w:ascii="Times New Roman" w:hAnsi="Times New Roman" w:eastAsia="Times New Roman"/>
+                <w:color w:val="000000"/>
+                <w:sz w:val="26"/>
+              </w:rPr>
+              <w:t>Lưu kết quả xét nghiệm 'Xet nghiem mau TC-NOTIFICATION-007-1788698155' thành công</w:t>
+            </w:r>
+          </w:p>
+        </w:tc>
+        <w:tc>
+          <w:tcPr>
+            <w:tcW w:type="dxa" w:w="1440"/>
+          </w:tcPr>
+          <w:p>
+            <w:r>
+              <w:rPr>
+                <w:rFonts w:ascii="Times New Roman" w:hAnsi="Times New Roman" w:eastAsia="Times New Roman"/>
+                <w:color w:val="000000"/>
+                <w:sz w:val="26"/>
+              </w:rPr>
+            </w:r>
           </w:p>
         </w:tc>
       </w:tr>
@@ -3820,6 +5768,11 @@
           </w:tcPr>
           <w:p>
             <w:r>
+              <w:rPr>
+                <w:rFonts w:ascii="Times New Roman" w:hAnsi="Times New Roman" w:eastAsia="Times New Roman"/>
+                <w:color w:val="000000"/>
+                <w:sz w:val="26"/>
+              </w:rPr>
               <w:t>TC-NOTIFICATION-007</w:t>
             </w:r>
           </w:p>
@@ -3830,6 +5783,11 @@
           </w:tcPr>
           <w:p>
             <w:r>
+              <w:rPr>
+                <w:rFonts w:ascii="Times New Roman" w:hAnsi="Times New Roman" w:eastAsia="Times New Roman"/>
+                <w:color w:val="000000"/>
+                <w:sz w:val="26"/>
+              </w:rPr>
               <w:t>7</w:t>
             </w:r>
           </w:p>
@@ -3840,6 +5798,11 @@
           </w:tcPr>
           <w:p>
             <w:r>
+              <w:rPr>
+                <w:rFonts w:ascii="Times New Roman" w:hAnsi="Times New Roman" w:eastAsia="Times New Roman"/>
+                <w:color w:val="000000"/>
+                <w:sz w:val="26"/>
+              </w:rPr>
               <w:t>PASS</w:t>
             </w:r>
           </w:p>
@@ -3850,16 +5813,26 @@
           </w:tcPr>
           <w:p>
             <w:r>
-              <w:t>04/09/2026 01:52:07</w:t>
-            </w:r>
-          </w:p>
-        </w:tc>
-        <w:tc>
-          <w:tcPr>
-            <w:tcW w:type="dxa" w:w="1440"/>
-          </w:tcPr>
-          <w:p>
-            <w:r>
+              <w:rPr>
+                <w:rFonts w:ascii="Times New Roman" w:hAnsi="Times New Roman" w:eastAsia="Times New Roman"/>
+                <w:color w:val="000000"/>
+                <w:sz w:val="26"/>
+              </w:rPr>
+              <w:t>06/09/2026 19:36:04</w:t>
+            </w:r>
+          </w:p>
+        </w:tc>
+        <w:tc>
+          <w:tcPr>
+            <w:tcW w:type="dxa" w:w="1440"/>
+          </w:tcPr>
+          <w:p>
+            <w:r>
+              <w:rPr>
+                <w:rFonts w:ascii="Times New Roman" w:hAnsi="Times New Roman" w:eastAsia="Times New Roman"/>
+                <w:color w:val="000000"/>
+                <w:sz w:val="26"/>
+              </w:rPr>
               <w:t>Đăng xuất Doctor và đăng nhập lại Patient thành công</w:t>
             </w:r>
           </w:p>
@@ -3869,7 +5842,13 @@
             <w:tcW w:type="dxa" w:w="1440"/>
           </w:tcPr>
           <w:p>
-            <w:r/>
+            <w:r>
+              <w:rPr>
+                <w:rFonts w:ascii="Times New Roman" w:hAnsi="Times New Roman" w:eastAsia="Times New Roman"/>
+                <w:color w:val="000000"/>
+                <w:sz w:val="26"/>
+              </w:rPr>
+            </w:r>
           </w:p>
         </w:tc>
       </w:tr>
@@ -3880,6 +5859,11 @@
           </w:tcPr>
           <w:p>
             <w:r>
+              <w:rPr>
+                <w:rFonts w:ascii="Times New Roman" w:hAnsi="Times New Roman" w:eastAsia="Times New Roman"/>
+                <w:color w:val="000000"/>
+                <w:sz w:val="26"/>
+              </w:rPr>
               <w:t>TC-NOTIFICATION-007</w:t>
             </w:r>
           </w:p>
@@ -3890,6 +5874,11 @@
           </w:tcPr>
           <w:p>
             <w:r>
+              <w:rPr>
+                <w:rFonts w:ascii="Times New Roman" w:hAnsi="Times New Roman" w:eastAsia="Times New Roman"/>
+                <w:color w:val="000000"/>
+                <w:sz w:val="26"/>
+              </w:rPr>
               <w:t>8</w:t>
             </w:r>
           </w:p>
@@ -3900,6 +5889,11 @@
           </w:tcPr>
           <w:p>
             <w:r>
+              <w:rPr>
+                <w:rFonts w:ascii="Times New Roman" w:hAnsi="Times New Roman" w:eastAsia="Times New Roman"/>
+                <w:color w:val="000000"/>
+                <w:sz w:val="26"/>
+              </w:rPr>
               <w:t>PASS</w:t>
             </w:r>
           </w:p>
@@ -3910,16 +5904,26 @@
           </w:tcPr>
           <w:p>
             <w:r>
-              <w:t>04/09/2026 01:52:08</w:t>
-            </w:r>
-          </w:p>
-        </w:tc>
-        <w:tc>
-          <w:tcPr>
-            <w:tcW w:type="dxa" w:w="1440"/>
-          </w:tcPr>
-          <w:p>
-            <w:r>
+              <w:rPr>
+                <w:rFonts w:ascii="Times New Roman" w:hAnsi="Times New Roman" w:eastAsia="Times New Roman"/>
+                <w:color w:val="000000"/>
+                <w:sz w:val="26"/>
+              </w:rPr>
+              <w:t>06/09/2026 19:36:04</w:t>
+            </w:r>
+          </w:p>
+        </w:tc>
+        <w:tc>
+          <w:tcPr>
+            <w:tcW w:type="dxa" w:w="1440"/>
+          </w:tcPr>
+          <w:p>
+            <w:r>
+              <w:rPr>
+                <w:rFonts w:ascii="Times New Roman" w:hAnsi="Times New Roman" w:eastAsia="Times New Roman"/>
+                <w:color w:val="000000"/>
+                <w:sz w:val="26"/>
+              </w:rPr>
               <w:t>Patient mở trang Thông báo thành công</w:t>
             </w:r>
           </w:p>
@@ -3929,7 +5933,13 @@
             <w:tcW w:type="dxa" w:w="1440"/>
           </w:tcPr>
           <w:p>
-            <w:r/>
+            <w:r>
+              <w:rPr>
+                <w:rFonts w:ascii="Times New Roman" w:hAnsi="Times New Roman" w:eastAsia="Times New Roman"/>
+                <w:color w:val="000000"/>
+                <w:sz w:val="26"/>
+              </w:rPr>
+            </w:r>
           </w:p>
         </w:tc>
       </w:tr>
@@ -3940,6 +5950,11 @@
           </w:tcPr>
           <w:p>
             <w:r>
+              <w:rPr>
+                <w:rFonts w:ascii="Times New Roman" w:hAnsi="Times New Roman" w:eastAsia="Times New Roman"/>
+                <w:color w:val="000000"/>
+                <w:sz w:val="26"/>
+              </w:rPr>
               <w:t>TC-NOTIFICATION-007</w:t>
             </w:r>
           </w:p>
@@ -3950,6 +5965,11 @@
           </w:tcPr>
           <w:p>
             <w:r>
+              <w:rPr>
+                <w:rFonts w:ascii="Times New Roman" w:hAnsi="Times New Roman" w:eastAsia="Times New Roman"/>
+                <w:color w:val="000000"/>
+                <w:sz w:val="26"/>
+              </w:rPr>
               <w:t>9</w:t>
             </w:r>
           </w:p>
@@ -3960,6 +5980,11 @@
           </w:tcPr>
           <w:p>
             <w:r>
+              <w:rPr>
+                <w:rFonts w:ascii="Times New Roman" w:hAnsi="Times New Roman" w:eastAsia="Times New Roman"/>
+                <w:color w:val="000000"/>
+                <w:sz w:val="26"/>
+              </w:rPr>
               <w:t>PASS</w:t>
             </w:r>
           </w:p>
@@ -3970,26 +5995,42 @@
           </w:tcPr>
           <w:p>
             <w:r>
-              <w:t>04/09/2026 01:52:08</w:t>
-            </w:r>
-          </w:p>
-        </w:tc>
-        <w:tc>
-          <w:tcPr>
-            <w:tcW w:type="dxa" w:w="1440"/>
-          </w:tcPr>
-          <w:p>
-            <w:r>
-              <w:t>Patient nhận notification cho xét nghiệm 'Xet nghiem mau TC-NOTIFICATION-007-1788461518' đúng loại, nội dung và thời gian</w:t>
-            </w:r>
-          </w:p>
-        </w:tc>
-        <w:tc>
-          <w:tcPr>
-            <w:tcW w:type="dxa" w:w="1440"/>
-          </w:tcPr>
-          <w:p>
-            <w:r/>
+              <w:rPr>
+                <w:rFonts w:ascii="Times New Roman" w:hAnsi="Times New Roman" w:eastAsia="Times New Roman"/>
+                <w:color w:val="000000"/>
+                <w:sz w:val="26"/>
+              </w:rPr>
+              <w:t>06/09/2026 19:36:04</w:t>
+            </w:r>
+          </w:p>
+        </w:tc>
+        <w:tc>
+          <w:tcPr>
+            <w:tcW w:type="dxa" w:w="1440"/>
+          </w:tcPr>
+          <w:p>
+            <w:r>
+              <w:rPr>
+                <w:rFonts w:ascii="Times New Roman" w:hAnsi="Times New Roman" w:eastAsia="Times New Roman"/>
+                <w:color w:val="000000"/>
+                <w:sz w:val="26"/>
+              </w:rPr>
+              <w:t>Patient nhận notification cho xét nghiệm 'Xet nghiem mau TC-NOTIFICATION-007-1788698155' đúng loại, nội dung và thời gian</w:t>
+            </w:r>
+          </w:p>
+        </w:tc>
+        <w:tc>
+          <w:tcPr>
+            <w:tcW w:type="dxa" w:w="1440"/>
+          </w:tcPr>
+          <w:p>
+            <w:r>
+              <w:rPr>
+                <w:rFonts w:ascii="Times New Roman" w:hAnsi="Times New Roman" w:eastAsia="Times New Roman"/>
+                <w:color w:val="000000"/>
+                <w:sz w:val="26"/>
+              </w:rPr>
+            </w:r>
           </w:p>
         </w:tc>
       </w:tr>
@@ -4000,6 +6041,11 @@
           </w:tcPr>
           <w:p>
             <w:r>
+              <w:rPr>
+                <w:rFonts w:ascii="Times New Roman" w:hAnsi="Times New Roman" w:eastAsia="Times New Roman"/>
+                <w:color w:val="000000"/>
+                <w:sz w:val="26"/>
+              </w:rPr>
               <w:t>TC-NOTIFICATION-008</w:t>
             </w:r>
           </w:p>
@@ -4010,6 +6056,11 @@
           </w:tcPr>
           <w:p>
             <w:r>
+              <w:rPr>
+                <w:rFonts w:ascii="Times New Roman" w:hAnsi="Times New Roman" w:eastAsia="Times New Roman"/>
+                <w:color w:val="000000"/>
+                <w:sz w:val="26"/>
+              </w:rPr>
               <w:t>1</w:t>
             </w:r>
           </w:p>
@@ -4020,6 +6071,11 @@
           </w:tcPr>
           <w:p>
             <w:r>
+              <w:rPr>
+                <w:rFonts w:ascii="Times New Roman" w:hAnsi="Times New Roman" w:eastAsia="Times New Roman"/>
+                <w:color w:val="000000"/>
+                <w:sz w:val="26"/>
+              </w:rPr>
               <w:t>PASS</w:t>
             </w:r>
           </w:p>
@@ -4030,26 +6086,42 @@
           </w:tcPr>
           <w:p>
             <w:r>
-              <w:t>04/09/2026 01:52:48</w:t>
-            </w:r>
-          </w:p>
-        </w:tc>
-        <w:tc>
-          <w:tcPr>
-            <w:tcW w:type="dxa" w:w="1440"/>
-          </w:tcPr>
-          <w:p>
-            <w:r>
-              <w:t>Chuẩn bị appointment #468, hồ sơ bệnh án và đơn thuốc thứ nhất thành công</w:t>
-            </w:r>
-          </w:p>
-        </w:tc>
-        <w:tc>
-          <w:tcPr>
-            <w:tcW w:type="dxa" w:w="1440"/>
-          </w:tcPr>
-          <w:p>
-            <w:r/>
+              <w:rPr>
+                <w:rFonts w:ascii="Times New Roman" w:hAnsi="Times New Roman" w:eastAsia="Times New Roman"/>
+                <w:color w:val="000000"/>
+                <w:sz w:val="26"/>
+              </w:rPr>
+              <w:t>06/09/2026 19:36:44</w:t>
+            </w:r>
+          </w:p>
+        </w:tc>
+        <w:tc>
+          <w:tcPr>
+            <w:tcW w:type="dxa" w:w="1440"/>
+          </w:tcPr>
+          <w:p>
+            <w:r>
+              <w:rPr>
+                <w:rFonts w:ascii="Times New Roman" w:hAnsi="Times New Roman" w:eastAsia="Times New Roman"/>
+                <w:color w:val="000000"/>
+                <w:sz w:val="26"/>
+              </w:rPr>
+              <w:t>Chuẩn bị appointment #501, hồ sơ bệnh án và đơn thuốc thứ nhất thành công</w:t>
+            </w:r>
+          </w:p>
+        </w:tc>
+        <w:tc>
+          <w:tcPr>
+            <w:tcW w:type="dxa" w:w="1440"/>
+          </w:tcPr>
+          <w:p>
+            <w:r>
+              <w:rPr>
+                <w:rFonts w:ascii="Times New Roman" w:hAnsi="Times New Roman" w:eastAsia="Times New Roman"/>
+                <w:color w:val="000000"/>
+                <w:sz w:val="26"/>
+              </w:rPr>
+            </w:r>
           </w:p>
         </w:tc>
       </w:tr>
@@ -4060,6 +6132,11 @@
           </w:tcPr>
           <w:p>
             <w:r>
+              <w:rPr>
+                <w:rFonts w:ascii="Times New Roman" w:hAnsi="Times New Roman" w:eastAsia="Times New Roman"/>
+                <w:color w:val="000000"/>
+                <w:sz w:val="26"/>
+              </w:rPr>
               <w:t>TC-NOTIFICATION-008</w:t>
             </w:r>
           </w:p>
@@ -4070,6 +6147,11 @@
           </w:tcPr>
           <w:p>
             <w:r>
+              <w:rPr>
+                <w:rFonts w:ascii="Times New Roman" w:hAnsi="Times New Roman" w:eastAsia="Times New Roman"/>
+                <w:color w:val="000000"/>
+                <w:sz w:val="26"/>
+              </w:rPr>
               <w:t>2</w:t>
             </w:r>
           </w:p>
@@ -4080,6 +6162,11 @@
           </w:tcPr>
           <w:p>
             <w:r>
+              <w:rPr>
+                <w:rFonts w:ascii="Times New Roman" w:hAnsi="Times New Roman" w:eastAsia="Times New Roman"/>
+                <w:color w:val="000000"/>
+                <w:sz w:val="26"/>
+              </w:rPr>
               <w:t>PASS</w:t>
             </w:r>
           </w:p>
@@ -4090,16 +6177,26 @@
           </w:tcPr>
           <w:p>
             <w:r>
-              <w:t>04/09/2026 01:52:54</w:t>
-            </w:r>
-          </w:p>
-        </w:tc>
-        <w:tc>
-          <w:tcPr>
-            <w:tcW w:type="dxa" w:w="1440"/>
-          </w:tcPr>
-          <w:p>
-            <w:r>
+              <w:rPr>
+                <w:rFonts w:ascii="Times New Roman" w:hAnsi="Times New Roman" w:eastAsia="Times New Roman"/>
+                <w:color w:val="000000"/>
+                <w:sz w:val="26"/>
+              </w:rPr>
+              <w:t>06/09/2026 19:36:51</w:t>
+            </w:r>
+          </w:p>
+        </w:tc>
+        <w:tc>
+          <w:tcPr>
+            <w:tcW w:type="dxa" w:w="1440"/>
+          </w:tcPr>
+          <w:p>
+            <w:r>
+              <w:rPr>
+                <w:rFonts w:ascii="Times New Roman" w:hAnsi="Times New Roman" w:eastAsia="Times New Roman"/>
+                <w:color w:val="000000"/>
+                <w:sz w:val="26"/>
+              </w:rPr>
               <w:t>Ghi nhận notification của đơn thuốc thứ nhất thành công</w:t>
             </w:r>
           </w:p>
@@ -4109,7 +6206,13 @@
             <w:tcW w:type="dxa" w:w="1440"/>
           </w:tcPr>
           <w:p>
-            <w:r/>
+            <w:r>
+              <w:rPr>
+                <w:rFonts w:ascii="Times New Roman" w:hAnsi="Times New Roman" w:eastAsia="Times New Roman"/>
+                <w:color w:val="000000"/>
+                <w:sz w:val="26"/>
+              </w:rPr>
+            </w:r>
           </w:p>
         </w:tc>
       </w:tr>
@@ -4120,6 +6223,11 @@
           </w:tcPr>
           <w:p>
             <w:r>
+              <w:rPr>
+                <w:rFonts w:ascii="Times New Roman" w:hAnsi="Times New Roman" w:eastAsia="Times New Roman"/>
+                <w:color w:val="000000"/>
+                <w:sz w:val="26"/>
+              </w:rPr>
               <w:t>TC-NOTIFICATION-008</w:t>
             </w:r>
           </w:p>
@@ -4130,6 +6238,11 @@
           </w:tcPr>
           <w:p>
             <w:r>
+              <w:rPr>
+                <w:rFonts w:ascii="Times New Roman" w:hAnsi="Times New Roman" w:eastAsia="Times New Roman"/>
+                <w:color w:val="000000"/>
+                <w:sz w:val="26"/>
+              </w:rPr>
               <w:t>3</w:t>
             </w:r>
           </w:p>
@@ -4140,6 +6253,11 @@
           </w:tcPr>
           <w:p>
             <w:r>
+              <w:rPr>
+                <w:rFonts w:ascii="Times New Roman" w:hAnsi="Times New Roman" w:eastAsia="Times New Roman"/>
+                <w:color w:val="000000"/>
+                <w:sz w:val="26"/>
+              </w:rPr>
               <w:t>PASS</w:t>
             </w:r>
           </w:p>
@@ -4150,16 +6268,26 @@
           </w:tcPr>
           <w:p>
             <w:r>
-              <w:t>04/09/2026 01:53:00</w:t>
-            </w:r>
-          </w:p>
-        </w:tc>
-        <w:tc>
-          <w:tcPr>
-            <w:tcW w:type="dxa" w:w="1440"/>
-          </w:tcPr>
-          <w:p>
-            <w:r>
+              <w:rPr>
+                <w:rFonts w:ascii="Times New Roman" w:hAnsi="Times New Roman" w:eastAsia="Times New Roman"/>
+                <w:color w:val="000000"/>
+                <w:sz w:val="26"/>
+              </w:rPr>
+              <w:t>06/09/2026 19:36:57</w:t>
+            </w:r>
+          </w:p>
+        </w:tc>
+        <w:tc>
+          <w:tcPr>
+            <w:tcW w:type="dxa" w:w="1440"/>
+          </w:tcPr>
+          <w:p>
+            <w:r>
+              <w:rPr>
+                <w:rFonts w:ascii="Times New Roman" w:hAnsi="Times New Roman" w:eastAsia="Times New Roman"/>
+                <w:color w:val="000000"/>
+                <w:sz w:val="26"/>
+              </w:rPr>
               <w:t>Đăng nhập lại Doctor thành công</w:t>
             </w:r>
           </w:p>
@@ -4169,7 +6297,13 @@
             <w:tcW w:type="dxa" w:w="1440"/>
           </w:tcPr>
           <w:p>
-            <w:r/>
+            <w:r>
+              <w:rPr>
+                <w:rFonts w:ascii="Times New Roman" w:hAnsi="Times New Roman" w:eastAsia="Times New Roman"/>
+                <w:color w:val="000000"/>
+                <w:sz w:val="26"/>
+              </w:rPr>
+            </w:r>
           </w:p>
         </w:tc>
       </w:tr>
@@ -4180,6 +6314,11 @@
           </w:tcPr>
           <w:p>
             <w:r>
+              <w:rPr>
+                <w:rFonts w:ascii="Times New Roman" w:hAnsi="Times New Roman" w:eastAsia="Times New Roman"/>
+                <w:color w:val="000000"/>
+                <w:sz w:val="26"/>
+              </w:rPr>
               <w:t>TC-NOTIFICATION-008</w:t>
             </w:r>
           </w:p>
@@ -4190,6 +6329,11 @@
           </w:tcPr>
           <w:p>
             <w:r>
+              <w:rPr>
+                <w:rFonts w:ascii="Times New Roman" w:hAnsi="Times New Roman" w:eastAsia="Times New Roman"/>
+                <w:color w:val="000000"/>
+                <w:sz w:val="26"/>
+              </w:rPr>
               <w:t>4</w:t>
             </w:r>
           </w:p>
@@ -4200,6 +6344,11 @@
           </w:tcPr>
           <w:p>
             <w:r>
+              <w:rPr>
+                <w:rFonts w:ascii="Times New Roman" w:hAnsi="Times New Roman" w:eastAsia="Times New Roman"/>
+                <w:color w:val="000000"/>
+                <w:sz w:val="26"/>
+              </w:rPr>
               <w:t>PASS</w:t>
             </w:r>
           </w:p>
@@ -4210,16 +6359,26 @@
           </w:tcPr>
           <w:p>
             <w:r>
-              <w:t>04/09/2026 01:53:01</w:t>
-            </w:r>
-          </w:p>
-        </w:tc>
-        <w:tc>
-          <w:tcPr>
-            <w:tcW w:type="dxa" w:w="1440"/>
-          </w:tcPr>
-          <w:p>
-            <w:r>
+              <w:rPr>
+                <w:rFonts w:ascii="Times New Roman" w:hAnsi="Times New Roman" w:eastAsia="Times New Roman"/>
+                <w:color w:val="000000"/>
+                <w:sz w:val="26"/>
+              </w:rPr>
+              <w:t>06/09/2026 19:36:58</w:t>
+            </w:r>
+          </w:p>
+        </w:tc>
+        <w:tc>
+          <w:tcPr>
+            <w:tcW w:type="dxa" w:w="1440"/>
+          </w:tcPr>
+          <w:p>
+            <w:r>
+              <w:rPr>
+                <w:rFonts w:ascii="Times New Roman" w:hAnsi="Times New Roman" w:eastAsia="Times New Roman"/>
+                <w:color w:val="000000"/>
+                <w:sz w:val="26"/>
+              </w:rPr>
               <w:t>Doctor mở phần Đơn thuốc thành công</w:t>
             </w:r>
           </w:p>
@@ -4229,7 +6388,13 @@
             <w:tcW w:type="dxa" w:w="1440"/>
           </w:tcPr>
           <w:p>
-            <w:r/>
+            <w:r>
+              <w:rPr>
+                <w:rFonts w:ascii="Times New Roman" w:hAnsi="Times New Roman" w:eastAsia="Times New Roman"/>
+                <w:color w:val="000000"/>
+                <w:sz w:val="26"/>
+              </w:rPr>
+            </w:r>
           </w:p>
         </w:tc>
       </w:tr>
@@ -4240,6 +6405,11 @@
           </w:tcPr>
           <w:p>
             <w:r>
+              <w:rPr>
+                <w:rFonts w:ascii="Times New Roman" w:hAnsi="Times New Roman" w:eastAsia="Times New Roman"/>
+                <w:color w:val="000000"/>
+                <w:sz w:val="26"/>
+              </w:rPr>
               <w:t>TC-NOTIFICATION-008</w:t>
             </w:r>
           </w:p>
@@ -4250,6 +6420,11 @@
           </w:tcPr>
           <w:p>
             <w:r>
+              <w:rPr>
+                <w:rFonts w:ascii="Times New Roman" w:hAnsi="Times New Roman" w:eastAsia="Times New Roman"/>
+                <w:color w:val="000000"/>
+                <w:sz w:val="26"/>
+              </w:rPr>
               <w:t>5</w:t>
             </w:r>
           </w:p>
@@ -4260,6 +6435,11 @@
           </w:tcPr>
           <w:p>
             <w:r>
+              <w:rPr>
+                <w:rFonts w:ascii="Times New Roman" w:hAnsi="Times New Roman" w:eastAsia="Times New Roman"/>
+                <w:color w:val="000000"/>
+                <w:sz w:val="26"/>
+              </w:rPr>
               <w:t>PASS</w:t>
             </w:r>
           </w:p>
@@ -4270,16 +6450,26 @@
           </w:tcPr>
           <w:p>
             <w:r>
-              <w:t>04/09/2026 01:53:02</w:t>
-            </w:r>
-          </w:p>
-        </w:tc>
-        <w:tc>
-          <w:tcPr>
-            <w:tcW w:type="dxa" w:w="1440"/>
-          </w:tcPr>
-          <w:p>
-            <w:r>
+              <w:rPr>
+                <w:rFonts w:ascii="Times New Roman" w:hAnsi="Times New Roman" w:eastAsia="Times New Roman"/>
+                <w:color w:val="000000"/>
+                <w:sz w:val="26"/>
+              </w:rPr>
+              <w:t>06/09/2026 19:36:59</w:t>
+            </w:r>
+          </w:p>
+        </w:tc>
+        <w:tc>
+          <w:tcPr>
+            <w:tcW w:type="dxa" w:w="1440"/>
+          </w:tcPr>
+          <w:p>
+            <w:r>
+              <w:rPr>
+                <w:rFonts w:ascii="Times New Roman" w:hAnsi="Times New Roman" w:eastAsia="Times New Roman"/>
+                <w:color w:val="000000"/>
+                <w:sz w:val="26"/>
+              </w:rPr>
               <w:t>Nhập dữ liệu cho đơn thuốc thứ hai thành công</w:t>
             </w:r>
           </w:p>
@@ -4289,7 +6479,13 @@
             <w:tcW w:type="dxa" w:w="1440"/>
           </w:tcPr>
           <w:p>
-            <w:r/>
+            <w:r>
+              <w:rPr>
+                <w:rFonts w:ascii="Times New Roman" w:hAnsi="Times New Roman" w:eastAsia="Times New Roman"/>
+                <w:color w:val="000000"/>
+                <w:sz w:val="26"/>
+              </w:rPr>
+            </w:r>
           </w:p>
         </w:tc>
       </w:tr>
@@ -4300,6 +6496,11 @@
           </w:tcPr>
           <w:p>
             <w:r>
+              <w:rPr>
+                <w:rFonts w:ascii="Times New Roman" w:hAnsi="Times New Roman" w:eastAsia="Times New Roman"/>
+                <w:color w:val="000000"/>
+                <w:sz w:val="26"/>
+              </w:rPr>
               <w:t>TC-NOTIFICATION-008</w:t>
             </w:r>
           </w:p>
@@ -4310,6 +6511,11 @@
           </w:tcPr>
           <w:p>
             <w:r>
+              <w:rPr>
+                <w:rFonts w:ascii="Times New Roman" w:hAnsi="Times New Roman" w:eastAsia="Times New Roman"/>
+                <w:color w:val="000000"/>
+                <w:sz w:val="26"/>
+              </w:rPr>
               <w:t>6</w:t>
             </w:r>
           </w:p>
@@ -4320,6 +6526,11 @@
           </w:tcPr>
           <w:p>
             <w:r>
+              <w:rPr>
+                <w:rFonts w:ascii="Times New Roman" w:hAnsi="Times New Roman" w:eastAsia="Times New Roman"/>
+                <w:color w:val="000000"/>
+                <w:sz w:val="26"/>
+              </w:rPr>
               <w:t>PASS</w:t>
             </w:r>
           </w:p>
@@ -4330,16 +6541,26 @@
           </w:tcPr>
           <w:p>
             <w:r>
-              <w:t>04/09/2026 01:53:03</w:t>
-            </w:r>
-          </w:p>
-        </w:tc>
-        <w:tc>
-          <w:tcPr>
-            <w:tcW w:type="dxa" w:w="1440"/>
-          </w:tcPr>
-          <w:p>
-            <w:r>
+              <w:rPr>
+                <w:rFonts w:ascii="Times New Roman" w:hAnsi="Times New Roman" w:eastAsia="Times New Roman"/>
+                <w:color w:val="000000"/>
+                <w:sz w:val="26"/>
+              </w:rPr>
+              <w:t>06/09/2026 19:36:59</w:t>
+            </w:r>
+          </w:p>
+        </w:tc>
+        <w:tc>
+          <w:tcPr>
+            <w:tcW w:type="dxa" w:w="1440"/>
+          </w:tcPr>
+          <w:p>
+            <w:r>
+              <w:rPr>
+                <w:rFonts w:ascii="Times New Roman" w:hAnsi="Times New Roman" w:eastAsia="Times New Roman"/>
+                <w:color w:val="000000"/>
+                <w:sz w:val="26"/>
+              </w:rPr>
               <w:t>Lưu đơn thuốc thứ hai thành công</w:t>
             </w:r>
           </w:p>
@@ -4349,7 +6570,13 @@
             <w:tcW w:type="dxa" w:w="1440"/>
           </w:tcPr>
           <w:p>
-            <w:r/>
+            <w:r>
+              <w:rPr>
+                <w:rFonts w:ascii="Times New Roman" w:hAnsi="Times New Roman" w:eastAsia="Times New Roman"/>
+                <w:color w:val="000000"/>
+                <w:sz w:val="26"/>
+              </w:rPr>
+            </w:r>
           </w:p>
         </w:tc>
       </w:tr>
@@ -4360,6 +6587,11 @@
           </w:tcPr>
           <w:p>
             <w:r>
+              <w:rPr>
+                <w:rFonts w:ascii="Times New Roman" w:hAnsi="Times New Roman" w:eastAsia="Times New Roman"/>
+                <w:color w:val="000000"/>
+                <w:sz w:val="26"/>
+              </w:rPr>
               <w:t>TC-NOTIFICATION-008</w:t>
             </w:r>
           </w:p>
@@ -4370,6 +6602,11 @@
           </w:tcPr>
           <w:p>
             <w:r>
+              <w:rPr>
+                <w:rFonts w:ascii="Times New Roman" w:hAnsi="Times New Roman" w:eastAsia="Times New Roman"/>
+                <w:color w:val="000000"/>
+                <w:sz w:val="26"/>
+              </w:rPr>
               <w:t>7</w:t>
             </w:r>
           </w:p>
@@ -4380,6 +6617,11 @@
           </w:tcPr>
           <w:p>
             <w:r>
+              <w:rPr>
+                <w:rFonts w:ascii="Times New Roman" w:hAnsi="Times New Roman" w:eastAsia="Times New Roman"/>
+                <w:color w:val="000000"/>
+                <w:sz w:val="26"/>
+              </w:rPr>
               <w:t>PASS</w:t>
             </w:r>
           </w:p>
@@ -4390,16 +6632,26 @@
           </w:tcPr>
           <w:p>
             <w:r>
-              <w:t>04/09/2026 01:53:09</w:t>
-            </w:r>
-          </w:p>
-        </w:tc>
-        <w:tc>
-          <w:tcPr>
-            <w:tcW w:type="dxa" w:w="1440"/>
-          </w:tcPr>
-          <w:p>
-            <w:r>
+              <w:rPr>
+                <w:rFonts w:ascii="Times New Roman" w:hAnsi="Times New Roman" w:eastAsia="Times New Roman"/>
+                <w:color w:val="000000"/>
+                <w:sz w:val="26"/>
+              </w:rPr>
+              <w:t>06/09/2026 19:37:06</w:t>
+            </w:r>
+          </w:p>
+        </w:tc>
+        <w:tc>
+          <w:tcPr>
+            <w:tcW w:type="dxa" w:w="1440"/>
+          </w:tcPr>
+          <w:p>
+            <w:r>
+              <w:rPr>
+                <w:rFonts w:ascii="Times New Roman" w:hAnsi="Times New Roman" w:eastAsia="Times New Roman"/>
+                <w:color w:val="000000"/>
+                <w:sz w:val="26"/>
+              </w:rPr>
               <w:t>Đăng xuất Doctor và đăng nhập lại Patient thành công</w:t>
             </w:r>
           </w:p>
@@ -4409,7 +6661,13 @@
             <w:tcW w:type="dxa" w:w="1440"/>
           </w:tcPr>
           <w:p>
-            <w:r/>
+            <w:r>
+              <w:rPr>
+                <w:rFonts w:ascii="Times New Roman" w:hAnsi="Times New Roman" w:eastAsia="Times New Roman"/>
+                <w:color w:val="000000"/>
+                <w:sz w:val="26"/>
+              </w:rPr>
+            </w:r>
           </w:p>
         </w:tc>
       </w:tr>
@@ -4420,6 +6678,11 @@
           </w:tcPr>
           <w:p>
             <w:r>
+              <w:rPr>
+                <w:rFonts w:ascii="Times New Roman" w:hAnsi="Times New Roman" w:eastAsia="Times New Roman"/>
+                <w:color w:val="000000"/>
+                <w:sz w:val="26"/>
+              </w:rPr>
               <w:t>TC-NOTIFICATION-008</w:t>
             </w:r>
           </w:p>
@@ -4430,6 +6693,11 @@
           </w:tcPr>
           <w:p>
             <w:r>
+              <w:rPr>
+                <w:rFonts w:ascii="Times New Roman" w:hAnsi="Times New Roman" w:eastAsia="Times New Roman"/>
+                <w:color w:val="000000"/>
+                <w:sz w:val="26"/>
+              </w:rPr>
               <w:t>8</w:t>
             </w:r>
           </w:p>
@@ -4440,6 +6708,11 @@
           </w:tcPr>
           <w:p>
             <w:r>
+              <w:rPr>
+                <w:rFonts w:ascii="Times New Roman" w:hAnsi="Times New Roman" w:eastAsia="Times New Roman"/>
+                <w:color w:val="000000"/>
+                <w:sz w:val="26"/>
+              </w:rPr>
               <w:t>PASS</w:t>
             </w:r>
           </w:p>
@@ -4450,16 +6723,26 @@
           </w:tcPr>
           <w:p>
             <w:r>
-              <w:t>04/09/2026 01:53:09</w:t>
-            </w:r>
-          </w:p>
-        </w:tc>
-        <w:tc>
-          <w:tcPr>
-            <w:tcW w:type="dxa" w:w="1440"/>
-          </w:tcPr>
-          <w:p>
-            <w:r>
+              <w:rPr>
+                <w:rFonts w:ascii="Times New Roman" w:hAnsi="Times New Roman" w:eastAsia="Times New Roman"/>
+                <w:color w:val="000000"/>
+                <w:sz w:val="26"/>
+              </w:rPr>
+              <w:t>06/09/2026 19:37:06</w:t>
+            </w:r>
+          </w:p>
+        </w:tc>
+        <w:tc>
+          <w:tcPr>
+            <w:tcW w:type="dxa" w:w="1440"/>
+          </w:tcPr>
+          <w:p>
+            <w:r>
+              <w:rPr>
+                <w:rFonts w:ascii="Times New Roman" w:hAnsi="Times New Roman" w:eastAsia="Times New Roman"/>
+                <w:color w:val="000000"/>
+                <w:sz w:val="26"/>
+              </w:rPr>
               <w:t>Patient mở trang Thông báo thành công</w:t>
             </w:r>
           </w:p>
@@ -4469,7 +6752,13 @@
             <w:tcW w:type="dxa" w:w="1440"/>
           </w:tcPr>
           <w:p>
-            <w:r/>
+            <w:r>
+              <w:rPr>
+                <w:rFonts w:ascii="Times New Roman" w:hAnsi="Times New Roman" w:eastAsia="Times New Roman"/>
+                <w:color w:val="000000"/>
+                <w:sz w:val="26"/>
+              </w:rPr>
+            </w:r>
           </w:p>
         </w:tc>
       </w:tr>
@@ -4480,6 +6769,11 @@
           </w:tcPr>
           <w:p>
             <w:r>
+              <w:rPr>
+                <w:rFonts w:ascii="Times New Roman" w:hAnsi="Times New Roman" w:eastAsia="Times New Roman"/>
+                <w:color w:val="000000"/>
+                <w:sz w:val="26"/>
+              </w:rPr>
               <w:t>TC-NOTIFICATION-008</w:t>
             </w:r>
           </w:p>
@@ -4490,6 +6784,11 @@
           </w:tcPr>
           <w:p>
             <w:r>
+              <w:rPr>
+                <w:rFonts w:ascii="Times New Roman" w:hAnsi="Times New Roman" w:eastAsia="Times New Roman"/>
+                <w:color w:val="000000"/>
+                <w:sz w:val="26"/>
+              </w:rPr>
               <w:t>9</w:t>
             </w:r>
           </w:p>
@@ -4500,6 +6799,11 @@
           </w:tcPr>
           <w:p>
             <w:r>
+              <w:rPr>
+                <w:rFonts w:ascii="Times New Roman" w:hAnsi="Times New Roman" w:eastAsia="Times New Roman"/>
+                <w:color w:val="000000"/>
+                <w:sz w:val="26"/>
+              </w:rPr>
               <w:t>PASS</w:t>
             </w:r>
           </w:p>
@@ -4510,16 +6814,26 @@
           </w:tcPr>
           <w:p>
             <w:r>
-              <w:t>04/09/2026 01:53:09</w:t>
-            </w:r>
-          </w:p>
-        </w:tc>
-        <w:tc>
-          <w:tcPr>
-            <w:tcW w:type="dxa" w:w="1440"/>
-          </w:tcPr>
-          <w:p>
-            <w:r>
+              <w:rPr>
+                <w:rFonts w:ascii="Times New Roman" w:hAnsi="Times New Roman" w:eastAsia="Times New Roman"/>
+                <w:color w:val="000000"/>
+                <w:sz w:val="26"/>
+              </w:rPr>
+              <w:t>06/09/2026 19:37:06</w:t>
+            </w:r>
+          </w:p>
+        </w:tc>
+        <w:tc>
+          <w:tcPr>
+            <w:tcW w:type="dxa" w:w="1440"/>
+          </w:tcPr>
+          <w:p>
+            <w:r>
+              <w:rPr>
+                <w:rFonts w:ascii="Times New Roman" w:hAnsi="Times New Roman" w:eastAsia="Times New Roman"/>
+                <w:color w:val="000000"/>
+                <w:sz w:val="26"/>
+              </w:rPr>
               <w:t>Patient nhận notification mới của đơn thuốc thứ hai, không trùng notification cũ và đúng định dạng thời gian</w:t>
             </w:r>
           </w:p>
@@ -4529,7 +6843,13 @@
             <w:tcW w:type="dxa" w:w="1440"/>
           </w:tcPr>
           <w:p>
-            <w:r/>
+            <w:r>
+              <w:rPr>
+                <w:rFonts w:ascii="Times New Roman" w:hAnsi="Times New Roman" w:eastAsia="Times New Roman"/>
+                <w:color w:val="000000"/>
+                <w:sz w:val="26"/>
+              </w:rPr>
+            </w:r>
           </w:p>
         </w:tc>
       </w:tr>
@@ -4540,6 +6860,11 @@
           </w:tcPr>
           <w:p>
             <w:r>
+              <w:rPr>
+                <w:rFonts w:ascii="Times New Roman" w:hAnsi="Times New Roman" w:eastAsia="Times New Roman"/>
+                <w:color w:val="000000"/>
+                <w:sz w:val="26"/>
+              </w:rPr>
               <w:t>TC-NOTIFICATION-009</w:t>
             </w:r>
           </w:p>
@@ -4550,6 +6875,11 @@
           </w:tcPr>
           <w:p>
             <w:r>
+              <w:rPr>
+                <w:rFonts w:ascii="Times New Roman" w:hAnsi="Times New Roman" w:eastAsia="Times New Roman"/>
+                <w:color w:val="000000"/>
+                <w:sz w:val="26"/>
+              </w:rPr>
               <w:t>1</w:t>
             </w:r>
           </w:p>
@@ -4560,6 +6890,11 @@
           </w:tcPr>
           <w:p>
             <w:r>
+              <w:rPr>
+                <w:rFonts w:ascii="Times New Roman" w:hAnsi="Times New Roman" w:eastAsia="Times New Roman"/>
+                <w:color w:val="000000"/>
+                <w:sz w:val="26"/>
+              </w:rPr>
               <w:t>PASS</w:t>
             </w:r>
           </w:p>
@@ -4570,26 +6905,42 @@
           </w:tcPr>
           <w:p>
             <w:r>
-              <w:t>04/09/2026 01:53:56</w:t>
-            </w:r>
-          </w:p>
-        </w:tc>
-        <w:tc>
-          <w:tcPr>
-            <w:tcW w:type="dxa" w:w="1440"/>
-          </w:tcPr>
-          <w:p>
-            <w:r>
-              <w:t>Chuẩn bị appointment #469, hồ sơ bệnh án ban đầu và ghi nhận 432 notification trước khi cập nhật</w:t>
-            </w:r>
-          </w:p>
-        </w:tc>
-        <w:tc>
-          <w:tcPr>
-            <w:tcW w:type="dxa" w:w="1440"/>
-          </w:tcPr>
-          <w:p>
-            <w:r/>
+              <w:rPr>
+                <w:rFonts w:ascii="Times New Roman" w:hAnsi="Times New Roman" w:eastAsia="Times New Roman"/>
+                <w:color w:val="000000"/>
+                <w:sz w:val="26"/>
+              </w:rPr>
+              <w:t>06/09/2026 19:37:53</w:t>
+            </w:r>
+          </w:p>
+        </w:tc>
+        <w:tc>
+          <w:tcPr>
+            <w:tcW w:type="dxa" w:w="1440"/>
+          </w:tcPr>
+          <w:p>
+            <w:r>
+              <w:rPr>
+                <w:rFonts w:ascii="Times New Roman" w:hAnsi="Times New Roman" w:eastAsia="Times New Roman"/>
+                <w:color w:val="000000"/>
+                <w:sz w:val="26"/>
+              </w:rPr>
+              <w:t>Chuẩn bị appointment #502, hồ sơ bệnh án ban đầu và ghi nhận 468 notification trước khi cập nhật</w:t>
+            </w:r>
+          </w:p>
+        </w:tc>
+        <w:tc>
+          <w:tcPr>
+            <w:tcW w:type="dxa" w:w="1440"/>
+          </w:tcPr>
+          <w:p>
+            <w:r>
+              <w:rPr>
+                <w:rFonts w:ascii="Times New Roman" w:hAnsi="Times New Roman" w:eastAsia="Times New Roman"/>
+                <w:color w:val="000000"/>
+                <w:sz w:val="26"/>
+              </w:rPr>
+            </w:r>
           </w:p>
         </w:tc>
       </w:tr>
@@ -4600,6 +6951,11 @@
           </w:tcPr>
           <w:p>
             <w:r>
+              <w:rPr>
+                <w:rFonts w:ascii="Times New Roman" w:hAnsi="Times New Roman" w:eastAsia="Times New Roman"/>
+                <w:color w:val="000000"/>
+                <w:sz w:val="26"/>
+              </w:rPr>
               <w:t>TC-NOTIFICATION-009</w:t>
             </w:r>
           </w:p>
@@ -4610,6 +6966,11 @@
           </w:tcPr>
           <w:p>
             <w:r>
+              <w:rPr>
+                <w:rFonts w:ascii="Times New Roman" w:hAnsi="Times New Roman" w:eastAsia="Times New Roman"/>
+                <w:color w:val="000000"/>
+                <w:sz w:val="26"/>
+              </w:rPr>
               <w:t>2</w:t>
             </w:r>
           </w:p>
@@ -4620,6 +6981,11 @@
           </w:tcPr>
           <w:p>
             <w:r>
+              <w:rPr>
+                <w:rFonts w:ascii="Times New Roman" w:hAnsi="Times New Roman" w:eastAsia="Times New Roman"/>
+                <w:color w:val="000000"/>
+                <w:sz w:val="26"/>
+              </w:rPr>
               <w:t>PASS</w:t>
             </w:r>
           </w:p>
@@ -4630,16 +6996,26 @@
           </w:tcPr>
           <w:p>
             <w:r>
-              <w:t>04/09/2026 01:54:02</w:t>
-            </w:r>
-          </w:p>
-        </w:tc>
-        <w:tc>
-          <w:tcPr>
-            <w:tcW w:type="dxa" w:w="1440"/>
-          </w:tcPr>
-          <w:p>
-            <w:r>
+              <w:rPr>
+                <w:rFonts w:ascii="Times New Roman" w:hAnsi="Times New Roman" w:eastAsia="Times New Roman"/>
+                <w:color w:val="000000"/>
+                <w:sz w:val="26"/>
+              </w:rPr>
+              <w:t>06/09/2026 19:38:00</w:t>
+            </w:r>
+          </w:p>
+        </w:tc>
+        <w:tc>
+          <w:tcPr>
+            <w:tcW w:type="dxa" w:w="1440"/>
+          </w:tcPr>
+          <w:p>
+            <w:r>
+              <w:rPr>
+                <w:rFonts w:ascii="Times New Roman" w:hAnsi="Times New Roman" w:eastAsia="Times New Roman"/>
+                <w:color w:val="000000"/>
+                <w:sz w:val="26"/>
+              </w:rPr>
               <w:t>Đăng nhập Doctor phụ trách thành công</w:t>
             </w:r>
           </w:p>
@@ -4649,7 +7025,13 @@
             <w:tcW w:type="dxa" w:w="1440"/>
           </w:tcPr>
           <w:p>
-            <w:r/>
+            <w:r>
+              <w:rPr>
+                <w:rFonts w:ascii="Times New Roman" w:hAnsi="Times New Roman" w:eastAsia="Times New Roman"/>
+                <w:color w:val="000000"/>
+                <w:sz w:val="26"/>
+              </w:rPr>
+            </w:r>
           </w:p>
         </w:tc>
       </w:tr>
@@ -4660,6 +7042,11 @@
           </w:tcPr>
           <w:p>
             <w:r>
+              <w:rPr>
+                <w:rFonts w:ascii="Times New Roman" w:hAnsi="Times New Roman" w:eastAsia="Times New Roman"/>
+                <w:color w:val="000000"/>
+                <w:sz w:val="26"/>
+              </w:rPr>
               <w:t>TC-NOTIFICATION-009</w:t>
             </w:r>
           </w:p>
@@ -4670,6 +7057,11 @@
           </w:tcPr>
           <w:p>
             <w:r>
+              <w:rPr>
+                <w:rFonts w:ascii="Times New Roman" w:hAnsi="Times New Roman" w:eastAsia="Times New Roman"/>
+                <w:color w:val="000000"/>
+                <w:sz w:val="26"/>
+              </w:rPr>
               <w:t>3</w:t>
             </w:r>
           </w:p>
@@ -4680,6 +7072,11 @@
           </w:tcPr>
           <w:p>
             <w:r>
+              <w:rPr>
+                <w:rFonts w:ascii="Times New Roman" w:hAnsi="Times New Roman" w:eastAsia="Times New Roman"/>
+                <w:color w:val="000000"/>
+                <w:sz w:val="26"/>
+              </w:rPr>
               <w:t>PASS</w:t>
             </w:r>
           </w:p>
@@ -4690,26 +7087,42 @@
           </w:tcPr>
           <w:p>
             <w:r>
-              <w:t>04/09/2026 01:54:02</w:t>
-            </w:r>
-          </w:p>
-        </w:tc>
-        <w:tc>
-          <w:tcPr>
-            <w:tcW w:type="dxa" w:w="1440"/>
-          </w:tcPr>
-          <w:p>
-            <w:r>
-              <w:t>Doctor mở hồ sơ của appointment #469 thành công</w:t>
-            </w:r>
-          </w:p>
-        </w:tc>
-        <w:tc>
-          <w:tcPr>
-            <w:tcW w:type="dxa" w:w="1440"/>
-          </w:tcPr>
-          <w:p>
-            <w:r/>
+              <w:rPr>
+                <w:rFonts w:ascii="Times New Roman" w:hAnsi="Times New Roman" w:eastAsia="Times New Roman"/>
+                <w:color w:val="000000"/>
+                <w:sz w:val="26"/>
+              </w:rPr>
+              <w:t>06/09/2026 19:38:00</w:t>
+            </w:r>
+          </w:p>
+        </w:tc>
+        <w:tc>
+          <w:tcPr>
+            <w:tcW w:type="dxa" w:w="1440"/>
+          </w:tcPr>
+          <w:p>
+            <w:r>
+              <w:rPr>
+                <w:rFonts w:ascii="Times New Roman" w:hAnsi="Times New Roman" w:eastAsia="Times New Roman"/>
+                <w:color w:val="000000"/>
+                <w:sz w:val="26"/>
+              </w:rPr>
+              <w:t>Doctor mở hồ sơ của appointment #502 thành công</w:t>
+            </w:r>
+          </w:p>
+        </w:tc>
+        <w:tc>
+          <w:tcPr>
+            <w:tcW w:type="dxa" w:w="1440"/>
+          </w:tcPr>
+          <w:p>
+            <w:r>
+              <w:rPr>
+                <w:rFonts w:ascii="Times New Roman" w:hAnsi="Times New Roman" w:eastAsia="Times New Roman"/>
+                <w:color w:val="000000"/>
+                <w:sz w:val="26"/>
+              </w:rPr>
+            </w:r>
           </w:p>
         </w:tc>
       </w:tr>
@@ -4720,6 +7133,11 @@
           </w:tcPr>
           <w:p>
             <w:r>
+              <w:rPr>
+                <w:rFonts w:ascii="Times New Roman" w:hAnsi="Times New Roman" w:eastAsia="Times New Roman"/>
+                <w:color w:val="000000"/>
+                <w:sz w:val="26"/>
+              </w:rPr>
               <w:t>TC-NOTIFICATION-009</w:t>
             </w:r>
           </w:p>
@@ -4730,6 +7148,11 @@
           </w:tcPr>
           <w:p>
             <w:r>
+              <w:rPr>
+                <w:rFonts w:ascii="Times New Roman" w:hAnsi="Times New Roman" w:eastAsia="Times New Roman"/>
+                <w:color w:val="000000"/>
+                <w:sz w:val="26"/>
+              </w:rPr>
               <w:t>4</w:t>
             </w:r>
           </w:p>
@@ -4740,6 +7163,11 @@
           </w:tcPr>
           <w:p>
             <w:r>
+              <w:rPr>
+                <w:rFonts w:ascii="Times New Roman" w:hAnsi="Times New Roman" w:eastAsia="Times New Roman"/>
+                <w:color w:val="000000"/>
+                <w:sz w:val="26"/>
+              </w:rPr>
               <w:t>PASS</w:t>
             </w:r>
           </w:p>
@@ -4750,16 +7178,26 @@
           </w:tcPr>
           <w:p>
             <w:r>
-              <w:t>04/09/2026 01:54:03</w:t>
-            </w:r>
-          </w:p>
-        </w:tc>
-        <w:tc>
-          <w:tcPr>
-            <w:tcW w:type="dxa" w:w="1440"/>
-          </w:tcPr>
-          <w:p>
-            <w:r>
+              <w:rPr>
+                <w:rFonts w:ascii="Times New Roman" w:hAnsi="Times New Roman" w:eastAsia="Times New Roman"/>
+                <w:color w:val="000000"/>
+                <w:sz w:val="26"/>
+              </w:rPr>
+              <w:t>06/09/2026 19:38:01</w:t>
+            </w:r>
+          </w:p>
+        </w:tc>
+        <w:tc>
+          <w:tcPr>
+            <w:tcW w:type="dxa" w:w="1440"/>
+          </w:tcPr>
+          <w:p>
+            <w:r>
+              <w:rPr>
+                <w:rFonts w:ascii="Times New Roman" w:hAnsi="Times New Roman" w:eastAsia="Times New Roman"/>
+                <w:color w:val="000000"/>
+                <w:sz w:val="26"/>
+              </w:rPr>
               <w:t>Doctor chỉnh sửa Chẩn đoán và Hướng điều trị thành công</w:t>
             </w:r>
           </w:p>
@@ -4769,7 +7207,13 @@
             <w:tcW w:type="dxa" w:w="1440"/>
           </w:tcPr>
           <w:p>
-            <w:r/>
+            <w:r>
+              <w:rPr>
+                <w:rFonts w:ascii="Times New Roman" w:hAnsi="Times New Roman" w:eastAsia="Times New Roman"/>
+                <w:color w:val="000000"/>
+                <w:sz w:val="26"/>
+              </w:rPr>
+            </w:r>
           </w:p>
         </w:tc>
       </w:tr>
@@ -4780,6 +7224,11 @@
           </w:tcPr>
           <w:p>
             <w:r>
+              <w:rPr>
+                <w:rFonts w:ascii="Times New Roman" w:hAnsi="Times New Roman" w:eastAsia="Times New Roman"/>
+                <w:color w:val="000000"/>
+                <w:sz w:val="26"/>
+              </w:rPr>
               <w:t>TC-NOTIFICATION-009</w:t>
             </w:r>
           </w:p>
@@ -4790,6 +7239,11 @@
           </w:tcPr>
           <w:p>
             <w:r>
+              <w:rPr>
+                <w:rFonts w:ascii="Times New Roman" w:hAnsi="Times New Roman" w:eastAsia="Times New Roman"/>
+                <w:color w:val="000000"/>
+                <w:sz w:val="26"/>
+              </w:rPr>
               <w:t>5</w:t>
             </w:r>
           </w:p>
@@ -4800,6 +7254,11 @@
           </w:tcPr>
           <w:p>
             <w:r>
+              <w:rPr>
+                <w:rFonts w:ascii="Times New Roman" w:hAnsi="Times New Roman" w:eastAsia="Times New Roman"/>
+                <w:color w:val="000000"/>
+                <w:sz w:val="26"/>
+              </w:rPr>
               <w:t>PASS</w:t>
             </w:r>
           </w:p>
@@ -4810,16 +7269,26 @@
           </w:tcPr>
           <w:p>
             <w:r>
-              <w:t>04/09/2026 01:54:04</w:t>
-            </w:r>
-          </w:p>
-        </w:tc>
-        <w:tc>
-          <w:tcPr>
-            <w:tcW w:type="dxa" w:w="1440"/>
-          </w:tcPr>
-          <w:p>
-            <w:r>
+              <w:rPr>
+                <w:rFonts w:ascii="Times New Roman" w:hAnsi="Times New Roman" w:eastAsia="Times New Roman"/>
+                <w:color w:val="000000"/>
+                <w:sz w:val="26"/>
+              </w:rPr>
+              <w:t>06/09/2026 19:38:02</w:t>
+            </w:r>
+          </w:p>
+        </w:tc>
+        <w:tc>
+          <w:tcPr>
+            <w:tcW w:type="dxa" w:w="1440"/>
+          </w:tcPr>
+          <w:p>
+            <w:r>
+              <w:rPr>
+                <w:rFonts w:ascii="Times New Roman" w:hAnsi="Times New Roman" w:eastAsia="Times New Roman"/>
+                <w:color w:val="000000"/>
+                <w:sz w:val="26"/>
+              </w:rPr>
               <w:t>Cập nhật hồ sơ bệnh án thành công</w:t>
             </w:r>
           </w:p>
@@ -4829,7 +7298,13 @@
             <w:tcW w:type="dxa" w:w="1440"/>
           </w:tcPr>
           <w:p>
-            <w:r/>
+            <w:r>
+              <w:rPr>
+                <w:rFonts w:ascii="Times New Roman" w:hAnsi="Times New Roman" w:eastAsia="Times New Roman"/>
+                <w:color w:val="000000"/>
+                <w:sz w:val="26"/>
+              </w:rPr>
+            </w:r>
           </w:p>
         </w:tc>
       </w:tr>
@@ -4840,6 +7315,11 @@
           </w:tcPr>
           <w:p>
             <w:r>
+              <w:rPr>
+                <w:rFonts w:ascii="Times New Roman" w:hAnsi="Times New Roman" w:eastAsia="Times New Roman"/>
+                <w:color w:val="000000"/>
+                <w:sz w:val="26"/>
+              </w:rPr>
               <w:t>TC-NOTIFICATION-009</w:t>
             </w:r>
           </w:p>
@@ -4850,6 +7330,11 @@
           </w:tcPr>
           <w:p>
             <w:r>
+              <w:rPr>
+                <w:rFonts w:ascii="Times New Roman" w:hAnsi="Times New Roman" w:eastAsia="Times New Roman"/>
+                <w:color w:val="000000"/>
+                <w:sz w:val="26"/>
+              </w:rPr>
               <w:t>6</w:t>
             </w:r>
           </w:p>
@@ -4860,6 +7345,11 @@
           </w:tcPr>
           <w:p>
             <w:r>
+              <w:rPr>
+                <w:rFonts w:ascii="Times New Roman" w:hAnsi="Times New Roman" w:eastAsia="Times New Roman"/>
+                <w:color w:val="000000"/>
+                <w:sz w:val="26"/>
+              </w:rPr>
               <w:t>PASS</w:t>
             </w:r>
           </w:p>
@@ -4870,16 +7360,26 @@
           </w:tcPr>
           <w:p>
             <w:r>
-              <w:t>04/09/2026 01:54:10</w:t>
-            </w:r>
-          </w:p>
-        </w:tc>
-        <w:tc>
-          <w:tcPr>
-            <w:tcW w:type="dxa" w:w="1440"/>
-          </w:tcPr>
-          <w:p>
-            <w:r>
+              <w:rPr>
+                <w:rFonts w:ascii="Times New Roman" w:hAnsi="Times New Roman" w:eastAsia="Times New Roman"/>
+                <w:color w:val="000000"/>
+                <w:sz w:val="26"/>
+              </w:rPr>
+              <w:t>06/09/2026 19:38:08</w:t>
+            </w:r>
+          </w:p>
+        </w:tc>
+        <w:tc>
+          <w:tcPr>
+            <w:tcW w:type="dxa" w:w="1440"/>
+          </w:tcPr>
+          <w:p>
+            <w:r>
+              <w:rPr>
+                <w:rFonts w:ascii="Times New Roman" w:hAnsi="Times New Roman" w:eastAsia="Times New Roman"/>
+                <w:color w:val="000000"/>
+                <w:sz w:val="26"/>
+              </w:rPr>
               <w:t>Đăng xuất Doctor và đăng nhập lại Patient thành công</w:t>
             </w:r>
           </w:p>
@@ -4889,7 +7389,13 @@
             <w:tcW w:type="dxa" w:w="1440"/>
           </w:tcPr>
           <w:p>
-            <w:r/>
+            <w:r>
+              <w:rPr>
+                <w:rFonts w:ascii="Times New Roman" w:hAnsi="Times New Roman" w:eastAsia="Times New Roman"/>
+                <w:color w:val="000000"/>
+                <w:sz w:val="26"/>
+              </w:rPr>
+            </w:r>
           </w:p>
         </w:tc>
       </w:tr>
@@ -4900,6 +7406,11 @@
           </w:tcPr>
           <w:p>
             <w:r>
+              <w:rPr>
+                <w:rFonts w:ascii="Times New Roman" w:hAnsi="Times New Roman" w:eastAsia="Times New Roman"/>
+                <w:color w:val="000000"/>
+                <w:sz w:val="26"/>
+              </w:rPr>
               <w:t>TC-NOTIFICATION-009</w:t>
             </w:r>
           </w:p>
@@ -4910,6 +7421,11 @@
           </w:tcPr>
           <w:p>
             <w:r>
+              <w:rPr>
+                <w:rFonts w:ascii="Times New Roman" w:hAnsi="Times New Roman" w:eastAsia="Times New Roman"/>
+                <w:color w:val="000000"/>
+                <w:sz w:val="26"/>
+              </w:rPr>
               <w:t>7</w:t>
             </w:r>
           </w:p>
@@ -4920,6 +7436,11 @@
           </w:tcPr>
           <w:p>
             <w:r>
+              <w:rPr>
+                <w:rFonts w:ascii="Times New Roman" w:hAnsi="Times New Roman" w:eastAsia="Times New Roman"/>
+                <w:color w:val="000000"/>
+                <w:sz w:val="26"/>
+              </w:rPr>
               <w:t>PASS</w:t>
             </w:r>
           </w:p>
@@ -4930,16 +7451,26 @@
           </w:tcPr>
           <w:p>
             <w:r>
-              <w:t>04/09/2026 01:54:11</w:t>
-            </w:r>
-          </w:p>
-        </w:tc>
-        <w:tc>
-          <w:tcPr>
-            <w:tcW w:type="dxa" w:w="1440"/>
-          </w:tcPr>
-          <w:p>
-            <w:r>
+              <w:rPr>
+                <w:rFonts w:ascii="Times New Roman" w:hAnsi="Times New Roman" w:eastAsia="Times New Roman"/>
+                <w:color w:val="000000"/>
+                <w:sz w:val="26"/>
+              </w:rPr>
+              <w:t>06/09/2026 19:38:08</w:t>
+            </w:r>
+          </w:p>
+        </w:tc>
+        <w:tc>
+          <w:tcPr>
+            <w:tcW w:type="dxa" w:w="1440"/>
+          </w:tcPr>
+          <w:p>
+            <w:r>
+              <w:rPr>
+                <w:rFonts w:ascii="Times New Roman" w:hAnsi="Times New Roman" w:eastAsia="Times New Roman"/>
+                <w:color w:val="000000"/>
+                <w:sz w:val="26"/>
+              </w:rPr>
               <w:t>Patient mở trang Thông báo thành công</w:t>
             </w:r>
           </w:p>
@@ -4949,7 +7480,13 @@
             <w:tcW w:type="dxa" w:w="1440"/>
           </w:tcPr>
           <w:p>
-            <w:r/>
+            <w:r>
+              <w:rPr>
+                <w:rFonts w:ascii="Times New Roman" w:hAnsi="Times New Roman" w:eastAsia="Times New Roman"/>
+                <w:color w:val="000000"/>
+                <w:sz w:val="26"/>
+              </w:rPr>
+            </w:r>
           </w:p>
         </w:tc>
       </w:tr>
@@ -4960,6 +7497,11 @@
           </w:tcPr>
           <w:p>
             <w:r>
+              <w:rPr>
+                <w:rFonts w:ascii="Times New Roman" w:hAnsi="Times New Roman" w:eastAsia="Times New Roman"/>
+                <w:color w:val="000000"/>
+                <w:sz w:val="26"/>
+              </w:rPr>
               <w:t>TC-NOTIFICATION-009</w:t>
             </w:r>
           </w:p>
@@ -4970,6 +7512,11 @@
           </w:tcPr>
           <w:p>
             <w:r>
+              <w:rPr>
+                <w:rFonts w:ascii="Times New Roman" w:hAnsi="Times New Roman" w:eastAsia="Times New Roman"/>
+                <w:color w:val="000000"/>
+                <w:sz w:val="26"/>
+              </w:rPr>
               <w:t>8</w:t>
             </w:r>
           </w:p>
@@ -4980,6 +7527,11 @@
           </w:tcPr>
           <w:p>
             <w:r>
+              <w:rPr>
+                <w:rFonts w:ascii="Times New Roman" w:hAnsi="Times New Roman" w:eastAsia="Times New Roman"/>
+                <w:color w:val="000000"/>
+                <w:sz w:val="26"/>
+              </w:rPr>
               <w:t>XFAIL</w:t>
             </w:r>
           </w:p>
@@ -4990,16 +7542,26 @@
           </w:tcPr>
           <w:p>
             <w:r>
-              <w:t>04/09/2026 01:54:14</w:t>
-            </w:r>
-          </w:p>
-        </w:tc>
-        <w:tc>
-          <w:tcPr>
-            <w:tcW w:type="dxa" w:w="1440"/>
-          </w:tcPr>
-          <w:p>
-            <w:r>
+              <w:rPr>
+                <w:rFonts w:ascii="Times New Roman" w:hAnsi="Times New Roman" w:eastAsia="Times New Roman"/>
+                <w:color w:val="000000"/>
+                <w:sz w:val="26"/>
+              </w:rPr>
+              <w:t>06/09/2026 19:38:11</w:t>
+            </w:r>
+          </w:p>
+        </w:tc>
+        <w:tc>
+          <w:tcPr>
+            <w:tcW w:type="dxa" w:w="1440"/>
+          </w:tcPr>
+          <w:p>
+            <w:r>
+              <w:rPr>
+                <w:rFonts w:ascii="Times New Roman" w:hAnsi="Times New Roman" w:eastAsia="Times New Roman"/>
+                <w:color w:val="000000"/>
+                <w:sz w:val="26"/>
+              </w:rPr>
               <w:t>Known bug - Step không đạt Expected Result</w:t>
             </w:r>
           </w:p>
@@ -5010,9 +7572,14 @@
           </w:tcPr>
           <w:p>
             <w:r>
-              <w:t>TC-NOTIFICATION-009 | STEP 8 FAILED | Expected số notification &gt; 432 | Actual: 432</w:t>
+              <w:rPr>
+                <w:rFonts w:ascii="Times New Roman" w:hAnsi="Times New Roman" w:eastAsia="Times New Roman"/>
+                <w:color w:val="000000"/>
+                <w:sz w:val="26"/>
+              </w:rPr>
+              <w:t>TC-NOTIFICATION-009 | STEP 8 FAILED | Expected số notification &gt; 468 | Actual: 468</w:t>
               <w:br/>
-              <w:t>assert 432 &gt; 432</w:t>
+              <w:t>assert 468 &gt; 468</w:t>
             </w:r>
           </w:p>
         </w:tc>
@@ -5391,6 +7958,11 @@
     <w:name w:val="Normal"/>
     <w:qFormat/>
     <w:rsid w:val="00FC693F"/>
+    <w:rPr>
+      <w:rFonts w:ascii="Times New Roman" w:hAnsi="Times New Roman" w:eastAsia="Times New Roman"/>
+      <w:color w:val="000000"/>
+      <w:sz w:val="26"/>
+    </w:rPr>
   </w:style>
   <w:style w:type="paragraph" w:styleId="Header">
     <w:name w:val="header"/>

--- a/Selenium_WebDriver/reports/Notification_Test_Report.docx
+++ b/Selenium_WebDriver/reports/Notification_Test_Report.docx
@@ -28,7 +28,7 @@
           <w:color w:val="000000"/>
           <w:sz w:val="26"/>
         </w:rPr>
-        <w:t>Thời gian tạo báo cáo: 06/09/2026 19:42:37</w:t>
+        <w:t>Thời gian tạo báo cáo: 07/09/2026 19:12:18</w:t>
       </w:r>
     </w:p>
     <w:p/>
@@ -410,22 +410,22 @@
                 <w:color w:val="000000"/>
                 <w:sz w:val="26"/>
               </w:rPr>
-              <w:t>06/09/2026 19:31:48</w:t>
-            </w:r>
-          </w:p>
-        </w:tc>
-        <w:tc>
-          <w:tcPr>
-            <w:tcW w:type="dxa" w:w="1440"/>
-          </w:tcPr>
-          <w:p>
-            <w:r>
-              <w:rPr>
-                <w:rFonts w:ascii="Times New Roman" w:hAnsi="Times New Roman" w:eastAsia="Times New Roman"/>
-                <w:color w:val="000000"/>
-                <w:sz w:val="26"/>
-              </w:rPr>
-              <w:t>32.91</w:t>
+              <w:t>07/09/2026 19:06:56</w:t>
+            </w:r>
+          </w:p>
+        </w:tc>
+        <w:tc>
+          <w:tcPr>
+            <w:tcW w:type="dxa" w:w="1440"/>
+          </w:tcPr>
+          <w:p>
+            <w:r>
+              <w:rPr>
+                <w:rFonts w:ascii="Times New Roman" w:hAnsi="Times New Roman" w:eastAsia="Times New Roman"/>
+                <w:color w:val="000000"/>
+                <w:sz w:val="26"/>
+              </w:rPr>
+              <w:t>8.14</w:t>
             </w:r>
           </w:p>
         </w:tc>
@@ -500,22 +500,22 @@
                 <w:color w:val="000000"/>
                 <w:sz w:val="26"/>
               </w:rPr>
-              <w:t>06/09/2026 19:32:24</w:t>
-            </w:r>
-          </w:p>
-        </w:tc>
-        <w:tc>
-          <w:tcPr>
-            <w:tcW w:type="dxa" w:w="1440"/>
-          </w:tcPr>
-          <w:p>
-            <w:r>
-              <w:rPr>
-                <w:rFonts w:ascii="Times New Roman" w:hAnsi="Times New Roman" w:eastAsia="Times New Roman"/>
-                <w:color w:val="000000"/>
-                <w:sz w:val="26"/>
-              </w:rPr>
-              <w:t>33.07</w:t>
+              <w:t>07/09/2026 19:07:08</w:t>
+            </w:r>
+          </w:p>
+        </w:tc>
+        <w:tc>
+          <w:tcPr>
+            <w:tcW w:type="dxa" w:w="1440"/>
+          </w:tcPr>
+          <w:p>
+            <w:r>
+              <w:rPr>
+                <w:rFonts w:ascii="Times New Roman" w:hAnsi="Times New Roman" w:eastAsia="Times New Roman"/>
+                <w:color w:val="000000"/>
+                <w:sz w:val="26"/>
+              </w:rPr>
+              <w:t>8.68</w:t>
             </w:r>
           </w:p>
         </w:tc>
@@ -590,22 +590,22 @@
                 <w:color w:val="000000"/>
                 <w:sz w:val="26"/>
               </w:rPr>
-              <w:t>06/09/2026 19:33:09</w:t>
-            </w:r>
-          </w:p>
-        </w:tc>
-        <w:tc>
-          <w:tcPr>
-            <w:tcW w:type="dxa" w:w="1440"/>
-          </w:tcPr>
-          <w:p>
-            <w:r>
-              <w:rPr>
-                <w:rFonts w:ascii="Times New Roman" w:hAnsi="Times New Roman" w:eastAsia="Times New Roman"/>
-                <w:color w:val="000000"/>
-                <w:sz w:val="26"/>
-              </w:rPr>
-              <w:t>40.99</w:t>
+              <w:t>07/09/2026 19:07:21</w:t>
+            </w:r>
+          </w:p>
+        </w:tc>
+        <w:tc>
+          <w:tcPr>
+            <w:tcW w:type="dxa" w:w="1440"/>
+          </w:tcPr>
+          <w:p>
+            <w:r>
+              <w:rPr>
+                <w:rFonts w:ascii="Times New Roman" w:hAnsi="Times New Roman" w:eastAsia="Times New Roman"/>
+                <w:color w:val="000000"/>
+                <w:sz w:val="26"/>
+              </w:rPr>
+              <w:t>9.92</w:t>
             </w:r>
           </w:p>
         </w:tc>
@@ -680,22 +680,22 @@
                 <w:color w:val="000000"/>
                 <w:sz w:val="26"/>
               </w:rPr>
-              <w:t>06/09/2026 19:34:11</w:t>
-            </w:r>
-          </w:p>
-        </w:tc>
-        <w:tc>
-          <w:tcPr>
-            <w:tcW w:type="dxa" w:w="1440"/>
-          </w:tcPr>
-          <w:p>
-            <w:r>
-              <w:rPr>
-                <w:rFonts w:ascii="Times New Roman" w:hAnsi="Times New Roman" w:eastAsia="Times New Roman"/>
-                <w:color w:val="000000"/>
-                <w:sz w:val="26"/>
-              </w:rPr>
-              <w:t>59.50</w:t>
+              <w:t>07/09/2026 19:07:39</w:t>
+            </w:r>
+          </w:p>
+        </w:tc>
+        <w:tc>
+          <w:tcPr>
+            <w:tcW w:type="dxa" w:w="1440"/>
+          </w:tcPr>
+          <w:p>
+            <w:r>
+              <w:rPr>
+                <w:rFonts w:ascii="Times New Roman" w:hAnsi="Times New Roman" w:eastAsia="Times New Roman"/>
+                <w:color w:val="000000"/>
+                <w:sz w:val="26"/>
+              </w:rPr>
+              <w:t>14.78</w:t>
             </w:r>
           </w:p>
         </w:tc>
@@ -770,22 +770,22 @@
                 <w:color w:val="000000"/>
                 <w:sz w:val="26"/>
               </w:rPr>
-              <w:t>06/09/2026 19:34:31</w:t>
-            </w:r>
-          </w:p>
-        </w:tc>
-        <w:tc>
-          <w:tcPr>
-            <w:tcW w:type="dxa" w:w="1440"/>
-          </w:tcPr>
-          <w:p>
-            <w:r>
-              <w:rPr>
-                <w:rFonts w:ascii="Times New Roman" w:hAnsi="Times New Roman" w:eastAsia="Times New Roman"/>
-                <w:color w:val="000000"/>
-                <w:sz w:val="26"/>
-              </w:rPr>
-              <w:t>16.10</w:t>
+              <w:t>07/09/2026 19:07:49</w:t>
+            </w:r>
+          </w:p>
+        </w:tc>
+        <w:tc>
+          <w:tcPr>
+            <w:tcW w:type="dxa" w:w="1440"/>
+          </w:tcPr>
+          <w:p>
+            <w:r>
+              <w:rPr>
+                <w:rFonts w:ascii="Times New Roman" w:hAnsi="Times New Roman" w:eastAsia="Times New Roman"/>
+                <w:color w:val="000000"/>
+                <w:sz w:val="26"/>
+              </w:rPr>
+              <w:t>6.82</w:t>
             </w:r>
           </w:p>
         </w:tc>
@@ -860,22 +860,22 @@
                 <w:color w:val="000000"/>
                 <w:sz w:val="26"/>
               </w:rPr>
-              <w:t>06/09/2026 19:35:18</w:t>
-            </w:r>
-          </w:p>
-        </w:tc>
-        <w:tc>
-          <w:tcPr>
-            <w:tcW w:type="dxa" w:w="1440"/>
-          </w:tcPr>
-          <w:p>
-            <w:r>
-              <w:rPr>
-                <w:rFonts w:ascii="Times New Roman" w:hAnsi="Times New Roman" w:eastAsia="Times New Roman"/>
-                <w:color w:val="000000"/>
-                <w:sz w:val="26"/>
-              </w:rPr>
-              <w:t>43.71</w:t>
+              <w:t>07/09/2026 19:08:02</w:t>
+            </w:r>
+          </w:p>
+        </w:tc>
+        <w:tc>
+          <w:tcPr>
+            <w:tcW w:type="dxa" w:w="1440"/>
+          </w:tcPr>
+          <w:p>
+            <w:r>
+              <w:rPr>
+                <w:rFonts w:ascii="Times New Roman" w:hAnsi="Times New Roman" w:eastAsia="Times New Roman"/>
+                <w:color w:val="000000"/>
+                <w:sz w:val="26"/>
+              </w:rPr>
+              <w:t>10.24</w:t>
             </w:r>
           </w:p>
         </w:tc>
@@ -950,22 +950,22 @@
                 <w:color w:val="000000"/>
                 <w:sz w:val="26"/>
               </w:rPr>
-              <w:t>06/09/2026 19:36:04</w:t>
-            </w:r>
-          </w:p>
-        </w:tc>
-        <w:tc>
-          <w:tcPr>
-            <w:tcW w:type="dxa" w:w="1440"/>
-          </w:tcPr>
-          <w:p>
-            <w:r>
-              <w:rPr>
-                <w:rFonts w:ascii="Times New Roman" w:hAnsi="Times New Roman" w:eastAsia="Times New Roman"/>
-                <w:color w:val="000000"/>
-                <w:sz w:val="26"/>
-              </w:rPr>
-              <w:t>43.34</w:t>
+              <w:t>07/09/2026 19:08:16</w:t>
+            </w:r>
+          </w:p>
+        </w:tc>
+        <w:tc>
+          <w:tcPr>
+            <w:tcW w:type="dxa" w:w="1440"/>
+          </w:tcPr>
+          <w:p>
+            <w:r>
+              <w:rPr>
+                <w:rFonts w:ascii="Times New Roman" w:hAnsi="Times New Roman" w:eastAsia="Times New Roman"/>
+                <w:color w:val="000000"/>
+                <w:sz w:val="26"/>
+              </w:rPr>
+              <w:t>10.61</w:t>
             </w:r>
           </w:p>
         </w:tc>
@@ -1040,22 +1040,22 @@
                 <w:color w:val="000000"/>
                 <w:sz w:val="26"/>
               </w:rPr>
-              <w:t>06/09/2026 19:37:06</w:t>
-            </w:r>
-          </w:p>
-        </w:tc>
-        <w:tc>
-          <w:tcPr>
-            <w:tcW w:type="dxa" w:w="1440"/>
-          </w:tcPr>
-          <w:p>
-            <w:r>
-              <w:rPr>
-                <w:rFonts w:ascii="Times New Roman" w:hAnsi="Times New Roman" w:eastAsia="Times New Roman"/>
-                <w:color w:val="000000"/>
-                <w:sz w:val="26"/>
-              </w:rPr>
-              <w:t>58.42</w:t>
+              <w:t>07/09/2026 19:08:33</w:t>
+            </w:r>
+          </w:p>
+        </w:tc>
+        <w:tc>
+          <w:tcPr>
+            <w:tcW w:type="dxa" w:w="1440"/>
+          </w:tcPr>
+          <w:p>
+            <w:r>
+              <w:rPr>
+                <w:rFonts w:ascii="Times New Roman" w:hAnsi="Times New Roman" w:eastAsia="Times New Roman"/>
+                <w:color w:val="000000"/>
+                <w:sz w:val="26"/>
+              </w:rPr>
+              <w:t>13.49</w:t>
             </w:r>
           </w:p>
         </w:tc>
@@ -1130,53 +1130,51 @@
                 <w:color w:val="000000"/>
                 <w:sz w:val="26"/>
               </w:rPr>
-              <w:t>06/09/2026 19:38:11</w:t>
-            </w:r>
-          </w:p>
-        </w:tc>
-        <w:tc>
-          <w:tcPr>
-            <w:tcW w:type="dxa" w:w="1440"/>
-          </w:tcPr>
-          <w:p>
-            <w:r>
-              <w:rPr>
-                <w:rFonts w:ascii="Times New Roman" w:hAnsi="Times New Roman" w:eastAsia="Times New Roman"/>
-                <w:color w:val="000000"/>
-                <w:sz w:val="26"/>
-              </w:rPr>
-              <w:t>61.97</w:t>
-            </w:r>
-          </w:p>
-        </w:tc>
-        <w:tc>
-          <w:tcPr>
-            <w:tcW w:type="dxa" w:w="1440"/>
-          </w:tcPr>
-          <w:p>
-            <w:r>
-              <w:rPr>
-                <w:rFonts w:ascii="Times New Roman" w:hAnsi="Times New Roman" w:eastAsia="Times New Roman"/>
-                <w:color w:val="000000"/>
-                <w:sz w:val="26"/>
-              </w:rPr>
-            </w:r>
-          </w:p>
-        </w:tc>
-        <w:tc>
-          <w:tcPr>
-            <w:tcW w:type="dxa" w:w="1440"/>
-          </w:tcPr>
-          <w:p>
-            <w:r>
-              <w:rPr>
-                <w:rFonts w:ascii="Times New Roman" w:hAnsi="Times New Roman" w:eastAsia="Times New Roman"/>
-                <w:color w:val="000000"/>
-                <w:sz w:val="26"/>
-              </w:rPr>
-              <w:t>Known bug: Không phát sinh notification mới sau khi Doctor cập nhật hồ sơ bệnh án. | TC-NOTIFICATION-009 | STEP 8 FAILED | Expected số notification &gt; 468 | Actual: 468</w:t>
-              <w:br/>
-              <w:t>assert 468 &gt; 468</w:t>
+              <w:t>07/09/2026 19:08:38</w:t>
+            </w:r>
+          </w:p>
+        </w:tc>
+        <w:tc>
+          <w:tcPr>
+            <w:tcW w:type="dxa" w:w="1440"/>
+          </w:tcPr>
+          <w:p>
+            <w:r>
+              <w:rPr>
+                <w:rFonts w:ascii="Times New Roman" w:hAnsi="Times New Roman" w:eastAsia="Times New Roman"/>
+                <w:color w:val="000000"/>
+                <w:sz w:val="26"/>
+              </w:rPr>
+              <w:t>1.86</w:t>
+            </w:r>
+          </w:p>
+        </w:tc>
+        <w:tc>
+          <w:tcPr>
+            <w:tcW w:type="dxa" w:w="1440"/>
+          </w:tcPr>
+          <w:p>
+            <w:r>
+              <w:rPr>
+                <w:rFonts w:ascii="Times New Roman" w:hAnsi="Times New Roman" w:eastAsia="Times New Roman"/>
+                <w:color w:val="000000"/>
+                <w:sz w:val="26"/>
+              </w:rPr>
+            </w:r>
+          </w:p>
+        </w:tc>
+        <w:tc>
+          <w:tcPr>
+            <w:tcW w:type="dxa" w:w="1440"/>
+          </w:tcPr>
+          <w:p>
+            <w:r>
+              <w:rPr>
+                <w:rFonts w:ascii="Times New Roman" w:hAnsi="Times New Roman" w:eastAsia="Times New Roman"/>
+                <w:color w:val="000000"/>
+                <w:sz w:val="26"/>
+              </w:rPr>
+              <w:t>Known bug: Không phát sinh notification mới sau khi Doctor cập nhật hồ sơ bệnh án.</w:t>
             </w:r>
           </w:p>
         </w:tc>
@@ -1359,22 +1357,22 @@
                 <w:color w:val="000000"/>
                 <w:sz w:val="26"/>
               </w:rPr>
-              <w:t>06/09/2026 19:31:34</w:t>
-            </w:r>
-          </w:p>
-        </w:tc>
-        <w:tc>
-          <w:tcPr>
-            <w:tcW w:type="dxa" w:w="1440"/>
-          </w:tcPr>
-          <w:p>
-            <w:r>
-              <w:rPr>
-                <w:rFonts w:ascii="Times New Roman" w:hAnsi="Times New Roman" w:eastAsia="Times New Roman"/>
-                <w:color w:val="000000"/>
-                <w:sz w:val="26"/>
-              </w:rPr>
-              <w:t>Patient đặt lịch hợp lệ, appointment #494 ở trạng thái pending</w:t>
+              <w:t>07/09/2026 19:06:53</w:t>
+            </w:r>
+          </w:p>
+        </w:tc>
+        <w:tc>
+          <w:tcPr>
+            <w:tcW w:type="dxa" w:w="1440"/>
+          </w:tcPr>
+          <w:p>
+            <w:r>
+              <w:rPr>
+                <w:rFonts w:ascii="Times New Roman" w:hAnsi="Times New Roman" w:eastAsia="Times New Roman"/>
+                <w:color w:val="000000"/>
+                <w:sz w:val="26"/>
+              </w:rPr>
+              <w:t>Patient đặt lịch hợp lệ, appointment #661 ở trạng thái pending</w:t>
             </w:r>
           </w:p>
         </w:tc>
@@ -1450,7 +1448,7 @@
                 <w:color w:val="000000"/>
                 <w:sz w:val="26"/>
               </w:rPr>
-              <w:t>06/09/2026 19:31:40</w:t>
+              <w:t>07/09/2026 19:06:54</w:t>
             </w:r>
           </w:p>
         </w:tc>
@@ -1541,22 +1539,22 @@
                 <w:color w:val="000000"/>
                 <w:sz w:val="26"/>
               </w:rPr>
-              <w:t>06/09/2026 19:31:42</w:t>
-            </w:r>
-          </w:p>
-        </w:tc>
-        <w:tc>
-          <w:tcPr>
-            <w:tcW w:type="dxa" w:w="1440"/>
-          </w:tcPr>
-          <w:p>
-            <w:r>
-              <w:rPr>
-                <w:rFonts w:ascii="Times New Roman" w:hAnsi="Times New Roman" w:eastAsia="Times New Roman"/>
-                <w:color w:val="000000"/>
-                <w:sz w:val="26"/>
-              </w:rPr>
-              <w:t>Admin xác nhận appointment #494 thành công</w:t>
+              <w:t>07/09/2026 19:06:55</w:t>
+            </w:r>
+          </w:p>
+        </w:tc>
+        <w:tc>
+          <w:tcPr>
+            <w:tcW w:type="dxa" w:w="1440"/>
+          </w:tcPr>
+          <w:p>
+            <w:r>
+              <w:rPr>
+                <w:rFonts w:ascii="Times New Roman" w:hAnsi="Times New Roman" w:eastAsia="Times New Roman"/>
+                <w:color w:val="000000"/>
+                <w:sz w:val="26"/>
+              </w:rPr>
+              <w:t>Admin xác nhận appointment #661 thành công</w:t>
             </w:r>
           </w:p>
         </w:tc>
@@ -1632,7 +1630,7 @@
                 <w:color w:val="000000"/>
                 <w:sz w:val="26"/>
               </w:rPr>
-              <w:t>06/09/2026 19:31:48</w:t>
+              <w:t>07/09/2026 19:06:55</w:t>
             </w:r>
           </w:p>
         </w:tc>
@@ -1723,7 +1721,7 @@
                 <w:color w:val="000000"/>
                 <w:sz w:val="26"/>
               </w:rPr>
-              <w:t>06/09/2026 19:31:48</w:t>
+              <w:t>07/09/2026 19:06:56</w:t>
             </w:r>
           </w:p>
         </w:tc>
@@ -1814,22 +1812,22 @@
                 <w:color w:val="000000"/>
                 <w:sz w:val="26"/>
               </w:rPr>
-              <w:t>06/09/2026 19:31:48</w:t>
-            </w:r>
-          </w:p>
-        </w:tc>
-        <w:tc>
-          <w:tcPr>
-            <w:tcW w:type="dxa" w:w="1440"/>
-          </w:tcPr>
-          <w:p>
-            <w:r>
-              <w:rPr>
-                <w:rFonts w:ascii="Times New Roman" w:hAnsi="Times New Roman" w:eastAsia="Times New Roman"/>
-                <w:color w:val="000000"/>
-                <w:sz w:val="26"/>
-              </w:rPr>
-              <w:t>Tìm thấy notification của appointment #494</w:t>
+              <w:t>07/09/2026 19:06:56</w:t>
+            </w:r>
+          </w:p>
+        </w:tc>
+        <w:tc>
+          <w:tcPr>
+            <w:tcW w:type="dxa" w:w="1440"/>
+          </w:tcPr>
+          <w:p>
+            <w:r>
+              <w:rPr>
+                <w:rFonts w:ascii="Times New Roman" w:hAnsi="Times New Roman" w:eastAsia="Times New Roman"/>
+                <w:color w:val="000000"/>
+                <w:sz w:val="26"/>
+              </w:rPr>
+              <w:t>Tìm thấy notification của appointment #661</w:t>
             </w:r>
           </w:p>
         </w:tc>
@@ -1905,7 +1903,7 @@
                 <w:color w:val="000000"/>
                 <w:sz w:val="26"/>
               </w:rPr>
-              <w:t>06/09/2026 19:31:48</w:t>
+              <w:t>07/09/2026 19:06:56</w:t>
             </w:r>
           </w:p>
         </w:tc>
@@ -1996,22 +1994,22 @@
                 <w:color w:val="000000"/>
                 <w:sz w:val="26"/>
               </w:rPr>
-              <w:t>06/09/2026 19:32:10</w:t>
-            </w:r>
-          </w:p>
-        </w:tc>
-        <w:tc>
-          <w:tcPr>
-            <w:tcW w:type="dxa" w:w="1440"/>
-          </w:tcPr>
-          <w:p>
-            <w:r>
-              <w:rPr>
-                <w:rFonts w:ascii="Times New Roman" w:hAnsi="Times New Roman" w:eastAsia="Times New Roman"/>
-                <w:color w:val="000000"/>
-                <w:sz w:val="26"/>
-              </w:rPr>
-              <w:t>Patient đặt lịch hợp lệ, appointment #495 ở trạng thái pending</w:t>
+              <w:t>07/09/2026 19:07:04</w:t>
+            </w:r>
+          </w:p>
+        </w:tc>
+        <w:tc>
+          <w:tcPr>
+            <w:tcW w:type="dxa" w:w="1440"/>
+          </w:tcPr>
+          <w:p>
+            <w:r>
+              <w:rPr>
+                <w:rFonts w:ascii="Times New Roman" w:hAnsi="Times New Roman" w:eastAsia="Times New Roman"/>
+                <w:color w:val="000000"/>
+                <w:sz w:val="26"/>
+              </w:rPr>
+              <w:t>Patient đặt lịch hợp lệ, appointment #662 ở trạng thái pending</w:t>
             </w:r>
           </w:p>
         </w:tc>
@@ -2087,7 +2085,7 @@
                 <w:color w:val="000000"/>
                 <w:sz w:val="26"/>
               </w:rPr>
-              <w:t>06/09/2026 19:32:16</w:t>
+              <w:t>07/09/2026 19:07:05</w:t>
             </w:r>
           </w:p>
         </w:tc>
@@ -2178,22 +2176,22 @@
                 <w:color w:val="000000"/>
                 <w:sz w:val="26"/>
               </w:rPr>
-              <w:t>06/09/2026 19:32:18</w:t>
-            </w:r>
-          </w:p>
-        </w:tc>
-        <w:tc>
-          <w:tcPr>
-            <w:tcW w:type="dxa" w:w="1440"/>
-          </w:tcPr>
-          <w:p>
-            <w:r>
-              <w:rPr>
-                <w:rFonts w:ascii="Times New Roman" w:hAnsi="Times New Roman" w:eastAsia="Times New Roman"/>
-                <w:color w:val="000000"/>
-                <w:sz w:val="26"/>
-              </w:rPr>
-              <w:t>Admin hủy appointment #495 thành công</w:t>
+              <w:t>07/09/2026 19:07:07</w:t>
+            </w:r>
+          </w:p>
+        </w:tc>
+        <w:tc>
+          <w:tcPr>
+            <w:tcW w:type="dxa" w:w="1440"/>
+          </w:tcPr>
+          <w:p>
+            <w:r>
+              <w:rPr>
+                <w:rFonts w:ascii="Times New Roman" w:hAnsi="Times New Roman" w:eastAsia="Times New Roman"/>
+                <w:color w:val="000000"/>
+                <w:sz w:val="26"/>
+              </w:rPr>
+              <w:t>Admin hủy appointment #662 thành công</w:t>
             </w:r>
           </w:p>
         </w:tc>
@@ -2269,7 +2267,7 @@
                 <w:color w:val="000000"/>
                 <w:sz w:val="26"/>
               </w:rPr>
-              <w:t>06/09/2026 19:32:24</w:t>
+              <w:t>07/09/2026 19:07:07</w:t>
             </w:r>
           </w:p>
         </w:tc>
@@ -2360,7 +2358,7 @@
                 <w:color w:val="000000"/>
                 <w:sz w:val="26"/>
               </w:rPr>
-              <w:t>06/09/2026 19:32:24</w:t>
+              <w:t>07/09/2026 19:07:08</w:t>
             </w:r>
           </w:p>
         </w:tc>
@@ -2451,22 +2449,22 @@
                 <w:color w:val="000000"/>
                 <w:sz w:val="26"/>
               </w:rPr>
-              <w:t>06/09/2026 19:32:24</w:t>
-            </w:r>
-          </w:p>
-        </w:tc>
-        <w:tc>
-          <w:tcPr>
-            <w:tcW w:type="dxa" w:w="1440"/>
-          </w:tcPr>
-          <w:p>
-            <w:r>
-              <w:rPr>
-                <w:rFonts w:ascii="Times New Roman" w:hAnsi="Times New Roman" w:eastAsia="Times New Roman"/>
-                <w:color w:val="000000"/>
-                <w:sz w:val="26"/>
-              </w:rPr>
-              <w:t>Tìm thấy notification của appointment #495</w:t>
+              <w:t>07/09/2026 19:07:08</w:t>
+            </w:r>
+          </w:p>
+        </w:tc>
+        <w:tc>
+          <w:tcPr>
+            <w:tcW w:type="dxa" w:w="1440"/>
+          </w:tcPr>
+          <w:p>
+            <w:r>
+              <w:rPr>
+                <w:rFonts w:ascii="Times New Roman" w:hAnsi="Times New Roman" w:eastAsia="Times New Roman"/>
+                <w:color w:val="000000"/>
+                <w:sz w:val="26"/>
+              </w:rPr>
+              <w:t>Tìm thấy notification của appointment #662</w:t>
             </w:r>
           </w:p>
         </w:tc>
@@ -2542,7 +2540,7 @@
                 <w:color w:val="000000"/>
                 <w:sz w:val="26"/>
               </w:rPr>
-              <w:t>06/09/2026 19:32:24</w:t>
+              <w:t>07/09/2026 19:07:08</w:t>
             </w:r>
           </w:p>
         </w:tc>
@@ -2633,22 +2631,22 @@
                 <w:color w:val="000000"/>
                 <w:sz w:val="26"/>
               </w:rPr>
-              <w:t>06/09/2026 19:32:54</w:t>
-            </w:r>
-          </w:p>
-        </w:tc>
-        <w:tc>
-          <w:tcPr>
-            <w:tcW w:type="dxa" w:w="1440"/>
-          </w:tcPr>
-          <w:p>
-            <w:r>
-              <w:rPr>
-                <w:rFonts w:ascii="Times New Roman" w:hAnsi="Times New Roman" w:eastAsia="Times New Roman"/>
-                <w:color w:val="000000"/>
-                <w:sz w:val="26"/>
-              </w:rPr>
-              <w:t>Chuẩn bị appointment #496 và Admin xác nhận lịch thành công</w:t>
+              <w:t>07/09/2026 19:07:18</w:t>
+            </w:r>
+          </w:p>
+        </w:tc>
+        <w:tc>
+          <w:tcPr>
+            <w:tcW w:type="dxa" w:w="1440"/>
+          </w:tcPr>
+          <w:p>
+            <w:r>
+              <w:rPr>
+                <w:rFonts w:ascii="Times New Roman" w:hAnsi="Times New Roman" w:eastAsia="Times New Roman"/>
+                <w:color w:val="000000"/>
+                <w:sz w:val="26"/>
+              </w:rPr>
+              <w:t>Chuẩn bị appointment #663 và Admin xác nhận lịch thành công</w:t>
             </w:r>
           </w:p>
         </w:tc>
@@ -2724,7 +2722,7 @@
                 <w:color w:val="000000"/>
                 <w:sz w:val="26"/>
               </w:rPr>
-              <w:t>06/09/2026 19:33:00</w:t>
+              <w:t>07/09/2026 19:07:19</w:t>
             </w:r>
           </w:p>
         </w:tc>
@@ -2815,22 +2813,22 @@
                 <w:color w:val="000000"/>
                 <w:sz w:val="26"/>
               </w:rPr>
-              <w:t>06/09/2026 19:33:01</w:t>
-            </w:r>
-          </w:p>
-        </w:tc>
-        <w:tc>
-          <w:tcPr>
-            <w:tcW w:type="dxa" w:w="1440"/>
-          </w:tcPr>
-          <w:p>
-            <w:r>
-              <w:rPr>
-                <w:rFonts w:ascii="Times New Roman" w:hAnsi="Times New Roman" w:eastAsia="Times New Roman"/>
-                <w:color w:val="000000"/>
-                <w:sz w:val="26"/>
-              </w:rPr>
-              <w:t>Doctor mở appointment #496 và vào màn hình Khám bệnh thành công</w:t>
+              <w:t>07/09/2026 19:07:19</w:t>
+            </w:r>
+          </w:p>
+        </w:tc>
+        <w:tc>
+          <w:tcPr>
+            <w:tcW w:type="dxa" w:w="1440"/>
+          </w:tcPr>
+          <w:p>
+            <w:r>
+              <w:rPr>
+                <w:rFonts w:ascii="Times New Roman" w:hAnsi="Times New Roman" w:eastAsia="Times New Roman"/>
+                <w:color w:val="000000"/>
+                <w:sz w:val="26"/>
+              </w:rPr>
+              <w:t>Doctor mở appointment #663 và vào màn hình Khám bệnh thành công</w:t>
             </w:r>
           </w:p>
         </w:tc>
@@ -2906,7 +2904,7 @@
                 <w:color w:val="000000"/>
                 <w:sz w:val="26"/>
               </w:rPr>
-              <w:t>06/09/2026 19:33:01</w:t>
+              <w:t>07/09/2026 19:07:20</w:t>
             </w:r>
           </w:p>
         </w:tc>
@@ -2997,7 +2995,7 @@
                 <w:color w:val="000000"/>
                 <w:sz w:val="26"/>
               </w:rPr>
-              <w:t>06/09/2026 19:33:02</w:t>
+              <w:t>07/09/2026 19:07:20</w:t>
             </w:r>
           </w:p>
         </w:tc>
@@ -3088,7 +3086,7 @@
                 <w:color w:val="000000"/>
                 <w:sz w:val="26"/>
               </w:rPr>
-              <w:t>06/09/2026 19:33:08</w:t>
+              <w:t>07/09/2026 19:07:20</w:t>
             </w:r>
           </w:p>
         </w:tc>
@@ -3179,7 +3177,7 @@
                 <w:color w:val="000000"/>
                 <w:sz w:val="26"/>
               </w:rPr>
-              <w:t>06/09/2026 19:33:09</w:t>
+              <w:t>07/09/2026 19:07:21</w:t>
             </w:r>
           </w:p>
         </w:tc>
@@ -3270,7 +3268,7 @@
                 <w:color w:val="000000"/>
                 <w:sz w:val="26"/>
               </w:rPr>
-              <w:t>06/09/2026 19:33:09</w:t>
+              <w:t>07/09/2026 19:07:21</w:t>
             </w:r>
           </w:p>
         </w:tc>
@@ -3361,22 +3359,22 @@
                 <w:color w:val="000000"/>
                 <w:sz w:val="26"/>
               </w:rPr>
-              <w:t>06/09/2026 19:33:45</w:t>
-            </w:r>
-          </w:p>
-        </w:tc>
-        <w:tc>
-          <w:tcPr>
-            <w:tcW w:type="dxa" w:w="1440"/>
-          </w:tcPr>
-          <w:p>
-            <w:r>
-              <w:rPr>
-                <w:rFonts w:ascii="Times New Roman" w:hAnsi="Times New Roman" w:eastAsia="Times New Roman"/>
-                <w:color w:val="000000"/>
-                <w:sz w:val="26"/>
-              </w:rPr>
-              <w:t>Patient đã có notification cũ của appointment #497</w:t>
+              <w:t>07/09/2026 19:07:32</w:t>
+            </w:r>
+          </w:p>
+        </w:tc>
+        <w:tc>
+          <w:tcPr>
+            <w:tcW w:type="dxa" w:w="1440"/>
+          </w:tcPr>
+          <w:p>
+            <w:r>
+              <w:rPr>
+                <w:rFonts w:ascii="Times New Roman" w:hAnsi="Times New Roman" w:eastAsia="Times New Roman"/>
+                <w:color w:val="000000"/>
+                <w:sz w:val="26"/>
+              </w:rPr>
+              <w:t>Patient đã có notification cũ của appointment #664</w:t>
             </w:r>
           </w:p>
         </w:tc>
@@ -3452,22 +3450,22 @@
                 <w:color w:val="000000"/>
                 <w:sz w:val="26"/>
               </w:rPr>
-              <w:t>06/09/2026 19:33:57</w:t>
-            </w:r>
-          </w:p>
-        </w:tc>
-        <w:tc>
-          <w:tcPr>
-            <w:tcW w:type="dxa" w:w="1440"/>
-          </w:tcPr>
-          <w:p>
-            <w:r>
-              <w:rPr>
-                <w:rFonts w:ascii="Times New Roman" w:hAnsi="Times New Roman" w:eastAsia="Times New Roman"/>
-                <w:color w:val="000000"/>
-                <w:sz w:val="26"/>
-              </w:rPr>
-              <w:t>Patient tạo appointment mới #498, khác appointment cũ #497</w:t>
+              <w:t>07/09/2026 19:07:36</w:t>
+            </w:r>
+          </w:p>
+        </w:tc>
+        <w:tc>
+          <w:tcPr>
+            <w:tcW w:type="dxa" w:w="1440"/>
+          </w:tcPr>
+          <w:p>
+            <w:r>
+              <w:rPr>
+                <w:rFonts w:ascii="Times New Roman" w:hAnsi="Times New Roman" w:eastAsia="Times New Roman"/>
+                <w:color w:val="000000"/>
+                <w:sz w:val="26"/>
+              </w:rPr>
+              <w:t>Patient tạo appointment mới #665, khác appointment cũ #664</w:t>
             </w:r>
           </w:p>
         </w:tc>
@@ -3543,22 +3541,22 @@
                 <w:color w:val="000000"/>
                 <w:sz w:val="26"/>
               </w:rPr>
-              <w:t>06/09/2026 19:34:05</w:t>
-            </w:r>
-          </w:p>
-        </w:tc>
-        <w:tc>
-          <w:tcPr>
-            <w:tcW w:type="dxa" w:w="1440"/>
-          </w:tcPr>
-          <w:p>
-            <w:r>
-              <w:rPr>
-                <w:rFonts w:ascii="Times New Roman" w:hAnsi="Times New Roman" w:eastAsia="Times New Roman"/>
-                <w:color w:val="000000"/>
-                <w:sz w:val="26"/>
-              </w:rPr>
-              <w:t>Admin xác nhận appointment mới #498 thành công</w:t>
+              <w:t>07/09/2026 19:07:38</w:t>
+            </w:r>
+          </w:p>
+        </w:tc>
+        <w:tc>
+          <w:tcPr>
+            <w:tcW w:type="dxa" w:w="1440"/>
+          </w:tcPr>
+          <w:p>
+            <w:r>
+              <w:rPr>
+                <w:rFonts w:ascii="Times New Roman" w:hAnsi="Times New Roman" w:eastAsia="Times New Roman"/>
+                <w:color w:val="000000"/>
+                <w:sz w:val="26"/>
+              </w:rPr>
+              <w:t>Admin xác nhận appointment mới #665 thành công</w:t>
             </w:r>
           </w:p>
         </w:tc>
@@ -3634,7 +3632,7 @@
                 <w:color w:val="000000"/>
                 <w:sz w:val="26"/>
               </w:rPr>
-              <w:t>06/09/2026 19:34:11</w:t>
+              <w:t>07/09/2026 19:07:38</w:t>
             </w:r>
           </w:p>
         </w:tc>
@@ -3725,7 +3723,7 @@
                 <w:color w:val="000000"/>
                 <w:sz w:val="26"/>
               </w:rPr>
-              <w:t>06/09/2026 19:34:11</w:t>
+              <w:t>07/09/2026 19:07:39</w:t>
             </w:r>
           </w:p>
         </w:tc>
@@ -3816,22 +3814,22 @@
                 <w:color w:val="000000"/>
                 <w:sz w:val="26"/>
               </w:rPr>
-              <w:t>06/09/2026 19:34:11</w:t>
-            </w:r>
-          </w:p>
-        </w:tc>
-        <w:tc>
-          <w:tcPr>
-            <w:tcW w:type="dxa" w:w="1440"/>
-          </w:tcPr>
-          <w:p>
-            <w:r>
-              <w:rPr>
-                <w:rFonts w:ascii="Times New Roman" w:hAnsi="Times New Roman" w:eastAsia="Times New Roman"/>
-                <w:color w:val="000000"/>
-                <w:sz w:val="26"/>
-              </w:rPr>
-              <w:t>Notification mới của appointment #498 hiển thị đúng</w:t>
+              <w:t>07/09/2026 19:07:39</w:t>
+            </w:r>
+          </w:p>
+        </w:tc>
+        <w:tc>
+          <w:tcPr>
+            <w:tcW w:type="dxa" w:w="1440"/>
+          </w:tcPr>
+          <w:p>
+            <w:r>
+              <w:rPr>
+                <w:rFonts w:ascii="Times New Roman" w:hAnsi="Times New Roman" w:eastAsia="Times New Roman"/>
+                <w:color w:val="000000"/>
+                <w:sz w:val="26"/>
+              </w:rPr>
+              <w:t>Notification mới của appointment #665 hiển thị đúng</w:t>
             </w:r>
           </w:p>
         </w:tc>
@@ -3907,22 +3905,22 @@
                 <w:color w:val="000000"/>
                 <w:sz w:val="26"/>
               </w:rPr>
-              <w:t>06/09/2026 19:34:11</w:t>
-            </w:r>
-          </w:p>
-        </w:tc>
-        <w:tc>
-          <w:tcPr>
-            <w:tcW w:type="dxa" w:w="1440"/>
-          </w:tcPr>
-          <w:p>
-            <w:r>
-              <w:rPr>
-                <w:rFonts w:ascii="Times New Roman" w:hAnsi="Times New Roman" w:eastAsia="Times New Roman"/>
-                <w:color w:val="000000"/>
-                <w:sz w:val="26"/>
-              </w:rPr>
-              <w:t>Notification #497 và #498 được lưu riêng biệt, không ghi đè nhau</w:t>
+              <w:t>07/09/2026 19:07:39</w:t>
+            </w:r>
+          </w:p>
+        </w:tc>
+        <w:tc>
+          <w:tcPr>
+            <w:tcW w:type="dxa" w:w="1440"/>
+          </w:tcPr>
+          <w:p>
+            <w:r>
+              <w:rPr>
+                <w:rFonts w:ascii="Times New Roman" w:hAnsi="Times New Roman" w:eastAsia="Times New Roman"/>
+                <w:color w:val="000000"/>
+                <w:sz w:val="26"/>
+              </w:rPr>
+              <w:t>Notification #664 và #665 được lưu riêng biệt, không ghi đè nhau</w:t>
             </w:r>
           </w:p>
         </w:tc>
@@ -3998,7 +3996,7 @@
                 <w:color w:val="000000"/>
                 <w:sz w:val="26"/>
               </w:rPr>
-              <w:t>06/09/2026 19:34:21</w:t>
+              <w:t>07/09/2026 19:07:44</w:t>
             </w:r>
           </w:p>
         </w:tc>
@@ -4089,22 +4087,22 @@
                 <w:color w:val="000000"/>
                 <w:sz w:val="26"/>
               </w:rPr>
-              <w:t>06/09/2026 19:34:24</w:t>
-            </w:r>
-          </w:p>
-        </w:tc>
-        <w:tc>
-          <w:tcPr>
-            <w:tcW w:type="dxa" w:w="1440"/>
-          </w:tcPr>
-          <w:p>
-            <w:r>
-              <w:rPr>
-                <w:rFonts w:ascii="Times New Roman" w:hAnsi="Times New Roman" w:eastAsia="Times New Roman"/>
-                <w:color w:val="000000"/>
-                <w:sz w:val="26"/>
-              </w:rPr>
-              <w:t>Patient A có 456 notification</w:t>
+              <w:t>07/09/2026 19:07:48</w:t>
+            </w:r>
+          </w:p>
+        </w:tc>
+        <w:tc>
+          <w:tcPr>
+            <w:tcW w:type="dxa" w:w="1440"/>
+          </w:tcPr>
+          <w:p>
+            <w:r>
+              <w:rPr>
+                <w:rFonts w:ascii="Times New Roman" w:hAnsi="Times New Roman" w:eastAsia="Times New Roman"/>
+                <w:color w:val="000000"/>
+                <w:sz w:val="26"/>
+              </w:rPr>
+              <w:t>Patient A có 626 notification</w:t>
             </w:r>
           </w:p>
         </w:tc>
@@ -4180,7 +4178,7 @@
                 <w:color w:val="000000"/>
                 <w:sz w:val="26"/>
               </w:rPr>
-              <w:t>06/09/2026 19:34:30</w:t>
+              <w:t>07/09/2026 19:07:49</w:t>
             </w:r>
           </w:p>
         </w:tc>
@@ -4271,22 +4269,22 @@
                 <w:color w:val="000000"/>
                 <w:sz w:val="26"/>
               </w:rPr>
-              <w:t>06/09/2026 19:34:31</w:t>
-            </w:r>
-          </w:p>
-        </w:tc>
-        <w:tc>
-          <w:tcPr>
-            <w:tcW w:type="dxa" w:w="1440"/>
-          </w:tcPr>
-          <w:p>
-            <w:r>
-              <w:rPr>
-                <w:rFonts w:ascii="Times New Roman" w:hAnsi="Times New Roman" w:eastAsia="Times New Roman"/>
-                <w:color w:val="000000"/>
-                <w:sz w:val="26"/>
-              </w:rPr>
-              <w:t>Patient B có 19 notification</w:t>
+              <w:t>07/09/2026 19:07:49</w:t>
+            </w:r>
+          </w:p>
+        </w:tc>
+        <w:tc>
+          <w:tcPr>
+            <w:tcW w:type="dxa" w:w="1440"/>
+          </w:tcPr>
+          <w:p>
+            <w:r>
+              <w:rPr>
+                <w:rFonts w:ascii="Times New Roman" w:hAnsi="Times New Roman" w:eastAsia="Times New Roman"/>
+                <w:color w:val="000000"/>
+                <w:sz w:val="26"/>
+              </w:rPr>
+              <w:t>Patient B có 25 notification</w:t>
             </w:r>
           </w:p>
         </w:tc>
@@ -4362,7 +4360,7 @@
                 <w:color w:val="000000"/>
                 <w:sz w:val="26"/>
               </w:rPr>
-              <w:t>06/09/2026 19:34:31</w:t>
+              <w:t>07/09/2026 19:07:49</w:t>
             </w:r>
           </w:p>
         </w:tc>
@@ -4453,22 +4451,22 @@
                 <w:color w:val="000000"/>
                 <w:sz w:val="26"/>
               </w:rPr>
-              <w:t>06/09/2026 19:35:01</w:t>
-            </w:r>
-          </w:p>
-        </w:tc>
-        <w:tc>
-          <w:tcPr>
-            <w:tcW w:type="dxa" w:w="1440"/>
-          </w:tcPr>
-          <w:p>
-            <w:r>
-              <w:rPr>
-                <w:rFonts w:ascii="Times New Roman" w:hAnsi="Times New Roman" w:eastAsia="Times New Roman"/>
-                <w:color w:val="000000"/>
-                <w:sz w:val="26"/>
-              </w:rPr>
-              <w:t>Chuẩn bị appointment #499 và Admin xác nhận lịch thành công</w:t>
+              <w:t>07/09/2026 19:07:59</w:t>
+            </w:r>
+          </w:p>
+        </w:tc>
+        <w:tc>
+          <w:tcPr>
+            <w:tcW w:type="dxa" w:w="1440"/>
+          </w:tcPr>
+          <w:p>
+            <w:r>
+              <w:rPr>
+                <w:rFonts w:ascii="Times New Roman" w:hAnsi="Times New Roman" w:eastAsia="Times New Roman"/>
+                <w:color w:val="000000"/>
+                <w:sz w:val="26"/>
+              </w:rPr>
+              <w:t>Chuẩn bị appointment #666 và Admin xác nhận lịch thành công</w:t>
             </w:r>
           </w:p>
         </w:tc>
@@ -4544,7 +4542,7 @@
                 <w:color w:val="000000"/>
                 <w:sz w:val="26"/>
               </w:rPr>
-              <w:t>06/09/2026 19:35:07</w:t>
+              <w:t>07/09/2026 19:08:00</w:t>
             </w:r>
           </w:p>
         </w:tc>
@@ -4635,22 +4633,22 @@
                 <w:color w:val="000000"/>
                 <w:sz w:val="26"/>
               </w:rPr>
-              <w:t>06/09/2026 19:35:08</w:t>
-            </w:r>
-          </w:p>
-        </w:tc>
-        <w:tc>
-          <w:tcPr>
-            <w:tcW w:type="dxa" w:w="1440"/>
-          </w:tcPr>
-          <w:p>
-            <w:r>
-              <w:rPr>
-                <w:rFonts w:ascii="Times New Roman" w:hAnsi="Times New Roman" w:eastAsia="Times New Roman"/>
-                <w:color w:val="000000"/>
-                <w:sz w:val="26"/>
-              </w:rPr>
-              <w:t>Doctor mở appointment #499 và vào màn hình Khám bệnh thành công</w:t>
+              <w:t>07/09/2026 19:08:00</w:t>
+            </w:r>
+          </w:p>
+        </w:tc>
+        <w:tc>
+          <w:tcPr>
+            <w:tcW w:type="dxa" w:w="1440"/>
+          </w:tcPr>
+          <w:p>
+            <w:r>
+              <w:rPr>
+                <w:rFonts w:ascii="Times New Roman" w:hAnsi="Times New Roman" w:eastAsia="Times New Roman"/>
+                <w:color w:val="000000"/>
+                <w:sz w:val="26"/>
+              </w:rPr>
+              <w:t>Doctor mở appointment #666 và vào màn hình Khám bệnh thành công</w:t>
             </w:r>
           </w:p>
         </w:tc>
@@ -4726,7 +4724,7 @@
                 <w:color w:val="000000"/>
                 <w:sz w:val="26"/>
               </w:rPr>
-              <w:t>06/09/2026 19:35:08</w:t>
+              <w:t>07/09/2026 19:08:01</w:t>
             </w:r>
           </w:p>
         </w:tc>
@@ -4817,7 +4815,7 @@
                 <w:color w:val="000000"/>
                 <w:sz w:val="26"/>
               </w:rPr>
-              <w:t>06/09/2026 19:35:09</w:t>
+              <w:t>07/09/2026 19:08:01</w:t>
             </w:r>
           </w:p>
         </w:tc>
@@ -4908,7 +4906,7 @@
                 <w:color w:val="000000"/>
                 <w:sz w:val="26"/>
               </w:rPr>
-              <w:t>06/09/2026 19:35:10</w:t>
+              <w:t>07/09/2026 19:08:01</w:t>
             </w:r>
           </w:p>
         </w:tc>
@@ -4999,22 +4997,22 @@
                 <w:color w:val="000000"/>
                 <w:sz w:val="26"/>
               </w:rPr>
-              <w:t>06/09/2026 19:35:11</w:t>
-            </w:r>
-          </w:p>
-        </w:tc>
-        <w:tc>
-          <w:tcPr>
-            <w:tcW w:type="dxa" w:w="1440"/>
-          </w:tcPr>
-          <w:p>
-            <w:r>
-              <w:rPr>
-                <w:rFonts w:ascii="Times New Roman" w:hAnsi="Times New Roman" w:eastAsia="Times New Roman"/>
-                <w:color w:val="000000"/>
-                <w:sz w:val="26"/>
-              </w:rPr>
-              <w:t>Doctor tạo và lưu đơn thuốc với 'Selenium Drug Valid 1788697244 - tồn kho: 107 viên' thành công</w:t>
+              <w:t>07/09/2026 19:08:01</w:t>
+            </w:r>
+          </w:p>
+        </w:tc>
+        <w:tc>
+          <w:tcPr>
+            <w:tcW w:type="dxa" w:w="1440"/>
+          </w:tcPr>
+          <w:p>
+            <w:r>
+              <w:rPr>
+                <w:rFonts w:ascii="Times New Roman" w:hAnsi="Times New Roman" w:eastAsia="Times New Roman"/>
+                <w:color w:val="000000"/>
+                <w:sz w:val="26"/>
+              </w:rPr>
+              <w:t>Doctor tạo và lưu đơn thuốc với 'Selenium Drug Valid 1788782427 - tồn kho: 107 viên' thành công</w:t>
             </w:r>
           </w:p>
         </w:tc>
@@ -5090,7 +5088,7 @@
                 <w:color w:val="000000"/>
                 <w:sz w:val="26"/>
               </w:rPr>
-              <w:t>06/09/2026 19:35:17</w:t>
+              <w:t>07/09/2026 19:08:02</w:t>
             </w:r>
           </w:p>
         </w:tc>
@@ -5181,7 +5179,7 @@
                 <w:color w:val="000000"/>
                 <w:sz w:val="26"/>
               </w:rPr>
-              <w:t>06/09/2026 19:35:18</w:t>
+              <w:t>07/09/2026 19:08:02</w:t>
             </w:r>
           </w:p>
         </w:tc>
@@ -5272,22 +5270,22 @@
                 <w:color w:val="000000"/>
                 <w:sz w:val="26"/>
               </w:rPr>
-              <w:t>06/09/2026 19:35:56</w:t>
-            </w:r>
-          </w:p>
-        </w:tc>
-        <w:tc>
-          <w:tcPr>
-            <w:tcW w:type="dxa" w:w="1440"/>
-          </w:tcPr>
-          <w:p>
-            <w:r>
-              <w:rPr>
-                <w:rFonts w:ascii="Times New Roman" w:hAnsi="Times New Roman" w:eastAsia="Times New Roman"/>
-                <w:color w:val="000000"/>
-                <w:sz w:val="26"/>
-              </w:rPr>
-              <w:t>Chuẩn bị appointment #500, Admin xác nhận và Doctor tạo hồ sơ bệnh án thành công</w:t>
+              <w:t>07/09/2026 19:08:14</w:t>
+            </w:r>
+          </w:p>
+        </w:tc>
+        <w:tc>
+          <w:tcPr>
+            <w:tcW w:type="dxa" w:w="1440"/>
+          </w:tcPr>
+          <w:p>
+            <w:r>
+              <w:rPr>
+                <w:rFonts w:ascii="Times New Roman" w:hAnsi="Times New Roman" w:eastAsia="Times New Roman"/>
+                <w:color w:val="000000"/>
+                <w:sz w:val="26"/>
+              </w:rPr>
+              <w:t>Chuẩn bị appointment #667, Admin xác nhận và Doctor tạo hồ sơ bệnh án thành công</w:t>
             </w:r>
           </w:p>
         </w:tc>
@@ -5363,7 +5361,7 @@
                 <w:color w:val="000000"/>
                 <w:sz w:val="26"/>
               </w:rPr>
-              <w:t>06/09/2026 19:35:56</w:t>
+              <w:t>07/09/2026 19:08:14</w:t>
             </w:r>
           </w:p>
         </w:tc>
@@ -5454,22 +5452,22 @@
                 <w:color w:val="000000"/>
                 <w:sz w:val="26"/>
               </w:rPr>
-              <w:t>06/09/2026 19:35:56</w:t>
-            </w:r>
-          </w:p>
-        </w:tc>
-        <w:tc>
-          <w:tcPr>
-            <w:tcW w:type="dxa" w:w="1440"/>
-          </w:tcPr>
-          <w:p>
-            <w:r>
-              <w:rPr>
-                <w:rFonts w:ascii="Times New Roman" w:hAnsi="Times New Roman" w:eastAsia="Times New Roman"/>
-                <w:color w:val="000000"/>
-                <w:sz w:val="26"/>
-              </w:rPr>
-              <w:t>Mở hồ sơ bệnh án của appointment #500 thành công</w:t>
+              <w:t>07/09/2026 19:08:14</w:t>
+            </w:r>
+          </w:p>
+        </w:tc>
+        <w:tc>
+          <w:tcPr>
+            <w:tcW w:type="dxa" w:w="1440"/>
+          </w:tcPr>
+          <w:p>
+            <w:r>
+              <w:rPr>
+                <w:rFonts w:ascii="Times New Roman" w:hAnsi="Times New Roman" w:eastAsia="Times New Roman"/>
+                <w:color w:val="000000"/>
+                <w:sz w:val="26"/>
+              </w:rPr>
+              <w:t>Mở hồ sơ bệnh án của appointment #667 thành công</w:t>
             </w:r>
           </w:p>
         </w:tc>
@@ -5545,7 +5543,7 @@
                 <w:color w:val="000000"/>
                 <w:sz w:val="26"/>
               </w:rPr>
-              <w:t>06/09/2026 19:35:57</w:t>
+              <w:t>07/09/2026 19:08:15</w:t>
             </w:r>
           </w:p>
         </w:tc>
@@ -5636,22 +5634,22 @@
                 <w:color w:val="000000"/>
                 <w:sz w:val="26"/>
               </w:rPr>
-              <w:t>06/09/2026 19:35:57</w:t>
-            </w:r>
-          </w:p>
-        </w:tc>
-        <w:tc>
-          <w:tcPr>
-            <w:tcW w:type="dxa" w:w="1440"/>
-          </w:tcPr>
-          <w:p>
-            <w:r>
-              <w:rPr>
-                <w:rFonts w:ascii="Times New Roman" w:hAnsi="Times New Roman" w:eastAsia="Times New Roman"/>
-                <w:color w:val="000000"/>
-                <w:sz w:val="26"/>
-              </w:rPr>
-              <w:t>Nhập xét nghiệm 'Xet nghiem mau TC-NOTIFICATION-007-1788698155' và kết quả hợp lệ</w:t>
+              <w:t>07/09/2026 19:08:15</w:t>
+            </w:r>
+          </w:p>
+        </w:tc>
+        <w:tc>
+          <w:tcPr>
+            <w:tcW w:type="dxa" w:w="1440"/>
+          </w:tcPr>
+          <w:p>
+            <w:r>
+              <w:rPr>
+                <w:rFonts w:ascii="Times New Roman" w:hAnsi="Times New Roman" w:eastAsia="Times New Roman"/>
+                <w:color w:val="000000"/>
+                <w:sz w:val="26"/>
+              </w:rPr>
+              <w:t>Nhập xét nghiệm 'Xet nghiem mau TC-NOTIFICATION-007-1788782894' và kết quả hợp lệ</w:t>
             </w:r>
           </w:p>
         </w:tc>
@@ -5727,22 +5725,22 @@
                 <w:color w:val="000000"/>
                 <w:sz w:val="26"/>
               </w:rPr>
-              <w:t>06/09/2026 19:35:58</w:t>
-            </w:r>
-          </w:p>
-        </w:tc>
-        <w:tc>
-          <w:tcPr>
-            <w:tcW w:type="dxa" w:w="1440"/>
-          </w:tcPr>
-          <w:p>
-            <w:r>
-              <w:rPr>
-                <w:rFonts w:ascii="Times New Roman" w:hAnsi="Times New Roman" w:eastAsia="Times New Roman"/>
-                <w:color w:val="000000"/>
-                <w:sz w:val="26"/>
-              </w:rPr>
-              <w:t>Lưu kết quả xét nghiệm 'Xet nghiem mau TC-NOTIFICATION-007-1788698155' thành công</w:t>
+              <w:t>07/09/2026 19:08:15</w:t>
+            </w:r>
+          </w:p>
+        </w:tc>
+        <w:tc>
+          <w:tcPr>
+            <w:tcW w:type="dxa" w:w="1440"/>
+          </w:tcPr>
+          <w:p>
+            <w:r>
+              <w:rPr>
+                <w:rFonts w:ascii="Times New Roman" w:hAnsi="Times New Roman" w:eastAsia="Times New Roman"/>
+                <w:color w:val="000000"/>
+                <w:sz w:val="26"/>
+              </w:rPr>
+              <w:t>Lưu kết quả xét nghiệm 'Xet nghiem mau TC-NOTIFICATION-007-1788782894' thành công</w:t>
             </w:r>
           </w:p>
         </w:tc>
@@ -5818,7 +5816,7 @@
                 <w:color w:val="000000"/>
                 <w:sz w:val="26"/>
               </w:rPr>
-              <w:t>06/09/2026 19:36:04</w:t>
+              <w:t>07/09/2026 19:08:16</w:t>
             </w:r>
           </w:p>
         </w:tc>
@@ -5909,7 +5907,7 @@
                 <w:color w:val="000000"/>
                 <w:sz w:val="26"/>
               </w:rPr>
-              <w:t>06/09/2026 19:36:04</w:t>
+              <w:t>07/09/2026 19:08:16</w:t>
             </w:r>
           </w:p>
         </w:tc>
@@ -6000,22 +5998,22 @@
                 <w:color w:val="000000"/>
                 <w:sz w:val="26"/>
               </w:rPr>
-              <w:t>06/09/2026 19:36:04</w:t>
-            </w:r>
-          </w:p>
-        </w:tc>
-        <w:tc>
-          <w:tcPr>
-            <w:tcW w:type="dxa" w:w="1440"/>
-          </w:tcPr>
-          <w:p>
-            <w:r>
-              <w:rPr>
-                <w:rFonts w:ascii="Times New Roman" w:hAnsi="Times New Roman" w:eastAsia="Times New Roman"/>
-                <w:color w:val="000000"/>
-                <w:sz w:val="26"/>
-              </w:rPr>
-              <w:t>Patient nhận notification cho xét nghiệm 'Xet nghiem mau TC-NOTIFICATION-007-1788698155' đúng loại, nội dung và thời gian</w:t>
+              <w:t>07/09/2026 19:08:16</w:t>
+            </w:r>
+          </w:p>
+        </w:tc>
+        <w:tc>
+          <w:tcPr>
+            <w:tcW w:type="dxa" w:w="1440"/>
+          </w:tcPr>
+          <w:p>
+            <w:r>
+              <w:rPr>
+                <w:rFonts w:ascii="Times New Roman" w:hAnsi="Times New Roman" w:eastAsia="Times New Roman"/>
+                <w:color w:val="000000"/>
+                <w:sz w:val="26"/>
+              </w:rPr>
+              <w:t>Patient nhận notification cho xét nghiệm 'Xet nghiem mau TC-NOTIFICATION-007-1788782894' đúng loại, nội dung và thời gian</w:t>
             </w:r>
           </w:p>
         </w:tc>
@@ -6091,22 +6089,22 @@
                 <w:color w:val="000000"/>
                 <w:sz w:val="26"/>
               </w:rPr>
-              <w:t>06/09/2026 19:36:44</w:t>
-            </w:r>
-          </w:p>
-        </w:tc>
-        <w:tc>
-          <w:tcPr>
-            <w:tcW w:type="dxa" w:w="1440"/>
-          </w:tcPr>
-          <w:p>
-            <w:r>
-              <w:rPr>
-                <w:rFonts w:ascii="Times New Roman" w:hAnsi="Times New Roman" w:eastAsia="Times New Roman"/>
-                <w:color w:val="000000"/>
-                <w:sz w:val="26"/>
-              </w:rPr>
-              <w:t>Chuẩn bị appointment #501, hồ sơ bệnh án và đơn thuốc thứ nhất thành công</w:t>
+              <w:t>07/09/2026 19:08:29</w:t>
+            </w:r>
+          </w:p>
+        </w:tc>
+        <w:tc>
+          <w:tcPr>
+            <w:tcW w:type="dxa" w:w="1440"/>
+          </w:tcPr>
+          <w:p>
+            <w:r>
+              <w:rPr>
+                <w:rFonts w:ascii="Times New Roman" w:hAnsi="Times New Roman" w:eastAsia="Times New Roman"/>
+                <w:color w:val="000000"/>
+                <w:sz w:val="26"/>
+              </w:rPr>
+              <w:t>Chuẩn bị appointment #668, hồ sơ bệnh án và đơn thuốc thứ nhất thành công</w:t>
             </w:r>
           </w:p>
         </w:tc>
@@ -6182,7 +6180,7 @@
                 <w:color w:val="000000"/>
                 <w:sz w:val="26"/>
               </w:rPr>
-              <w:t>06/09/2026 19:36:51</w:t>
+              <w:t>07/09/2026 19:08:30</w:t>
             </w:r>
           </w:p>
         </w:tc>
@@ -6273,7 +6271,7 @@
                 <w:color w:val="000000"/>
                 <w:sz w:val="26"/>
               </w:rPr>
-              <w:t>06/09/2026 19:36:57</w:t>
+              <w:t>07/09/2026 19:08:30</w:t>
             </w:r>
           </w:p>
         </w:tc>
@@ -6364,7 +6362,7 @@
                 <w:color w:val="000000"/>
                 <w:sz w:val="26"/>
               </w:rPr>
-              <w:t>06/09/2026 19:36:58</w:t>
+              <w:t>07/09/2026 19:08:31</w:t>
             </w:r>
           </w:p>
         </w:tc>
@@ -6455,7 +6453,7 @@
                 <w:color w:val="000000"/>
                 <w:sz w:val="26"/>
               </w:rPr>
-              <w:t>06/09/2026 19:36:59</w:t>
+              <w:t>07/09/2026 19:08:32</w:t>
             </w:r>
           </w:p>
         </w:tc>
@@ -6546,7 +6544,7 @@
                 <w:color w:val="000000"/>
                 <w:sz w:val="26"/>
               </w:rPr>
-              <w:t>06/09/2026 19:36:59</w:t>
+              <w:t>07/09/2026 19:08:32</w:t>
             </w:r>
           </w:p>
         </w:tc>
@@ -6637,7 +6635,7 @@
                 <w:color w:val="000000"/>
                 <w:sz w:val="26"/>
               </w:rPr>
-              <w:t>06/09/2026 19:37:06</w:t>
+              <w:t>07/09/2026 19:08:33</w:t>
             </w:r>
           </w:p>
         </w:tc>
@@ -6728,7 +6726,7 @@
                 <w:color w:val="000000"/>
                 <w:sz w:val="26"/>
               </w:rPr>
-              <w:t>06/09/2026 19:37:06</w:t>
+              <w:t>07/09/2026 19:08:33</w:t>
             </w:r>
           </w:p>
         </w:tc>
@@ -6819,7 +6817,7 @@
                 <w:color w:val="000000"/>
                 <w:sz w:val="26"/>
               </w:rPr>
-              <w:t>06/09/2026 19:37:06</w:t>
+              <w:t>07/09/2026 19:08:33</w:t>
             </w:r>
           </w:p>
         </w:tc>
@@ -6895,643 +6893,6 @@
                 <w:color w:val="000000"/>
                 <w:sz w:val="26"/>
               </w:rPr>
-              <w:t>PASS</w:t>
-            </w:r>
-          </w:p>
-        </w:tc>
-        <w:tc>
-          <w:tcPr>
-            <w:tcW w:type="dxa" w:w="1440"/>
-          </w:tcPr>
-          <w:p>
-            <w:r>
-              <w:rPr>
-                <w:rFonts w:ascii="Times New Roman" w:hAnsi="Times New Roman" w:eastAsia="Times New Roman"/>
-                <w:color w:val="000000"/>
-                <w:sz w:val="26"/>
-              </w:rPr>
-              <w:t>06/09/2026 19:37:53</w:t>
-            </w:r>
-          </w:p>
-        </w:tc>
-        <w:tc>
-          <w:tcPr>
-            <w:tcW w:type="dxa" w:w="1440"/>
-          </w:tcPr>
-          <w:p>
-            <w:r>
-              <w:rPr>
-                <w:rFonts w:ascii="Times New Roman" w:hAnsi="Times New Roman" w:eastAsia="Times New Roman"/>
-                <w:color w:val="000000"/>
-                <w:sz w:val="26"/>
-              </w:rPr>
-              <w:t>Chuẩn bị appointment #502, hồ sơ bệnh án ban đầu và ghi nhận 468 notification trước khi cập nhật</w:t>
-            </w:r>
-          </w:p>
-        </w:tc>
-        <w:tc>
-          <w:tcPr>
-            <w:tcW w:type="dxa" w:w="1440"/>
-          </w:tcPr>
-          <w:p>
-            <w:r>
-              <w:rPr>
-                <w:rFonts w:ascii="Times New Roman" w:hAnsi="Times New Roman" w:eastAsia="Times New Roman"/>
-                <w:color w:val="000000"/>
-                <w:sz w:val="26"/>
-              </w:rPr>
-            </w:r>
-          </w:p>
-        </w:tc>
-      </w:tr>
-      <w:tr>
-        <w:tc>
-          <w:tcPr>
-            <w:tcW w:type="dxa" w:w="1440"/>
-          </w:tcPr>
-          <w:p>
-            <w:r>
-              <w:rPr>
-                <w:rFonts w:ascii="Times New Roman" w:hAnsi="Times New Roman" w:eastAsia="Times New Roman"/>
-                <w:color w:val="000000"/>
-                <w:sz w:val="26"/>
-              </w:rPr>
-              <w:t>TC-NOTIFICATION-009</w:t>
-            </w:r>
-          </w:p>
-        </w:tc>
-        <w:tc>
-          <w:tcPr>
-            <w:tcW w:type="dxa" w:w="1440"/>
-          </w:tcPr>
-          <w:p>
-            <w:r>
-              <w:rPr>
-                <w:rFonts w:ascii="Times New Roman" w:hAnsi="Times New Roman" w:eastAsia="Times New Roman"/>
-                <w:color w:val="000000"/>
-                <w:sz w:val="26"/>
-              </w:rPr>
-              <w:t>2</w:t>
-            </w:r>
-          </w:p>
-        </w:tc>
-        <w:tc>
-          <w:tcPr>
-            <w:tcW w:type="dxa" w:w="1440"/>
-          </w:tcPr>
-          <w:p>
-            <w:r>
-              <w:rPr>
-                <w:rFonts w:ascii="Times New Roman" w:hAnsi="Times New Roman" w:eastAsia="Times New Roman"/>
-                <w:color w:val="000000"/>
-                <w:sz w:val="26"/>
-              </w:rPr>
-              <w:t>PASS</w:t>
-            </w:r>
-          </w:p>
-        </w:tc>
-        <w:tc>
-          <w:tcPr>
-            <w:tcW w:type="dxa" w:w="1440"/>
-          </w:tcPr>
-          <w:p>
-            <w:r>
-              <w:rPr>
-                <w:rFonts w:ascii="Times New Roman" w:hAnsi="Times New Roman" w:eastAsia="Times New Roman"/>
-                <w:color w:val="000000"/>
-                <w:sz w:val="26"/>
-              </w:rPr>
-              <w:t>06/09/2026 19:38:00</w:t>
-            </w:r>
-          </w:p>
-        </w:tc>
-        <w:tc>
-          <w:tcPr>
-            <w:tcW w:type="dxa" w:w="1440"/>
-          </w:tcPr>
-          <w:p>
-            <w:r>
-              <w:rPr>
-                <w:rFonts w:ascii="Times New Roman" w:hAnsi="Times New Roman" w:eastAsia="Times New Roman"/>
-                <w:color w:val="000000"/>
-                <w:sz w:val="26"/>
-              </w:rPr>
-              <w:t>Đăng nhập Doctor phụ trách thành công</w:t>
-            </w:r>
-          </w:p>
-        </w:tc>
-        <w:tc>
-          <w:tcPr>
-            <w:tcW w:type="dxa" w:w="1440"/>
-          </w:tcPr>
-          <w:p>
-            <w:r>
-              <w:rPr>
-                <w:rFonts w:ascii="Times New Roman" w:hAnsi="Times New Roman" w:eastAsia="Times New Roman"/>
-                <w:color w:val="000000"/>
-                <w:sz w:val="26"/>
-              </w:rPr>
-            </w:r>
-          </w:p>
-        </w:tc>
-      </w:tr>
-      <w:tr>
-        <w:tc>
-          <w:tcPr>
-            <w:tcW w:type="dxa" w:w="1440"/>
-          </w:tcPr>
-          <w:p>
-            <w:r>
-              <w:rPr>
-                <w:rFonts w:ascii="Times New Roman" w:hAnsi="Times New Roman" w:eastAsia="Times New Roman"/>
-                <w:color w:val="000000"/>
-                <w:sz w:val="26"/>
-              </w:rPr>
-              <w:t>TC-NOTIFICATION-009</w:t>
-            </w:r>
-          </w:p>
-        </w:tc>
-        <w:tc>
-          <w:tcPr>
-            <w:tcW w:type="dxa" w:w="1440"/>
-          </w:tcPr>
-          <w:p>
-            <w:r>
-              <w:rPr>
-                <w:rFonts w:ascii="Times New Roman" w:hAnsi="Times New Roman" w:eastAsia="Times New Roman"/>
-                <w:color w:val="000000"/>
-                <w:sz w:val="26"/>
-              </w:rPr>
-              <w:t>3</w:t>
-            </w:r>
-          </w:p>
-        </w:tc>
-        <w:tc>
-          <w:tcPr>
-            <w:tcW w:type="dxa" w:w="1440"/>
-          </w:tcPr>
-          <w:p>
-            <w:r>
-              <w:rPr>
-                <w:rFonts w:ascii="Times New Roman" w:hAnsi="Times New Roman" w:eastAsia="Times New Roman"/>
-                <w:color w:val="000000"/>
-                <w:sz w:val="26"/>
-              </w:rPr>
-              <w:t>PASS</w:t>
-            </w:r>
-          </w:p>
-        </w:tc>
-        <w:tc>
-          <w:tcPr>
-            <w:tcW w:type="dxa" w:w="1440"/>
-          </w:tcPr>
-          <w:p>
-            <w:r>
-              <w:rPr>
-                <w:rFonts w:ascii="Times New Roman" w:hAnsi="Times New Roman" w:eastAsia="Times New Roman"/>
-                <w:color w:val="000000"/>
-                <w:sz w:val="26"/>
-              </w:rPr>
-              <w:t>06/09/2026 19:38:00</w:t>
-            </w:r>
-          </w:p>
-        </w:tc>
-        <w:tc>
-          <w:tcPr>
-            <w:tcW w:type="dxa" w:w="1440"/>
-          </w:tcPr>
-          <w:p>
-            <w:r>
-              <w:rPr>
-                <w:rFonts w:ascii="Times New Roman" w:hAnsi="Times New Roman" w:eastAsia="Times New Roman"/>
-                <w:color w:val="000000"/>
-                <w:sz w:val="26"/>
-              </w:rPr>
-              <w:t>Doctor mở hồ sơ của appointment #502 thành công</w:t>
-            </w:r>
-          </w:p>
-        </w:tc>
-        <w:tc>
-          <w:tcPr>
-            <w:tcW w:type="dxa" w:w="1440"/>
-          </w:tcPr>
-          <w:p>
-            <w:r>
-              <w:rPr>
-                <w:rFonts w:ascii="Times New Roman" w:hAnsi="Times New Roman" w:eastAsia="Times New Roman"/>
-                <w:color w:val="000000"/>
-                <w:sz w:val="26"/>
-              </w:rPr>
-            </w:r>
-          </w:p>
-        </w:tc>
-      </w:tr>
-      <w:tr>
-        <w:tc>
-          <w:tcPr>
-            <w:tcW w:type="dxa" w:w="1440"/>
-          </w:tcPr>
-          <w:p>
-            <w:r>
-              <w:rPr>
-                <w:rFonts w:ascii="Times New Roman" w:hAnsi="Times New Roman" w:eastAsia="Times New Roman"/>
-                <w:color w:val="000000"/>
-                <w:sz w:val="26"/>
-              </w:rPr>
-              <w:t>TC-NOTIFICATION-009</w:t>
-            </w:r>
-          </w:p>
-        </w:tc>
-        <w:tc>
-          <w:tcPr>
-            <w:tcW w:type="dxa" w:w="1440"/>
-          </w:tcPr>
-          <w:p>
-            <w:r>
-              <w:rPr>
-                <w:rFonts w:ascii="Times New Roman" w:hAnsi="Times New Roman" w:eastAsia="Times New Roman"/>
-                <w:color w:val="000000"/>
-                <w:sz w:val="26"/>
-              </w:rPr>
-              <w:t>4</w:t>
-            </w:r>
-          </w:p>
-        </w:tc>
-        <w:tc>
-          <w:tcPr>
-            <w:tcW w:type="dxa" w:w="1440"/>
-          </w:tcPr>
-          <w:p>
-            <w:r>
-              <w:rPr>
-                <w:rFonts w:ascii="Times New Roman" w:hAnsi="Times New Roman" w:eastAsia="Times New Roman"/>
-                <w:color w:val="000000"/>
-                <w:sz w:val="26"/>
-              </w:rPr>
-              <w:t>PASS</w:t>
-            </w:r>
-          </w:p>
-        </w:tc>
-        <w:tc>
-          <w:tcPr>
-            <w:tcW w:type="dxa" w:w="1440"/>
-          </w:tcPr>
-          <w:p>
-            <w:r>
-              <w:rPr>
-                <w:rFonts w:ascii="Times New Roman" w:hAnsi="Times New Roman" w:eastAsia="Times New Roman"/>
-                <w:color w:val="000000"/>
-                <w:sz w:val="26"/>
-              </w:rPr>
-              <w:t>06/09/2026 19:38:01</w:t>
-            </w:r>
-          </w:p>
-        </w:tc>
-        <w:tc>
-          <w:tcPr>
-            <w:tcW w:type="dxa" w:w="1440"/>
-          </w:tcPr>
-          <w:p>
-            <w:r>
-              <w:rPr>
-                <w:rFonts w:ascii="Times New Roman" w:hAnsi="Times New Roman" w:eastAsia="Times New Roman"/>
-                <w:color w:val="000000"/>
-                <w:sz w:val="26"/>
-              </w:rPr>
-              <w:t>Doctor chỉnh sửa Chẩn đoán và Hướng điều trị thành công</w:t>
-            </w:r>
-          </w:p>
-        </w:tc>
-        <w:tc>
-          <w:tcPr>
-            <w:tcW w:type="dxa" w:w="1440"/>
-          </w:tcPr>
-          <w:p>
-            <w:r>
-              <w:rPr>
-                <w:rFonts w:ascii="Times New Roman" w:hAnsi="Times New Roman" w:eastAsia="Times New Roman"/>
-                <w:color w:val="000000"/>
-                <w:sz w:val="26"/>
-              </w:rPr>
-            </w:r>
-          </w:p>
-        </w:tc>
-      </w:tr>
-      <w:tr>
-        <w:tc>
-          <w:tcPr>
-            <w:tcW w:type="dxa" w:w="1440"/>
-          </w:tcPr>
-          <w:p>
-            <w:r>
-              <w:rPr>
-                <w:rFonts w:ascii="Times New Roman" w:hAnsi="Times New Roman" w:eastAsia="Times New Roman"/>
-                <w:color w:val="000000"/>
-                <w:sz w:val="26"/>
-              </w:rPr>
-              <w:t>TC-NOTIFICATION-009</w:t>
-            </w:r>
-          </w:p>
-        </w:tc>
-        <w:tc>
-          <w:tcPr>
-            <w:tcW w:type="dxa" w:w="1440"/>
-          </w:tcPr>
-          <w:p>
-            <w:r>
-              <w:rPr>
-                <w:rFonts w:ascii="Times New Roman" w:hAnsi="Times New Roman" w:eastAsia="Times New Roman"/>
-                <w:color w:val="000000"/>
-                <w:sz w:val="26"/>
-              </w:rPr>
-              <w:t>5</w:t>
-            </w:r>
-          </w:p>
-        </w:tc>
-        <w:tc>
-          <w:tcPr>
-            <w:tcW w:type="dxa" w:w="1440"/>
-          </w:tcPr>
-          <w:p>
-            <w:r>
-              <w:rPr>
-                <w:rFonts w:ascii="Times New Roman" w:hAnsi="Times New Roman" w:eastAsia="Times New Roman"/>
-                <w:color w:val="000000"/>
-                <w:sz w:val="26"/>
-              </w:rPr>
-              <w:t>PASS</w:t>
-            </w:r>
-          </w:p>
-        </w:tc>
-        <w:tc>
-          <w:tcPr>
-            <w:tcW w:type="dxa" w:w="1440"/>
-          </w:tcPr>
-          <w:p>
-            <w:r>
-              <w:rPr>
-                <w:rFonts w:ascii="Times New Roman" w:hAnsi="Times New Roman" w:eastAsia="Times New Roman"/>
-                <w:color w:val="000000"/>
-                <w:sz w:val="26"/>
-              </w:rPr>
-              <w:t>06/09/2026 19:38:02</w:t>
-            </w:r>
-          </w:p>
-        </w:tc>
-        <w:tc>
-          <w:tcPr>
-            <w:tcW w:type="dxa" w:w="1440"/>
-          </w:tcPr>
-          <w:p>
-            <w:r>
-              <w:rPr>
-                <w:rFonts w:ascii="Times New Roman" w:hAnsi="Times New Roman" w:eastAsia="Times New Roman"/>
-                <w:color w:val="000000"/>
-                <w:sz w:val="26"/>
-              </w:rPr>
-              <w:t>Cập nhật hồ sơ bệnh án thành công</w:t>
-            </w:r>
-          </w:p>
-        </w:tc>
-        <w:tc>
-          <w:tcPr>
-            <w:tcW w:type="dxa" w:w="1440"/>
-          </w:tcPr>
-          <w:p>
-            <w:r>
-              <w:rPr>
-                <w:rFonts w:ascii="Times New Roman" w:hAnsi="Times New Roman" w:eastAsia="Times New Roman"/>
-                <w:color w:val="000000"/>
-                <w:sz w:val="26"/>
-              </w:rPr>
-            </w:r>
-          </w:p>
-        </w:tc>
-      </w:tr>
-      <w:tr>
-        <w:tc>
-          <w:tcPr>
-            <w:tcW w:type="dxa" w:w="1440"/>
-          </w:tcPr>
-          <w:p>
-            <w:r>
-              <w:rPr>
-                <w:rFonts w:ascii="Times New Roman" w:hAnsi="Times New Roman" w:eastAsia="Times New Roman"/>
-                <w:color w:val="000000"/>
-                <w:sz w:val="26"/>
-              </w:rPr>
-              <w:t>TC-NOTIFICATION-009</w:t>
-            </w:r>
-          </w:p>
-        </w:tc>
-        <w:tc>
-          <w:tcPr>
-            <w:tcW w:type="dxa" w:w="1440"/>
-          </w:tcPr>
-          <w:p>
-            <w:r>
-              <w:rPr>
-                <w:rFonts w:ascii="Times New Roman" w:hAnsi="Times New Roman" w:eastAsia="Times New Roman"/>
-                <w:color w:val="000000"/>
-                <w:sz w:val="26"/>
-              </w:rPr>
-              <w:t>6</w:t>
-            </w:r>
-          </w:p>
-        </w:tc>
-        <w:tc>
-          <w:tcPr>
-            <w:tcW w:type="dxa" w:w="1440"/>
-          </w:tcPr>
-          <w:p>
-            <w:r>
-              <w:rPr>
-                <w:rFonts w:ascii="Times New Roman" w:hAnsi="Times New Roman" w:eastAsia="Times New Roman"/>
-                <w:color w:val="000000"/>
-                <w:sz w:val="26"/>
-              </w:rPr>
-              <w:t>PASS</w:t>
-            </w:r>
-          </w:p>
-        </w:tc>
-        <w:tc>
-          <w:tcPr>
-            <w:tcW w:type="dxa" w:w="1440"/>
-          </w:tcPr>
-          <w:p>
-            <w:r>
-              <w:rPr>
-                <w:rFonts w:ascii="Times New Roman" w:hAnsi="Times New Roman" w:eastAsia="Times New Roman"/>
-                <w:color w:val="000000"/>
-                <w:sz w:val="26"/>
-              </w:rPr>
-              <w:t>06/09/2026 19:38:08</w:t>
-            </w:r>
-          </w:p>
-        </w:tc>
-        <w:tc>
-          <w:tcPr>
-            <w:tcW w:type="dxa" w:w="1440"/>
-          </w:tcPr>
-          <w:p>
-            <w:r>
-              <w:rPr>
-                <w:rFonts w:ascii="Times New Roman" w:hAnsi="Times New Roman" w:eastAsia="Times New Roman"/>
-                <w:color w:val="000000"/>
-                <w:sz w:val="26"/>
-              </w:rPr>
-              <w:t>Đăng xuất Doctor và đăng nhập lại Patient thành công</w:t>
-            </w:r>
-          </w:p>
-        </w:tc>
-        <w:tc>
-          <w:tcPr>
-            <w:tcW w:type="dxa" w:w="1440"/>
-          </w:tcPr>
-          <w:p>
-            <w:r>
-              <w:rPr>
-                <w:rFonts w:ascii="Times New Roman" w:hAnsi="Times New Roman" w:eastAsia="Times New Roman"/>
-                <w:color w:val="000000"/>
-                <w:sz w:val="26"/>
-              </w:rPr>
-            </w:r>
-          </w:p>
-        </w:tc>
-      </w:tr>
-      <w:tr>
-        <w:tc>
-          <w:tcPr>
-            <w:tcW w:type="dxa" w:w="1440"/>
-          </w:tcPr>
-          <w:p>
-            <w:r>
-              <w:rPr>
-                <w:rFonts w:ascii="Times New Roman" w:hAnsi="Times New Roman" w:eastAsia="Times New Roman"/>
-                <w:color w:val="000000"/>
-                <w:sz w:val="26"/>
-              </w:rPr>
-              <w:t>TC-NOTIFICATION-009</w:t>
-            </w:r>
-          </w:p>
-        </w:tc>
-        <w:tc>
-          <w:tcPr>
-            <w:tcW w:type="dxa" w:w="1440"/>
-          </w:tcPr>
-          <w:p>
-            <w:r>
-              <w:rPr>
-                <w:rFonts w:ascii="Times New Roman" w:hAnsi="Times New Roman" w:eastAsia="Times New Roman"/>
-                <w:color w:val="000000"/>
-                <w:sz w:val="26"/>
-              </w:rPr>
-              <w:t>7</w:t>
-            </w:r>
-          </w:p>
-        </w:tc>
-        <w:tc>
-          <w:tcPr>
-            <w:tcW w:type="dxa" w:w="1440"/>
-          </w:tcPr>
-          <w:p>
-            <w:r>
-              <w:rPr>
-                <w:rFonts w:ascii="Times New Roman" w:hAnsi="Times New Roman" w:eastAsia="Times New Roman"/>
-                <w:color w:val="000000"/>
-                <w:sz w:val="26"/>
-              </w:rPr>
-              <w:t>PASS</w:t>
-            </w:r>
-          </w:p>
-        </w:tc>
-        <w:tc>
-          <w:tcPr>
-            <w:tcW w:type="dxa" w:w="1440"/>
-          </w:tcPr>
-          <w:p>
-            <w:r>
-              <w:rPr>
-                <w:rFonts w:ascii="Times New Roman" w:hAnsi="Times New Roman" w:eastAsia="Times New Roman"/>
-                <w:color w:val="000000"/>
-                <w:sz w:val="26"/>
-              </w:rPr>
-              <w:t>06/09/2026 19:38:08</w:t>
-            </w:r>
-          </w:p>
-        </w:tc>
-        <w:tc>
-          <w:tcPr>
-            <w:tcW w:type="dxa" w:w="1440"/>
-          </w:tcPr>
-          <w:p>
-            <w:r>
-              <w:rPr>
-                <w:rFonts w:ascii="Times New Roman" w:hAnsi="Times New Roman" w:eastAsia="Times New Roman"/>
-                <w:color w:val="000000"/>
-                <w:sz w:val="26"/>
-              </w:rPr>
-              <w:t>Patient mở trang Thông báo thành công</w:t>
-            </w:r>
-          </w:p>
-        </w:tc>
-        <w:tc>
-          <w:tcPr>
-            <w:tcW w:type="dxa" w:w="1440"/>
-          </w:tcPr>
-          <w:p>
-            <w:r>
-              <w:rPr>
-                <w:rFonts w:ascii="Times New Roman" w:hAnsi="Times New Roman" w:eastAsia="Times New Roman"/>
-                <w:color w:val="000000"/>
-                <w:sz w:val="26"/>
-              </w:rPr>
-            </w:r>
-          </w:p>
-        </w:tc>
-      </w:tr>
-      <w:tr>
-        <w:tc>
-          <w:tcPr>
-            <w:tcW w:type="dxa" w:w="1440"/>
-          </w:tcPr>
-          <w:p>
-            <w:r>
-              <w:rPr>
-                <w:rFonts w:ascii="Times New Roman" w:hAnsi="Times New Roman" w:eastAsia="Times New Roman"/>
-                <w:color w:val="000000"/>
-                <w:sz w:val="26"/>
-              </w:rPr>
-              <w:t>TC-NOTIFICATION-009</w:t>
-            </w:r>
-          </w:p>
-        </w:tc>
-        <w:tc>
-          <w:tcPr>
-            <w:tcW w:type="dxa" w:w="1440"/>
-          </w:tcPr>
-          <w:p>
-            <w:r>
-              <w:rPr>
-                <w:rFonts w:ascii="Times New Roman" w:hAnsi="Times New Roman" w:eastAsia="Times New Roman"/>
-                <w:color w:val="000000"/>
-                <w:sz w:val="26"/>
-              </w:rPr>
-              <w:t>8</w:t>
-            </w:r>
-          </w:p>
-        </w:tc>
-        <w:tc>
-          <w:tcPr>
-            <w:tcW w:type="dxa" w:w="1440"/>
-          </w:tcPr>
-          <w:p>
-            <w:r>
-              <w:rPr>
-                <w:rFonts w:ascii="Times New Roman" w:hAnsi="Times New Roman" w:eastAsia="Times New Roman"/>
-                <w:color w:val="000000"/>
-                <w:sz w:val="26"/>
-              </w:rPr>
               <w:t>XFAIL</w:t>
             </w:r>
           </w:p>
@@ -7547,7 +6908,7 @@
                 <w:color w:val="000000"/>
                 <w:sz w:val="26"/>
               </w:rPr>
-              <w:t>06/09/2026 19:38:11</w:t>
+              <w:t>07/09/2026 19:08:38</w:t>
             </w:r>
           </w:p>
         </w:tc>
@@ -7577,9 +6938,7 @@
                 <w:color w:val="000000"/>
                 <w:sz w:val="26"/>
               </w:rPr>
-              <w:t>TC-NOTIFICATION-009 | STEP 8 FAILED | Expected số notification &gt; 468 | Actual: 468</w:t>
-              <w:br/>
-              <w:t>assert 468 &gt; 468</w:t>
+              <w:t>Không tìm thấy giờ đặt lịch còn trống trong các ca làm việc của bác sĩ.</w:t>
             </w:r>
           </w:p>
         </w:tc>
